--- a/src/Layers/W1/BaseApp/Finance/Deferral/DeferralSummaryPurchasingBody.docx
+++ b/src/Layers/W1/BaseApp/Finance/Deferral/DeferralSummaryPurchasingBody.docx
@@ -1,14 +1,2508 @@
 
 <file path=word/document.xml><?xml version="1.0" encoding="utf-8"?>
-<w:document xmlns:wpc="http://schemas.microsoft.com/office/word/2010/wordprocessingCanvas" xmlns:mc="http://schemas.openxmlformats.org/markup-compatibility/2006" xmlns:o="urn:schemas-microsoft-com:office:office" xmlns:r="http://schemas.openxmlformats.org/officeDocument/2006/relationships" xmlns:m="http://schemas.openxmlformats.org/officeDocument/2006/math" xmlns:v="urn:schemas-microsoft-com:vml" xmlns:wp14="http://schemas.microsoft.com/office/word/2010/wordprocessingDrawing" xmlns:wp="http://schemas.openxmlformats.org/drawingml/2006/wordprocessingDrawing" xmlns:w10="urn:schemas-microsoft-com:office:word" xmlns:w="http://schemas.openxmlformats.org/wordprocessingml/2006/main" xmlns:w14="http://schemas.microsoft.com/office/word/2010/wordml" xmlns:w15="http://schemas.microsoft.com/office/word/2012/wordml" xmlns:wpg="http://schemas.microsoft.com/office/word/2010/wordprocessingGroup" xmlns:wpi="http://schemas.microsoft.com/office/word/2010/wordprocessingInk" xmlns:wne="http://schemas.microsoft.com/office/word/2006/wordml" xmlns:wps="http://schemas.microsoft.com/office/word/2010/wordprocessingShape" mc:Ignorable="w14 w15 wp14">
+<w:document xmlns:wpc="http://schemas.microsoft.com/office/word/2010/wordprocessingCanvas" xmlns:cx="http://schemas.microsoft.com/office/drawing/2014/chartex" xmlns:cx1="http://schemas.microsoft.com/office/drawing/2015/9/8/chartex" xmlns:cx2="http://schemas.microsoft.com/office/drawing/2015/10/21/chartex" xmlns:cx3="http://schemas.microsoft.com/office/drawing/2016/5/9/chartex" xmlns:cx4="http://schemas.microsoft.com/office/drawing/2016/5/10/chartex" xmlns:cx5="http://schemas.microsoft.com/office/drawing/2016/5/11/chartex" xmlns:cx6="http://schemas.microsoft.com/office/drawing/2016/5/12/chartex" xmlns:cx7="http://schemas.microsoft.com/office/drawing/2016/5/13/chartex" xmlns:cx8="http://schemas.microsoft.com/office/drawing/2016/5/14/chartex" xmlns:mc="http://schemas.openxmlformats.org/markup-compatibility/2006" xmlns:aink="http://schemas.microsoft.com/office/drawing/2016/ink" xmlns:am3d="http://schemas.microsoft.com/office/drawing/2017/model3d" xmlns:o="urn:schemas-microsoft-com:office:office" xmlns:oel="http://schemas.microsoft.com/office/2019/extlst" xmlns:r="http://schemas.openxmlformats.org/officeDocument/2006/relationships" xmlns:m="http://schemas.openxmlformats.org/officeDocument/2006/math" xmlns:v="urn:schemas-microsoft-com:vml" xmlns:wp14="http://schemas.microsoft.com/office/word/2010/wordprocessingDrawing" xmlns:wp="http://schemas.openxmlformats.org/drawingml/2006/wordprocessingDrawing" xmlns:w10="urn:schemas-microsoft-com:office:word" xmlns:w="http://schemas.openxmlformats.org/wordprocessingml/2006/main" xmlns:w14="http://schemas.microsoft.com/office/word/2010/wordml" xmlns:w15="http://schemas.microsoft.com/office/word/2012/wordml" xmlns:w16cex="http://schemas.microsoft.com/office/word/2018/wordml/cex" xmlns:w16cid="http://schemas.microsoft.com/office/word/2016/wordml/cid" xmlns:w16="http://schemas.microsoft.com/office/word/2018/wordml" xmlns:w16du="http://schemas.microsoft.com/office/word/2023/wordml/word16du" xmlns:w16sdtdh="http://schemas.microsoft.com/office/word/2020/wordml/sdtdatahash" xmlns:w16sdtfl="http://schemas.microsoft.com/office/word/2024/wordml/sdtformatlock" xmlns:w16se="http://schemas.microsoft.com/office/word/2015/wordml/symex" xmlns:wpg="http://schemas.microsoft.com/office/word/2010/wordprocessingGroup" xmlns:wpi="http://schemas.microsoft.com/office/word/2010/wordprocessingInk" xmlns:wne="http://schemas.microsoft.com/office/word/2006/wordml" xmlns:wps="http://schemas.microsoft.com/office/word/2010/wordprocessingShape" mc:Ignorable="w14 w15 w16se w16cid w16 w16cex w16sdtdh w16sdtfl w16du wp14">
   <w:body>
+    <w:tbl>
+      <w:tblPr>
+        <w:tblStyle w:val="TableGrid"/>
+        <w:tblW w:w="15424" w:type="dxa"/>
+        <w:tblBorders>
+          <w:top w:val="none" w:color="auto" w:sz="0" w:space="0"/>
+          <w:left w:val="none" w:color="auto" w:sz="0" w:space="0"/>
+          <w:bottom w:val="none" w:color="auto" w:sz="0" w:space="0"/>
+          <w:right w:val="none" w:color="auto" w:sz="0" w:space="0"/>
+          <w:insideH w:val="none" w:color="auto" w:sz="0" w:space="0"/>
+          <w:insideV w:val="none" w:color="auto" w:sz="0" w:space="0"/>
+        </w:tblBorders>
+        <w:tblCellMar>
+          <w:left w:w="0" w:type="dxa"/>
+          <w:right w:w="0" w:type="dxa"/>
+        </w:tblCellMar>
+        <w:tblLook w:val="04A0" w:firstRow="1" w:lastRow="0" w:firstColumn="1" w:lastColumn="0" w:noHBand="0" w:noVBand="1"/>
+      </w:tblPr>
+      <w:tblGrid>
+        <w:gridCol w:w="2571"/>
+        <w:gridCol w:w="2571"/>
+        <w:gridCol w:w="2571"/>
+        <w:gridCol w:w="2571"/>
+        <w:gridCol w:w="2570"/>
+        <w:gridCol w:w="2570"/>
+      </w:tblGrid>
+      <w:tr>
+        <w:trPr>
+          <w:trHeight w:val="269"/>
+        </w:trPr>
+        <w:tc>
+          <w:tcPr>
+            <w:tcW w:w="833" w:type="pct"/>
+          </w:tcPr>
+          <w:p>
+            <w:pPr>
+              <w:pStyle w:val="Heading2"/>
+              <w:spacing w:before="0" w:line="276" w:lineRule="auto"/>
+              <w:rPr>
+                <w:rFonts w:ascii="Aptos SemiBold" w:hAnsi="Aptos SemiBold" w:cs="Segoe UI"/>
+                <w:color w:val="auto"/>
+                <w:sz w:val="16"/>
+                <w:szCs w:val="16"/>
+              </w:rPr>
+            </w:pPr>
+            <w:sdt>
+              <w:sdtPr>
+                <w:rPr>
+                  <w:rFonts w:ascii="Aptos SemiBold" w:hAnsi="Aptos SemiBold" w:cs="Segoe UI"/>
+                  <w:color w:val="auto"/>
+                  <w:sz w:val="16"/>
+                  <w:szCs w:val="16"/>
+                </w:rPr>
+                <w:alias w:val="#Nav: /Labels/BalAsOfDateCaption"/>
+                <w:tag w:val="#Nav: Deferral_Summary_Purchasing/1702"/>
+                <w:id w:val="841292006"/>
+                <w:placeholder>
+                  <w:docPart w:val="EF829CD7B07940CD85D3EC154428ACD2"/>
+                </w:placeholder>
+                <w:dataBinding w:prefixMappings="xmlns:ns0='urn:microsoft-dynamics-nav/reports/Deferral_Summary_Purchasing/1702/'" w:xpath="/ns0:NavWordReportXmlPart[1]/ns0:Labels[1]/ns0:BalAsOfDateCaption[1]" w:storeItemID="{5F9AA176-249A-498C-98A4-F8C0DDD74752}"/>
+                <w:text/>
+              </w:sdtPr>
+              <w:sdtContent>
+                <w:proofErr w:type="spellStart"/>
+                <w:r>
+                  <w:rPr>
+                    <w:rFonts w:ascii="Aptos SemiBold" w:hAnsi="Aptos SemiBold" w:cs="Segoe UI"/>
+                    <w:color w:val="auto"/>
+                    <w:sz w:val="16"/>
+                    <w:szCs w:val="16"/>
+                  </w:rPr>
+                  <w:t>BalAsOfDateCaption</w:t>
+                </w:r>
+                <w:proofErr w:type="spellEnd"/>
+              </w:sdtContent>
+            </w:sdt>
+          </w:p>
+        </w:tc>
+        <w:tc>
+          <w:tcPr>
+            <w:tcW w:w="833" w:type="pct"/>
+          </w:tcPr>
+          <w:p>
+            <w:pPr>
+              <w:pStyle w:val="Heading2"/>
+              <w:spacing w:before="0" w:line="276" w:lineRule="auto"/>
+              <w:rPr>
+                <w:rFonts w:ascii="Aptos SemiBold" w:hAnsi="Aptos SemiBold" w:cs="Segoe UI"/>
+                <w:color w:val="auto"/>
+                <w:sz w:val="16"/>
+                <w:szCs w:val="16"/>
+              </w:rPr>
+            </w:pPr>
+          </w:p>
+        </w:tc>
+        <w:tc>
+          <w:tcPr>
+            <w:tcW w:w="833" w:type="pct"/>
+          </w:tcPr>
+          <w:p>
+            <w:pPr>
+              <w:pStyle w:val="Heading2"/>
+              <w:spacing w:before="0" w:line="276" w:lineRule="auto"/>
+              <w:rPr>
+                <w:rFonts w:ascii="Aptos SemiBold" w:hAnsi="Aptos SemiBold" w:cs="Segoe UI"/>
+                <w:color w:val="auto"/>
+                <w:sz w:val="16"/>
+                <w:szCs w:val="16"/>
+              </w:rPr>
+            </w:pPr>
+          </w:p>
+        </w:tc>
+        <w:tc>
+          <w:tcPr>
+            <w:tcW w:w="833" w:type="pct"/>
+          </w:tcPr>
+          <w:p>
+            <w:pPr>
+              <w:pStyle w:val="Heading2"/>
+              <w:spacing w:before="0" w:line="276" w:lineRule="auto"/>
+              <w:rPr>
+                <w:rFonts w:ascii="Aptos SemiBold" w:hAnsi="Aptos SemiBold" w:cs="Segoe UI"/>
+                <w:color w:val="auto"/>
+                <w:sz w:val="16"/>
+                <w:szCs w:val="16"/>
+              </w:rPr>
+            </w:pPr>
+          </w:p>
+        </w:tc>
+        <w:tc>
+          <w:tcPr>
+            <w:tcW w:w="833" w:type="pct"/>
+          </w:tcPr>
+          <w:p>
+            <w:pPr>
+              <w:pStyle w:val="Heading2"/>
+              <w:spacing w:before="0" w:line="276" w:lineRule="auto"/>
+              <w:rPr>
+                <w:rFonts w:ascii="Aptos SemiBold" w:hAnsi="Aptos SemiBold" w:cs="Segoe UI"/>
+                <w:color w:val="auto"/>
+                <w:sz w:val="16"/>
+                <w:szCs w:val="16"/>
+              </w:rPr>
+            </w:pPr>
+          </w:p>
+        </w:tc>
+        <w:tc>
+          <w:tcPr>
+            <w:tcW w:w="833" w:type="pct"/>
+          </w:tcPr>
+          <w:p>
+            <w:pPr>
+              <w:pStyle w:val="Heading2"/>
+              <w:spacing w:before="0" w:line="276" w:lineRule="auto"/>
+              <w:rPr>
+                <w:rFonts w:ascii="Aptos SemiBold" w:hAnsi="Aptos SemiBold" w:cs="Segoe UI"/>
+                <w:color w:val="auto"/>
+                <w:sz w:val="16"/>
+                <w:szCs w:val="16"/>
+              </w:rPr>
+            </w:pPr>
+          </w:p>
+        </w:tc>
+      </w:tr>
+      <w:tr>
+        <w:trPr>
+          <w:trHeight w:val="242"/>
+        </w:trPr>
+        <w:tc>
+          <w:tcPr>
+            <w:tcW w:w="833" w:type="pct"/>
+          </w:tcPr>
+          <w:p>
+            <w:pPr>
+              <w:rPr>
+                <w:rFonts w:cs="Segoe UI"/>
+                <w:color w:val="242424"/>
+                <w:sz w:val="16"/>
+                <w:szCs w:val="16"/>
+              </w:rPr>
+            </w:pPr>
+            <w:sdt>
+              <w:sdtPr>
+                <w:rPr>
+                  <w:rFonts w:cs="Segoe UI"/>
+                  <w:sz w:val="16"/>
+                  <w:szCs w:val="16"/>
+                </w:rPr>
+                <w:alias w:val="#Nav: /Vendor/BalanceAsOfDateFilter"/>
+                <w:tag w:val="#Nav: Deferral_Summary_Purchasing/1702"/>
+                <w:id w:val="1864789849"/>
+                <w:placeholder>
+                  <w:docPart w:val="49C963FA2A6146FFAD7A20F85E67FDE5"/>
+                </w:placeholder>
+                <w:dataBinding w:prefixMappings="xmlns:ns0='urn:microsoft-dynamics-nav/reports/Deferral_Summary_Purchasing/1702/'" w:xpath="/ns0:NavWordReportXmlPart[1]/ns0:Vendor[1]/ns0:BalanceAsOfDateFilter[1]" w:storeItemID="{5F9AA176-249A-498C-98A4-F8C0DDD74752}"/>
+                <w:text/>
+              </w:sdtPr>
+              <w:sdtContent>
+                <w:proofErr w:type="spellStart"/>
+                <w:r>
+                  <w:rPr>
+                    <w:rFonts w:cs="Segoe UI"/>
+                    <w:sz w:val="16"/>
+                    <w:szCs w:val="16"/>
+                  </w:rPr>
+                  <w:t>BalanceAsOfDateFilter</w:t>
+                </w:r>
+                <w:proofErr w:type="spellEnd"/>
+              </w:sdtContent>
+            </w:sdt>
+          </w:p>
+        </w:tc>
+        <w:tc>
+          <w:tcPr>
+            <w:tcW w:w="833" w:type="pct"/>
+          </w:tcPr>
+          <w:p>
+            <w:pPr>
+              <w:rPr>
+                <w:rFonts w:cs="Segoe UI"/>
+                <w:color w:val="242424"/>
+                <w:sz w:val="16"/>
+                <w:szCs w:val="16"/>
+              </w:rPr>
+            </w:pPr>
+          </w:p>
+        </w:tc>
+        <w:tc>
+          <w:tcPr>
+            <w:tcW w:w="833" w:type="pct"/>
+          </w:tcPr>
+          <w:p>
+            <w:pPr>
+              <w:rPr>
+                <w:rFonts w:cs="Segoe UI"/>
+                <w:color w:val="242424"/>
+                <w:sz w:val="16"/>
+                <w:szCs w:val="16"/>
+              </w:rPr>
+            </w:pPr>
+          </w:p>
+        </w:tc>
+        <w:tc>
+          <w:tcPr>
+            <w:tcW w:w="833" w:type="pct"/>
+          </w:tcPr>
+          <w:p>
+            <w:pPr>
+              <w:rPr>
+                <w:rFonts w:cs="Segoe UI"/>
+                <w:color w:val="242424"/>
+                <w:sz w:val="16"/>
+                <w:szCs w:val="16"/>
+              </w:rPr>
+            </w:pPr>
+          </w:p>
+        </w:tc>
+        <w:tc>
+          <w:tcPr>
+            <w:tcW w:w="833" w:type="pct"/>
+          </w:tcPr>
+          <w:p>
+            <w:pPr>
+              <w:spacing w:line="276" w:lineRule="auto"/>
+              <w:rPr>
+                <w:sz w:val="16"/>
+                <w:szCs w:val="16"/>
+              </w:rPr>
+            </w:pPr>
+          </w:p>
+        </w:tc>
+        <w:tc>
+          <w:tcPr>
+            <w:tcW w:w="833" w:type="pct"/>
+          </w:tcPr>
+          <w:p>
+            <w:pPr>
+              <w:spacing w:line="276" w:lineRule="auto"/>
+              <w:rPr>
+                <w:sz w:val="16"/>
+                <w:szCs w:val="16"/>
+              </w:rPr>
+            </w:pPr>
+          </w:p>
+        </w:tc>
+      </w:tr>
+    </w:tbl>
     <w:p>
-      <w:bookmarkStart w:name="_GoBack" w:id="0"/>
-      <w:bookmarkEnd w:id="0"/>
+      <w:pPr>
+        <w:rPr>
+          <w:sz w:val="16"/>
+          <w:szCs w:val="16"/>
+        </w:rPr>
+      </w:pPr>
+    </w:p>
+    <w:tbl>
+      <w:tblPr>
+        <w:tblStyle w:val="TableGrid"/>
+        <w:tblpPr w:leftFromText="180" w:rightFromText="180" w:vertAnchor="text" w:horzAnchor="margin" w:tblpY="-128"/>
+        <w:tblW w:w="15422" w:type="dxa"/>
+        <w:tblLayout w:type="fixed"/>
+        <w:tblLook w:val="04A0" w:firstRow="1" w:lastRow="0" w:firstColumn="1" w:lastColumn="0" w:noHBand="0" w:noVBand="1"/>
+      </w:tblPr>
+      <w:tblGrid>
+        <w:gridCol w:w="1200"/>
+        <w:gridCol w:w="1140"/>
+        <w:gridCol w:w="361"/>
+        <w:gridCol w:w="1500"/>
+        <w:gridCol w:w="1200"/>
+        <w:gridCol w:w="2251"/>
+        <w:gridCol w:w="1500"/>
+        <w:gridCol w:w="1200"/>
+        <w:gridCol w:w="1050"/>
+        <w:gridCol w:w="1351"/>
+        <w:gridCol w:w="1351"/>
+        <w:gridCol w:w="1318"/>
+      </w:tblGrid>
+      <w:tr>
+        <w:trPr>
+          <w:trHeight w:val="327"/>
+        </w:trPr>
+        <w:sdt>
+          <w:sdtPr>
+            <w:rPr>
+              <w:rFonts w:ascii="Aptos SemiBold" w:hAnsi="Aptos SemiBold"/>
+              <w:color w:val="auto"/>
+              <w:sz w:val="16"/>
+              <w:szCs w:val="16"/>
+            </w:rPr>
+            <w:alias w:val="#Nav: /Labels/PostingDateCaption"/>
+            <w:tag w:val="#Nav: Deferral_Summary_Purchasing/1702"/>
+            <w:id w:val="-1067569104"/>
+            <w:placeholder>
+              <w:docPart w:val="5C4EF05920754B57B44CA25FC8F09904"/>
+            </w:placeholder>
+            <w:dataBinding w:prefixMappings="xmlns:ns0='urn:microsoft-dynamics-nav/reports/Deferral_Summary_Purchasing/1702/'" w:xpath="/ns0:NavWordReportXmlPart[1]/ns0:Labels[1]/ns0:PostingDateCaption[1]" w:storeItemID="{5F9AA176-249A-498C-98A4-F8C0DDD74752}"/>
+            <w:text/>
+          </w:sdtPr>
+          <w:sdtContent>
+            <w:tc>
+              <w:tcPr>
+                <w:tcW w:w="1200" w:type="dxa"/>
+                <w:tcBorders>
+                  <w:top w:val="nil"/>
+                  <w:left w:val="nil"/>
+                  <w:bottom w:val="single" w:color="auto" w:sz="4" w:space="0"/>
+                  <w:right w:val="nil"/>
+                </w:tcBorders>
+              </w:tcPr>
+              <w:p>
+                <w:pPr>
+                  <w:pStyle w:val="Heading2"/>
+                  <w:rPr>
+                    <w:rFonts w:ascii="Aptos SemiBold" w:hAnsi="Aptos SemiBold"/>
+                    <w:color w:val="auto"/>
+                    <w:sz w:val="16"/>
+                    <w:szCs w:val="16"/>
+                  </w:rPr>
+                </w:pPr>
+                <w:proofErr w:type="spellStart"/>
+                <w:r>
+                  <w:rPr>
+                    <w:rFonts w:ascii="Aptos SemiBold" w:hAnsi="Aptos SemiBold"/>
+                    <w:color w:val="auto"/>
+                    <w:sz w:val="16"/>
+                    <w:szCs w:val="16"/>
+                  </w:rPr>
+                  <w:t>PostingDateCaption</w:t>
+                </w:r>
+                <w:proofErr w:type="spellEnd"/>
+              </w:p>
+            </w:tc>
+          </w:sdtContent>
+        </w:sdt>
+        <w:sdt>
+          <w:sdtPr>
+            <w:rPr>
+              <w:rFonts w:ascii="Aptos SemiBold" w:hAnsi="Aptos SemiBold"/>
+              <w:color w:val="auto"/>
+              <w:sz w:val="16"/>
+              <w:szCs w:val="16"/>
+            </w:rPr>
+            <w:alias w:val="#Nav: /Labels/DocNoCaption"/>
+            <w:tag w:val="#Nav: Deferral_Summary_Purchasing/1702"/>
+            <w:id w:val="-2007898333"/>
+            <w:placeholder>
+              <w:docPart w:val="535AE1B009B5463C929B27768A622A44"/>
+            </w:placeholder>
+            <w:dataBinding w:prefixMappings="xmlns:ns0='urn:microsoft-dynamics-nav/reports/Deferral_Summary_Purchasing/1702/'" w:xpath="/ns0:NavWordReportXmlPart[1]/ns0:Labels[1]/ns0:DocNoCaption[1]" w:storeItemID="{5F9AA176-249A-498C-98A4-F8C0DDD74752}"/>
+            <w:text/>
+          </w:sdtPr>
+          <w:sdtContent>
+            <w:tc>
+              <w:tcPr>
+                <w:tcW w:w="1501" w:type="dxa"/>
+                <w:gridSpan w:val="2"/>
+                <w:tcBorders>
+                  <w:top w:val="nil"/>
+                  <w:left w:val="nil"/>
+                  <w:bottom w:val="single" w:color="auto" w:sz="4" w:space="0"/>
+                  <w:right w:val="nil"/>
+                </w:tcBorders>
+              </w:tcPr>
+              <w:p>
+                <w:pPr>
+                  <w:pStyle w:val="Heading2"/>
+                  <w:rPr>
+                    <w:rFonts w:ascii="Aptos SemiBold" w:hAnsi="Aptos SemiBold"/>
+                    <w:color w:val="auto"/>
+                    <w:sz w:val="16"/>
+                    <w:szCs w:val="16"/>
+                  </w:rPr>
+                </w:pPr>
+                <w:proofErr w:type="spellStart"/>
+                <w:r>
+                  <w:rPr>
+                    <w:rFonts w:ascii="Aptos SemiBold" w:hAnsi="Aptos SemiBold"/>
+                    <w:color w:val="auto"/>
+                    <w:sz w:val="16"/>
+                    <w:szCs w:val="16"/>
+                  </w:rPr>
+                  <w:t>DocNoCaption</w:t>
+                </w:r>
+                <w:proofErr w:type="spellEnd"/>
+              </w:p>
+            </w:tc>
+          </w:sdtContent>
+        </w:sdt>
+        <w:sdt>
+          <w:sdtPr>
+            <w:rPr>
+              <w:rFonts w:ascii="Aptos SemiBold" w:hAnsi="Aptos SemiBold"/>
+              <w:color w:val="auto"/>
+              <w:sz w:val="16"/>
+              <w:szCs w:val="16"/>
+            </w:rPr>
+            <w:alias w:val="#Nav: /Labels/DocTypeCaption"/>
+            <w:tag w:val="#Nav: Deferral_Summary_Purchasing/1702"/>
+            <w:id w:val="2073853097"/>
+            <w:placeholder>
+              <w:docPart w:val="5C4EF05920754B57B44CA25FC8F09904"/>
+            </w:placeholder>
+            <w:dataBinding w:prefixMappings="xmlns:ns0='urn:microsoft-dynamics-nav/reports/Deferral_Summary_Purchasing/1702/'" w:xpath="/ns0:NavWordReportXmlPart[1]/ns0:Labels[1]/ns0:DocTypeCaption[1]" w:storeItemID="{5F9AA176-249A-498C-98A4-F8C0DDD74752}"/>
+            <w:text/>
+          </w:sdtPr>
+          <w:sdtContent>
+            <w:tc>
+              <w:tcPr>
+                <w:tcW w:w="1500" w:type="dxa"/>
+                <w:tcBorders>
+                  <w:top w:val="nil"/>
+                  <w:left w:val="nil"/>
+                  <w:bottom w:val="single" w:color="auto" w:sz="4" w:space="0"/>
+                  <w:right w:val="nil"/>
+                </w:tcBorders>
+              </w:tcPr>
+              <w:p>
+                <w:pPr>
+                  <w:pStyle w:val="Heading2"/>
+                  <w:rPr>
+                    <w:rFonts w:ascii="Aptos SemiBold" w:hAnsi="Aptos SemiBold"/>
+                    <w:color w:val="auto"/>
+                    <w:sz w:val="16"/>
+                    <w:szCs w:val="16"/>
+                  </w:rPr>
+                </w:pPr>
+                <w:proofErr w:type="spellStart"/>
+                <w:r>
+                  <w:rPr>
+                    <w:rFonts w:ascii="Aptos SemiBold" w:hAnsi="Aptos SemiBold"/>
+                    <w:color w:val="auto"/>
+                    <w:sz w:val="16"/>
+                    <w:szCs w:val="16"/>
+                  </w:rPr>
+                  <w:t>DocTypeCaption</w:t>
+                </w:r>
+                <w:proofErr w:type="spellEnd"/>
+              </w:p>
+            </w:tc>
+          </w:sdtContent>
+        </w:sdt>
+        <w:sdt>
+          <w:sdtPr>
+            <w:rPr>
+              <w:rFonts w:ascii="Aptos SemiBold" w:hAnsi="Aptos SemiBold"/>
+              <w:color w:val="auto"/>
+              <w:sz w:val="16"/>
+              <w:szCs w:val="16"/>
+            </w:rPr>
+            <w:alias w:val="#Nav: /Labels/LineTypeCaption"/>
+            <w:tag w:val="#Nav: Deferral_Summary_Purchasing/1702"/>
+            <w:id w:val="-926423067"/>
+            <w:placeholder>
+              <w:docPart w:val="2442592AC05645D8BCA3459AE132A249"/>
+            </w:placeholder>
+            <w:dataBinding w:prefixMappings="xmlns:ns0='urn:microsoft-dynamics-nav/reports/Deferral_Summary_Purchasing/1702/'" w:xpath="/ns0:NavWordReportXmlPart[1]/ns0:Labels[1]/ns0:LineTypeCaption[1]" w:storeItemID="{5F9AA176-249A-498C-98A4-F8C0DDD74752}"/>
+            <w:text/>
+          </w:sdtPr>
+          <w:sdtContent>
+            <w:tc>
+              <w:tcPr>
+                <w:tcW w:w="1200" w:type="dxa"/>
+                <w:tcBorders>
+                  <w:top w:val="nil"/>
+                  <w:left w:val="nil"/>
+                  <w:bottom w:val="single" w:color="auto" w:sz="4" w:space="0"/>
+                  <w:right w:val="nil"/>
+                </w:tcBorders>
+              </w:tcPr>
+              <w:p>
+                <w:pPr>
+                  <w:pStyle w:val="Heading2"/>
+                  <w:rPr>
+                    <w:rFonts w:ascii="Aptos SemiBold" w:hAnsi="Aptos SemiBold"/>
+                    <w:color w:val="auto"/>
+                    <w:sz w:val="16"/>
+                    <w:szCs w:val="16"/>
+                  </w:rPr>
+                </w:pPr>
+                <w:proofErr w:type="spellStart"/>
+                <w:r>
+                  <w:rPr>
+                    <w:rFonts w:ascii="Aptos SemiBold" w:hAnsi="Aptos SemiBold"/>
+                    <w:color w:val="auto"/>
+                    <w:sz w:val="16"/>
+                    <w:szCs w:val="16"/>
+                  </w:rPr>
+                  <w:t>LineTypeCaption</w:t>
+                </w:r>
+                <w:proofErr w:type="spellEnd"/>
+              </w:p>
+            </w:tc>
+          </w:sdtContent>
+        </w:sdt>
+        <w:sdt>
+          <w:sdtPr>
+            <w:rPr>
+              <w:rFonts w:ascii="Aptos SemiBold" w:hAnsi="Aptos SemiBold"/>
+              <w:color w:val="auto"/>
+              <w:sz w:val="16"/>
+              <w:szCs w:val="16"/>
+            </w:rPr>
+            <w:alias w:val="#Nav: /Labels/LineDescCaption"/>
+            <w:tag w:val="#Nav: Deferral_Summary_Purchasing/1702"/>
+            <w:id w:val="294728303"/>
+            <w:placeholder>
+              <w:docPart w:val="0CF761FCC4D140E4B9669C380B6A1461"/>
+            </w:placeholder>
+            <w:dataBinding w:prefixMappings="xmlns:ns0='urn:microsoft-dynamics-nav/reports/Deferral_Summary_Purchasing/1702/'" w:xpath="/ns0:NavWordReportXmlPart[1]/ns0:Labels[1]/ns0:LineDescCaption[1]" w:storeItemID="{5F9AA176-249A-498C-98A4-F8C0DDD74752}"/>
+            <w:text/>
+          </w:sdtPr>
+          <w:sdtContent>
+            <w:tc>
+              <w:tcPr>
+                <w:tcW w:w="2251" w:type="dxa"/>
+                <w:tcBorders>
+                  <w:top w:val="nil"/>
+                  <w:left w:val="nil"/>
+                  <w:bottom w:val="single" w:color="auto" w:sz="4" w:space="0"/>
+                  <w:right w:val="nil"/>
+                </w:tcBorders>
+              </w:tcPr>
+              <w:p>
+                <w:pPr>
+                  <w:pStyle w:val="Heading2"/>
+                  <w:rPr>
+                    <w:rFonts w:ascii="Aptos SemiBold" w:hAnsi="Aptos SemiBold"/>
+                    <w:color w:val="auto"/>
+                    <w:sz w:val="16"/>
+                    <w:szCs w:val="16"/>
+                  </w:rPr>
+                </w:pPr>
+                <w:proofErr w:type="spellStart"/>
+                <w:r>
+                  <w:rPr>
+                    <w:rFonts w:ascii="Aptos SemiBold" w:hAnsi="Aptos SemiBold"/>
+                    <w:color w:val="auto"/>
+                    <w:sz w:val="16"/>
+                    <w:szCs w:val="16"/>
+                  </w:rPr>
+                  <w:t>LineDescCaption</w:t>
+                </w:r>
+                <w:proofErr w:type="spellEnd"/>
+              </w:p>
+            </w:tc>
+          </w:sdtContent>
+        </w:sdt>
+        <w:sdt>
+          <w:sdtPr>
+            <w:rPr>
+              <w:rFonts w:ascii="Aptos SemiBold" w:hAnsi="Aptos SemiBold"/>
+              <w:color w:val="auto"/>
+              <w:sz w:val="16"/>
+              <w:szCs w:val="16"/>
+            </w:rPr>
+            <w:alias w:val="#Nav: /Labels/DeferralAccountCaption"/>
+            <w:tag w:val="#Nav: Deferral_Summary_Purchasing/1702"/>
+            <w:id w:val="1795953175"/>
+            <w:placeholder>
+              <w:docPart w:val="954F809E97C142BEAEA48A1313AD151F"/>
+            </w:placeholder>
+            <w:dataBinding w:prefixMappings="xmlns:ns0='urn:microsoft-dynamics-nav/reports/Deferral_Summary_Purchasing/1702/'" w:xpath="/ns0:NavWordReportXmlPart[1]/ns0:Labels[1]/ns0:DeferralAccountCaption[1]" w:storeItemID="{5F9AA176-249A-498C-98A4-F8C0DDD74752}"/>
+            <w:text/>
+          </w:sdtPr>
+          <w:sdtContent>
+            <w:tc>
+              <w:tcPr>
+                <w:tcW w:w="1500" w:type="dxa"/>
+                <w:tcBorders>
+                  <w:top w:val="nil"/>
+                  <w:left w:val="nil"/>
+                  <w:bottom w:val="single" w:color="auto" w:sz="4" w:space="0"/>
+                  <w:right w:val="nil"/>
+                </w:tcBorders>
+              </w:tcPr>
+              <w:p>
+                <w:pPr>
+                  <w:pStyle w:val="Heading2"/>
+                  <w:rPr>
+                    <w:rFonts w:ascii="Aptos SemiBold" w:hAnsi="Aptos SemiBold"/>
+                    <w:color w:val="auto"/>
+                    <w:sz w:val="16"/>
+                    <w:szCs w:val="16"/>
+                  </w:rPr>
+                </w:pPr>
+                <w:proofErr w:type="spellStart"/>
+                <w:r>
+                  <w:rPr>
+                    <w:rFonts w:ascii="Aptos SemiBold" w:hAnsi="Aptos SemiBold"/>
+                    <w:color w:val="auto"/>
+                    <w:sz w:val="16"/>
+                    <w:szCs w:val="16"/>
+                  </w:rPr>
+                  <w:t>DeferralAccountCaption</w:t>
+                </w:r>
+                <w:proofErr w:type="spellEnd"/>
+              </w:p>
+            </w:tc>
+          </w:sdtContent>
+        </w:sdt>
+        <w:sdt>
+          <w:sdtPr>
+            <w:rPr>
+              <w:rFonts w:ascii="Aptos SemiBold" w:hAnsi="Aptos SemiBold"/>
+              <w:color w:val="auto"/>
+              <w:sz w:val="16"/>
+              <w:szCs w:val="16"/>
+            </w:rPr>
+            <w:alias w:val="#Nav: /Labels/DefStartDateCaption"/>
+            <w:tag w:val="#Nav: Deferral_Summary_Purchasing/1702"/>
+            <w:id w:val="566534849"/>
+            <w:placeholder>
+              <w:docPart w:val="D15DB7E4B8E444C69F01E5F62A7F7942"/>
+            </w:placeholder>
+            <w:dataBinding w:prefixMappings="xmlns:ns0='urn:microsoft-dynamics-nav/reports/Deferral_Summary_Purchasing/1702/'" w:xpath="/ns0:NavWordReportXmlPart[1]/ns0:Labels[1]/ns0:DefStartDateCaption[1]" w:storeItemID="{5F9AA176-249A-498C-98A4-F8C0DDD74752}"/>
+            <w:text/>
+          </w:sdtPr>
+          <w:sdtContent>
+            <w:tc>
+              <w:tcPr>
+                <w:tcW w:w="1200" w:type="dxa"/>
+                <w:tcBorders>
+                  <w:top w:val="nil"/>
+                  <w:left w:val="nil"/>
+                  <w:bottom w:val="single" w:color="auto" w:sz="4" w:space="0"/>
+                  <w:right w:val="nil"/>
+                </w:tcBorders>
+              </w:tcPr>
+              <w:p>
+                <w:pPr>
+                  <w:pStyle w:val="Heading2"/>
+                  <w:jc w:val="right"/>
+                  <w:rPr>
+                    <w:rFonts w:ascii="Aptos SemiBold" w:hAnsi="Aptos SemiBold"/>
+                    <w:color w:val="auto"/>
+                    <w:sz w:val="16"/>
+                    <w:szCs w:val="16"/>
+                  </w:rPr>
+                </w:pPr>
+                <w:proofErr w:type="spellStart"/>
+                <w:r>
+                  <w:rPr>
+                    <w:rFonts w:ascii="Aptos SemiBold" w:hAnsi="Aptos SemiBold"/>
+                    <w:color w:val="auto"/>
+                    <w:sz w:val="16"/>
+                    <w:szCs w:val="16"/>
+                  </w:rPr>
+                  <w:t>DefStartDateCaption</w:t>
+                </w:r>
+                <w:proofErr w:type="spellEnd"/>
+              </w:p>
+            </w:tc>
+          </w:sdtContent>
+        </w:sdt>
+        <w:sdt>
+          <w:sdtPr>
+            <w:rPr>
+              <w:rFonts w:ascii="Aptos SemiBold" w:hAnsi="Aptos SemiBold"/>
+              <w:color w:val="auto"/>
+              <w:sz w:val="16"/>
+              <w:szCs w:val="16"/>
+            </w:rPr>
+            <w:alias w:val="#Nav: /Labels/NoOfPeriodsCaption"/>
+            <w:tag w:val="#Nav: Deferral_Summary_Purchasing/1702"/>
+            <w:id w:val="1376111744"/>
+            <w:placeholder>
+              <w:docPart w:val="F147C5D24CF54034832C82C0497839A3"/>
+            </w:placeholder>
+            <w:dataBinding w:prefixMappings="xmlns:ns0='urn:microsoft-dynamics-nav/reports/Deferral_Summary_Purchasing/1702/'" w:xpath="/ns0:NavWordReportXmlPart[1]/ns0:Labels[1]/ns0:NoOfPeriodsCaption[1]" w:storeItemID="{5F9AA176-249A-498C-98A4-F8C0DDD74752}"/>
+            <w:text/>
+          </w:sdtPr>
+          <w:sdtContent>
+            <w:tc>
+              <w:tcPr>
+                <w:tcW w:w="1050" w:type="dxa"/>
+                <w:tcBorders>
+                  <w:top w:val="nil"/>
+                  <w:left w:val="nil"/>
+                  <w:bottom w:val="single" w:color="auto" w:sz="4" w:space="0"/>
+                  <w:right w:val="nil"/>
+                </w:tcBorders>
+              </w:tcPr>
+              <w:p>
+                <w:pPr>
+                  <w:pStyle w:val="Heading2"/>
+                  <w:jc w:val="right"/>
+                  <w:rPr>
+                    <w:rFonts w:ascii="Aptos SemiBold" w:hAnsi="Aptos SemiBold"/>
+                    <w:color w:val="auto"/>
+                    <w:sz w:val="16"/>
+                    <w:szCs w:val="16"/>
+                  </w:rPr>
+                </w:pPr>
+                <w:proofErr w:type="spellStart"/>
+                <w:r>
+                  <w:rPr>
+                    <w:rFonts w:ascii="Aptos SemiBold" w:hAnsi="Aptos SemiBold"/>
+                    <w:color w:val="auto"/>
+                    <w:sz w:val="16"/>
+                    <w:szCs w:val="16"/>
+                  </w:rPr>
+                  <w:t>NoOfPeriodsCaption</w:t>
+                </w:r>
+                <w:proofErr w:type="spellEnd"/>
+              </w:p>
+            </w:tc>
+          </w:sdtContent>
+        </w:sdt>
+        <w:sdt>
+          <w:sdtPr>
+            <w:rPr>
+              <w:rFonts w:ascii="Aptos SemiBold" w:hAnsi="Aptos SemiBold"/>
+              <w:color w:val="auto"/>
+              <w:sz w:val="16"/>
+              <w:szCs w:val="16"/>
+            </w:rPr>
+            <w:alias w:val="#Nav: /Labels/AmountRecognizedCaption"/>
+            <w:tag w:val="#Nav: Deferral_Summary_Purchasing/1702"/>
+            <w:id w:val="761805773"/>
+            <w:placeholder>
+              <w:docPart w:val="C5E50329B86841C59849F586A5295AA8"/>
+            </w:placeholder>
+            <w:dataBinding w:prefixMappings="xmlns:ns0='urn:microsoft-dynamics-nav/reports/Deferral_Summary_Purchasing/1702/'" w:xpath="/ns0:NavWordReportXmlPart[1]/ns0:Labels[1]/ns0:AmountRecognizedCaption[1]" w:storeItemID="{5F9AA176-249A-498C-98A4-F8C0DDD74752}"/>
+            <w:text/>
+          </w:sdtPr>
+          <w:sdtContent>
+            <w:tc>
+              <w:tcPr>
+                <w:tcW w:w="1351" w:type="dxa"/>
+                <w:tcBorders>
+                  <w:top w:val="nil"/>
+                  <w:left w:val="nil"/>
+                  <w:bottom w:val="single" w:color="auto" w:sz="4" w:space="0"/>
+                  <w:right w:val="nil"/>
+                </w:tcBorders>
+              </w:tcPr>
+              <w:p>
+                <w:pPr>
+                  <w:pStyle w:val="Heading2"/>
+                  <w:jc w:val="right"/>
+                  <w:rPr>
+                    <w:rFonts w:ascii="Aptos SemiBold" w:hAnsi="Aptos SemiBold"/>
+                    <w:color w:val="auto"/>
+                    <w:sz w:val="16"/>
+                    <w:szCs w:val="16"/>
+                  </w:rPr>
+                </w:pPr>
+                <w:proofErr w:type="spellStart"/>
+                <w:r>
+                  <w:rPr>
+                    <w:rFonts w:ascii="Aptos SemiBold" w:hAnsi="Aptos SemiBold"/>
+                    <w:color w:val="auto"/>
+                    <w:sz w:val="16"/>
+                    <w:szCs w:val="16"/>
+                  </w:rPr>
+                  <w:t>AmountRecognizedCaption</w:t>
+                </w:r>
+                <w:proofErr w:type="spellEnd"/>
+              </w:p>
+            </w:tc>
+          </w:sdtContent>
+        </w:sdt>
+        <w:sdt>
+          <w:sdtPr>
+            <w:rPr>
+              <w:rFonts w:ascii="Aptos SemiBold" w:hAnsi="Aptos SemiBold"/>
+              <w:color w:val="auto"/>
+              <w:sz w:val="16"/>
+              <w:szCs w:val="16"/>
+            </w:rPr>
+            <w:alias w:val="#Nav: /Labels/RemAmountDefCaption"/>
+            <w:tag w:val="#Nav: Deferral_Summary_Purchasing/1702"/>
+            <w:id w:val="-29804215"/>
+            <w:placeholder>
+              <w:docPart w:val="148B022A195D4C3C9053BD655A3C07D3"/>
+            </w:placeholder>
+            <w:dataBinding w:prefixMappings="xmlns:ns0='urn:microsoft-dynamics-nav/reports/Deferral_Summary_Purchasing/1702/'" w:xpath="/ns0:NavWordReportXmlPart[1]/ns0:Labels[1]/ns0:RemAmountDefCaption[1]" w:storeItemID="{5F9AA176-249A-498C-98A4-F8C0DDD74752}"/>
+            <w:text/>
+          </w:sdtPr>
+          <w:sdtContent>
+            <w:tc>
+              <w:tcPr>
+                <w:tcW w:w="1351" w:type="dxa"/>
+                <w:tcBorders>
+                  <w:top w:val="nil"/>
+                  <w:left w:val="nil"/>
+                  <w:bottom w:val="single" w:color="auto" w:sz="4" w:space="0"/>
+                  <w:right w:val="nil"/>
+                </w:tcBorders>
+              </w:tcPr>
+              <w:p>
+                <w:pPr>
+                  <w:pStyle w:val="Heading2"/>
+                  <w:jc w:val="right"/>
+                  <w:rPr>
+                    <w:rFonts w:ascii="Aptos SemiBold" w:hAnsi="Aptos SemiBold"/>
+                    <w:color w:val="auto"/>
+                    <w:sz w:val="16"/>
+                    <w:szCs w:val="16"/>
+                  </w:rPr>
+                </w:pPr>
+                <w:proofErr w:type="spellStart"/>
+                <w:r>
+                  <w:rPr>
+                    <w:rFonts w:ascii="Aptos SemiBold" w:hAnsi="Aptos SemiBold"/>
+                    <w:color w:val="auto"/>
+                    <w:sz w:val="16"/>
+                    <w:szCs w:val="16"/>
+                  </w:rPr>
+                  <w:t>RemAmountDefCaption</w:t>
+                </w:r>
+                <w:proofErr w:type="spellEnd"/>
+              </w:p>
+            </w:tc>
+          </w:sdtContent>
+        </w:sdt>
+        <w:sdt>
+          <w:sdtPr>
+            <w:rPr>
+              <w:rFonts w:ascii="Aptos SemiBold" w:hAnsi="Aptos SemiBold"/>
+              <w:color w:val="auto"/>
+              <w:sz w:val="16"/>
+              <w:szCs w:val="16"/>
+            </w:rPr>
+            <w:alias w:val="#Nav: /Labels/TotalAmountDefCaption"/>
+            <w:tag w:val="#Nav: Deferral_Summary_Purchasing/1702"/>
+            <w:id w:val="1973938311"/>
+            <w:placeholder>
+              <w:docPart w:val="AFD942B942E04DB4A5CCF8CBA4AE7D75"/>
+            </w:placeholder>
+            <w:dataBinding w:prefixMappings="xmlns:ns0='urn:microsoft-dynamics-nav/reports/Deferral_Summary_Purchasing/1702/'" w:xpath="/ns0:NavWordReportXmlPart[1]/ns0:Labels[1]/ns0:TotalAmountDefCaption[1]" w:storeItemID="{5F9AA176-249A-498C-98A4-F8C0DDD74752}"/>
+            <w:text/>
+          </w:sdtPr>
+          <w:sdtContent>
+            <w:tc>
+              <w:tcPr>
+                <w:tcW w:w="1318" w:type="dxa"/>
+                <w:tcBorders>
+                  <w:top w:val="nil"/>
+                  <w:left w:val="nil"/>
+                  <w:bottom w:val="single" w:color="auto" w:sz="4" w:space="0"/>
+                  <w:right w:val="nil"/>
+                </w:tcBorders>
+              </w:tcPr>
+              <w:p>
+                <w:pPr>
+                  <w:pStyle w:val="Heading2"/>
+                  <w:jc w:val="right"/>
+                  <w:rPr>
+                    <w:rFonts w:ascii="Aptos SemiBold" w:hAnsi="Aptos SemiBold"/>
+                    <w:color w:val="auto"/>
+                    <w:sz w:val="16"/>
+                    <w:szCs w:val="16"/>
+                  </w:rPr>
+                </w:pPr>
+                <w:proofErr w:type="spellStart"/>
+                <w:r>
+                  <w:rPr>
+                    <w:rFonts w:ascii="Aptos SemiBold" w:hAnsi="Aptos SemiBold"/>
+                    <w:color w:val="auto"/>
+                    <w:sz w:val="16"/>
+                    <w:szCs w:val="16"/>
+                  </w:rPr>
+                  <w:t>TotalAmountDefCaption</w:t>
+                </w:r>
+                <w:proofErr w:type="spellEnd"/>
+              </w:p>
+            </w:tc>
+          </w:sdtContent>
+        </w:sdt>
+      </w:tr>
+      <w:sdt>
+        <w:sdtPr>
+          <w:rPr>
+            <w:rFonts w:ascii="Aptos SemiBold" w:hAnsi="Aptos SemiBold"/>
+            <w:color w:val="auto"/>
+            <w:sz w:val="16"/>
+            <w:szCs w:val="16"/>
+          </w:rPr>
+          <w:alias w:val="#Nav: /Vendor"/>
+          <w:tag w:val="#Nav: Deferral_Summary_Purchasing/1702"/>
+          <w:id w:val="773826964"/>
+          <w15:dataBinding w:prefixMappings="xmlns:ns0='urn:microsoft-dynamics-nav/reports/Deferral_Summary_Purchasing/1702/' " w:xpath="/ns0:NavWordReportXmlPart[1]/ns0:Vendor" w:storeItemID="{5F9AA176-249A-498C-98A4-F8C0DDD74752}"/>
+          <w15:repeatingSection/>
+        </w:sdtPr>
+        <w:sdtContent>
+          <w:sdt>
+            <w:sdtPr>
+              <w:rPr>
+                <w:rFonts w:ascii="Aptos SemiBold" w:hAnsi="Aptos SemiBold"/>
+                <w:color w:val="auto"/>
+                <w:sz w:val="16"/>
+                <w:szCs w:val="16"/>
+              </w:rPr>
+              <w:id w:val="-339394320"/>
+              <w:placeholder>
+                <w:docPart w:val="BE8CF4A406A74992AB2861908C00B7E6"/>
+              </w:placeholder>
+              <w15:repeatingSectionItem/>
+            </w:sdtPr>
+            <w:sdtContent>
+              <w:tr>
+                <w:trPr>
+                  <w:trHeight w:val="418"/>
+                </w:trPr>
+                <w:tc>
+                  <w:tcPr>
+                    <w:tcW w:w="2340" w:type="dxa"/>
+                    <w:gridSpan w:val="2"/>
+                    <w:tcBorders>
+                      <w:top w:val="single" w:color="auto" w:sz="4" w:space="0"/>
+                      <w:left w:val="nil"/>
+                      <w:bottom w:val="nil"/>
+                      <w:right w:val="nil"/>
+                    </w:tcBorders>
+                  </w:tcPr>
+                  <w:p>
+                    <w:pPr>
+                      <w:pStyle w:val="Heading2"/>
+                      <w:rPr>
+                        <w:rFonts w:ascii="Aptos SemiBold" w:hAnsi="Aptos SemiBold"/>
+                        <w:color w:val="auto"/>
+                        <w:sz w:val="16"/>
+                        <w:szCs w:val="16"/>
+                      </w:rPr>
+                    </w:pPr>
+                    <w:sdt>
+                      <w:sdtPr>
+                        <w:rPr>
+                          <w:rFonts w:ascii="Aptos SemiBold" w:hAnsi="Aptos SemiBold"/>
+                          <w:color w:val="auto"/>
+                          <w:sz w:val="16"/>
+                          <w:szCs w:val="16"/>
+                        </w:rPr>
+                        <w:alias w:val="#Nav: /Labels/VendNoCaption"/>
+                        <w:tag w:val="#Nav: Deferral_Summary_Purchasing/1702"/>
+                        <w:id w:val="2133515478"/>
+                        <w:placeholder>
+                          <w:docPart w:val="400F348BC62B49A3AC5F51A65C8BBB49"/>
+                        </w:placeholder>
+                        <w:dataBinding w:prefixMappings="xmlns:ns0='urn:microsoft-dynamics-nav/reports/Deferral_Summary_Purchasing/1702/'" w:xpath="/ns0:NavWordReportXmlPart[1]/ns0:Labels[1]/ns0:VendNoCaption[1]" w:storeItemID="{5F9AA176-249A-498C-98A4-F8C0DDD74752}"/>
+                        <w:text/>
+                      </w:sdtPr>
+                      <w:sdtContent>
+                        <w:proofErr w:type="spellStart"/>
+                        <w:r>
+                          <w:rPr>
+                            <w:rFonts w:ascii="Aptos SemiBold" w:hAnsi="Aptos SemiBold"/>
+                            <w:color w:val="auto"/>
+                            <w:sz w:val="16"/>
+                            <w:szCs w:val="16"/>
+                          </w:rPr>
+                          <w:t>VendNoCaption</w:t>
+                        </w:r>
+                        <w:proofErr w:type="spellEnd"/>
+                      </w:sdtContent>
+                    </w:sdt>
+                    <w:r>
+                      <w:rPr>
+                        <w:rFonts w:ascii="Aptos SemiBold" w:hAnsi="Aptos SemiBold"/>
+                        <w:color w:val="auto"/>
+                        <w:sz w:val="16"/>
+                        <w:szCs w:val="16"/>
+                      </w:rPr>
+                      <w:t xml:space="preserve"> </w:t>
+                    </w:r>
+                    <w:sdt>
+                      <w:sdtPr>
+                        <w:rPr>
+                          <w:rFonts w:ascii="Aptos SemiBold" w:hAnsi="Aptos SemiBold"/>
+                          <w:color w:val="auto"/>
+                          <w:sz w:val="16"/>
+                          <w:szCs w:val="16"/>
+                        </w:rPr>
+                        <w:alias w:val="Hide Table Row If Empty"/>
+                        <w:tag w:val="#BC:HideTableRowIfEmpty"/>
+                        <w:id w:val="-687223934"/>
+                        <w:placeholder>
+                          <w:docPart w:val="3989F60F7A0D4317B3D127AA01C50AB0"/>
+                        </w:placeholder>
+                        <w15:color w:val="FFA500"/>
+                      </w:sdtPr>
+                      <w:sdtContent>
+                        <w:sdt>
+                          <w:sdtPr>
+                            <w:rPr>
+                              <w:rFonts w:ascii="Aptos SemiBold" w:hAnsi="Aptos SemiBold"/>
+                              <w:color w:val="auto"/>
+                              <w:sz w:val="16"/>
+                              <w:szCs w:val="16"/>
+                            </w:rPr>
+                            <w:alias w:val="#Nav: /Vendor/Posted_Deferral_Header/VendNo"/>
+                            <w:tag w:val="#Nav: Deferral_Summary_Purchasing/1702"/>
+                            <w:id w:val="-311492785"/>
+                            <w:placeholder>
+                              <w:docPart w:val="E4ADF195D9D6405D88357F95C380E232"/>
+                            </w:placeholder>
+                            <w:dataBinding w:prefixMappings="xmlns:ns0='urn:microsoft-dynamics-nav/reports/Deferral_Summary_Purchasing/1702/'" w:xpath="/ns0:NavWordReportXmlPart[1]/ns0:Vendor[1]/ns0:Posted_Deferral_Header[1]/ns0:VendNo[1]" w:storeItemID="{5F9AA176-249A-498C-98A4-F8C0DDD74752}"/>
+                            <w:text/>
+                          </w:sdtPr>
+                          <w:sdtContent>
+                            <w:proofErr w:type="spellStart"/>
+                            <w:r>
+                              <w:rPr>
+                                <w:rFonts w:ascii="Aptos SemiBold" w:hAnsi="Aptos SemiBold"/>
+                                <w:color w:val="auto"/>
+                                <w:sz w:val="16"/>
+                                <w:szCs w:val="16"/>
+                              </w:rPr>
+                              <w:t>VendNo</w:t>
+                            </w:r>
+                            <w:proofErr w:type="spellEnd"/>
+                          </w:sdtContent>
+                        </w:sdt>
+                      </w:sdtContent>
+                    </w:sdt>
+                  </w:p>
+                </w:tc>
+                <w:tc>
+                  <w:tcPr>
+                    <w:tcW w:w="361" w:type="dxa"/>
+                    <w:tcBorders>
+                      <w:top w:val="single" w:color="auto" w:sz="4" w:space="0"/>
+                      <w:left w:val="nil"/>
+                      <w:bottom w:val="nil"/>
+                      <w:right w:val="nil"/>
+                    </w:tcBorders>
+                  </w:tcPr>
+                  <w:p>
+                    <w:pPr>
+                      <w:pStyle w:val="Heading2"/>
+                      <w:rPr>
+                        <w:rFonts w:ascii="Aptos SemiBold" w:hAnsi="Aptos SemiBold"/>
+                        <w:color w:val="auto"/>
+                        <w:sz w:val="16"/>
+                        <w:szCs w:val="16"/>
+                      </w:rPr>
+                    </w:pPr>
+                  </w:p>
+                </w:tc>
+                <w:sdt>
+                  <w:sdtPr>
+                    <w:rPr>
+                      <w:rFonts w:ascii="Aptos SemiBold" w:hAnsi="Aptos SemiBold"/>
+                      <w:color w:val="auto"/>
+                      <w:sz w:val="16"/>
+                      <w:szCs w:val="16"/>
+                    </w:rPr>
+                    <w:alias w:val="#Nav: /Vendor/Posted_Deferral_Header/VendorName"/>
+                    <w:tag w:val="#Nav: Deferral_Summary_Purchasing/1702"/>
+                    <w:id w:val="-798534462"/>
+                    <w:placeholder>
+                      <w:docPart w:val="E4ADF195D9D6405D88357F95C380E232"/>
+                    </w:placeholder>
+                    <w:dataBinding w:prefixMappings="xmlns:ns0='urn:microsoft-dynamics-nav/reports/Deferral_Summary_Purchasing/1702/'" w:xpath="/ns0:NavWordReportXmlPart[1]/ns0:Vendor[1]/ns0:Posted_Deferral_Header[1]/ns0:VendorName[1]" w:storeItemID="{5F9AA176-249A-498C-98A4-F8C0DDD74752}"/>
+                    <w:text/>
+                  </w:sdtPr>
+                  <w:sdtContent>
+                    <w:tc>
+                      <w:tcPr>
+                        <w:tcW w:w="4951" w:type="dxa"/>
+                        <w:gridSpan w:val="3"/>
+                        <w:tcBorders>
+                          <w:top w:val="single" w:color="auto" w:sz="4" w:space="0"/>
+                          <w:left w:val="nil"/>
+                          <w:bottom w:val="nil"/>
+                          <w:right w:val="nil"/>
+                        </w:tcBorders>
+                      </w:tcPr>
+                      <w:p>
+                        <w:pPr>
+                          <w:pStyle w:val="Heading2"/>
+                          <w:rPr>
+                            <w:rFonts w:ascii="Aptos SemiBold" w:hAnsi="Aptos SemiBold"/>
+                            <w:color w:val="auto"/>
+                            <w:sz w:val="16"/>
+                            <w:szCs w:val="16"/>
+                          </w:rPr>
+                        </w:pPr>
+                        <w:proofErr w:type="spellStart"/>
+                        <w:r>
+                          <w:rPr>
+                            <w:rFonts w:ascii="Aptos SemiBold" w:hAnsi="Aptos SemiBold"/>
+                            <w:color w:val="auto"/>
+                            <w:sz w:val="16"/>
+                            <w:szCs w:val="16"/>
+                          </w:rPr>
+                          <w:t>VendorName</w:t>
+                        </w:r>
+                        <w:proofErr w:type="spellEnd"/>
+                      </w:p>
+                    </w:tc>
+                  </w:sdtContent>
+                </w:sdt>
+                <w:tc>
+                  <w:tcPr>
+                    <w:tcW w:w="1500" w:type="dxa"/>
+                    <w:tcBorders>
+                      <w:top w:val="single" w:color="auto" w:sz="4" w:space="0"/>
+                      <w:left w:val="nil"/>
+                      <w:bottom w:val="nil"/>
+                      <w:right w:val="nil"/>
+                    </w:tcBorders>
+                  </w:tcPr>
+                  <w:p>
+                    <w:pPr>
+                      <w:pStyle w:val="Heading2"/>
+                      <w:rPr>
+                        <w:rFonts w:ascii="Aptos SemiBold" w:hAnsi="Aptos SemiBold"/>
+                        <w:color w:val="auto"/>
+                        <w:sz w:val="16"/>
+                        <w:szCs w:val="16"/>
+                      </w:rPr>
+                    </w:pPr>
+                  </w:p>
+                </w:tc>
+                <w:tc>
+                  <w:tcPr>
+                    <w:tcW w:w="1200" w:type="dxa"/>
+                    <w:tcBorders>
+                      <w:top w:val="single" w:color="auto" w:sz="4" w:space="0"/>
+                      <w:left w:val="nil"/>
+                      <w:bottom w:val="nil"/>
+                      <w:right w:val="nil"/>
+                    </w:tcBorders>
+                  </w:tcPr>
+                  <w:p>
+                    <w:pPr>
+                      <w:pStyle w:val="Heading2"/>
+                      <w:rPr>
+                        <w:rFonts w:ascii="Aptos SemiBold" w:hAnsi="Aptos SemiBold"/>
+                        <w:color w:val="auto"/>
+                        <w:sz w:val="16"/>
+                        <w:szCs w:val="16"/>
+                      </w:rPr>
+                    </w:pPr>
+                  </w:p>
+                </w:tc>
+                <w:tc>
+                  <w:tcPr>
+                    <w:tcW w:w="1050" w:type="dxa"/>
+                    <w:tcBorders>
+                      <w:top w:val="single" w:color="auto" w:sz="4" w:space="0"/>
+                      <w:left w:val="nil"/>
+                      <w:bottom w:val="nil"/>
+                      <w:right w:val="nil"/>
+                    </w:tcBorders>
+                  </w:tcPr>
+                  <w:p>
+                    <w:pPr>
+                      <w:pStyle w:val="Heading2"/>
+                      <w:rPr>
+                        <w:rFonts w:ascii="Aptos SemiBold" w:hAnsi="Aptos SemiBold"/>
+                        <w:color w:val="auto"/>
+                        <w:sz w:val="16"/>
+                        <w:szCs w:val="16"/>
+                      </w:rPr>
+                    </w:pPr>
+                  </w:p>
+                </w:tc>
+                <w:tc>
+                  <w:tcPr>
+                    <w:tcW w:w="1351" w:type="dxa"/>
+                    <w:tcBorders>
+                      <w:top w:val="single" w:color="auto" w:sz="4" w:space="0"/>
+                      <w:left w:val="nil"/>
+                      <w:bottom w:val="nil"/>
+                      <w:right w:val="nil"/>
+                    </w:tcBorders>
+                  </w:tcPr>
+                  <w:p>
+                    <w:pPr>
+                      <w:pStyle w:val="Heading2"/>
+                      <w:rPr>
+                        <w:rFonts w:ascii="Aptos SemiBold" w:hAnsi="Aptos SemiBold"/>
+                        <w:color w:val="auto"/>
+                        <w:sz w:val="16"/>
+                        <w:szCs w:val="16"/>
+                      </w:rPr>
+                    </w:pPr>
+                  </w:p>
+                </w:tc>
+                <w:tc>
+                  <w:tcPr>
+                    <w:tcW w:w="1351" w:type="dxa"/>
+                    <w:tcBorders>
+                      <w:top w:val="single" w:color="auto" w:sz="4" w:space="0"/>
+                      <w:left w:val="nil"/>
+                      <w:bottom w:val="nil"/>
+                      <w:right w:val="nil"/>
+                    </w:tcBorders>
+                  </w:tcPr>
+                  <w:p>
+                    <w:pPr>
+                      <w:pStyle w:val="Heading2"/>
+                      <w:rPr>
+                        <w:rFonts w:ascii="Aptos SemiBold" w:hAnsi="Aptos SemiBold"/>
+                        <w:color w:val="auto"/>
+                        <w:sz w:val="16"/>
+                        <w:szCs w:val="16"/>
+                      </w:rPr>
+                    </w:pPr>
+                  </w:p>
+                </w:tc>
+                <w:tc>
+                  <w:tcPr>
+                    <w:tcW w:w="1318" w:type="dxa"/>
+                    <w:tcBorders>
+                      <w:top w:val="single" w:color="auto" w:sz="4" w:space="0"/>
+                      <w:left w:val="nil"/>
+                      <w:bottom w:val="nil"/>
+                      <w:right w:val="nil"/>
+                    </w:tcBorders>
+                  </w:tcPr>
+                  <w:p>
+                    <w:pPr>
+                      <w:pStyle w:val="Heading2"/>
+                      <w:rPr>
+                        <w:rFonts w:ascii="Aptos SemiBold" w:hAnsi="Aptos SemiBold"/>
+                        <w:color w:val="auto"/>
+                        <w:sz w:val="16"/>
+                        <w:szCs w:val="16"/>
+                      </w:rPr>
+                    </w:pPr>
+                  </w:p>
+                </w:tc>
+              </w:tr>
+              <w:sdt>
+                <w:sdtPr>
+                  <w:rPr>
+                    <w:rFonts w:cs="Segoe UI"/>
+                    <w:sz w:val="16"/>
+                    <w:szCs w:val="16"/>
+                  </w:rPr>
+                  <w:alias w:val="#Nav: /Vendor/Posted_Deferral_Header"/>
+                  <w:tag w:val="#Nav: Deferral_Summary_Purchasing/1702"/>
+                  <w:id w:val="-75743694"/>
+                  <w15:dataBinding w:prefixMappings="xmlns:ns0='urn:microsoft-dynamics-nav/reports/Deferral_Summary_Purchasing/1702/' " w:xpath="/ns0:NavWordReportXmlPart[1]/ns0:Vendor[1]/ns0:Posted_Deferral_Header" w:storeItemID="{5F9AA176-249A-498C-98A4-F8C0DDD74752}"/>
+                  <w15:repeatingSection/>
+                </w:sdtPr>
+                <w:sdtContent>
+                  <w:sdt>
+                    <w:sdtPr>
+                      <w:rPr>
+                        <w:rFonts w:cs="Segoe UI"/>
+                        <w:sz w:val="16"/>
+                        <w:szCs w:val="16"/>
+                      </w:rPr>
+                      <w:id w:val="786244625"/>
+                      <w:placeholder>
+                        <w:docPart w:val="BE8CF4A406A74992AB2861908C00B7E6"/>
+                      </w:placeholder>
+                      <w15:repeatingSectionItem/>
+                    </w:sdtPr>
+                    <w:sdtContent>
+                      <w:tr>
+                        <w:trPr>
+                          <w:trHeight w:val="418"/>
+                        </w:trPr>
+                        <w:sdt>
+                          <w:sdtPr>
+                            <w:rPr>
+                              <w:rFonts w:cs="Segoe UI"/>
+                              <w:sz w:val="16"/>
+                              <w:szCs w:val="16"/>
+                            </w:rPr>
+                            <w:alias w:val="Hide Table Row If Empty"/>
+                            <w:tag w:val="#BC:HideTableRowIfEmpty"/>
+                            <w:id w:val="1817840889"/>
+                            <w:placeholder>
+                              <w:docPart w:val="0A45C938C028491E8119CBE2282DEB63"/>
+                            </w:placeholder>
+                            <w15:color w:val="FFA500"/>
+                          </w:sdtPr>
+                          <w:sdtContent>
+                            <w:sdt>
+                              <w:sdtPr>
+                                <w:rPr>
+                                  <w:rFonts w:cs="Segoe UI"/>
+                                  <w:sz w:val="16"/>
+                                  <w:szCs w:val="16"/>
+                                </w:rPr>
+                                <w:alias w:val="#Nav: /Vendor/Posted_Deferral_Header/PostingDate"/>
+                                <w:tag w:val="#Nav: Deferral_Summary_Purchasing/1702"/>
+                                <w:id w:val="-1075428287"/>
+                                <w:placeholder>
+                                  <w:docPart w:val="5C4EF05920754B57B44CA25FC8F09904"/>
+                                </w:placeholder>
+                                <w:dataBinding w:prefixMappings="xmlns:ns0='urn:microsoft-dynamics-nav/reports/Deferral_Summary_Purchasing/1702/'" w:xpath="/ns0:NavWordReportXmlPart[1]/ns0:Vendor[1]/ns0:Posted_Deferral_Header[1]/ns0:PostingDate[1]" w:storeItemID="{5F9AA176-249A-498C-98A4-F8C0DDD74752}"/>
+                                <w:text/>
+                              </w:sdtPr>
+                              <w:sdtContent>
+                                <w:tc>
+                                  <w:tcPr>
+                                    <w:tcW w:w="1200" w:type="dxa"/>
+                                    <w:tcBorders>
+                                      <w:top w:val="nil"/>
+                                      <w:left w:val="nil"/>
+                                      <w:bottom w:val="single" w:color="F5F6F8" w:sz="4" w:space="0"/>
+                                      <w:right w:val="nil"/>
+                                    </w:tcBorders>
+                                    <w:vAlign w:val="center"/>
+                                  </w:tcPr>
+                                  <w:p>
+                                    <w:pPr>
+                                      <w:rPr>
+                                        <w:rFonts w:cs="Segoe UI"/>
+                                        <w:sz w:val="16"/>
+                                        <w:szCs w:val="16"/>
+                                      </w:rPr>
+                                    </w:pPr>
+                                    <w:proofErr w:type="spellStart"/>
+                                    <w:r>
+                                      <w:rPr>
+                                        <w:rFonts w:cs="Segoe UI"/>
+                                        <w:sz w:val="16"/>
+                                        <w:szCs w:val="16"/>
+                                      </w:rPr>
+                                      <w:t>PostingDate</w:t>
+                                    </w:r>
+                                    <w:proofErr w:type="spellEnd"/>
+                                  </w:p>
+                                </w:tc>
+                              </w:sdtContent>
+                            </w:sdt>
+                          </w:sdtContent>
+                        </w:sdt>
+                        <w:sdt>
+                          <w:sdtPr>
+                            <w:rPr>
+                              <w:rFonts w:cs="Segoe UI"/>
+                              <w:sz w:val="16"/>
+                              <w:szCs w:val="16"/>
+                            </w:rPr>
+                            <w:alias w:val="#Nav: /Vendor/Posted_Deferral_Header/Document_No"/>
+                            <w:tag w:val="#Nav: Deferral_Summary_Purchasing/1702"/>
+                            <w:id w:val="1652642579"/>
+                            <w:placeholder>
+                              <w:docPart w:val="5C4EF05920754B57B44CA25FC8F09904"/>
+                            </w:placeholder>
+                            <w:dataBinding w:prefixMappings="xmlns:ns0='urn:microsoft-dynamics-nav/reports/Deferral_Summary_Purchasing/1702/'" w:xpath="/ns0:NavWordReportXmlPart[1]/ns0:Vendor[1]/ns0:Posted_Deferral_Header[1]/ns0:Document_No[1]" w:storeItemID="{5F9AA176-249A-498C-98A4-F8C0DDD74752}"/>
+                            <w:text/>
+                          </w:sdtPr>
+                          <w:sdtContent>
+                            <w:tc>
+                              <w:tcPr>
+                                <w:tcW w:w="1501" w:type="dxa"/>
+                                <w:gridSpan w:val="2"/>
+                                <w:tcBorders>
+                                  <w:top w:val="nil"/>
+                                  <w:left w:val="nil"/>
+                                  <w:bottom w:val="single" w:color="F5F6F8" w:sz="4" w:space="0"/>
+                                  <w:right w:val="nil"/>
+                                </w:tcBorders>
+                                <w:vAlign w:val="center"/>
+                              </w:tcPr>
+                              <w:p>
+                                <w:pPr>
+                                  <w:rPr>
+                                    <w:rFonts w:cs="Segoe UI"/>
+                                    <w:sz w:val="16"/>
+                                    <w:szCs w:val="16"/>
+                                  </w:rPr>
+                                </w:pPr>
+                                <w:proofErr w:type="spellStart"/>
+                                <w:r>
+                                  <w:rPr>
+                                    <w:rFonts w:cs="Segoe UI"/>
+                                    <w:sz w:val="16"/>
+                                    <w:szCs w:val="16"/>
+                                  </w:rPr>
+                                  <w:t>Document_No</w:t>
+                                </w:r>
+                                <w:proofErr w:type="spellEnd"/>
+                              </w:p>
+                            </w:tc>
+                          </w:sdtContent>
+                        </w:sdt>
+                        <w:sdt>
+                          <w:sdtPr>
+                            <w:rPr>
+                              <w:rFonts w:cs="Segoe UI"/>
+                              <w:sz w:val="16"/>
+                              <w:szCs w:val="16"/>
+                            </w:rPr>
+                            <w:alias w:val="#Nav: /Vendor/Posted_Deferral_Header/DocumentTypeString"/>
+                            <w:tag w:val="#Nav: Deferral_Summary_Purchasing/1702"/>
+                            <w:id w:val="-1010067229"/>
+                            <w:placeholder>
+                              <w:docPart w:val="5C4EF05920754B57B44CA25FC8F09904"/>
+                            </w:placeholder>
+                            <w:dataBinding w:prefixMappings="xmlns:ns0='urn:microsoft-dynamics-nav/reports/Deferral_Summary_Purchasing/1702/'" w:xpath="/ns0:NavWordReportXmlPart[1]/ns0:Vendor[1]/ns0:Posted_Deferral_Header[1]/ns0:DocumentTypeString[1]" w:storeItemID="{5F9AA176-249A-498C-98A4-F8C0DDD74752}"/>
+                            <w:text/>
+                          </w:sdtPr>
+                          <w:sdtContent>
+                            <w:tc>
+                              <w:tcPr>
+                                <w:tcW w:w="1500" w:type="dxa"/>
+                                <w:tcBorders>
+                                  <w:top w:val="nil"/>
+                                  <w:left w:val="nil"/>
+                                  <w:bottom w:val="single" w:color="F5F6F8" w:sz="4" w:space="0"/>
+                                  <w:right w:val="nil"/>
+                                </w:tcBorders>
+                                <w:vAlign w:val="center"/>
+                              </w:tcPr>
+                              <w:p>
+                                <w:pPr>
+                                  <w:rPr>
+                                    <w:rFonts w:cs="Segoe UI"/>
+                                    <w:sz w:val="16"/>
+                                    <w:szCs w:val="16"/>
+                                  </w:rPr>
+                                </w:pPr>
+                                <w:proofErr w:type="spellStart"/>
+                                <w:r>
+                                  <w:rPr>
+                                    <w:rFonts w:cs="Segoe UI"/>
+                                    <w:sz w:val="16"/>
+                                    <w:szCs w:val="16"/>
+                                  </w:rPr>
+                                  <w:t>DocumentTypeString</w:t>
+                                </w:r>
+                                <w:proofErr w:type="spellEnd"/>
+                              </w:p>
+                            </w:tc>
+                          </w:sdtContent>
+                        </w:sdt>
+                        <w:sdt>
+                          <w:sdtPr>
+                            <w:rPr>
+                              <w:rFonts w:cs="Segoe UI"/>
+                              <w:sz w:val="16"/>
+                              <w:szCs w:val="16"/>
+                            </w:rPr>
+                            <w:alias w:val="#Nav: /Vendor/Posted_Deferral_Header/LineType"/>
+                            <w:tag w:val="#Nav: Deferral_Summary_Purchasing/1702"/>
+                            <w:id w:val="-2116740334"/>
+                            <w:placeholder>
+                              <w:docPart w:val="5C4EF05920754B57B44CA25FC8F09904"/>
+                            </w:placeholder>
+                            <w:dataBinding w:prefixMappings="xmlns:ns0='urn:microsoft-dynamics-nav/reports/Deferral_Summary_Purchasing/1702/'" w:xpath="/ns0:NavWordReportXmlPart[1]/ns0:Vendor[1]/ns0:Posted_Deferral_Header[1]/ns0:LineType[1]" w:storeItemID="{5F9AA176-249A-498C-98A4-F8C0DDD74752}"/>
+                            <w:text/>
+                          </w:sdtPr>
+                          <w:sdtContent>
+                            <w:tc>
+                              <w:tcPr>
+                                <w:tcW w:w="1200" w:type="dxa"/>
+                                <w:tcBorders>
+                                  <w:top w:val="nil"/>
+                                  <w:left w:val="nil"/>
+                                  <w:bottom w:val="single" w:color="F5F6F8" w:sz="4" w:space="0"/>
+                                  <w:right w:val="nil"/>
+                                </w:tcBorders>
+                                <w:vAlign w:val="center"/>
+                              </w:tcPr>
+                              <w:p>
+                                <w:pPr>
+                                  <w:rPr>
+                                    <w:rFonts w:cs="Segoe UI"/>
+                                    <w:sz w:val="16"/>
+                                    <w:szCs w:val="16"/>
+                                  </w:rPr>
+                                </w:pPr>
+                                <w:proofErr w:type="spellStart"/>
+                                <w:r>
+                                  <w:rPr>
+                                    <w:rFonts w:cs="Segoe UI"/>
+                                    <w:sz w:val="16"/>
+                                    <w:szCs w:val="16"/>
+                                  </w:rPr>
+                                  <w:t>LineType</w:t>
+                                </w:r>
+                                <w:proofErr w:type="spellEnd"/>
+                              </w:p>
+                            </w:tc>
+                          </w:sdtContent>
+                        </w:sdt>
+                        <w:sdt>
+                          <w:sdtPr>
+                            <w:rPr>
+                              <w:rFonts w:cs="Segoe UI"/>
+                              <w:sz w:val="16"/>
+                              <w:szCs w:val="16"/>
+                            </w:rPr>
+                            <w:alias w:val="#Nav: /Vendor/Posted_Deferral_Header/LineDescription"/>
+                            <w:tag w:val="#Nav: Deferral_Summary_Purchasing/1702"/>
+                            <w:id w:val="-1759050373"/>
+                            <w:placeholder>
+                              <w:docPart w:val="5C4EF05920754B57B44CA25FC8F09904"/>
+                            </w:placeholder>
+                            <w:dataBinding w:prefixMappings="xmlns:ns0='urn:microsoft-dynamics-nav/reports/Deferral_Summary_Purchasing/1702/'" w:xpath="/ns0:NavWordReportXmlPart[1]/ns0:Vendor[1]/ns0:Posted_Deferral_Header[1]/ns0:LineDescription[1]" w:storeItemID="{5F9AA176-249A-498C-98A4-F8C0DDD74752}"/>
+                            <w:text/>
+                          </w:sdtPr>
+                          <w:sdtContent>
+                            <w:tc>
+                              <w:tcPr>
+                                <w:tcW w:w="2251" w:type="dxa"/>
+                                <w:tcBorders>
+                                  <w:top w:val="nil"/>
+                                  <w:left w:val="nil"/>
+                                  <w:bottom w:val="single" w:color="F5F6F8" w:sz="4" w:space="0"/>
+                                  <w:right w:val="nil"/>
+                                </w:tcBorders>
+                                <w:vAlign w:val="center"/>
+                              </w:tcPr>
+                              <w:p>
+                                <w:pPr>
+                                  <w:rPr>
+                                    <w:rFonts w:cs="Segoe UI"/>
+                                    <w:sz w:val="16"/>
+                                    <w:szCs w:val="16"/>
+                                  </w:rPr>
+                                </w:pPr>
+                                <w:proofErr w:type="spellStart"/>
+                                <w:r>
+                                  <w:rPr>
+                                    <w:rFonts w:cs="Segoe UI"/>
+                                    <w:sz w:val="16"/>
+                                    <w:szCs w:val="16"/>
+                                  </w:rPr>
+                                  <w:t>LineDescription</w:t>
+                                </w:r>
+                                <w:proofErr w:type="spellEnd"/>
+                              </w:p>
+                            </w:tc>
+                          </w:sdtContent>
+                        </w:sdt>
+                        <w:sdt>
+                          <w:sdtPr>
+                            <w:rPr>
+                              <w:rFonts w:cs="Segoe UI"/>
+                              <w:sz w:val="16"/>
+                              <w:szCs w:val="16"/>
+                            </w:rPr>
+                            <w:alias w:val="#Nav: /Vendor/Posted_Deferral_Header/DeferralAccount"/>
+                            <w:tag w:val="#Nav: Deferral_Summary_Purchasing/1702"/>
+                            <w:id w:val="-840084787"/>
+                            <w:placeholder>
+                              <w:docPart w:val="5C4EF05920754B57B44CA25FC8F09904"/>
+                            </w:placeholder>
+                            <w:dataBinding w:prefixMappings="xmlns:ns0='urn:microsoft-dynamics-nav/reports/Deferral_Summary_Purchasing/1702/'" w:xpath="/ns0:NavWordReportXmlPart[1]/ns0:Vendor[1]/ns0:Posted_Deferral_Header[1]/ns0:DeferralAccount[1]" w:storeItemID="{5F9AA176-249A-498C-98A4-F8C0DDD74752}"/>
+                            <w:text/>
+                          </w:sdtPr>
+                          <w:sdtContent>
+                            <w:tc>
+                              <w:tcPr>
+                                <w:tcW w:w="1500" w:type="dxa"/>
+                                <w:tcBorders>
+                                  <w:top w:val="nil"/>
+                                  <w:left w:val="nil"/>
+                                  <w:bottom w:val="single" w:color="F5F6F8" w:sz="4" w:space="0"/>
+                                  <w:right w:val="nil"/>
+                                </w:tcBorders>
+                                <w:vAlign w:val="center"/>
+                              </w:tcPr>
+                              <w:p>
+                                <w:pPr>
+                                  <w:rPr>
+                                    <w:rFonts w:cs="Segoe UI"/>
+                                    <w:sz w:val="16"/>
+                                    <w:szCs w:val="16"/>
+                                  </w:rPr>
+                                </w:pPr>
+                                <w:proofErr w:type="spellStart"/>
+                                <w:r>
+                                  <w:rPr>
+                                    <w:rFonts w:cs="Segoe UI"/>
+                                    <w:sz w:val="16"/>
+                                    <w:szCs w:val="16"/>
+                                  </w:rPr>
+                                  <w:t>DeferralAccount</w:t>
+                                </w:r>
+                                <w:proofErr w:type="spellEnd"/>
+                              </w:p>
+                            </w:tc>
+                          </w:sdtContent>
+                        </w:sdt>
+                        <w:sdt>
+                          <w:sdtPr>
+                            <w:rPr>
+                              <w:rFonts w:cs="Segoe UI"/>
+                              <w:sz w:val="16"/>
+                              <w:szCs w:val="16"/>
+                            </w:rPr>
+                            <w:alias w:val="#Nav: /Vendor/Posted_Deferral_Header/DeferralStartDate"/>
+                            <w:tag w:val="#Nav: Deferral_Summary_Purchasing/1702"/>
+                            <w:id w:val="-749736927"/>
+                            <w:placeholder>
+                              <w:docPart w:val="5C4EF05920754B57B44CA25FC8F09904"/>
+                            </w:placeholder>
+                            <w:dataBinding w:prefixMappings="xmlns:ns0='urn:microsoft-dynamics-nav/reports/Deferral_Summary_Purchasing/1702/'" w:xpath="/ns0:NavWordReportXmlPart[1]/ns0:Vendor[1]/ns0:Posted_Deferral_Header[1]/ns0:DeferralStartDate[1]" w:storeItemID="{5F9AA176-249A-498C-98A4-F8C0DDD74752}"/>
+                            <w:text/>
+                          </w:sdtPr>
+                          <w:sdtContent>
+                            <w:tc>
+                              <w:tcPr>
+                                <w:tcW w:w="1200" w:type="dxa"/>
+                                <w:tcBorders>
+                                  <w:top w:val="nil"/>
+                                  <w:left w:val="nil"/>
+                                  <w:bottom w:val="single" w:color="F5F6F8" w:sz="4" w:space="0"/>
+                                  <w:right w:val="nil"/>
+                                </w:tcBorders>
+                                <w:vAlign w:val="center"/>
+                              </w:tcPr>
+                              <w:p>
+                                <w:pPr>
+                                  <w:jc w:val="right"/>
+                                  <w:rPr>
+                                    <w:rFonts w:cs="Segoe UI"/>
+                                    <w:sz w:val="16"/>
+                                    <w:szCs w:val="16"/>
+                                  </w:rPr>
+                                </w:pPr>
+                                <w:proofErr w:type="spellStart"/>
+                                <w:r>
+                                  <w:rPr>
+                                    <w:rFonts w:cs="Segoe UI"/>
+                                    <w:sz w:val="16"/>
+                                    <w:szCs w:val="16"/>
+                                  </w:rPr>
+                                  <w:t>DeferralStartDate</w:t>
+                                </w:r>
+                                <w:proofErr w:type="spellEnd"/>
+                              </w:p>
+                            </w:tc>
+                          </w:sdtContent>
+                        </w:sdt>
+                        <w:sdt>
+                          <w:sdtPr>
+                            <w:rPr>
+                              <w:rFonts w:cs="Segoe UI"/>
+                              <w:sz w:val="16"/>
+                              <w:szCs w:val="16"/>
+                            </w:rPr>
+                            <w:alias w:val="#Nav: /Vendor/Posted_Deferral_Header/NumOfPeriods"/>
+                            <w:tag w:val="#Nav: Deferral_Summary_Purchasing/1702"/>
+                            <w:id w:val="1365328665"/>
+                            <w:placeholder>
+                              <w:docPart w:val="5C4EF05920754B57B44CA25FC8F09904"/>
+                            </w:placeholder>
+                            <w:dataBinding w:prefixMappings="xmlns:ns0='urn:microsoft-dynamics-nav/reports/Deferral_Summary_Purchasing/1702/'" w:xpath="/ns0:NavWordReportXmlPart[1]/ns0:Vendor[1]/ns0:Posted_Deferral_Header[1]/ns0:NumOfPeriods[1]" w:storeItemID="{5F9AA176-249A-498C-98A4-F8C0DDD74752}"/>
+                            <w:text/>
+                          </w:sdtPr>
+                          <w:sdtContent>
+                            <w:tc>
+                              <w:tcPr>
+                                <w:tcW w:w="1050" w:type="dxa"/>
+                                <w:tcBorders>
+                                  <w:top w:val="nil"/>
+                                  <w:left w:val="nil"/>
+                                  <w:bottom w:val="single" w:color="F5F6F8" w:sz="4" w:space="0"/>
+                                  <w:right w:val="nil"/>
+                                </w:tcBorders>
+                                <w:vAlign w:val="center"/>
+                              </w:tcPr>
+                              <w:p>
+                                <w:pPr>
+                                  <w:jc w:val="right"/>
+                                  <w:rPr>
+                                    <w:rFonts w:cs="Segoe UI"/>
+                                    <w:sz w:val="16"/>
+                                    <w:szCs w:val="16"/>
+                                  </w:rPr>
+                                </w:pPr>
+                                <w:proofErr w:type="spellStart"/>
+                                <w:r>
+                                  <w:rPr>
+                                    <w:rFonts w:cs="Segoe UI"/>
+                                    <w:sz w:val="16"/>
+                                    <w:szCs w:val="16"/>
+                                  </w:rPr>
+                                  <w:t>NumOfPeriods</w:t>
+                                </w:r>
+                                <w:proofErr w:type="spellEnd"/>
+                              </w:p>
+                            </w:tc>
+                          </w:sdtContent>
+                        </w:sdt>
+                        <w:sdt>
+                          <w:sdtPr>
+                            <w:rPr>
+                              <w:rFonts w:cs="Segoe UI"/>
+                              <w:sz w:val="16"/>
+                              <w:szCs w:val="16"/>
+                            </w:rPr>
+                            <w:alias w:val="#Nav: /Vendor/Posted_Deferral_Header/AmtRecognized"/>
+                            <w:tag w:val="#Nav: Deferral_Summary_Purchasing/1702"/>
+                            <w:id w:val="-1952084912"/>
+                            <w:placeholder>
+                              <w:docPart w:val="5C4EF05920754B57B44CA25FC8F09904"/>
+                            </w:placeholder>
+                            <w:dataBinding w:prefixMappings="xmlns:ns0='urn:microsoft-dynamics-nav/reports/Deferral_Summary_Purchasing/1702/'" w:xpath="/ns0:NavWordReportXmlPart[1]/ns0:Vendor[1]/ns0:Posted_Deferral_Header[1]/ns0:AmtRecognized[1]" w:storeItemID="{5F9AA176-249A-498C-98A4-F8C0DDD74752}"/>
+                            <w:text/>
+                          </w:sdtPr>
+                          <w:sdtContent>
+                            <w:tc>
+                              <w:tcPr>
+                                <w:tcW w:w="1351" w:type="dxa"/>
+                                <w:tcBorders>
+                                  <w:top w:val="nil"/>
+                                  <w:left w:val="nil"/>
+                                  <w:bottom w:val="single" w:color="F5F6F8" w:sz="4" w:space="0"/>
+                                  <w:right w:val="nil"/>
+                                </w:tcBorders>
+                                <w:vAlign w:val="center"/>
+                              </w:tcPr>
+                              <w:p>
+                                <w:pPr>
+                                  <w:jc w:val="right"/>
+                                  <w:rPr>
+                                    <w:rFonts w:cs="Segoe UI"/>
+                                    <w:sz w:val="16"/>
+                                    <w:szCs w:val="16"/>
+                                  </w:rPr>
+                                </w:pPr>
+                                <w:proofErr w:type="spellStart"/>
+                                <w:r>
+                                  <w:rPr>
+                                    <w:rFonts w:cs="Segoe UI"/>
+                                    <w:sz w:val="16"/>
+                                    <w:szCs w:val="16"/>
+                                  </w:rPr>
+                                  <w:t>AmtRecognized</w:t>
+                                </w:r>
+                                <w:proofErr w:type="spellEnd"/>
+                              </w:p>
+                            </w:tc>
+                          </w:sdtContent>
+                        </w:sdt>
+                        <w:sdt>
+                          <w:sdtPr>
+                            <w:rPr>
+                              <w:rFonts w:cs="Segoe UI"/>
+                              <w:sz w:val="16"/>
+                              <w:szCs w:val="16"/>
+                            </w:rPr>
+                            <w:alias w:val="#Nav: /Vendor/Posted_Deferral_Header/RemainingAmtDeferred"/>
+                            <w:tag w:val="#Nav: Deferral_Summary_Purchasing/1702"/>
+                            <w:id w:val="148557067"/>
+                            <w:placeholder>
+                              <w:docPart w:val="5C4EF05920754B57B44CA25FC8F09904"/>
+                            </w:placeholder>
+                            <w:dataBinding w:prefixMappings="xmlns:ns0='urn:microsoft-dynamics-nav/reports/Deferral_Summary_Purchasing/1702/'" w:xpath="/ns0:NavWordReportXmlPart[1]/ns0:Vendor[1]/ns0:Posted_Deferral_Header[1]/ns0:RemainingAmtDeferred[1]" w:storeItemID="{5F9AA176-249A-498C-98A4-F8C0DDD74752}"/>
+                            <w:text/>
+                          </w:sdtPr>
+                          <w:sdtContent>
+                            <w:tc>
+                              <w:tcPr>
+                                <w:tcW w:w="1351" w:type="dxa"/>
+                                <w:tcBorders>
+                                  <w:top w:val="nil"/>
+                                  <w:left w:val="nil"/>
+                                  <w:bottom w:val="single" w:color="F5F6F8" w:sz="4" w:space="0"/>
+                                  <w:right w:val="nil"/>
+                                </w:tcBorders>
+                                <w:vAlign w:val="center"/>
+                              </w:tcPr>
+                              <w:p>
+                                <w:pPr>
+                                  <w:jc w:val="right"/>
+                                  <w:rPr>
+                                    <w:rFonts w:cs="Segoe UI"/>
+                                    <w:sz w:val="16"/>
+                                    <w:szCs w:val="16"/>
+                                  </w:rPr>
+                                </w:pPr>
+                                <w:proofErr w:type="spellStart"/>
+                                <w:r>
+                                  <w:rPr>
+                                    <w:rFonts w:cs="Segoe UI"/>
+                                    <w:sz w:val="16"/>
+                                    <w:szCs w:val="16"/>
+                                  </w:rPr>
+                                  <w:t>RemainingAmtDeferred</w:t>
+                                </w:r>
+                                <w:proofErr w:type="spellEnd"/>
+                              </w:p>
+                            </w:tc>
+                          </w:sdtContent>
+                        </w:sdt>
+                        <w:sdt>
+                          <w:sdtPr>
+                            <w:rPr>
+                              <w:rFonts w:cs="Segoe UI"/>
+                              <w:sz w:val="16"/>
+                              <w:szCs w:val="16"/>
+                            </w:rPr>
+                            <w:alias w:val="#Nav: /Vendor/Posted_Deferral_Header/TotalAmtDeferred"/>
+                            <w:tag w:val="#Nav: Deferral_Summary_Purchasing/1702"/>
+                            <w:id w:val="907044575"/>
+                            <w:placeholder>
+                              <w:docPart w:val="5C4EF05920754B57B44CA25FC8F09904"/>
+                            </w:placeholder>
+                            <w:dataBinding w:prefixMappings="xmlns:ns0='urn:microsoft-dynamics-nav/reports/Deferral_Summary_Purchasing/1702/'" w:xpath="/ns0:NavWordReportXmlPart[1]/ns0:Vendor[1]/ns0:Posted_Deferral_Header[1]/ns0:TotalAmtDeferred[1]" w:storeItemID="{5F9AA176-249A-498C-98A4-F8C0DDD74752}"/>
+                            <w:text/>
+                          </w:sdtPr>
+                          <w:sdtContent>
+                            <w:tc>
+                              <w:tcPr>
+                                <w:tcW w:w="1318" w:type="dxa"/>
+                                <w:tcBorders>
+                                  <w:top w:val="nil"/>
+                                  <w:left w:val="nil"/>
+                                  <w:bottom w:val="single" w:color="F5F6F8" w:sz="4" w:space="0"/>
+                                  <w:right w:val="nil"/>
+                                </w:tcBorders>
+                                <w:vAlign w:val="center"/>
+                              </w:tcPr>
+                              <w:p>
+                                <w:pPr>
+                                  <w:jc w:val="right"/>
+                                  <w:rPr>
+                                    <w:rFonts w:cs="Segoe UI"/>
+                                    <w:sz w:val="16"/>
+                                    <w:szCs w:val="16"/>
+                                  </w:rPr>
+                                </w:pPr>
+                                <w:proofErr w:type="spellStart"/>
+                                <w:r>
+                                  <w:rPr>
+                                    <w:rFonts w:cs="Segoe UI"/>
+                                    <w:sz w:val="16"/>
+                                    <w:szCs w:val="16"/>
+                                  </w:rPr>
+                                  <w:t>TotalAmtDeferred</w:t>
+                                </w:r>
+                                <w:proofErr w:type="spellEnd"/>
+                              </w:p>
+                            </w:tc>
+                          </w:sdtContent>
+                        </w:sdt>
+                      </w:tr>
+                    </w:sdtContent>
+                  </w:sdt>
+                </w:sdtContent>
+              </w:sdt>
+              <w:tr>
+                <w:tc>
+                  <w:tcPr>
+                    <w:tcW w:w="1200" w:type="dxa"/>
+                    <w:tcBorders>
+                      <w:top w:val="single" w:color="F5F6F8" w:sz="4" w:space="0"/>
+                      <w:left w:val="nil"/>
+                      <w:bottom w:val="single" w:color="auto" w:sz="4" w:space="0"/>
+                      <w:right w:val="nil"/>
+                    </w:tcBorders>
+                    <w:shd w:val="clear" w:color="auto" w:fill="FFFFFF" w:themeFill="background1"/>
+                  </w:tcPr>
+                  <w:p>
+                    <w:pPr>
+                      <w:rPr>
+                        <w:rFonts w:ascii="Segoe UI" w:hAnsi="Segoe UI" w:cs="Segoe UI"/>
+                        <w:sz w:val="16"/>
+                        <w:szCs w:val="16"/>
+                      </w:rPr>
+                    </w:pPr>
+                  </w:p>
+                </w:tc>
+                <w:tc>
+                  <w:tcPr>
+                    <w:tcW w:w="1501" w:type="dxa"/>
+                    <w:gridSpan w:val="2"/>
+                    <w:tcBorders>
+                      <w:top w:val="single" w:color="F5F6F8" w:sz="4" w:space="0"/>
+                      <w:left w:val="nil"/>
+                      <w:bottom w:val="single" w:color="auto" w:sz="4" w:space="0"/>
+                      <w:right w:val="nil"/>
+                    </w:tcBorders>
+                    <w:shd w:val="clear" w:color="auto" w:fill="FFFFFF" w:themeFill="background1"/>
+                  </w:tcPr>
+                  <w:p>
+                    <w:pPr>
+                      <w:rPr>
+                        <w:rFonts w:ascii="Segoe UI" w:hAnsi="Segoe UI" w:cs="Segoe UI"/>
+                        <w:sz w:val="16"/>
+                        <w:szCs w:val="16"/>
+                      </w:rPr>
+                    </w:pPr>
+                  </w:p>
+                </w:tc>
+                <w:tc>
+                  <w:tcPr>
+                    <w:tcW w:w="1500" w:type="dxa"/>
+                    <w:tcBorders>
+                      <w:top w:val="single" w:color="F5F6F8" w:sz="4" w:space="0"/>
+                      <w:left w:val="nil"/>
+                      <w:bottom w:val="single" w:color="auto" w:sz="4" w:space="0"/>
+                      <w:right w:val="nil"/>
+                    </w:tcBorders>
+                    <w:shd w:val="clear" w:color="auto" w:fill="FFFFFF" w:themeFill="background1"/>
+                  </w:tcPr>
+                  <w:p>
+                    <w:pPr>
+                      <w:rPr>
+                        <w:rFonts w:ascii="Segoe UI" w:hAnsi="Segoe UI" w:cs="Segoe UI"/>
+                        <w:sz w:val="16"/>
+                        <w:szCs w:val="16"/>
+                      </w:rPr>
+                    </w:pPr>
+                  </w:p>
+                </w:tc>
+                <w:tc>
+                  <w:tcPr>
+                    <w:tcW w:w="1200" w:type="dxa"/>
+                    <w:tcBorders>
+                      <w:top w:val="single" w:color="F5F6F8" w:sz="4" w:space="0"/>
+                      <w:left w:val="nil"/>
+                      <w:bottom w:val="single" w:color="auto" w:sz="4" w:space="0"/>
+                      <w:right w:val="nil"/>
+                    </w:tcBorders>
+                    <w:shd w:val="clear" w:color="auto" w:fill="FFFFFF" w:themeFill="background1"/>
+                  </w:tcPr>
+                  <w:p>
+                    <w:pPr>
+                      <w:rPr>
+                        <w:rFonts w:ascii="Segoe UI" w:hAnsi="Segoe UI" w:cs="Segoe UI"/>
+                        <w:sz w:val="16"/>
+                        <w:szCs w:val="16"/>
+                      </w:rPr>
+                    </w:pPr>
+                  </w:p>
+                </w:tc>
+                <w:tc>
+                  <w:tcPr>
+                    <w:tcW w:w="2251" w:type="dxa"/>
+                    <w:tcBorders>
+                      <w:top w:val="single" w:color="F5F6F8" w:sz="4" w:space="0"/>
+                      <w:left w:val="nil"/>
+                      <w:bottom w:val="single" w:color="auto" w:sz="4" w:space="0"/>
+                      <w:right w:val="nil"/>
+                    </w:tcBorders>
+                    <w:shd w:val="clear" w:color="auto" w:fill="FFFFFF" w:themeFill="background1"/>
+                  </w:tcPr>
+                  <w:p>
+                    <w:pPr>
+                      <w:rPr>
+                        <w:rFonts w:ascii="Segoe UI" w:hAnsi="Segoe UI" w:cs="Segoe UI"/>
+                        <w:sz w:val="16"/>
+                        <w:szCs w:val="16"/>
+                      </w:rPr>
+                    </w:pPr>
+                  </w:p>
+                </w:tc>
+                <w:tc>
+                  <w:tcPr>
+                    <w:tcW w:w="1500" w:type="dxa"/>
+                    <w:tcBorders>
+                      <w:top w:val="single" w:color="F5F6F8" w:sz="4" w:space="0"/>
+                      <w:left w:val="nil"/>
+                      <w:bottom w:val="single" w:color="auto" w:sz="4" w:space="0"/>
+                      <w:right w:val="nil"/>
+                    </w:tcBorders>
+                    <w:shd w:val="clear" w:color="auto" w:fill="FFFFFF" w:themeFill="background1"/>
+                  </w:tcPr>
+                  <w:p>
+                    <w:pPr>
+                      <w:rPr>
+                        <w:rFonts w:ascii="Segoe UI" w:hAnsi="Segoe UI" w:cs="Segoe UI"/>
+                        <w:sz w:val="16"/>
+                        <w:szCs w:val="16"/>
+                      </w:rPr>
+                    </w:pPr>
+                  </w:p>
+                </w:tc>
+                <w:tc>
+                  <w:tcPr>
+                    <w:tcW w:w="1200" w:type="dxa"/>
+                    <w:tcBorders>
+                      <w:top w:val="single" w:color="F5F6F8" w:sz="4" w:space="0"/>
+                      <w:left w:val="nil"/>
+                      <w:bottom w:val="single" w:color="auto" w:sz="4" w:space="0"/>
+                      <w:right w:val="nil"/>
+                    </w:tcBorders>
+                    <w:shd w:val="clear" w:color="auto" w:fill="FFFFFF" w:themeFill="background1"/>
+                  </w:tcPr>
+                  <w:p>
+                    <w:pPr>
+                      <w:jc w:val="right"/>
+                      <w:rPr>
+                        <w:rFonts w:ascii="Segoe UI" w:hAnsi="Segoe UI" w:cs="Segoe UI"/>
+                        <w:sz w:val="16"/>
+                        <w:szCs w:val="16"/>
+                      </w:rPr>
+                    </w:pPr>
+                  </w:p>
+                </w:tc>
+                <w:tc>
+                  <w:tcPr>
+                    <w:tcW w:w="1050" w:type="dxa"/>
+                    <w:tcBorders>
+                      <w:top w:val="single" w:color="F5F6F8" w:sz="4" w:space="0"/>
+                      <w:left w:val="nil"/>
+                      <w:bottom w:val="single" w:color="auto" w:sz="4" w:space="0"/>
+                      <w:right w:val="nil"/>
+                    </w:tcBorders>
+                    <w:shd w:val="clear" w:color="auto" w:fill="FFFFFF" w:themeFill="background1"/>
+                  </w:tcPr>
+                  <w:p>
+                    <w:pPr>
+                      <w:jc w:val="right"/>
+                      <w:rPr>
+                        <w:rFonts w:ascii="Segoe UI" w:hAnsi="Segoe UI" w:cs="Segoe UI"/>
+                        <w:sz w:val="16"/>
+                        <w:szCs w:val="16"/>
+                      </w:rPr>
+                    </w:pPr>
+                  </w:p>
+                </w:tc>
+                <w:tc>
+                  <w:tcPr>
+                    <w:tcW w:w="1351" w:type="dxa"/>
+                    <w:tcBorders>
+                      <w:top w:val="single" w:color="F5F6F8" w:sz="4" w:space="0"/>
+                      <w:left w:val="nil"/>
+                      <w:bottom w:val="single" w:color="auto" w:sz="4" w:space="0"/>
+                      <w:right w:val="nil"/>
+                    </w:tcBorders>
+                    <w:shd w:val="clear" w:color="auto" w:fill="FFFFFF" w:themeFill="background1"/>
+                  </w:tcPr>
+                  <w:p>
+                    <w:pPr>
+                      <w:jc w:val="right"/>
+                      <w:rPr>
+                        <w:rFonts w:ascii="Segoe UI" w:hAnsi="Segoe UI" w:cs="Segoe UI"/>
+                        <w:sz w:val="16"/>
+                        <w:szCs w:val="16"/>
+                      </w:rPr>
+                    </w:pPr>
+                  </w:p>
+                </w:tc>
+                <w:tc>
+                  <w:tcPr>
+                    <w:tcW w:w="1351" w:type="dxa"/>
+                    <w:tcBorders>
+                      <w:top w:val="single" w:color="F5F6F8" w:sz="4" w:space="0"/>
+                      <w:left w:val="nil"/>
+                      <w:bottom w:val="single" w:color="auto" w:sz="4" w:space="0"/>
+                      <w:right w:val="nil"/>
+                    </w:tcBorders>
+                    <w:shd w:val="clear" w:color="auto" w:fill="FFFFFF" w:themeFill="background1"/>
+                  </w:tcPr>
+                  <w:p>
+                    <w:pPr>
+                      <w:jc w:val="right"/>
+                      <w:rPr>
+                        <w:rFonts w:ascii="Segoe UI" w:hAnsi="Segoe UI" w:cs="Segoe UI"/>
+                        <w:sz w:val="16"/>
+                        <w:szCs w:val="16"/>
+                      </w:rPr>
+                    </w:pPr>
+                  </w:p>
+                </w:tc>
+                <w:tc>
+                  <w:tcPr>
+                    <w:tcW w:w="1318" w:type="dxa"/>
+                    <w:tcBorders>
+                      <w:top w:val="single" w:color="F5F6F8" w:sz="4" w:space="0"/>
+                      <w:left w:val="nil"/>
+                      <w:bottom w:val="single" w:color="auto" w:sz="4" w:space="0"/>
+                      <w:right w:val="nil"/>
+                    </w:tcBorders>
+                    <w:shd w:val="clear" w:color="auto" w:fill="FFFFFF" w:themeFill="background1"/>
+                  </w:tcPr>
+                  <w:p>
+                    <w:pPr>
+                      <w:jc w:val="right"/>
+                      <w:rPr>
+                        <w:rFonts w:ascii="Segoe UI" w:hAnsi="Segoe UI" w:cs="Segoe UI"/>
+                        <w:sz w:val="16"/>
+                        <w:szCs w:val="16"/>
+                      </w:rPr>
+                    </w:pPr>
+                  </w:p>
+                </w:tc>
+              </w:tr>
+              <w:tr>
+                <w:trPr>
+                  <w:trHeight w:val="418"/>
+                </w:trPr>
+                <w:tc>
+                  <w:tcPr>
+                    <w:tcW w:w="1200" w:type="dxa"/>
+                    <w:tcBorders>
+                      <w:top w:val="single" w:color="auto" w:sz="4" w:space="0"/>
+                      <w:left w:val="nil"/>
+                      <w:bottom w:val="single" w:color="auto" w:sz="8" w:space="0"/>
+                      <w:right w:val="nil"/>
+                    </w:tcBorders>
+                  </w:tcPr>
+                  <w:p>
+                    <w:pPr>
+                      <w:pStyle w:val="Heading2"/>
+                      <w:spacing w:before="120" w:after="120"/>
+                      <w:rPr>
+                        <w:rFonts w:ascii="Aptos SemiBold" w:hAnsi="Aptos SemiBold"/>
+                        <w:color w:val="auto"/>
+                        <w:sz w:val="16"/>
+                        <w:szCs w:val="16"/>
+                      </w:rPr>
+                    </w:pPr>
+                  </w:p>
+                </w:tc>
+                <w:tc>
+                  <w:tcPr>
+                    <w:tcW w:w="1501" w:type="dxa"/>
+                    <w:gridSpan w:val="2"/>
+                    <w:tcBorders>
+                      <w:top w:val="single" w:color="auto" w:sz="4" w:space="0"/>
+                      <w:left w:val="nil"/>
+                      <w:bottom w:val="single" w:color="auto" w:sz="8" w:space="0"/>
+                      <w:right w:val="nil"/>
+                    </w:tcBorders>
+                  </w:tcPr>
+                  <w:p>
+                    <w:pPr>
+                      <w:pStyle w:val="Heading2"/>
+                      <w:spacing w:before="120" w:after="120"/>
+                      <w:rPr>
+                        <w:rFonts w:ascii="Aptos SemiBold" w:hAnsi="Aptos SemiBold"/>
+                        <w:color w:val="auto"/>
+                        <w:sz w:val="16"/>
+                        <w:szCs w:val="16"/>
+                      </w:rPr>
+                    </w:pPr>
+                  </w:p>
+                </w:tc>
+                <w:tc>
+                  <w:tcPr>
+                    <w:tcW w:w="1500" w:type="dxa"/>
+                    <w:tcBorders>
+                      <w:top w:val="single" w:color="auto" w:sz="4" w:space="0"/>
+                      <w:left w:val="nil"/>
+                      <w:bottom w:val="single" w:color="auto" w:sz="8" w:space="0"/>
+                      <w:right w:val="nil"/>
+                    </w:tcBorders>
+                  </w:tcPr>
+                  <w:p>
+                    <w:pPr>
+                      <w:pStyle w:val="Heading2"/>
+                      <w:spacing w:before="120" w:after="120"/>
+                      <w:rPr>
+                        <w:rFonts w:ascii="Aptos SemiBold" w:hAnsi="Aptos SemiBold"/>
+                        <w:color w:val="auto"/>
+                        <w:sz w:val="16"/>
+                        <w:szCs w:val="16"/>
+                      </w:rPr>
+                    </w:pPr>
+                  </w:p>
+                </w:tc>
+                <w:tc>
+                  <w:tcPr>
+                    <w:tcW w:w="1200" w:type="dxa"/>
+                    <w:tcBorders>
+                      <w:top w:val="single" w:color="auto" w:sz="4" w:space="0"/>
+                      <w:left w:val="nil"/>
+                      <w:bottom w:val="single" w:color="auto" w:sz="8" w:space="0"/>
+                      <w:right w:val="nil"/>
+                    </w:tcBorders>
+                  </w:tcPr>
+                  <w:p>
+                    <w:pPr>
+                      <w:pStyle w:val="Heading2"/>
+                      <w:spacing w:before="120" w:after="120"/>
+                      <w:rPr>
+                        <w:rFonts w:ascii="Aptos SemiBold" w:hAnsi="Aptos SemiBold"/>
+                        <w:color w:val="auto"/>
+                        <w:sz w:val="16"/>
+                        <w:szCs w:val="16"/>
+                      </w:rPr>
+                    </w:pPr>
+                  </w:p>
+                </w:tc>
+                <w:tc>
+                  <w:tcPr>
+                    <w:tcW w:w="2251" w:type="dxa"/>
+                    <w:tcBorders>
+                      <w:top w:val="single" w:color="auto" w:sz="4" w:space="0"/>
+                      <w:left w:val="nil"/>
+                      <w:bottom w:val="single" w:color="auto" w:sz="8" w:space="0"/>
+                      <w:right w:val="nil"/>
+                    </w:tcBorders>
+                  </w:tcPr>
+                  <w:p>
+                    <w:pPr>
+                      <w:pStyle w:val="Heading2"/>
+                      <w:spacing w:before="120" w:after="120"/>
+                      <w:rPr>
+                        <w:rFonts w:ascii="Aptos SemiBold" w:hAnsi="Aptos SemiBold"/>
+                        <w:color w:val="auto"/>
+                        <w:sz w:val="16"/>
+                        <w:szCs w:val="16"/>
+                      </w:rPr>
+                    </w:pPr>
+                  </w:p>
+                </w:tc>
+                <w:tc>
+                  <w:tcPr>
+                    <w:tcW w:w="1500" w:type="dxa"/>
+                    <w:tcBorders>
+                      <w:top w:val="single" w:color="auto" w:sz="4" w:space="0"/>
+                      <w:left w:val="nil"/>
+                      <w:bottom w:val="single" w:color="auto" w:sz="8" w:space="0"/>
+                      <w:right w:val="nil"/>
+                    </w:tcBorders>
+                  </w:tcPr>
+                  <w:p>
+                    <w:pPr>
+                      <w:pStyle w:val="Heading2"/>
+                      <w:spacing w:before="120" w:after="120"/>
+                      <w:rPr>
+                        <w:rFonts w:ascii="Aptos SemiBold" w:hAnsi="Aptos SemiBold"/>
+                        <w:color w:val="auto"/>
+                        <w:sz w:val="16"/>
+                        <w:szCs w:val="16"/>
+                      </w:rPr>
+                    </w:pPr>
+                  </w:p>
+                </w:tc>
+                <w:tc>
+                  <w:tcPr>
+                    <w:tcW w:w="1200" w:type="dxa"/>
+                    <w:tcBorders>
+                      <w:top w:val="single" w:color="auto" w:sz="4" w:space="0"/>
+                      <w:left w:val="nil"/>
+                      <w:bottom w:val="single" w:color="auto" w:sz="8" w:space="0"/>
+                      <w:right w:val="nil"/>
+                    </w:tcBorders>
+                  </w:tcPr>
+                  <w:p>
+                    <w:pPr>
+                      <w:pStyle w:val="Heading2"/>
+                      <w:spacing w:before="120" w:after="120"/>
+                      <w:rPr>
+                        <w:rFonts w:ascii="Aptos SemiBold" w:hAnsi="Aptos SemiBold"/>
+                        <w:color w:val="auto"/>
+                        <w:sz w:val="16"/>
+                        <w:szCs w:val="16"/>
+                      </w:rPr>
+                    </w:pPr>
+                  </w:p>
+                </w:tc>
+                <w:tc>
+                  <w:tcPr>
+                    <w:tcW w:w="1050" w:type="dxa"/>
+                    <w:tcBorders>
+                      <w:top w:val="single" w:color="auto" w:sz="4" w:space="0"/>
+                      <w:left w:val="nil"/>
+                      <w:bottom w:val="single" w:color="auto" w:sz="8" w:space="0"/>
+                      <w:right w:val="nil"/>
+                    </w:tcBorders>
+                  </w:tcPr>
+                  <w:p>
+                    <w:pPr>
+                      <w:pStyle w:val="Heading2"/>
+                      <w:spacing w:before="120" w:after="120"/>
+                      <w:rPr>
+                        <w:rFonts w:ascii="Aptos SemiBold" w:hAnsi="Aptos SemiBold"/>
+                        <w:color w:val="auto"/>
+                        <w:sz w:val="16"/>
+                        <w:szCs w:val="16"/>
+                      </w:rPr>
+                    </w:pPr>
+                  </w:p>
+                </w:tc>
+                <w:sdt>
+                  <w:sdtPr>
+                    <w:rPr>
+                      <w:rFonts w:ascii="Aptos SemiBold" w:hAnsi="Aptos SemiBold"/>
+                      <w:color w:val="auto"/>
+                      <w:sz w:val="16"/>
+                      <w:szCs w:val="16"/>
+                    </w:rPr>
+                    <w:alias w:val="#Nav: /Vendor/Totals/SumAmtRecognized"/>
+                    <w:tag w:val="#Nav: Deferral_Summary_Purchasing/1702"/>
+                    <w:id w:val="1584717029"/>
+                    <w:placeholder>
+                      <w:docPart w:val="5C4EF05920754B57B44CA25FC8F09904"/>
+                    </w:placeholder>
+                    <w:dataBinding w:prefixMappings="xmlns:ns0='urn:microsoft-dynamics-nav/reports/Deferral_Summary_Purchasing/1702/'" w:xpath="/ns0:NavWordReportXmlPart[1]/ns0:Vendor[1]/ns0:Totals[1]/ns0:SumAmtRecognized[1]" w:storeItemID="{5F9AA176-249A-498C-98A4-F8C0DDD74752}"/>
+                    <w:text/>
+                  </w:sdtPr>
+                  <w:sdtContent>
+                    <w:tc>
+                      <w:tcPr>
+                        <w:tcW w:w="1351" w:type="dxa"/>
+                        <w:tcBorders>
+                          <w:top w:val="single" w:color="auto" w:sz="4" w:space="0"/>
+                          <w:left w:val="nil"/>
+                          <w:bottom w:val="single" w:color="auto" w:sz="8" w:space="0"/>
+                          <w:right w:val="nil"/>
+                        </w:tcBorders>
+                      </w:tcPr>
+                      <w:p>
+                        <w:pPr>
+                          <w:pStyle w:val="Heading2"/>
+                          <w:spacing w:before="120" w:after="120"/>
+                          <w:rPr>
+                            <w:rFonts w:ascii="Aptos SemiBold" w:hAnsi="Aptos SemiBold"/>
+                            <w:color w:val="auto"/>
+                            <w:sz w:val="16"/>
+                            <w:szCs w:val="16"/>
+                          </w:rPr>
+                        </w:pPr>
+                        <w:proofErr w:type="spellStart"/>
+                        <w:r>
+                          <w:rPr>
+                            <w:rFonts w:ascii="Aptos SemiBold" w:hAnsi="Aptos SemiBold"/>
+                            <w:color w:val="auto"/>
+                            <w:sz w:val="16"/>
+                            <w:szCs w:val="16"/>
+                          </w:rPr>
+                          <w:t>SumAmtRecognized</w:t>
+                        </w:r>
+                        <w:proofErr w:type="spellEnd"/>
+                      </w:p>
+                    </w:tc>
+                  </w:sdtContent>
+                </w:sdt>
+                <w:sdt>
+                  <w:sdtPr>
+                    <w:rPr>
+                      <w:rFonts w:ascii="Aptos SemiBold" w:hAnsi="Aptos SemiBold"/>
+                      <w:color w:val="auto"/>
+                      <w:sz w:val="16"/>
+                      <w:szCs w:val="16"/>
+                    </w:rPr>
+                    <w:alias w:val="#Nav: /Vendor/Totals/SumRemainingAmtDeferred"/>
+                    <w:tag w:val="#Nav: Deferral_Summary_Purchasing/1702"/>
+                    <w:id w:val="1688869192"/>
+                    <w:placeholder>
+                      <w:docPart w:val="5C4EF05920754B57B44CA25FC8F09904"/>
+                    </w:placeholder>
+                    <w:dataBinding w:prefixMappings="xmlns:ns0='urn:microsoft-dynamics-nav/reports/Deferral_Summary_Purchasing/1702/'" w:xpath="/ns0:NavWordReportXmlPart[1]/ns0:Vendor[1]/ns0:Totals[1]/ns0:SumRemainingAmtDeferred[1]" w:storeItemID="{5F9AA176-249A-498C-98A4-F8C0DDD74752}"/>
+                    <w:text/>
+                  </w:sdtPr>
+                  <w:sdtContent>
+                    <w:tc>
+                      <w:tcPr>
+                        <w:tcW w:w="1351" w:type="dxa"/>
+                        <w:tcBorders>
+                          <w:top w:val="single" w:color="auto" w:sz="4" w:space="0"/>
+                          <w:left w:val="nil"/>
+                          <w:bottom w:val="single" w:color="auto" w:sz="8" w:space="0"/>
+                          <w:right w:val="nil"/>
+                        </w:tcBorders>
+                      </w:tcPr>
+                      <w:p>
+                        <w:pPr>
+                          <w:pStyle w:val="Heading2"/>
+                          <w:spacing w:before="120" w:after="120"/>
+                          <w:rPr>
+                            <w:rFonts w:ascii="Aptos SemiBold" w:hAnsi="Aptos SemiBold"/>
+                            <w:color w:val="auto"/>
+                            <w:sz w:val="16"/>
+                            <w:szCs w:val="16"/>
+                          </w:rPr>
+                        </w:pPr>
+                        <w:proofErr w:type="spellStart"/>
+                        <w:r>
+                          <w:rPr>
+                            <w:rFonts w:ascii="Aptos SemiBold" w:hAnsi="Aptos SemiBold"/>
+                            <w:color w:val="auto"/>
+                            <w:sz w:val="16"/>
+                            <w:szCs w:val="16"/>
+                          </w:rPr>
+                          <w:t>SumRemainingAmtDeferred</w:t>
+                        </w:r>
+                        <w:proofErr w:type="spellEnd"/>
+                      </w:p>
+                    </w:tc>
+                  </w:sdtContent>
+                </w:sdt>
+                <w:sdt>
+                  <w:sdtPr>
+                    <w:rPr>
+                      <w:rFonts w:ascii="Aptos SemiBold" w:hAnsi="Aptos SemiBold"/>
+                      <w:color w:val="auto"/>
+                      <w:sz w:val="16"/>
+                      <w:szCs w:val="16"/>
+                    </w:rPr>
+                    <w:alias w:val="#Nav: /Vendor/Totals/SumTotalAmtDeferred"/>
+                    <w:tag w:val="#Nav: Deferral_Summary_Purchasing/1702"/>
+                    <w:id w:val="-875078100"/>
+                    <w:placeholder>
+                      <w:docPart w:val="5C4EF05920754B57B44CA25FC8F09904"/>
+                    </w:placeholder>
+                    <w:dataBinding w:prefixMappings="xmlns:ns0='urn:microsoft-dynamics-nav/reports/Deferral_Summary_Purchasing/1702/'" w:xpath="/ns0:NavWordReportXmlPart[1]/ns0:Vendor[1]/ns0:Totals[1]/ns0:SumTotalAmtDeferred[1]" w:storeItemID="{5F9AA176-249A-498C-98A4-F8C0DDD74752}"/>
+                    <w:text/>
+                  </w:sdtPr>
+                  <w:sdtContent>
+                    <w:tc>
+                      <w:tcPr>
+                        <w:tcW w:w="1318" w:type="dxa"/>
+                        <w:tcBorders>
+                          <w:top w:val="single" w:color="auto" w:sz="4" w:space="0"/>
+                          <w:left w:val="nil"/>
+                          <w:bottom w:val="single" w:color="auto" w:sz="8" w:space="0"/>
+                          <w:right w:val="nil"/>
+                        </w:tcBorders>
+                      </w:tcPr>
+                      <w:p>
+                        <w:pPr>
+                          <w:pStyle w:val="Heading2"/>
+                          <w:spacing w:before="120" w:after="120"/>
+                          <w:rPr>
+                            <w:rFonts w:ascii="Aptos SemiBold" w:hAnsi="Aptos SemiBold"/>
+                            <w:color w:val="auto"/>
+                            <w:sz w:val="16"/>
+                            <w:szCs w:val="16"/>
+                          </w:rPr>
+                        </w:pPr>
+                        <w:proofErr w:type="spellStart"/>
+                        <w:r>
+                          <w:rPr>
+                            <w:rFonts w:ascii="Aptos SemiBold" w:hAnsi="Aptos SemiBold"/>
+                            <w:color w:val="auto"/>
+                            <w:sz w:val="16"/>
+                            <w:szCs w:val="16"/>
+                          </w:rPr>
+                          <w:t>SumTotalAmtDeferred</w:t>
+                        </w:r>
+                        <w:proofErr w:type="spellEnd"/>
+                      </w:p>
+                    </w:tc>
+                  </w:sdtContent>
+                </w:sdt>
+              </w:tr>
+            </w:sdtContent>
+          </w:sdt>
+        </w:sdtContent>
+      </w:sdt>
+    </w:tbl>
+    <w:p>
+      <w:pPr>
+        <w:rPr>
+          <w:sz w:val="16"/>
+          <w:szCs w:val="16"/>
+        </w:rPr>
+      </w:pPr>
+    </w:p>
+    <w:p>
+      <w:pPr>
+        <w:rPr>
+          <w:sz w:val="16"/>
+          <w:szCs w:val="16"/>
+        </w:rPr>
+      </w:pPr>
+    </w:p>
+    <w:p>
+      <w:pPr>
+        <w:rPr>
+          <w:sz w:val="16"/>
+          <w:szCs w:val="16"/>
+        </w:rPr>
+      </w:pPr>
     </w:p>
     <w:sectPr>
-      <w:pgSz w:w="11906" w:h="16838"/>
-      <w:pgMar w:top="1701" w:right="1134" w:bottom="1701" w:left="1134" w:header="708" w:footer="708" w:gutter="0"/>
+      <w:pgSz w:w="16838" w:h="11906" w:orient="landscape"/>
+      <w:pgMar w:top="576" w:right="706" w:bottom="576" w:left="706" w:header="706" w:footer="706" w:gutter="0"/>
       <w:cols w:space="708"/>
       <w:docGrid w:linePitch="360"/>
     </w:sectPr>
@@ -16,7 +2510,2004 @@
 </w:document>
 </file>
 
-<file path=customXml/item.xml>��< ? x m l   v e r s i o n = " 1 . 0 "   e n c o d i n g = " u t f - 1 6 " ? > +<file path=word/styles.xml><?xml version="1.0" encoding="utf-8"?>
+<w:styles xmlns:mc="http://schemas.openxmlformats.org/markup-compatibility/2006" xmlns:r="http://schemas.openxmlformats.org/officeDocument/2006/relationships" xmlns:w="http://schemas.openxmlformats.org/wordprocessingml/2006/main" xmlns:w14="http://schemas.microsoft.com/office/word/2010/wordml" xmlns:w15="http://schemas.microsoft.com/office/word/2012/wordml" xmlns:w16cex="http://schemas.microsoft.com/office/word/2018/wordml/cex" xmlns:w16cid="http://schemas.microsoft.com/office/word/2016/wordml/cid" xmlns:w16="http://schemas.microsoft.com/office/word/2018/wordml" xmlns:w16du="http://schemas.microsoft.com/office/word/2023/wordml/word16du" xmlns:w16sdtdh="http://schemas.microsoft.com/office/word/2020/wordml/sdtdatahash" xmlns:w16sdtfl="http://schemas.microsoft.com/office/word/2024/wordml/sdtformatlock" xmlns:w16se="http://schemas.microsoft.com/office/word/2015/wordml/symex" mc:Ignorable="w14 w15 w16se w16cid w16 w16cex w16sdtdh w16sdtfl w16du">
+  <w:docDefaults>
+    <w:rPrDefault>
+      <w:rPr>
+        <w:rFonts w:asciiTheme="minorHAnsi" w:eastAsiaTheme="minorEastAsia" w:hAnsiTheme="minorHAnsi" w:cstheme="minorBidi"/>
+        <w:kern w:val="2"/>
+        <w:sz w:val="24"/>
+        <w:szCs w:val="24"/>
+        <w:lang w:val="da-DK" w:eastAsia="da-DK" w:bidi="ar-SA"/>
+        <w14:ligatures w14:val="standardContextual"/>
+      </w:rPr>
+    </w:rPrDefault>
+    <w:pPrDefault>
+      <w:pPr>
+        <w:spacing w:after="160" w:line="278" w:lineRule="auto"/>
+      </w:pPr>
+    </w:pPrDefault>
+  </w:docDefaults>
+  <w:latentStyles w:defLockedState="0" w:defUIPriority="99" w:defSemiHidden="0" w:defUnhideWhenUsed="0" w:defQFormat="0" w:count="376">
+    <w:lsdException w:name="Normal" w:uiPriority="0" w:qFormat="1"/>
+    <w:lsdException w:name="heading 1" w:uiPriority="9" w:qFormat="1"/>
+    <w:lsdException w:name="heading 2" w:semiHidden="1" w:uiPriority="9" w:unhideWhenUsed="1" w:qFormat="1"/>
+    <w:lsdException w:name="heading 3" w:semiHidden="1" w:uiPriority="9" w:unhideWhenUsed="1" w:qFormat="1"/>
+    <w:lsdException w:name="heading 4" w:semiHidden="1" w:uiPriority="9" w:unhideWhenUsed="1" w:qFormat="1"/>
+    <w:lsdException w:name="heading 5" w:semiHidden="1" w:uiPriority="9" w:unhideWhenUsed="1" w:qFormat="1"/>
+    <w:lsdException w:name="heading 6" w:semiHidden="1" w:uiPriority="9" w:unhideWhenUsed="1" w:qFormat="1"/>
+    <w:lsdException w:name="heading 7" w:semiHidden="1" w:uiPriority="9" w:unhideWhenUsed="1" w:qFormat="1"/>
+    <w:lsdException w:name="heading 8" w:semiHidden="1" w:uiPriority="9" w:unhideWhenUsed="1" w:qFormat="1"/>
+    <w:lsdException w:name="heading 9" w:semiHidden="1" w:uiPriority="9" w:unhideWhenUsed="1" w:qFormat="1"/>
+    <w:lsdException w:name="index 1" w:semiHidden="1" w:unhideWhenUsed="1"/>
+    <w:lsdException w:name="index 2" w:semiHidden="1" w:unhideWhenUsed="1"/>
+    <w:lsdException w:name="index 3" w:semiHidden="1" w:unhideWhenUsed="1"/>
+    <w:lsdException w:name="index 4" w:semiHidden="1" w:unhideWhenUsed="1"/>
+    <w:lsdException w:name="index 5" w:semiHidden="1" w:unhideWhenUsed="1"/>
+    <w:lsdException w:name="index 6" w:semiHidden="1" w:unhideWhenUsed="1"/>
+    <w:lsdException w:name="index 7" w:semiHidden="1" w:unhideWhenUsed="1"/>
+    <w:lsdException w:name="index 8" w:semiHidden="1" w:unhideWhenUsed="1"/>
+    <w:lsdException w:name="index 9" w:semiHidden="1" w:unhideWhenUsed="1"/>
+    <w:lsdException w:name="toc 1" w:semiHidden="1" w:uiPriority="39" w:unhideWhenUsed="1"/>
+    <w:lsdException w:name="toc 2" w:semiHidden="1" w:uiPriority="39" w:unhideWhenUsed="1"/>
+    <w:lsdException w:name="toc 3" w:semiHidden="1" w:uiPriority="39" w:unhideWhenUsed="1"/>
+    <w:lsdException w:name="toc 4" w:semiHidden="1" w:uiPriority="39" w:unhideWhenUsed="1"/>
+    <w:lsdException w:name="toc 5" w:semiHidden="1" w:uiPriority="39" w:unhideWhenUsed="1"/>
+    <w:lsdException w:name="toc 6" w:semiHidden="1" w:uiPriority="39" w:unhideWhenUsed="1"/>
+    <w:lsdException w:name="toc 7" w:semiHidden="1" w:uiPriority="39" w:unhideWhenUsed="1"/>
+    <w:lsdException w:name="toc 8" w:semiHidden="1" w:uiPriority="39" w:unhideWhenUsed="1"/>
+    <w:lsdException w:name="toc 9" w:semiHidden="1" w:uiPriority="39" w:unhideWhenUsed="1"/>
+    <w:lsdException w:name="Normal Indent" w:semiHidden="1" w:unhideWhenUsed="1"/>
+    <w:lsdException w:name="footnote text" w:semiHidden="1" w:unhideWhenUsed="1"/>
+    <w:lsdException w:name="annotation text" w:semiHidden="1" w:unhideWhenUsed="1"/>
+    <w:lsdException w:name="header" w:semiHidden="1" w:unhideWhenUsed="1"/>
+    <w:lsdException w:name="footer" w:semiHidden="1" w:unhideWhenUsed="1"/>
+    <w:lsdException w:name="index heading" w:semiHidden="1" w:unhideWhenUsed="1"/>
+    <w:lsdException w:name="caption" w:semiHidden="1" w:uiPriority="35" w:unhideWhenUsed="1" w:qFormat="1"/>
+    <w:lsdException w:name="table of figures" w:semiHidden="1" w:unhideWhenUsed="1"/>
+    <w:lsdException w:name="envelope address" w:semiHidden="1" w:unhideWhenUsed="1"/>
+    <w:lsdException w:name="envelope return" w:semiHidden="1" w:unhideWhenUsed="1"/>
+    <w:lsdException w:name="footnote reference" w:semiHidden="1" w:unhideWhenUsed="1"/>
+    <w:lsdException w:name="annotation reference" w:semiHidden="1" w:unhideWhenUsed="1"/>
+    <w:lsdException w:name="line number" w:semiHidden="1" w:unhideWhenUsed="1"/>
+    <w:lsdException w:name="page number" w:semiHidden="1" w:unhideWhenUsed="1"/>
+    <w:lsdException w:name="endnote reference" w:semiHidden="1" w:unhideWhenUsed="1"/>
+    <w:lsdException w:name="endnote text" w:semiHidden="1" w:unhideWhenUsed="1"/>
+    <w:lsdException w:name="table of authorities" w:semiHidden="1" w:unhideWhenUsed="1"/>
+    <w:lsdException w:name="macro" w:semiHidden="1" w:unhideWhenUsed="1"/>
+    <w:lsdException w:name="toa heading" w:semiHidden="1" w:unhideWhenUsed="1"/>
+    <w:lsdException w:name="List" w:semiHidden="1" w:unhideWhenUsed="1"/>
+    <w:lsdException w:name="List Bullet" w:semiHidden="1" w:unhideWhenUsed="1"/>
+    <w:lsdException w:name="List Number" w:semiHidden="1" w:unhideWhenUsed="1"/>
+    <w:lsdException w:name="List 2" w:semiHidden="1" w:unhideWhenUsed="1"/>
+    <w:lsdException w:name="List 3" w:semiHidden="1" w:unhideWhenUsed="1"/>
+    <w:lsdException w:name="List 4" w:semiHidden="1" w:unhideWhenUsed="1"/>
+    <w:lsdException w:name="List 5" w:semiHidden="1" w:unhideWhenUsed="1"/>
+    <w:lsdException w:name="List Bullet 2" w:semiHidden="1" w:unhideWhenUsed="1"/>
+    <w:lsdException w:name="List Bullet 3" w:semiHidden="1" w:unhideWhenUsed="1"/>
+    <w:lsdException w:name="List Bullet 4" w:semiHidden="1" w:unhideWhenUsed="1"/>
+    <w:lsdException w:name="List Bullet 5" w:semiHidden="1" w:unhideWhenUsed="1"/>
+    <w:lsdException w:name="List Number 2" w:semiHidden="1" w:unhideWhenUsed="1"/>
+    <w:lsdException w:name="List Number 3" w:semiHidden="1" w:unhideWhenUsed="1"/>
+    <w:lsdException w:name="List Number 4" w:semiHidden="1" w:unhideWhenUsed="1"/>
+    <w:lsdException w:name="List Number 5" w:semiHidden="1" w:unhideWhenUsed="1"/>
+    <w:lsdException w:name="Title" w:uiPriority="10" w:qFormat="1"/>
+    <w:lsdException w:name="Closing" w:semiHidden="1" w:unhideWhenUsed="1"/>
+    <w:lsdException w:name="Signature" w:semiHidden="1" w:unhideWhenUsed="1"/>
+    <w:lsdException w:name="Default Paragraph Font" w:semiHidden="1" w:uiPriority="1" w:unhideWhenUsed="1"/>
+    <w:lsdException w:name="Body Text" w:semiHidden="1" w:unhideWhenUsed="1"/>
+    <w:lsdException w:name="Body Text Indent" w:semiHidden="1" w:unhideWhenUsed="1"/>
+    <w:lsdException w:name="List Continue" w:semiHidden="1" w:unhideWhenUsed="1"/>
+    <w:lsdException w:name="List Continue 2" w:semiHidden="1" w:unhideWhenUsed="1"/>
+    <w:lsdException w:name="List Continue 3" w:semiHidden="1" w:unhideWhenUsed="1"/>
+    <w:lsdException w:name="List Continue 4" w:semiHidden="1" w:unhideWhenUsed="1"/>
+    <w:lsdException w:name="List Continue 5" w:semiHidden="1" w:unhideWhenUsed="1"/>
+    <w:lsdException w:name="Message Header" w:semiHidden="1" w:unhideWhenUsed="1"/>
+    <w:lsdException w:name="Subtitle" w:uiPriority="11" w:qFormat="1"/>
+    <w:lsdException w:name="Salutation" w:semiHidden="1" w:unhideWhenUsed="1"/>
+    <w:lsdException w:name="Date" w:semiHidden="1" w:unhideWhenUsed="1"/>
+    <w:lsdException w:name="Body Text First Indent" w:semiHidden="1" w:unhideWhenUsed="1"/>
+    <w:lsdException w:name="Body Text First Indent 2" w:semiHidden="1" w:unhideWhenUsed="1"/>
+    <w:lsdException w:name="Note Heading" w:semiHidden="1" w:unhideWhenUsed="1"/>
+    <w:lsdException w:name="Body Text 2" w:semiHidden="1" w:unhideWhenUsed="1"/>
+    <w:lsdException w:name="Body Text 3" w:semiHidden="1" w:unhideWhenUsed="1"/>
+    <w:lsdException w:name="Body Text Indent 2" w:semiHidden="1" w:unhideWhenUsed="1"/>
+    <w:lsdException w:name="Body Text Indent 3" w:semiHidden="1" w:unhideWhenUsed="1"/>
+    <w:lsdException w:name="Block Text" w:semiHidden="1" w:unhideWhenUsed="1"/>
+    <w:lsdException w:name="Hyperlink" w:semiHidden="1" w:unhideWhenUsed="1"/>
+    <w:lsdException w:name="FollowedHyperlink" w:semiHidden="1" w:unhideWhenUsed="1"/>
+    <w:lsdException w:name="Strong" w:uiPriority="22" w:qFormat="1"/>
+    <w:lsdException w:name="Emphasis" w:uiPriority="20" w:qFormat="1"/>
+    <w:lsdException w:name="Document Map" w:semiHidden="1" w:unhideWhenUsed="1"/>
+    <w:lsdException w:name="Plain Text" w:semiHidden="1" w:unhideWhenUsed="1"/>
+    <w:lsdException w:name="E-mail Signature" w:semiHidden="1" w:unhideWhenUsed="1"/>
+    <w:lsdException w:name="HTML Top of Form" w:semiHidden="1" w:unhideWhenUsed="1"/>
+    <w:lsdException w:name="HTML Bottom of Form" w:semiHidden="1" w:unhideWhenUsed="1"/>
+    <w:lsdException w:name="Normal (Web)" w:semiHidden="1" w:unhideWhenUsed="1"/>
+    <w:lsdException w:name="HTML Acronym" w:semiHidden="1" w:unhideWhenUsed="1"/>
+    <w:lsdException w:name="HTML Address" w:semiHidden="1" w:unhideWhenUsed="1"/>
+    <w:lsdException w:name="HTML Cite" w:semiHidden="1" w:unhideWhenUsed="1"/>
+    <w:lsdException w:name="HTML Code" w:semiHidden="1" w:unhideWhenUsed="1"/>
+    <w:lsdException w:name="HTML Definition" w:semiHidden="1" w:unhideWhenUsed="1"/>
+    <w:lsdException w:name="HTML Keyboard" w:semiHidden="1" w:unhideWhenUsed="1"/>
+    <w:lsdException w:name="HTML Preformatted" w:semiHidden="1" w:unhideWhenUsed="1"/>
+    <w:lsdException w:name="HTML Sample" w:semiHidden="1" w:unhideWhenUsed="1"/>
+    <w:lsdException w:name="HTML Typewriter" w:semiHidden="1" w:unhideWhenUsed="1"/>
+    <w:lsdException w:name="HTML Variable" w:semiHidden="1" w:unhideWhenUsed="1"/>
+    <w:lsdException w:name="Normal Table" w:semiHidden="1" w:unhideWhenUsed="1"/>
+    <w:lsdException w:name="annotation subject" w:semiHidden="1" w:unhideWhenUsed="1"/>
+    <w:lsdException w:name="No List" w:semiHidden="1" w:unhideWhenUsed="1"/>
+    <w:lsdException w:name="Outline List 1" w:semiHidden="1" w:unhideWhenUsed="1"/>
+    <w:lsdException w:name="Outline List 2" w:semiHidden="1" w:unhideWhenUsed="1"/>
+    <w:lsdException w:name="Outline List 3" w:semiHidden="1" w:unhideWhenUsed="1"/>
+    <w:lsdException w:name="Table Simple 1" w:semiHidden="1" w:unhideWhenUsed="1"/>
+    <w:lsdException w:name="Table Simple 2" w:semiHidden="1" w:unhideWhenUsed="1"/>
+    <w:lsdException w:name="Table Simple 3" w:semiHidden="1" w:unhideWhenUsed="1"/>
+    <w:lsdException w:name="Table Classic 1" w:semiHidden="1" w:unhideWhenUsed="1"/>
+    <w:lsdException w:name="Table Classic 2" w:semiHidden="1" w:unhideWhenUsed="1"/>
+    <w:lsdException w:name="Table Classic 3" w:semiHidden="1" w:unhideWhenUsed="1"/>
+    <w:lsdException w:name="Table Classic 4" w:semiHidden="1" w:unhideWhenUsed="1"/>
+    <w:lsdException w:name="Table Colorful 1" w:semiHidden="1" w:unhideWhenUsed="1"/>
+    <w:lsdException w:name="Table Colorful 2" w:semiHidden="1" w:unhideWhenUsed="1"/>
+    <w:lsdException w:name="Table Colorful 3" w:semiHidden="1" w:unhideWhenUsed="1"/>
+    <w:lsdException w:name="Table Columns 1" w:semiHidden="1" w:unhideWhenUsed="1"/>
+    <w:lsdException w:name="Table Columns 2" w:semiHidden="1" w:unhideWhenUsed="1"/>
+    <w:lsdException w:name="Table Columns 3" w:semiHidden="1" w:unhideWhenUsed="1"/>
+    <w:lsdException w:name="Table Columns 4" w:semiHidden="1" w:unhideWhenUsed="1"/>
+    <w:lsdException w:name="Table Columns 5" w:semiHidden="1" w:unhideWhenUsed="1"/>
+    <w:lsdException w:name="Table Grid 1" w:semiHidden="1" w:unhideWhenUsed="1"/>
+    <w:lsdException w:name="Table Grid 2" w:semiHidden="1" w:unhideWhenUsed="1"/>
+    <w:lsdException w:name="Table Grid 3" w:semiHidden="1" w:unhideWhenUsed="1"/>
+    <w:lsdException w:name="Table Grid 4" w:semiHidden="1" w:unhideWhenUsed="1"/>
+    <w:lsdException w:name="Table Grid 5" w:semiHidden="1" w:unhideWhenUsed="1"/>
+    <w:lsdException w:name="Table Grid 6" w:semiHidden="1" w:unhideWhenUsed="1"/>
+    <w:lsdException w:name="Table Grid 7" w:semiHidden="1" w:unhideWhenUsed="1"/>
+    <w:lsdException w:name="Table Grid 8" w:semiHidden="1" w:unhideWhenUsed="1"/>
+    <w:lsdException w:name="Table List 1" w:semiHidden="1" w:unhideWhenUsed="1"/>
+    <w:lsdException w:name="Table List 2" w:semiHidden="1" w:unhideWhenUsed="1"/>
+    <w:lsdException w:name="Table List 3" w:semiHidden="1" w:unhideWhenUsed="1"/>
+    <w:lsdException w:name="Table List 4" w:semiHidden="1" w:unhideWhenUsed="1"/>
+    <w:lsdException w:name="Table List 5" w:semiHidden="1" w:unhideWhenUsed="1"/>
+    <w:lsdException w:name="Table List 6" w:semiHidden="1" w:unhideWhenUsed="1"/>
+    <w:lsdException w:name="Table List 7" w:semiHidden="1" w:unhideWhenUsed="1"/>
+    <w:lsdException w:name="Table List 8" w:semiHidden="1" w:unhideWhenUsed="1"/>
+    <w:lsdException w:name="Table 3D effects 1" w:semiHidden="1" w:unhideWhenUsed="1"/>
+    <w:lsdException w:name="Table 3D effects 2" w:semiHidden="1" w:unhideWhenUsed="1"/>
+    <w:lsdException w:name="Table 3D effects 3" w:semiHidden="1" w:unhideWhenUsed="1"/>
+    <w:lsdException w:name="Table Contemporary" w:semiHidden="1" w:unhideWhenUsed="1"/>
+    <w:lsdException w:name="Table Elegant" w:semiHidden="1" w:unhideWhenUsed="1"/>
+    <w:lsdException w:name="Table Professional" w:semiHidden="1" w:unhideWhenUsed="1"/>
+    <w:lsdException w:name="Table Subtle 1" w:semiHidden="1" w:unhideWhenUsed="1"/>
+    <w:lsdException w:name="Table Subtle 2" w:semiHidden="1" w:unhideWhenUsed="1"/>
+    <w:lsdException w:name="Table Web 1" w:semiHidden="1" w:unhideWhenUsed="1"/>
+    <w:lsdException w:name="Table Web 2" w:semiHidden="1" w:unhideWhenUsed="1"/>
+    <w:lsdException w:name="Table Web 3" w:semiHidden="1" w:unhideWhenUsed="1"/>
+    <w:lsdException w:name="Balloon Text" w:semiHidden="1" w:unhideWhenUsed="1"/>
+    <w:lsdException w:name="Table Grid" w:uiPriority="39"/>
+    <w:lsdException w:name="Table Theme" w:semiHidden="1" w:unhideWhenUsed="1"/>
+    <w:lsdException w:name="Placeholder Text" w:semiHidden="1"/>
+    <w:lsdException w:name="No Spacing" w:uiPriority="1" w:qFormat="1"/>
+    <w:lsdException w:name="Light Shading" w:uiPriority="60"/>
+    <w:lsdException w:name="Light List" w:uiPriority="61"/>
+    <w:lsdException w:name="Light Grid" w:uiPriority="62"/>
+    <w:lsdException w:name="Medium Shading 1" w:uiPriority="63"/>
+    <w:lsdException w:name="Medium Shading 2" w:uiPriority="64"/>
+    <w:lsdException w:name="Medium List 1" w:uiPriority="65"/>
+    <w:lsdException w:name="Medium List 2" w:uiPriority="66"/>
+    <w:lsdException w:name="Medium Grid 1" w:uiPriority="67"/>
+    <w:lsdException w:name="Medium Grid 2" w:uiPriority="68"/>
+    <w:lsdException w:name="Medium Grid 3" w:uiPriority="69"/>
+    <w:lsdException w:name="Dark List" w:uiPriority="70"/>
+    <w:lsdException w:name="Colorful Shading" w:uiPriority="71"/>
+    <w:lsdException w:name="Colorful List" w:uiPriority="72"/>
+    <w:lsdException w:name="Colorful Grid" w:uiPriority="73"/>
+    <w:lsdException w:name="Light Shading Accent 1" w:uiPriority="60"/>
+    <w:lsdException w:name="Light List Accent 1" w:uiPriority="61"/>
+    <w:lsdException w:name="Light Grid Accent 1" w:uiPriority="62"/>
+    <w:lsdException w:name="Medium Shading 1 Accent 1" w:uiPriority="63"/>
+    <w:lsdException w:name="Medium Shading 2 Accent 1" w:uiPriority="64"/>
+    <w:lsdException w:name="Medium List 1 Accent 1" w:uiPriority="65"/>
+    <w:lsdException w:name="Revision" w:semiHidden="1"/>
+    <w:lsdException w:name="List Paragraph" w:uiPriority="34" w:qFormat="1"/>
+    <w:lsdException w:name="Quote" w:uiPriority="29" w:qFormat="1"/>
+    <w:lsdException w:name="Intense Quote" w:uiPriority="30" w:qFormat="1"/>
+    <w:lsdException w:name="Medium List 2 Accent 1" w:uiPriority="66"/>
+    <w:lsdException w:name="Medium Grid 1 Accent 1" w:uiPriority="67"/>
+    <w:lsdException w:name="Medium Grid 2 Accent 1" w:uiPriority="68"/>
+    <w:lsdException w:name="Medium Grid 3 Accent 1" w:uiPriority="69"/>
+    <w:lsdException w:name="Dark List Accent 1" w:uiPriority="70"/>
+    <w:lsdException w:name="Colorful Shading Accent 1" w:uiPriority="71"/>
+    <w:lsdException w:name="Colorful List Accent 1" w:uiPriority="72"/>
+    <w:lsdException w:name="Colorful Grid Accent 1" w:uiPriority="73"/>
+    <w:lsdException w:name="Light Shading Accent 2" w:uiPriority="60"/>
+    <w:lsdException w:name="Light List Accent 2" w:uiPriority="61"/>
+    <w:lsdException w:name="Light Grid Accent 2" w:uiPriority="62"/>
+    <w:lsdException w:name="Medium Shading 1 Accent 2" w:uiPriority="63"/>
+    <w:lsdException w:name="Medium Shading 2 Accent 2" w:uiPriority="64"/>
+    <w:lsdException w:name="Medium List 1 Accent 2" w:uiPriority="65"/>
+    <w:lsdException w:name="Medium List 2 Accent 2" w:uiPriority="66"/>
+    <w:lsdException w:name="Medium Grid 1 Accent 2" w:uiPriority="67"/>
+    <w:lsdException w:name="Medium Grid 2 Accent 2" w:uiPriority="68"/>
+    <w:lsdException w:name="Medium Grid 3 Accent 2" w:uiPriority="69"/>
+    <w:lsdException w:name="Dark List Accent 2" w:uiPriority="70"/>
+    <w:lsdException w:name="Colorful Shading Accent 2" w:uiPriority="71"/>
+    <w:lsdException w:name="Colorful List Accent 2" w:uiPriority="72"/>
+    <w:lsdException w:name="Colorful Grid Accent 2" w:uiPriority="73"/>
+    <w:lsdException w:name="Light Shading Accent 3" w:uiPriority="60"/>
+    <w:lsdException w:name="Light List Accent 3" w:uiPriority="61"/>
+    <w:lsdException w:name="Light Grid Accent 3" w:uiPriority="62"/>
+    <w:lsdException w:name="Medium Shading 1 Accent 3" w:uiPriority="63"/>
+    <w:lsdException w:name="Medium Shading 2 Accent 3" w:uiPriority="64"/>
+    <w:lsdException w:name="Medium List 1 Accent 3" w:uiPriority="65"/>
+    <w:lsdException w:name="Medium List 2 Accent 3" w:uiPriority="66"/>
+    <w:lsdException w:name="Medium Grid 1 Accent 3" w:uiPriority="67"/>
+    <w:lsdException w:name="Medium Grid 2 Accent 3" w:uiPriority="68"/>
+    <w:lsdException w:name="Medium Grid 3 Accent 3" w:uiPriority="69"/>
+    <w:lsdException w:name="Dark List Accent 3" w:uiPriority="70"/>
+    <w:lsdException w:name="Colorful Shading Accent 3" w:uiPriority="71"/>
+    <w:lsdException w:name="Colorful List Accent 3" w:uiPriority="72"/>
+    <w:lsdException w:name="Colorful Grid Accent 3" w:uiPriority="73"/>
+    <w:lsdException w:name="Light Shading Accent 4" w:uiPriority="60"/>
+    <w:lsdException w:name="Light List Accent 4" w:uiPriority="61"/>
+    <w:lsdException w:name="Light Grid Accent 4" w:uiPriority="62"/>
+    <w:lsdException w:name="Medium Shading 1 Accent 4" w:uiPriority="63"/>
+    <w:lsdException w:name="Medium Shading 2 Accent 4" w:uiPriority="64"/>
+    <w:lsdException w:name="Medium List 1 Accent 4" w:uiPriority="65"/>
+    <w:lsdException w:name="Medium List 2 Accent 4" w:uiPriority="66"/>
+    <w:lsdException w:name="Medium Grid 1 Accent 4" w:uiPriority="67"/>
+    <w:lsdException w:name="Medium Grid 2 Accent 4" w:uiPriority="68"/>
+    <w:lsdException w:name="Medium Grid 3 Accent 4" w:uiPriority="69"/>
+    <w:lsdException w:name="Dark List Accent 4" w:uiPriority="70"/>
+    <w:lsdException w:name="Colorful Shading Accent 4" w:uiPriority="71"/>
+    <w:lsdException w:name="Colorful List Accent 4" w:uiPriority="72"/>
+    <w:lsdException w:name="Colorful Grid Accent 4" w:uiPriority="73"/>
+    <w:lsdException w:name="Light Shading Accent 5" w:uiPriority="60"/>
+    <w:lsdException w:name="Light List Accent 5" w:uiPriority="61"/>
+    <w:lsdException w:name="Light Grid Accent 5" w:uiPriority="62"/>
+    <w:lsdException w:name="Medium Shading 1 Accent 5" w:uiPriority="63"/>
+    <w:lsdException w:name="Medium Shading 2 Accent 5" w:uiPriority="64"/>
+    <w:lsdException w:name="Medium List 1 Accent 5" w:uiPriority="65"/>
+    <w:lsdException w:name="Medium List 2 Accent 5" w:uiPriority="66"/>
+    <w:lsdException w:name="Medium Grid 1 Accent 5" w:uiPriority="67"/>
+    <w:lsdException w:name="Medium Grid 2 Accent 5" w:uiPriority="68"/>
+    <w:lsdException w:name="Medium Grid 3 Accent 5" w:uiPriority="69"/>
+    <w:lsdException w:name="Dark List Accent 5" w:uiPriority="70"/>
+    <w:lsdException w:name="Colorful Shading Accent 5" w:uiPriority="71"/>
+    <w:lsdException w:name="Colorful List Accent 5" w:uiPriority="72"/>
+    <w:lsdException w:name="Colorful Grid Accent 5" w:uiPriority="73"/>
+    <w:lsdException w:name="Light Shading Accent 6" w:uiPriority="60"/>
+    <w:lsdException w:name="Light List Accent 6" w:uiPriority="61"/>
+    <w:lsdException w:name="Light Grid Accent 6" w:uiPriority="62"/>
+    <w:lsdException w:name="Medium Shading 1 Accent 6" w:uiPriority="63"/>
+    <w:lsdException w:name="Medium Shading 2 Accent 6" w:uiPriority="64"/>
+    <w:lsdException w:name="Medium List 1 Accent 6" w:uiPriority="65"/>
+    <w:lsdException w:name="Medium List 2 Accent 6" w:uiPriority="66"/>
+    <w:lsdException w:name="Medium Grid 1 Accent 6" w:uiPriority="67"/>
+    <w:lsdException w:name="Medium Grid 2 Accent 6" w:uiPriority="68"/>
+    <w:lsdException w:name="Medium Grid 3 Accent 6" w:uiPriority="69"/>
+    <w:lsdException w:name="Dark List Accent 6" w:uiPriority="70"/>
+    <w:lsdException w:name="Colorful Shading Accent 6" w:uiPriority="71"/>
+    <w:lsdException w:name="Colorful List Accent 6" w:uiPriority="72"/>
+    <w:lsdException w:name="Colorful Grid Accent 6" w:uiPriority="73"/>
+    <w:lsdException w:name="Subtle Emphasis" w:uiPriority="19" w:qFormat="1"/>
+    <w:lsdException w:name="Intense Emphasis" w:uiPriority="21" w:qFormat="1"/>
+    <w:lsdException w:name="Subtle Reference" w:uiPriority="31" w:qFormat="1"/>
+    <w:lsdException w:name="Intense Reference" w:uiPriority="32" w:qFormat="1"/>
+    <w:lsdException w:name="Book Title" w:uiPriority="33" w:qFormat="1"/>
+    <w:lsdException w:name="Bibliography" w:semiHidden="1" w:uiPriority="37" w:unhideWhenUsed="1"/>
+    <w:lsdException w:name="TOC Heading" w:semiHidden="1" w:uiPriority="39" w:unhideWhenUsed="1" w:qFormat="1"/>
+    <w:lsdException w:name="Plain Table 1" w:uiPriority="41"/>
+    <w:lsdException w:name="Plain Table 2" w:uiPriority="42"/>
+    <w:lsdException w:name="Plain Table 3" w:uiPriority="43"/>
+    <w:lsdException w:name="Plain Table 4" w:uiPriority="44"/>
+    <w:lsdException w:name="Plain Table 5" w:uiPriority="45"/>
+    <w:lsdException w:name="Grid Table Light" w:uiPriority="40"/>
+    <w:lsdException w:name="Grid Table 1 Light" w:uiPriority="46"/>
+    <w:lsdException w:name="Grid Table 2" w:uiPriority="47"/>
+    <w:lsdException w:name="Grid Table 3" w:uiPriority="48"/>
+    <w:lsdException w:name="Grid Table 4" w:uiPriority="49"/>
+    <w:lsdException w:name="Grid Table 5 Dark" w:uiPriority="50"/>
+    <w:lsdException w:name="Grid Table 6 Colorful" w:uiPriority="51"/>
+    <w:lsdException w:name="Grid Table 7 Colorful" w:uiPriority="52"/>
+    <w:lsdException w:name="Grid Table 1 Light Accent 1" w:uiPriority="46"/>
+    <w:lsdException w:name="Grid Table 2 Accent 1" w:uiPriority="47"/>
+    <w:lsdException w:name="Grid Table 3 Accent 1" w:uiPriority="48"/>
+    <w:lsdException w:name="Grid Table 4 Accent 1" w:uiPriority="49"/>
+    <w:lsdException w:name="Grid Table 5 Dark Accent 1" w:uiPriority="50"/>
+    <w:lsdException w:name="Grid Table 6 Colorful Accent 1" w:uiPriority="51"/>
+    <w:lsdException w:name="Grid Table 7 Colorful Accent 1" w:uiPriority="52"/>
+    <w:lsdException w:name="Grid Table 1 Light Accent 2" w:uiPriority="46"/>
+    <w:lsdException w:name="Grid Table 2 Accent 2" w:uiPriority="47"/>
+    <w:lsdException w:name="Grid Table 3 Accent 2" w:uiPriority="48"/>
+    <w:lsdException w:name="Grid Table 4 Accent 2" w:uiPriority="49"/>
+    <w:lsdException w:name="Grid Table 5 Dark Accent 2" w:uiPriority="50"/>
+    <w:lsdException w:name="Grid Table 6 Colorful Accent 2" w:uiPriority="51"/>
+    <w:lsdException w:name="Grid Table 7 Colorful Accent 2" w:uiPriority="52"/>
+    <w:lsdException w:name="Grid Table 1 Light Accent 3" w:uiPriority="46"/>
+    <w:lsdException w:name="Grid Table 2 Accent 3" w:uiPriority="47"/>
+    <w:lsdException w:name="Grid Table 3 Accent 3" w:uiPriority="48"/>
+    <w:lsdException w:name="Grid Table 4 Accent 3" w:uiPriority="49"/>
+    <w:lsdException w:name="Grid Table 5 Dark Accent 3" w:uiPriority="50"/>
+    <w:lsdException w:name="Grid Table 6 Colorful Accent 3" w:uiPriority="51"/>
+    <w:lsdException w:name="Grid Table 7 Colorful Accent 3" w:uiPriority="52"/>
+    <w:lsdException w:name="Grid Table 1 Light Accent 4" w:uiPriority="46"/>
+    <w:lsdException w:name="Grid Table 2 Accent 4" w:uiPriority="47"/>
+    <w:lsdException w:name="Grid Table 3 Accent 4" w:uiPriority="48"/>
+    <w:lsdException w:name="Grid Table 4 Accent 4" w:uiPriority="49"/>
+    <w:lsdException w:name="Grid Table 5 Dark Accent 4" w:uiPriority="50"/>
+    <w:lsdException w:name="Grid Table 6 Colorful Accent 4" w:uiPriority="51"/>
+    <w:lsdException w:name="Grid Table 7 Colorful Accent 4" w:uiPriority="52"/>
+    <w:lsdException w:name="Grid Table 1 Light Accent 5" w:uiPriority="46"/>
+    <w:lsdException w:name="Grid Table 2 Accent 5" w:uiPriority="47"/>
+    <w:lsdException w:name="Grid Table 3 Accent 5" w:uiPriority="48"/>
+    <w:lsdException w:name="Grid Table 4 Accent 5" w:uiPriority="49"/>
+    <w:lsdException w:name="Grid Table 5 Dark Accent 5" w:uiPriority="50"/>
+    <w:lsdException w:name="Grid Table 6 Colorful Accent 5" w:uiPriority="51"/>
+    <w:lsdException w:name="Grid Table 7 Colorful Accent 5" w:uiPriority="52"/>
+    <w:lsdException w:name="Grid Table 1 Light Accent 6" w:uiPriority="46"/>
+    <w:lsdException w:name="Grid Table 2 Accent 6" w:uiPriority="47"/>
+    <w:lsdException w:name="Grid Table 3 Accent 6" w:uiPriority="48"/>
+    <w:lsdException w:name="Grid Table 4 Accent 6" w:uiPriority="49"/>
+    <w:lsdException w:name="Grid Table 5 Dark Accent 6" w:uiPriority="50"/>
+    <w:lsdException w:name="Grid Table 6 Colorful Accent 6" w:uiPriority="51"/>
+    <w:lsdException w:name="Grid Table 7 Colorful Accent 6" w:uiPriority="52"/>
+    <w:lsdException w:name="List Table 1 Light" w:uiPriority="46"/>
+    <w:lsdException w:name="List Table 2" w:uiPriority="47"/>
+    <w:lsdException w:name="List Table 3" w:uiPriority="48"/>
+    <w:lsdException w:name="List Table 4" w:uiPriority="49"/>
+    <w:lsdException w:name="List Table 5 Dark" w:uiPriority="50"/>
+    <w:lsdException w:name="List Table 6 Colorful" w:uiPriority="51"/>
+    <w:lsdException w:name="List Table 7 Colorful" w:uiPriority="52"/>
+    <w:lsdException w:name="List Table 1 Light Accent 1" w:uiPriority="46"/>
+    <w:lsdException w:name="List Table 2 Accent 1" w:uiPriority="47"/>
+    <w:lsdException w:name="List Table 3 Accent 1" w:uiPriority="48"/>
+    <w:lsdException w:name="List Table 4 Accent 1" w:uiPriority="49"/>
+    <w:lsdException w:name="List Table 5 Dark Accent 1" w:uiPriority="50"/>
+    <w:lsdException w:name="List Table 6 Colorful Accent 1" w:uiPriority="51"/>
+    <w:lsdException w:name="List Table 7 Colorful Accent 1" w:uiPriority="52"/>
+    <w:lsdException w:name="List Table 1 Light Accent 2" w:uiPriority="46"/>
+    <w:lsdException w:name="List Table 2 Accent 2" w:uiPriority="47"/>
+    <w:lsdException w:name="List Table 3 Accent 2" w:uiPriority="48"/>
+    <w:lsdException w:name="List Table 4 Accent 2" w:uiPriority="49"/>
+    <w:lsdException w:name="List Table 5 Dark Accent 2" w:uiPriority="50"/>
+    <w:lsdException w:name="List Table 6 Colorful Accent 2" w:uiPriority="51"/>
+    <w:lsdException w:name="List Table 7 Colorful Accent 2" w:uiPriority="52"/>
+    <w:lsdException w:name="List Table 1 Light Accent 3" w:uiPriority="46"/>
+    <w:lsdException w:name="List Table 2 Accent 3" w:uiPriority="47"/>
+    <w:lsdException w:name="List Table 3 Accent 3" w:uiPriority="48"/>
+    <w:lsdException w:name="List Table 4 Accent 3" w:uiPriority="49"/>
+    <w:lsdException w:name="List Table 5 Dark Accent 3" w:uiPriority="50"/>
+    <w:lsdException w:name="List Table 6 Colorful Accent 3" w:uiPriority="51"/>
+    <w:lsdException w:name="List Table 7 Colorful Accent 3" w:uiPriority="52"/>
+    <w:lsdException w:name="List Table 1 Light Accent 4" w:uiPriority="46"/>
+    <w:lsdException w:name="List Table 2 Accent 4" w:uiPriority="47"/>
+    <w:lsdException w:name="List Table 3 Accent 4" w:uiPriority="48"/>
+    <w:lsdException w:name="List Table 4 Accent 4" w:uiPriority="49"/>
+    <w:lsdException w:name="List Table 5 Dark Accent 4" w:uiPriority="50"/>
+    <w:lsdException w:name="List Table 6 Colorful Accent 4" w:uiPriority="51"/>
+    <w:lsdException w:name="List Table 7 Colorful Accent 4" w:uiPriority="52"/>
+    <w:lsdException w:name="List Table 1 Light Accent 5" w:uiPriority="46"/>
+    <w:lsdException w:name="List Table 2 Accent 5" w:uiPriority="47"/>
+    <w:lsdException w:name="List Table 3 Accent 5" w:uiPriority="48"/>
+    <w:lsdException w:name="List Table 4 Accent 5" w:uiPriority="49"/>
+    <w:lsdException w:name="List Table 5 Dark Accent 5" w:uiPriority="50"/>
+    <w:lsdException w:name="List Table 6 Colorful Accent 5" w:uiPriority="51"/>
+    <w:lsdException w:name="List Table 7 Colorful Accent 5" w:uiPriority="52"/>
+    <w:lsdException w:name="List Table 1 Light Accent 6" w:uiPriority="46"/>
+    <w:lsdException w:name="List Table 2 Accent 6" w:uiPriority="47"/>
+    <w:lsdException w:name="List Table 3 Accent 6" w:uiPriority="48"/>
+    <w:lsdException w:name="List Table 4 Accent 6" w:uiPriority="49"/>
+    <w:lsdException w:name="List Table 5 Dark Accent 6" w:uiPriority="50"/>
+    <w:lsdException w:name="List Table 6 Colorful Accent 6" w:uiPriority="51"/>
+    <w:lsdException w:name="List Table 7 Colorful Accent 6" w:uiPriority="52"/>
+    <w:lsdException w:name="Mention" w:semiHidden="1" w:unhideWhenUsed="1"/>
+    <w:lsdException w:name="Smart Hyperlink" w:semiHidden="1" w:unhideWhenUsed="1"/>
+    <w:lsdException w:name="Hashtag" w:semiHidden="1" w:unhideWhenUsed="1"/>
+    <w:lsdException w:name="Unresolved Mention" w:semiHidden="1" w:unhideWhenUsed="1"/>
+    <w:lsdException w:name="Smart Link" w:semiHidden="1" w:unhideWhenUsed="1"/>
+  </w:latentStyles>
+  <w:style w:type="paragraph" w:default="1" w:styleId="Normal">
+    <w:name w:val="Normal"/>
+    <w:qFormat/>
+  </w:style>
+  <w:style w:type="paragraph" w:styleId="Heading2">
+    <w:name w:val="heading 2"/>
+    <w:basedOn w:val="Normal"/>
+    <w:next w:val="Normal"/>
+    <w:link w:val="Heading2Char"/>
+    <w:uiPriority w:val="9"/>
+    <w:unhideWhenUsed/>
+    <w:qFormat/>
+    <w:rsid w:val="00B33970"/>
+    <w:pPr>
+      <w:keepNext/>
+      <w:keepLines/>
+      <w:spacing w:before="160" w:after="80"/>
+      <w:outlineLvl w:val="1"/>
+    </w:pPr>
+    <w:rPr>
+      <w:rFonts w:asciiTheme="majorHAnsi" w:eastAsiaTheme="majorEastAsia" w:hAnsiTheme="majorHAnsi" w:cstheme="majorBidi"/>
+      <w:color w:val="0F4761" w:themeColor="accent1" w:themeShade="BF"/>
+      <w:sz w:val="32"/>
+      <w:szCs w:val="32"/>
+      <w:lang w:val="en-US" w:eastAsia="ja-JP"/>
+    </w:rPr>
+  </w:style>
+  <w:style w:type="character" w:default="1" w:styleId="DefaultParagraphFont">
+    <w:name w:val="Default Paragraph Font"/>
+    <w:uiPriority w:val="1"/>
+    <w:semiHidden/>
+    <w:unhideWhenUsed/>
+  </w:style>
+  <w:style w:type="table" w:default="1" w:styleId="TableNormal">
+    <w:name w:val="Normal Table"/>
+    <w:uiPriority w:val="99"/>
+    <w:semiHidden/>
+    <w:unhideWhenUsed/>
+    <w:tblPr>
+      <w:tblInd w:w="0" w:type="dxa"/>
+      <w:tblCellMar>
+        <w:top w:w="0" w:type="dxa"/>
+        <w:left w:w="108" w:type="dxa"/>
+        <w:bottom w:w="0" w:type="dxa"/>
+        <w:right w:w="108" w:type="dxa"/>
+      </w:tblCellMar>
+    </w:tblPr>
+  </w:style>
+  <w:style w:type="numbering" w:default="1" w:styleId="NoList">
+    <w:name w:val="No List"/>
+    <w:uiPriority w:val="99"/>
+    <w:semiHidden/>
+    <w:unhideWhenUsed/>
+  </w:style>
+  <w:style w:type="table" w:styleId="TableGrid">
+    <w:name w:val="Table Grid"/>
+    <w:aliases w:val="Default"/>
+    <w:basedOn w:val="TableNormal"/>
+    <w:uiPriority w:val="39"/>
+    <w:rsid w:val="005F3BBD"/>
+    <w:pPr>
+      <w:spacing w:after="0" w:line="240" w:lineRule="auto"/>
+    </w:pPr>
+    <w:rPr>
+      <w:lang w:val="en-AU" w:eastAsia="en-AU"/>
+    </w:rPr>
+    <w:tblPr>
+      <w:tblBorders>
+        <w:top w:val="single" w:sz="4" w:space="0" w:color="auto"/>
+        <w:left w:val="single" w:sz="4" w:space="0" w:color="auto"/>
+        <w:bottom w:val="single" w:sz="4" w:space="0" w:color="auto"/>
+        <w:right w:val="single" w:sz="4" w:space="0" w:color="auto"/>
+        <w:insideH w:val="single" w:sz="4" w:space="0" w:color="auto"/>
+        <w:insideV w:val="single" w:sz="4" w:space="0" w:color="auto"/>
+      </w:tblBorders>
+    </w:tblPr>
+  </w:style>
+  <w:style w:type="character" w:customStyle="1" w:styleId="Heading2Char">
+    <w:name w:val="Heading 2 Char"/>
+    <w:basedOn w:val="DefaultParagraphFont"/>
+    <w:link w:val="Heading2"/>
+    <w:uiPriority w:val="9"/>
+    <w:rsid w:val="00B33970"/>
+    <w:rPr>
+      <w:rFonts w:asciiTheme="majorHAnsi" w:eastAsiaTheme="majorEastAsia" w:hAnsiTheme="majorHAnsi" w:cstheme="majorBidi"/>
+      <w:color w:val="0F4761" w:themeColor="accent1" w:themeShade="BF"/>
+      <w:sz w:val="32"/>
+      <w:szCs w:val="32"/>
+      <w:lang w:val="en-US" w:eastAsia="ja-JP"/>
+    </w:rPr>
+  </w:style>
+  <w:style w:type="character" w:styleId="Strong">
+    <w:name w:val="Strong"/>
+    <w:uiPriority w:val="22"/>
+    <w:qFormat/>
+    <w:rsid w:val="00B33970"/>
+    <w:rPr>
+      <w:b/>
+      <w:bCs/>
+    </w:rPr>
+  </w:style>
+  <w:style w:type="character" w:styleId="PlaceholderText">
+    <w:name w:val="Placeholder Text"/>
+    <w:basedOn w:val="DefaultParagraphFont"/>
+    <w:uiPriority w:val="99"/>
+    <w:semiHidden/>
+    <w:rsid w:val="000F7656"/>
+    <w:rPr>
+      <w:color w:val="666666"/>
+    </w:rPr>
+  </w:style>
+</w:styles>
+</file>
+
+<file path=word/glossary/document.xml><?xml version="1.0" encoding="utf-8"?>
+<w:glossaryDocument xmlns:wpc="http://schemas.microsoft.com/office/word/2010/wordprocessingCanvas" xmlns:cx="http://schemas.microsoft.com/office/drawing/2014/chartex" xmlns:cx1="http://schemas.microsoft.com/office/drawing/2015/9/8/chartex" xmlns:cx2="http://schemas.microsoft.com/office/drawing/2015/10/21/chartex" xmlns:cx3="http://schemas.microsoft.com/office/drawing/2016/5/9/chartex" xmlns:cx4="http://schemas.microsoft.com/office/drawing/2016/5/10/chartex" xmlns:cx5="http://schemas.microsoft.com/office/drawing/2016/5/11/chartex" xmlns:cx6="http://schemas.microsoft.com/office/drawing/2016/5/12/chartex" xmlns:cx7="http://schemas.microsoft.com/office/drawing/2016/5/13/chartex" xmlns:cx8="http://schemas.microsoft.com/office/drawing/2016/5/14/chartex" xmlns:mc="http://schemas.openxmlformats.org/markup-compatibility/2006" xmlns:aink="http://schemas.microsoft.com/office/drawing/2016/ink" xmlns:am3d="http://schemas.microsoft.com/office/drawing/2017/model3d" xmlns:o="urn:schemas-microsoft-com:office:office" xmlns:oel="http://schemas.microsoft.com/office/2019/extlst" xmlns:r="http://schemas.openxmlformats.org/officeDocument/2006/relationships" xmlns:m="http://schemas.openxmlformats.org/officeDocument/2006/math" xmlns:v="urn:schemas-microsoft-com:vml" xmlns:wp14="http://schemas.microsoft.com/office/word/2010/wordprocessingDrawing" xmlns:wp="http://schemas.openxmlformats.org/drawingml/2006/wordprocessingDrawing" xmlns:w10="urn:schemas-microsoft-com:office:word" xmlns:w="http://schemas.openxmlformats.org/wordprocessingml/2006/main" xmlns:w14="http://schemas.microsoft.com/office/word/2010/wordml" xmlns:w15="http://schemas.microsoft.com/office/word/2012/wordml" xmlns:w16cex="http://schemas.microsoft.com/office/word/2018/wordml/cex" xmlns:w16cid="http://schemas.microsoft.com/office/word/2016/wordml/cid" xmlns:w16="http://schemas.microsoft.com/office/word/2018/wordml" xmlns:w16du="http://schemas.microsoft.com/office/word/2023/wordml/word16du" xmlns:w16sdtdh="http://schemas.microsoft.com/office/word/2020/wordml/sdtdatahash" xmlns:w16sdtfl="http://schemas.microsoft.com/office/word/2024/wordml/sdtformatlock" xmlns:w16se="http://schemas.microsoft.com/office/word/2015/wordml/symex" xmlns:wpg="http://schemas.microsoft.com/office/word/2010/wordprocessingGroup" xmlns:wpi="http://schemas.microsoft.com/office/word/2010/wordprocessingInk" xmlns:wne="http://schemas.microsoft.com/office/word/2006/wordml" xmlns:wps="http://schemas.microsoft.com/office/word/2010/wordprocessingShape" mc:Ignorable="w14 w15 w16se w16cid w16 w16cex w16sdtdh w16sdtfl w16du wp14">
+  <w:docParts>
+    <w:docPart>
+      <w:docPartPr>
+        <w:name w:val="5C4EF05920754B57B44CA25FC8F09904"/>
+        <w:category>
+          <w:name w:val="General"/>
+          <w:gallery w:val="placeholder"/>
+        </w:category>
+        <w:types>
+          <w:type w:val="bbPlcHdr"/>
+        </w:types>
+        <w:behaviors>
+          <w:behavior w:val="content"/>
+        </w:behaviors>
+        <w:guid w:val="{95EAC764-1DC9-4290-91C9-597B4780C959}"/>
+      </w:docPartPr>
+      <w:docPartBody>
+        <w:p>
+          <w:pPr>
+            <w:pStyle w:val="5C4EF05920754B57B44CA25FC8F09904"/>
+          </w:pPr>
+          <w:r>
+            <w:rPr>
+              <w:rStyle w:val="PlaceholderText"/>
+            </w:rPr>
+            <w:t>Click or tap here to enter text.</w:t>
+          </w:r>
+        </w:p>
+      </w:docPartBody>
+    </w:docPart>
+    <w:docPart>
+      <w:docPartPr>
+        <w:name w:val="535AE1B009B5463C929B27768A622A44"/>
+        <w:category>
+          <w:name w:val="General"/>
+          <w:gallery w:val="placeholder"/>
+        </w:category>
+        <w:types>
+          <w:type w:val="bbPlcHdr"/>
+        </w:types>
+        <w:behaviors>
+          <w:behavior w:val="content"/>
+        </w:behaviors>
+        <w:guid w:val="{4DFE5255-0BEE-4448-BB28-26936303BB49}"/>
+      </w:docPartPr>
+      <w:docPartBody>
+        <w:p>
+          <w:pPr>
+            <w:pStyle w:val="535AE1B009B5463C929B27768A622A44"/>
+          </w:pPr>
+          <w:r>
+            <w:rPr>
+              <w:rStyle w:val="PlaceholderText"/>
+            </w:rPr>
+            <w:t>Click or tap here to enter text.</w:t>
+          </w:r>
+        </w:p>
+      </w:docPartBody>
+    </w:docPart>
+    <w:docPart>
+      <w:docPartPr>
+        <w:name w:val="2442592AC05645D8BCA3459AE132A249"/>
+        <w:category>
+          <w:name w:val="General"/>
+          <w:gallery w:val="placeholder"/>
+        </w:category>
+        <w:types>
+          <w:type w:val="bbPlcHdr"/>
+        </w:types>
+        <w:behaviors>
+          <w:behavior w:val="content"/>
+        </w:behaviors>
+        <w:guid w:val="{FB45BB94-283F-41BD-ACEF-B6044B93845F}"/>
+      </w:docPartPr>
+      <w:docPartBody>
+        <w:p>
+          <w:pPr>
+            <w:pStyle w:val="2442592AC05645D8BCA3459AE132A249"/>
+          </w:pPr>
+          <w:r>
+            <w:rPr>
+              <w:rStyle w:val="PlaceholderText"/>
+            </w:rPr>
+            <w:t>Click or tap here to enter text.</w:t>
+          </w:r>
+        </w:p>
+      </w:docPartBody>
+    </w:docPart>
+    <w:docPart>
+      <w:docPartPr>
+        <w:name w:val="0CF761FCC4D140E4B9669C380B6A1461"/>
+        <w:category>
+          <w:name w:val="General"/>
+          <w:gallery w:val="placeholder"/>
+        </w:category>
+        <w:types>
+          <w:type w:val="bbPlcHdr"/>
+        </w:types>
+        <w:behaviors>
+          <w:behavior w:val="content"/>
+        </w:behaviors>
+        <w:guid w:val="{4C61B409-61FE-4D54-B9C0-7E2B1DD0A5E9}"/>
+      </w:docPartPr>
+      <w:docPartBody>
+        <w:p>
+          <w:pPr>
+            <w:pStyle w:val="0CF761FCC4D140E4B9669C380B6A1461"/>
+          </w:pPr>
+          <w:r>
+            <w:rPr>
+              <w:rStyle w:val="PlaceholderText"/>
+            </w:rPr>
+            <w:t>Click or tap here to enter text.</w:t>
+          </w:r>
+        </w:p>
+      </w:docPartBody>
+    </w:docPart>
+    <w:docPart>
+      <w:docPartPr>
+        <w:name w:val="954F809E97C142BEAEA48A1313AD151F"/>
+        <w:category>
+          <w:name w:val="General"/>
+          <w:gallery w:val="placeholder"/>
+        </w:category>
+        <w:types>
+          <w:type w:val="bbPlcHdr"/>
+        </w:types>
+        <w:behaviors>
+          <w:behavior w:val="content"/>
+        </w:behaviors>
+        <w:guid w:val="{D951C8F3-5192-489C-94FC-49E9BEA52FE7}"/>
+      </w:docPartPr>
+      <w:docPartBody>
+        <w:p>
+          <w:pPr>
+            <w:pStyle w:val="954F809E97C142BEAEA48A1313AD151F"/>
+          </w:pPr>
+          <w:r>
+            <w:rPr>
+              <w:rStyle w:val="PlaceholderText"/>
+            </w:rPr>
+            <w:t>Click or tap here to enter text.</w:t>
+          </w:r>
+        </w:p>
+      </w:docPartBody>
+    </w:docPart>
+    <w:docPart>
+      <w:docPartPr>
+        <w:name w:val="D15DB7E4B8E444C69F01E5F62A7F7942"/>
+        <w:category>
+          <w:name w:val="General"/>
+          <w:gallery w:val="placeholder"/>
+        </w:category>
+        <w:types>
+          <w:type w:val="bbPlcHdr"/>
+        </w:types>
+        <w:behaviors>
+          <w:behavior w:val="content"/>
+        </w:behaviors>
+        <w:guid w:val="{DD359A73-316D-4464-B46D-5DEBDAD4CC08}"/>
+      </w:docPartPr>
+      <w:docPartBody>
+        <w:p>
+          <w:pPr>
+            <w:pStyle w:val="D15DB7E4B8E444C69F01E5F62A7F7942"/>
+          </w:pPr>
+          <w:r>
+            <w:rPr>
+              <w:rStyle w:val="PlaceholderText"/>
+            </w:rPr>
+            <w:t>Click or tap here to enter text.</w:t>
+          </w:r>
+        </w:p>
+      </w:docPartBody>
+    </w:docPart>
+    <w:docPart>
+      <w:docPartPr>
+        <w:name w:val="F147C5D24CF54034832C82C0497839A3"/>
+        <w:category>
+          <w:name w:val="General"/>
+          <w:gallery w:val="placeholder"/>
+        </w:category>
+        <w:types>
+          <w:type w:val="bbPlcHdr"/>
+        </w:types>
+        <w:behaviors>
+          <w:behavior w:val="content"/>
+        </w:behaviors>
+        <w:guid w:val="{1F3E76A8-D35C-41C9-B121-948FDE756E12}"/>
+      </w:docPartPr>
+      <w:docPartBody>
+        <w:p>
+          <w:pPr>
+            <w:pStyle w:val="F147C5D24CF54034832C82C0497839A3"/>
+          </w:pPr>
+          <w:r>
+            <w:rPr>
+              <w:rStyle w:val="PlaceholderText"/>
+            </w:rPr>
+            <w:t>Click or tap here to enter text.</w:t>
+          </w:r>
+        </w:p>
+      </w:docPartBody>
+    </w:docPart>
+    <w:docPart>
+      <w:docPartPr>
+        <w:name w:val="C5E50329B86841C59849F586A5295AA8"/>
+        <w:category>
+          <w:name w:val="General"/>
+          <w:gallery w:val="placeholder"/>
+        </w:category>
+        <w:types>
+          <w:type w:val="bbPlcHdr"/>
+        </w:types>
+        <w:behaviors>
+          <w:behavior w:val="content"/>
+        </w:behaviors>
+        <w:guid w:val="{9F2BD801-8B1D-4781-B4CA-482E058AA8CB}"/>
+      </w:docPartPr>
+      <w:docPartBody>
+        <w:p>
+          <w:pPr>
+            <w:pStyle w:val="C5E50329B86841C59849F586A5295AA8"/>
+          </w:pPr>
+          <w:r>
+            <w:rPr>
+              <w:rStyle w:val="PlaceholderText"/>
+            </w:rPr>
+            <w:t>Click or tap here to enter text.</w:t>
+          </w:r>
+        </w:p>
+      </w:docPartBody>
+    </w:docPart>
+    <w:docPart>
+      <w:docPartPr>
+        <w:name w:val="148B022A195D4C3C9053BD655A3C07D3"/>
+        <w:category>
+          <w:name w:val="General"/>
+          <w:gallery w:val="placeholder"/>
+        </w:category>
+        <w:types>
+          <w:type w:val="bbPlcHdr"/>
+        </w:types>
+        <w:behaviors>
+          <w:behavior w:val="content"/>
+        </w:behaviors>
+        <w:guid w:val="{44DB2F22-AC2D-4E03-979C-E809F041DD04}"/>
+      </w:docPartPr>
+      <w:docPartBody>
+        <w:p>
+          <w:pPr>
+            <w:pStyle w:val="148B022A195D4C3C9053BD655A3C07D3"/>
+          </w:pPr>
+          <w:r>
+            <w:rPr>
+              <w:rStyle w:val="PlaceholderText"/>
+            </w:rPr>
+            <w:t>Click or tap here to enter text.</w:t>
+          </w:r>
+        </w:p>
+      </w:docPartBody>
+    </w:docPart>
+    <w:docPart>
+      <w:docPartPr>
+        <w:name w:val="AFD942B942E04DB4A5CCF8CBA4AE7D75"/>
+        <w:category>
+          <w:name w:val="General"/>
+          <w:gallery w:val="placeholder"/>
+        </w:category>
+        <w:types>
+          <w:type w:val="bbPlcHdr"/>
+        </w:types>
+        <w:behaviors>
+          <w:behavior w:val="content"/>
+        </w:behaviors>
+        <w:guid w:val="{7F0649C5-7116-493B-9DCB-53D09CFF3487}"/>
+      </w:docPartPr>
+      <w:docPartBody>
+        <w:p>
+          <w:pPr>
+            <w:pStyle w:val="AFD942B942E04DB4A5CCF8CBA4AE7D75"/>
+          </w:pPr>
+          <w:r>
+            <w:rPr>
+              <w:rStyle w:val="PlaceholderText"/>
+            </w:rPr>
+            <w:t>Click or tap here to enter text.</w:t>
+          </w:r>
+        </w:p>
+      </w:docPartBody>
+    </w:docPart>
+    <w:docPart>
+      <w:docPartPr>
+        <w:name w:val="BE8CF4A406A74992AB2861908C00B7E6"/>
+        <w:category>
+          <w:name w:val="General"/>
+          <w:gallery w:val="placeholder"/>
+        </w:category>
+        <w:types>
+          <w:type w:val="bbPlcHdr"/>
+        </w:types>
+        <w:behaviors>
+          <w:behavior w:val="content"/>
+        </w:behaviors>
+        <w:guid w:val="{9C9CF273-31E3-441C-8A32-87F9F509B8FC}"/>
+      </w:docPartPr>
+      <w:docPartBody>
+        <w:p>
+          <w:pPr>
+            <w:pStyle w:val="BE8CF4A406A74992AB2861908C00B7E6"/>
+          </w:pPr>
+          <w:r>
+            <w:rPr>
+              <w:rStyle w:val="PlaceholderText"/>
+            </w:rPr>
+            <w:t>Enter any content that you want to repeat, including other content controls. You can also insert this control around table rows in order to repeat parts of a table.</w:t>
+          </w:r>
+        </w:p>
+      </w:docPartBody>
+    </w:docPart>
+    <w:docPart>
+      <w:docPartPr>
+        <w:name w:val="3989F60F7A0D4317B3D127AA01C50AB0"/>
+        <w:category>
+          <w:name w:val="General"/>
+          <w:gallery w:val="placeholder"/>
+        </w:category>
+        <w:types>
+          <w:type w:val="bbPlcHdr"/>
+        </w:types>
+        <w:behaviors>
+          <w:behavior w:val="content"/>
+        </w:behaviors>
+        <w:guid w:val="{7C814585-C26A-4124-B26B-8F9E5F17554D}"/>
+      </w:docPartPr>
+      <w:docPartBody>
+        <w:p>
+          <w:pPr>
+            <w:pStyle w:val="3989F60F7A0D4317B3D127AA01C50AB0"/>
+          </w:pPr>
+          <w:r>
+            <w:rPr>
+              <w:rStyle w:val="PlaceholderText"/>
+            </w:rPr>
+            <w:t>Insert a column here.</w:t>
+          </w:r>
+        </w:p>
+      </w:docPartBody>
+    </w:docPart>
+    <w:docPart>
+      <w:docPartPr>
+        <w:name w:val="E4ADF195D9D6405D88357F95C380E232"/>
+        <w:category>
+          <w:name w:val="General"/>
+          <w:gallery w:val="placeholder"/>
+        </w:category>
+        <w:types>
+          <w:type w:val="bbPlcHdr"/>
+        </w:types>
+        <w:behaviors>
+          <w:behavior w:val="content"/>
+        </w:behaviors>
+        <w:guid w:val="{DD83333E-E343-4E97-950B-7481FB4A9271}"/>
+      </w:docPartPr>
+      <w:docPartBody>
+        <w:p>
+          <w:pPr>
+            <w:pStyle w:val="E4ADF195D9D6405D88357F95C380E232"/>
+          </w:pPr>
+          <w:r>
+            <w:rPr>
+              <w:rStyle w:val="PlaceholderText"/>
+            </w:rPr>
+            <w:t>Click or tap here to enter text.</w:t>
+          </w:r>
+        </w:p>
+      </w:docPartBody>
+    </w:docPart>
+    <w:docPart>
+      <w:docPartPr>
+        <w:name w:val="0A45C938C028491E8119CBE2282DEB63"/>
+        <w:category>
+          <w:name w:val="General"/>
+          <w:gallery w:val="placeholder"/>
+        </w:category>
+        <w:types>
+          <w:type w:val="bbPlcHdr"/>
+        </w:types>
+        <w:behaviors>
+          <w:behavior w:val="content"/>
+        </w:behaviors>
+        <w:guid w:val="{3D97A99F-C71E-42F7-97A7-EA96E9D9706C}"/>
+      </w:docPartPr>
+      <w:docPartBody>
+        <w:p>
+          <w:pPr>
+            <w:pStyle w:val="0A45C938C028491E8119CBE2282DEB63"/>
+          </w:pPr>
+          <w:r>
+            <w:rPr>
+              <w:rStyle w:val="PlaceholderText"/>
+            </w:rPr>
+            <w:t>Insert a column here.</w:t>
+          </w:r>
+        </w:p>
+      </w:docPartBody>
+    </w:docPart>
+    <w:docPart>
+      <w:docPartPr>
+        <w:name w:val="EF829CD7B07940CD85D3EC154428ACD2"/>
+        <w:category>
+          <w:name w:val="General"/>
+          <w:gallery w:val="placeholder"/>
+        </w:category>
+        <w:types>
+          <w:type w:val="bbPlcHdr"/>
+        </w:types>
+        <w:behaviors>
+          <w:behavior w:val="content"/>
+        </w:behaviors>
+        <w:guid w:val="{31450BB3-5AB5-4C22-8E36-09E79A2ED252}"/>
+      </w:docPartPr>
+      <w:docPartBody>
+        <w:p>
+          <w:pPr>
+            <w:pStyle w:val="EF829CD7B07940CD85D3EC154428ACD2"/>
+          </w:pPr>
+          <w:r>
+            <w:rPr>
+              <w:rStyle w:val="PlaceholderText"/>
+            </w:rPr>
+            <w:t>Click or tap here to enter text.</w:t>
+          </w:r>
+        </w:p>
+      </w:docPartBody>
+    </w:docPart>
+    <w:docPart>
+      <w:docPartPr>
+        <w:name w:val="49C963FA2A6146FFAD7A20F85E67FDE5"/>
+        <w:category>
+          <w:name w:val="General"/>
+          <w:gallery w:val="placeholder"/>
+        </w:category>
+        <w:types>
+          <w:type w:val="bbPlcHdr"/>
+        </w:types>
+        <w:behaviors>
+          <w:behavior w:val="content"/>
+        </w:behaviors>
+        <w:guid w:val="{93E1A475-6E2A-432B-BD2F-8BF0E794795C}"/>
+      </w:docPartPr>
+      <w:docPartBody>
+        <w:p>
+          <w:pPr>
+            <w:pStyle w:val="49C963FA2A6146FFAD7A20F85E67FDE5"/>
+          </w:pPr>
+          <w:r>
+            <w:rPr>
+              <w:rStyle w:val="PlaceholderText"/>
+            </w:rPr>
+            <w:t>Click or tap here to enter text.</w:t>
+          </w:r>
+        </w:p>
+      </w:docPartBody>
+    </w:docPart>
+    <w:docPart>
+      <w:docPartPr>
+        <w:name w:val="400F348BC62B49A3AC5F51A65C8BBB49"/>
+        <w:category>
+          <w:name w:val="General"/>
+          <w:gallery w:val="placeholder"/>
+        </w:category>
+        <w:types>
+          <w:type w:val="bbPlcHdr"/>
+        </w:types>
+        <w:behaviors>
+          <w:behavior w:val="content"/>
+        </w:behaviors>
+        <w:guid w:val="{5ADFC674-4DD5-4158-8753-CF2E62310501}"/>
+      </w:docPartPr>
+      <w:docPartBody>
+        <w:p>
+          <w:pPr>
+            <w:pStyle w:val="400F348BC62B49A3AC5F51A65C8BBB49"/>
+          </w:pPr>
+          <w:r>
+            <w:rPr>
+              <w:rStyle w:val="PlaceholderText"/>
+            </w:rPr>
+            <w:t>Click or tap here to enter text.</w:t>
+          </w:r>
+        </w:p>
+      </w:docPartBody>
+    </w:docPart>
+  </w:docParts>
+</w:glossaryDocument>
+</file>
+
+<file path=word/glossary/fontTable.xml><?xml version="1.0" encoding="utf-8"?>
+<w:fonts xmlns:mc="http://schemas.openxmlformats.org/markup-compatibility/2006" xmlns:r="http://schemas.openxmlformats.org/officeDocument/2006/relationships" xmlns:w="http://schemas.openxmlformats.org/wordprocessingml/2006/main" xmlns:w14="http://schemas.microsoft.com/office/word/2010/wordml" xmlns:w15="http://schemas.microsoft.com/office/word/2012/wordml" xmlns:w16cex="http://schemas.microsoft.com/office/word/2018/wordml/cex" xmlns:w16cid="http://schemas.microsoft.com/office/word/2016/wordml/cid" xmlns:w16="http://schemas.microsoft.com/office/word/2018/wordml" xmlns:w16du="http://schemas.microsoft.com/office/word/2023/wordml/word16du" xmlns:w16sdtdh="http://schemas.microsoft.com/office/word/2020/wordml/sdtdatahash" xmlns:w16sdtfl="http://schemas.microsoft.com/office/word/2024/wordml/sdtformatlock" xmlns:w16se="http://schemas.microsoft.com/office/word/2015/wordml/symex" mc:Ignorable="w14 w15 w16se w16cid w16 w16cex w16sdtdh w16sdtfl w16du">
+  <w:font w:name="Aptos">
+    <w:charset w:val="00"/>
+    <w:family w:val="swiss"/>
+    <w:pitch w:val="variable"/>
+    <w:sig w:usb0="20000287" w:usb1="00000003" w:usb2="00000000" w:usb3="00000000" w:csb0="0000019F" w:csb1="00000000"/>
+  </w:font>
+  <w:font w:name="Times New Roman">
+    <w:panose1 w:val="02020603050405020304"/>
+    <w:charset w:val="00"/>
+    <w:family w:val="roman"/>
+    <w:pitch w:val="variable"/>
+    <w:sig w:usb0="E0002EFF" w:usb1="C000785B" w:usb2="00000009" w:usb3="00000000" w:csb0="000001FF" w:csb1="00000000"/>
+  </w:font>
+  <w:font w:name="Aptos Display">
+    <w:charset w:val="00"/>
+    <w:family w:val="swiss"/>
+    <w:pitch w:val="variable"/>
+    <w:sig w:usb0="20000287" w:usb1="00000003" w:usb2="00000000" w:usb3="00000000" w:csb0="0000019F" w:csb1="00000000"/>
+  </w:font>
+  <w:font w:name="Aptos SemiBold">
+    <w:charset w:val="00"/>
+    <w:family w:val="swiss"/>
+    <w:pitch w:val="variable"/>
+    <w:sig w:usb0="20000287" w:usb1="00000003" w:usb2="00000000" w:usb3="00000000" w:csb0="0000019F" w:csb1="00000000"/>
+  </w:font>
+  <w:font w:name="Segoe UI">
+    <w:panose1 w:val="020B0502040204020203"/>
+    <w:charset w:val="00"/>
+    <w:family w:val="swiss"/>
+    <w:pitch w:val="variable"/>
+    <w:sig w:usb0="E4002EFF" w:usb1="C000E47F" w:usb2="00000009" w:usb3="00000000" w:csb0="000001FF" w:csb1="00000000"/>
+  </w:font>
+</w:fonts>
+</file>
+
+<file path=word/glossary/settings.xml><?xml version="1.0" encoding="utf-8"?>
+<w:settings xmlns:mc="http://schemas.openxmlformats.org/markup-compatibility/2006" xmlns:o="urn:schemas-microsoft-com:office:office" xmlns:r="http://schemas.openxmlformats.org/officeDocument/2006/relationships" xmlns:m="http://schemas.openxmlformats.org/officeDocument/2006/math" xmlns:v="urn:schemas-microsoft-com:vml" xmlns:w10="urn:schemas-microsoft-com:office:word" xmlns:w="http://schemas.openxmlformats.org/wordprocessingml/2006/main" xmlns:w14="http://schemas.microsoft.com/office/word/2010/wordml" xmlns:w15="http://schemas.microsoft.com/office/word/2012/wordml" xmlns:w16cex="http://schemas.microsoft.com/office/word/2018/wordml/cex" xmlns:w16cid="http://schemas.microsoft.com/office/word/2016/wordml/cid" xmlns:w16="http://schemas.microsoft.com/office/word/2018/wordml" xmlns:w16du="http://schemas.microsoft.com/office/word/2023/wordml/word16du" xmlns:w16sdtdh="http://schemas.microsoft.com/office/word/2020/wordml/sdtdatahash" xmlns:w16sdtfl="http://schemas.microsoft.com/office/word/2024/wordml/sdtformatlock" xmlns:w16se="http://schemas.microsoft.com/office/word/2015/wordml/symex" xmlns:sl="http://schemas.openxmlformats.org/schemaLibrary/2006/main" mc:Ignorable="w14 w15 w16se w16cid w16 w16cex w16sdtdh w16sdtfl w16du">
+  <w:view w:val="normal"/>
+  <w:defaultTabStop w:val="1304"/>
+  <w:hyphenationZone w:val="425"/>
+  <w:characterSpacingControl w:val="doNotCompress"/>
+  <w:compat>
+    <w:useFELayout/>
+    <w:compatSetting w:name="compatibilityMode" w:uri="http://schemas.microsoft.com/office/word" w:val="15"/>
+    <w:compatSetting w:name="overrideTableStyleFontSizeAndJustification" w:uri="http://schemas.microsoft.com/office/word" w:val="1"/>
+    <w:compatSetting w:name="enableOpenTypeFeatures" w:uri="http://schemas.microsoft.com/office/word" w:val="1"/>
+    <w:compatSetting w:name="doNotFlipMirrorIndents" w:uri="http://schemas.microsoft.com/office/word" w:val="1"/>
+    <w:compatSetting w:name="differentiateMultirowTableHeaders" w:uri="http://schemas.microsoft.com/office/word" w:val="1"/>
+    <w:compatSetting w:name="useWord2013TrackBottomHyphenation" w:uri="http://schemas.microsoft.com/office/word" w:val="0"/>
+  </w:compat>
+  <w:rsids>
+    <w:rsidRoot w:val="00FD6AC5"/>
+    <w:rsid w:val="00271D20"/>
+    <w:rsid w:val="006203BB"/>
+    <w:rsid w:val="00FD6AC5"/>
+  </w:rsids>
+  <m:mathPr>
+    <m:mathFont m:val="Cambria Math"/>
+    <m:brkBin m:val="before"/>
+    <m:brkBinSub m:val="--"/>
+    <m:smallFrac m:val="0"/>
+    <m:dispDef/>
+    <m:lMargin m:val="0"/>
+    <m:rMargin m:val="0"/>
+    <m:defJc m:val="centerGroup"/>
+    <m:wrapIndent m:val="1440"/>
+    <m:intLim m:val="subSup"/>
+    <m:naryLim m:val="undOvr"/>
+  </m:mathPr>
+  <w:themeFontLang w:val="da-DK"/>
+  <w:clrSchemeMapping w:bg1="light1" w:t1="dark1" w:bg2="light2" w:t2="dark2" w:accent1="accent1" w:accent2="accent2" w:accent3="accent3" w:accent4="accent4" w:accent5="accent5" w:accent6="accent6" w:hyperlink="hyperlink" w:followedHyperlink="followedHyperlink"/>
+  <w:decimalSymbol w:val=","/>
+  <w:listSeparator w:val=","/>
+  <w15:chartTrackingRefBased/>
+</w:settings>
+</file>
+
+<file path=word/glossary/styles.xml><?xml version="1.0" encoding="utf-8"?>
+<w:styles xmlns:mc="http://schemas.openxmlformats.org/markup-compatibility/2006" xmlns:r="http://schemas.openxmlformats.org/officeDocument/2006/relationships" xmlns:w="http://schemas.openxmlformats.org/wordprocessingml/2006/main" xmlns:w14="http://schemas.microsoft.com/office/word/2010/wordml" xmlns:w15="http://schemas.microsoft.com/office/word/2012/wordml" xmlns:w16cex="http://schemas.microsoft.com/office/word/2018/wordml/cex" xmlns:w16cid="http://schemas.microsoft.com/office/word/2016/wordml/cid" xmlns:w16="http://schemas.microsoft.com/office/word/2018/wordml" xmlns:w16du="http://schemas.microsoft.com/office/word/2023/wordml/word16du" xmlns:w16sdtdh="http://schemas.microsoft.com/office/word/2020/wordml/sdtdatahash" xmlns:w16sdtfl="http://schemas.microsoft.com/office/word/2024/wordml/sdtformatlock" xmlns:w16se="http://schemas.microsoft.com/office/word/2015/wordml/symex" mc:Ignorable="w14 w15 w16se w16cid w16 w16cex w16sdtdh w16sdtfl w16du">
+  <w:docDefaults>
+    <w:rPrDefault>
+      <w:rPr>
+        <w:rFonts w:asciiTheme="minorHAnsi" w:eastAsiaTheme="minorEastAsia" w:hAnsiTheme="minorHAnsi" w:cstheme="minorBidi"/>
+        <w:kern w:val="2"/>
+        <w:sz w:val="24"/>
+        <w:szCs w:val="24"/>
+        <w:lang w:val="da-DK" w:eastAsia="da-DK" w:bidi="ar-SA"/>
+        <w14:ligatures w14:val="standardContextual"/>
+      </w:rPr>
+    </w:rPrDefault>
+    <w:pPrDefault>
+      <w:pPr>
+        <w:spacing w:after="160" w:line="278" w:lineRule="auto"/>
+      </w:pPr>
+    </w:pPrDefault>
+  </w:docDefaults>
+  <w:latentStyles w:defLockedState="0" w:defUIPriority="99" w:defSemiHidden="0" w:defUnhideWhenUsed="0" w:defQFormat="0" w:count="376">
+    <w:lsdException w:name="Normal" w:uiPriority="0" w:qFormat="1"/>
+    <w:lsdException w:name="heading 1" w:uiPriority="9" w:qFormat="1"/>
+    <w:lsdException w:name="heading 2" w:semiHidden="1" w:uiPriority="9" w:unhideWhenUsed="1" w:qFormat="1"/>
+    <w:lsdException w:name="heading 3" w:semiHidden="1" w:uiPriority="9" w:unhideWhenUsed="1" w:qFormat="1"/>
+    <w:lsdException w:name="heading 4" w:semiHidden="1" w:uiPriority="9" w:unhideWhenUsed="1" w:qFormat="1"/>
+    <w:lsdException w:name="heading 5" w:semiHidden="1" w:uiPriority="9" w:unhideWhenUsed="1" w:qFormat="1"/>
+    <w:lsdException w:name="heading 6" w:semiHidden="1" w:uiPriority="9" w:unhideWhenUsed="1" w:qFormat="1"/>
+    <w:lsdException w:name="heading 7" w:semiHidden="1" w:uiPriority="9" w:unhideWhenUsed="1" w:qFormat="1"/>
+    <w:lsdException w:name="heading 8" w:semiHidden="1" w:uiPriority="9" w:unhideWhenUsed="1" w:qFormat="1"/>
+    <w:lsdException w:name="heading 9" w:semiHidden="1" w:uiPriority="9" w:unhideWhenUsed="1" w:qFormat="1"/>
+    <w:lsdException w:name="index 1" w:semiHidden="1" w:unhideWhenUsed="1"/>
+    <w:lsdException w:name="index 2" w:semiHidden="1" w:unhideWhenUsed="1"/>
+    <w:lsdException w:name="index 3" w:semiHidden="1" w:unhideWhenUsed="1"/>
+    <w:lsdException w:name="index 4" w:semiHidden="1" w:unhideWhenUsed="1"/>
+    <w:lsdException w:name="index 5" w:semiHidden="1" w:unhideWhenUsed="1"/>
+    <w:lsdException w:name="index 6" w:semiHidden="1" w:unhideWhenUsed="1"/>
+    <w:lsdException w:name="index 7" w:semiHidden="1" w:unhideWhenUsed="1"/>
+    <w:lsdException w:name="index 8" w:semiHidden="1" w:unhideWhenUsed="1"/>
+    <w:lsdException w:name="index 9" w:semiHidden="1" w:unhideWhenUsed="1"/>
+    <w:lsdException w:name="toc 1" w:semiHidden="1" w:uiPriority="39" w:unhideWhenUsed="1"/>
+    <w:lsdException w:name="toc 2" w:semiHidden="1" w:uiPriority="39" w:unhideWhenUsed="1"/>
+    <w:lsdException w:name="toc 3" w:semiHidden="1" w:uiPriority="39" w:unhideWhenUsed="1"/>
+    <w:lsdException w:name="toc 4" w:semiHidden="1" w:uiPriority="39" w:unhideWhenUsed="1"/>
+    <w:lsdException w:name="toc 5" w:semiHidden="1" w:uiPriority="39" w:unhideWhenUsed="1"/>
+    <w:lsdException w:name="toc 6" w:semiHidden="1" w:uiPriority="39" w:unhideWhenUsed="1"/>
+    <w:lsdException w:name="toc 7" w:semiHidden="1" w:uiPriority="39" w:unhideWhenUsed="1"/>
+    <w:lsdException w:name="toc 8" w:semiHidden="1" w:uiPriority="39" w:unhideWhenUsed="1"/>
+    <w:lsdException w:name="toc 9" w:semiHidden="1" w:uiPriority="39" w:unhideWhenUsed="1"/>
+    <w:lsdException w:name="Normal Indent" w:semiHidden="1" w:unhideWhenUsed="1"/>
+    <w:lsdException w:name="footnote text" w:semiHidden="1" w:unhideWhenUsed="1"/>
+    <w:lsdException w:name="annotation text" w:semiHidden="1" w:unhideWhenUsed="1"/>
+    <w:lsdException w:name="header" w:semiHidden="1" w:unhideWhenUsed="1"/>
+    <w:lsdException w:name="footer" w:semiHidden="1" w:unhideWhenUsed="1"/>
+    <w:lsdException w:name="index heading" w:semiHidden="1" w:unhideWhenUsed="1"/>
+    <w:lsdException w:name="caption" w:semiHidden="1" w:uiPriority="35" w:unhideWhenUsed="1" w:qFormat="1"/>
+    <w:lsdException w:name="table of figures" w:semiHidden="1" w:unhideWhenUsed="1"/>
+    <w:lsdException w:name="envelope address" w:semiHidden="1" w:unhideWhenUsed="1"/>
+    <w:lsdException w:name="envelope return" w:semiHidden="1" w:unhideWhenUsed="1"/>
+    <w:lsdException w:name="footnote reference" w:semiHidden="1" w:unhideWhenUsed="1"/>
+    <w:lsdException w:name="annotation reference" w:semiHidden="1" w:unhideWhenUsed="1"/>
+    <w:lsdException w:name="line number" w:semiHidden="1" w:unhideWhenUsed="1"/>
+    <w:lsdException w:name="page number" w:semiHidden="1" w:unhideWhenUsed="1"/>
+    <w:lsdException w:name="endnote reference" w:semiHidden="1" w:unhideWhenUsed="1"/>
+    <w:lsdException w:name="endnote text" w:semiHidden="1" w:unhideWhenUsed="1"/>
+    <w:lsdException w:name="table of authorities" w:semiHidden="1" w:unhideWhenUsed="1"/>
+    <w:lsdException w:name="macro" w:semiHidden="1" w:unhideWhenUsed="1"/>
+    <w:lsdException w:name="toa heading" w:semiHidden="1" w:unhideWhenUsed="1"/>
+    <w:lsdException w:name="List" w:semiHidden="1" w:unhideWhenUsed="1"/>
+    <w:lsdException w:name="List Bullet" w:semiHidden="1" w:unhideWhenUsed="1"/>
+    <w:lsdException w:name="List Number" w:semiHidden="1" w:unhideWhenUsed="1"/>
+    <w:lsdException w:name="List 2" w:semiHidden="1" w:unhideWhenUsed="1"/>
+    <w:lsdException w:name="List 3" w:semiHidden="1" w:unhideWhenUsed="1"/>
+    <w:lsdException w:name="List 4" w:semiHidden="1" w:unhideWhenUsed="1"/>
+    <w:lsdException w:name="List 5" w:semiHidden="1" w:unhideWhenUsed="1"/>
+    <w:lsdException w:name="List Bullet 2" w:semiHidden="1" w:unhideWhenUsed="1"/>
+    <w:lsdException w:name="List Bullet 3" w:semiHidden="1" w:unhideWhenUsed="1"/>
+    <w:lsdException w:name="List Bullet 4" w:semiHidden="1" w:unhideWhenUsed="1"/>
+    <w:lsdException w:name="List Bullet 5" w:semiHidden="1" w:unhideWhenUsed="1"/>
+    <w:lsdException w:name="List Number 2" w:semiHidden="1" w:unhideWhenUsed="1"/>
+    <w:lsdException w:name="List Number 3" w:semiHidden="1" w:unhideWhenUsed="1"/>
+    <w:lsdException w:name="List Number 4" w:semiHidden="1" w:unhideWhenUsed="1"/>
+    <w:lsdException w:name="List Number 5" w:semiHidden="1" w:unhideWhenUsed="1"/>
+    <w:lsdException w:name="Title" w:uiPriority="10" w:qFormat="1"/>
+    <w:lsdException w:name="Closing" w:semiHidden="1" w:unhideWhenUsed="1"/>
+    <w:lsdException w:name="Signature" w:semiHidden="1" w:unhideWhenUsed="1"/>
+    <w:lsdException w:name="Default Paragraph Font" w:semiHidden="1" w:uiPriority="1" w:unhideWhenUsed="1"/>
+    <w:lsdException w:name="Body Text" w:semiHidden="1" w:unhideWhenUsed="1"/>
+    <w:lsdException w:name="Body Text Indent" w:semiHidden="1" w:unhideWhenUsed="1"/>
+    <w:lsdException w:name="List Continue" w:semiHidden="1" w:unhideWhenUsed="1"/>
+    <w:lsdException w:name="List Continue 2" w:semiHidden="1" w:unhideWhenUsed="1"/>
+    <w:lsdException w:name="List Continue 3" w:semiHidden="1" w:unhideWhenUsed="1"/>
+    <w:lsdException w:name="List Continue 4" w:semiHidden="1" w:unhideWhenUsed="1"/>
+    <w:lsdException w:name="List Continue 5" w:semiHidden="1" w:unhideWhenUsed="1"/>
+    <w:lsdException w:name="Message Header" w:semiHidden="1" w:unhideWhenUsed="1"/>
+    <w:lsdException w:name="Subtitle" w:uiPriority="11" w:qFormat="1"/>
+    <w:lsdException w:name="Salutation" w:semiHidden="1" w:unhideWhenUsed="1"/>
+    <w:lsdException w:name="Date" w:semiHidden="1" w:unhideWhenUsed="1"/>
+    <w:lsdException w:name="Body Text First Indent" w:semiHidden="1" w:unhideWhenUsed="1"/>
+    <w:lsdException w:name="Body Text First Indent 2" w:semiHidden="1" w:unhideWhenUsed="1"/>
+    <w:lsdException w:name="Note Heading" w:semiHidden="1" w:unhideWhenUsed="1"/>
+    <w:lsdException w:name="Body Text 2" w:semiHidden="1" w:unhideWhenUsed="1"/>
+    <w:lsdException w:name="Body Text 3" w:semiHidden="1" w:unhideWhenUsed="1"/>
+    <w:lsdException w:name="Body Text Indent 2" w:semiHidden="1" w:unhideWhenUsed="1"/>
+    <w:lsdException w:name="Body Text Indent 3" w:semiHidden="1" w:unhideWhenUsed="1"/>
+    <w:lsdException w:name="Block Text" w:semiHidden="1" w:unhideWhenUsed="1"/>
+    <w:lsdException w:name="Hyperlink" w:semiHidden="1" w:unhideWhenUsed="1"/>
+    <w:lsdException w:name="FollowedHyperlink" w:semiHidden="1" w:unhideWhenUsed="1"/>
+    <w:lsdException w:name="Strong" w:uiPriority="22" w:qFormat="1"/>
+    <w:lsdException w:name="Emphasis" w:uiPriority="20" w:qFormat="1"/>
+    <w:lsdException w:name="Document Map" w:semiHidden="1" w:unhideWhenUsed="1"/>
+    <w:lsdException w:name="Plain Text" w:semiHidden="1" w:unhideWhenUsed="1"/>
+    <w:lsdException w:name="E-mail Signature" w:semiHidden="1" w:unhideWhenUsed="1"/>
+    <w:lsdException w:name="HTML Top of Form" w:semiHidden="1" w:unhideWhenUsed="1"/>
+    <w:lsdException w:name="HTML Bottom of Form" w:semiHidden="1" w:unhideWhenUsed="1"/>
+    <w:lsdException w:name="Normal (Web)" w:semiHidden="1" w:unhideWhenUsed="1"/>
+    <w:lsdException w:name="HTML Acronym" w:semiHidden="1" w:unhideWhenUsed="1"/>
+    <w:lsdException w:name="HTML Address" w:semiHidden="1" w:unhideWhenUsed="1"/>
+    <w:lsdException w:name="HTML Cite" w:semiHidden="1" w:unhideWhenUsed="1"/>
+    <w:lsdException w:name="HTML Code" w:semiHidden="1" w:unhideWhenUsed="1"/>
+    <w:lsdException w:name="HTML Definition" w:semiHidden="1" w:unhideWhenUsed="1"/>
+    <w:lsdException w:name="HTML Keyboard" w:semiHidden="1" w:unhideWhenUsed="1"/>
+    <w:lsdException w:name="HTML Preformatted" w:semiHidden="1" w:unhideWhenUsed="1"/>
+    <w:lsdException w:name="HTML Sample" w:semiHidden="1" w:unhideWhenUsed="1"/>
+    <w:lsdException w:name="HTML Typewriter" w:semiHidden="1" w:unhideWhenUsed="1"/>
+    <w:lsdException w:name="HTML Variable" w:semiHidden="1" w:unhideWhenUsed="1"/>
+    <w:lsdException w:name="Normal Table" w:semiHidden="1" w:unhideWhenUsed="1"/>
+    <w:lsdException w:name="annotation subject" w:semiHidden="1" w:unhideWhenUsed="1"/>
+    <w:lsdException w:name="No List" w:semiHidden="1" w:unhideWhenUsed="1"/>
+    <w:lsdException w:name="Outline List 1" w:semiHidden="1" w:unhideWhenUsed="1"/>
+    <w:lsdException w:name="Outline List 2" w:semiHidden="1" w:unhideWhenUsed="1"/>
+    <w:lsdException w:name="Outline List 3" w:semiHidden="1" w:unhideWhenUsed="1"/>
+    <w:lsdException w:name="Table Simple 1" w:semiHidden="1" w:unhideWhenUsed="1"/>
+    <w:lsdException w:name="Table Simple 2" w:semiHidden="1" w:unhideWhenUsed="1"/>
+    <w:lsdException w:name="Table Simple 3" w:semiHidden="1" w:unhideWhenUsed="1"/>
+    <w:lsdException w:name="Table Classic 1" w:semiHidden="1" w:unhideWhenUsed="1"/>
+    <w:lsdException w:name="Table Classic 2" w:semiHidden="1" w:unhideWhenUsed="1"/>
+    <w:lsdException w:name="Table Classic 3" w:semiHidden="1" w:unhideWhenUsed="1"/>
+    <w:lsdException w:name="Table Classic 4" w:semiHidden="1" w:unhideWhenUsed="1"/>
+    <w:lsdException w:name="Table Colorful 1" w:semiHidden="1" w:unhideWhenUsed="1"/>
+    <w:lsdException w:name="Table Colorful 2" w:semiHidden="1" w:unhideWhenUsed="1"/>
+    <w:lsdException w:name="Table Colorful 3" w:semiHidden="1" w:unhideWhenUsed="1"/>
+    <w:lsdException w:name="Table Columns 1" w:semiHidden="1" w:unhideWhenUsed="1"/>
+    <w:lsdException w:name="Table Columns 2" w:semiHidden="1" w:unhideWhenUsed="1"/>
+    <w:lsdException w:name="Table Columns 3" w:semiHidden="1" w:unhideWhenUsed="1"/>
+    <w:lsdException w:name="Table Columns 4" w:semiHidden="1" w:unhideWhenUsed="1"/>
+    <w:lsdException w:name="Table Columns 5" w:semiHidden="1" w:unhideWhenUsed="1"/>
+    <w:lsdException w:name="Table Grid 1" w:semiHidden="1" w:unhideWhenUsed="1"/>
+    <w:lsdException w:name="Table Grid 2" w:semiHidden="1" w:unhideWhenUsed="1"/>
+    <w:lsdException w:name="Table Grid 3" w:semiHidden="1" w:unhideWhenUsed="1"/>
+    <w:lsdException w:name="Table Grid 4" w:semiHidden="1" w:unhideWhenUsed="1"/>
+    <w:lsdException w:name="Table Grid 5" w:semiHidden="1" w:unhideWhenUsed="1"/>
+    <w:lsdException w:name="Table Grid 6" w:semiHidden="1" w:unhideWhenUsed="1"/>
+    <w:lsdException w:name="Table Grid 7" w:semiHidden="1" w:unhideWhenUsed="1"/>
+    <w:lsdException w:name="Table Grid 8" w:semiHidden="1" w:unhideWhenUsed="1"/>
+    <w:lsdException w:name="Table List 1" w:semiHidden="1" w:unhideWhenUsed="1"/>
+    <w:lsdException w:name="Table List 2" w:semiHidden="1" w:unhideWhenUsed="1"/>
+    <w:lsdException w:name="Table List 3" w:semiHidden="1" w:unhideWhenUsed="1"/>
+    <w:lsdException w:name="Table List 4" w:semiHidden="1" w:unhideWhenUsed="1"/>
+    <w:lsdException w:name="Table List 5" w:semiHidden="1" w:unhideWhenUsed="1"/>
+    <w:lsdException w:name="Table List 6" w:semiHidden="1" w:unhideWhenUsed="1"/>
+    <w:lsdException w:name="Table List 7" w:semiHidden="1" w:unhideWhenUsed="1"/>
+    <w:lsdException w:name="Table List 8" w:semiHidden="1" w:unhideWhenUsed="1"/>
+    <w:lsdException w:name="Table 3D effects 1" w:semiHidden="1" w:unhideWhenUsed="1"/>
+    <w:lsdException w:name="Table 3D effects 2" w:semiHidden="1" w:unhideWhenUsed="1"/>
+    <w:lsdException w:name="Table 3D effects 3" w:semiHidden="1" w:unhideWhenUsed="1"/>
+    <w:lsdException w:name="Table Contemporary" w:semiHidden="1" w:unhideWhenUsed="1"/>
+    <w:lsdException w:name="Table Elegant" w:semiHidden="1" w:unhideWhenUsed="1"/>
+    <w:lsdException w:name="Table Professional" w:semiHidden="1" w:unhideWhenUsed="1"/>
+    <w:lsdException w:name="Table Subtle 1" w:semiHidden="1" w:unhideWhenUsed="1"/>
+    <w:lsdException w:name="Table Subtle 2" w:semiHidden="1" w:unhideWhenUsed="1"/>
+    <w:lsdException w:name="Table Web 1" w:semiHidden="1" w:unhideWhenUsed="1"/>
+    <w:lsdException w:name="Table Web 2" w:semiHidden="1" w:unhideWhenUsed="1"/>
+    <w:lsdException w:name="Table Web 3" w:semiHidden="1" w:unhideWhenUsed="1"/>
+    <w:lsdException w:name="Balloon Text" w:semiHidden="1" w:unhideWhenUsed="1"/>
+    <w:lsdException w:name="Table Grid" w:uiPriority="39"/>
+    <w:lsdException w:name="Table Theme" w:semiHidden="1" w:unhideWhenUsed="1"/>
+    <w:lsdException w:name="Placeholder Text" w:semiHidden="1"/>
+    <w:lsdException w:name="No Spacing" w:uiPriority="1" w:qFormat="1"/>
+    <w:lsdException w:name="Light Shading" w:uiPriority="60"/>
+    <w:lsdException w:name="Light List" w:uiPriority="61"/>
+    <w:lsdException w:name="Light Grid" w:uiPriority="62"/>
+    <w:lsdException w:name="Medium Shading 1" w:uiPriority="63"/>
+    <w:lsdException w:name="Medium Shading 2" w:uiPriority="64"/>
+    <w:lsdException w:name="Medium List 1" w:uiPriority="65"/>
+    <w:lsdException w:name="Medium List 2" w:uiPriority="66"/>
+    <w:lsdException w:name="Medium Grid 1" w:uiPriority="67"/>
+    <w:lsdException w:name="Medium Grid 2" w:uiPriority="68"/>
+    <w:lsdException w:name="Medium Grid 3" w:uiPriority="69"/>
+    <w:lsdException w:name="Dark List" w:uiPriority="70"/>
+    <w:lsdException w:name="Colorful Shading" w:uiPriority="71"/>
+    <w:lsdException w:name="Colorful List" w:uiPriority="72"/>
+    <w:lsdException w:name="Colorful Grid" w:uiPriority="73"/>
+    <w:lsdException w:name="Light Shading Accent 1" w:uiPriority="60"/>
+    <w:lsdException w:name="Light List Accent 1" w:uiPriority="61"/>
+    <w:lsdException w:name="Light Grid Accent 1" w:uiPriority="62"/>
+    <w:lsdException w:name="Medium Shading 1 Accent 1" w:uiPriority="63"/>
+    <w:lsdException w:name="Medium Shading 2 Accent 1" w:uiPriority="64"/>
+    <w:lsdException w:name="Medium List 1 Accent 1" w:uiPriority="65"/>
+    <w:lsdException w:name="Revision" w:semiHidden="1"/>
+    <w:lsdException w:name="List Paragraph" w:uiPriority="34" w:qFormat="1"/>
+    <w:lsdException w:name="Quote" w:uiPriority="29" w:qFormat="1"/>
+    <w:lsdException w:name="Intense Quote" w:uiPriority="30" w:qFormat="1"/>
+    <w:lsdException w:name="Medium List 2 Accent 1" w:uiPriority="66"/>
+    <w:lsdException w:name="Medium Grid 1 Accent 1" w:uiPriority="67"/>
+    <w:lsdException w:name="Medium Grid 2 Accent 1" w:uiPriority="68"/>
+    <w:lsdException w:name="Medium Grid 3 Accent 1" w:uiPriority="69"/>
+    <w:lsdException w:name="Dark List Accent 1" w:uiPriority="70"/>
+    <w:lsdException w:name="Colorful Shading Accent 1" w:uiPriority="71"/>
+    <w:lsdException w:name="Colorful List Accent 1" w:uiPriority="72"/>
+    <w:lsdException w:name="Colorful Grid Accent 1" w:uiPriority="73"/>
+    <w:lsdException w:name="Light Shading Accent 2" w:uiPriority="60"/>
+    <w:lsdException w:name="Light List Accent 2" w:uiPriority="61"/>
+    <w:lsdException w:name="Light Grid Accent 2" w:uiPriority="62"/>
+    <w:lsdException w:name="Medium Shading 1 Accent 2" w:uiPriority="63"/>
+    <w:lsdException w:name="Medium Shading 2 Accent 2" w:uiPriority="64"/>
+    <w:lsdException w:name="Medium List 1 Accent 2" w:uiPriority="65"/>
+    <w:lsdException w:name="Medium List 2 Accent 2" w:uiPriority="66"/>
+    <w:lsdException w:name="Medium Grid 1 Accent 2" w:uiPriority="67"/>
+    <w:lsdException w:name="Medium Grid 2 Accent 2" w:uiPriority="68"/>
+    <w:lsdException w:name="Medium Grid 3 Accent 2" w:uiPriority="69"/>
+    <w:lsdException w:name="Dark List Accent 2" w:uiPriority="70"/>
+    <w:lsdException w:name="Colorful Shading Accent 2" w:uiPriority="71"/>
+    <w:lsdException w:name="Colorful List Accent 2" w:uiPriority="72"/>
+    <w:lsdException w:name="Colorful Grid Accent 2" w:uiPriority="73"/>
+    <w:lsdException w:name="Light Shading Accent 3" w:uiPriority="60"/>
+    <w:lsdException w:name="Light List Accent 3" w:uiPriority="61"/>
+    <w:lsdException w:name="Light Grid Accent 3" w:uiPriority="62"/>
+    <w:lsdException w:name="Medium Shading 1 Accent 3" w:uiPriority="63"/>
+    <w:lsdException w:name="Medium Shading 2 Accent 3" w:uiPriority="64"/>
+    <w:lsdException w:name="Medium List 1 Accent 3" w:uiPriority="65"/>
+    <w:lsdException w:name="Medium List 2 Accent 3" w:uiPriority="66"/>
+    <w:lsdException w:name="Medium Grid 1 Accent 3" w:uiPriority="67"/>
+    <w:lsdException w:name="Medium Grid 2 Accent 3" w:uiPriority="68"/>
+    <w:lsdException w:name="Medium Grid 3 Accent 3" w:uiPriority="69"/>
+    <w:lsdException w:name="Dark List Accent 3" w:uiPriority="70"/>
+    <w:lsdException w:name="Colorful Shading Accent 3" w:uiPriority="71"/>
+    <w:lsdException w:name="Colorful List Accent 3" w:uiPriority="72"/>
+    <w:lsdException w:name="Colorful Grid Accent 3" w:uiPriority="73"/>
+    <w:lsdException w:name="Light Shading Accent 4" w:uiPriority="60"/>
+    <w:lsdException w:name="Light List Accent 4" w:uiPriority="61"/>
+    <w:lsdException w:name="Light Grid Accent 4" w:uiPriority="62"/>
+    <w:lsdException w:name="Medium Shading 1 Accent 4" w:uiPriority="63"/>
+    <w:lsdException w:name="Medium Shading 2 Accent 4" w:uiPriority="64"/>
+    <w:lsdException w:name="Medium List 1 Accent 4" w:uiPriority="65"/>
+    <w:lsdException w:name="Medium List 2 Accent 4" w:uiPriority="66"/>
+    <w:lsdException w:name="Medium Grid 1 Accent 4" w:uiPriority="67"/>
+    <w:lsdException w:name="Medium Grid 2 Accent 4" w:uiPriority="68"/>
+    <w:lsdException w:name="Medium Grid 3 Accent 4" w:uiPriority="69"/>
+    <w:lsdException w:name="Dark List Accent 4" w:uiPriority="70"/>
+    <w:lsdException w:name="Colorful Shading Accent 4" w:uiPriority="71"/>
+    <w:lsdException w:name="Colorful List Accent 4" w:uiPriority="72"/>
+    <w:lsdException w:name="Colorful Grid Accent 4" w:uiPriority="73"/>
+    <w:lsdException w:name="Light Shading Accent 5" w:uiPriority="60"/>
+    <w:lsdException w:name="Light List Accent 5" w:uiPriority="61"/>
+    <w:lsdException w:name="Light Grid Accent 5" w:uiPriority="62"/>
+    <w:lsdException w:name="Medium Shading 1 Accent 5" w:uiPriority="63"/>
+    <w:lsdException w:name="Medium Shading 2 Accent 5" w:uiPriority="64"/>
+    <w:lsdException w:name="Medium List 1 Accent 5" w:uiPriority="65"/>
+    <w:lsdException w:name="Medium List 2 Accent 5" w:uiPriority="66"/>
+    <w:lsdException w:name="Medium Grid 1 Accent 5" w:uiPriority="67"/>
+    <w:lsdException w:name="Medium Grid 2 Accent 5" w:uiPriority="68"/>
+    <w:lsdException w:name="Medium Grid 3 Accent 5" w:uiPriority="69"/>
+    <w:lsdException w:name="Dark List Accent 5" w:uiPriority="70"/>
+    <w:lsdException w:name="Colorful Shading Accent 5" w:uiPriority="71"/>
+    <w:lsdException w:name="Colorful List Accent 5" w:uiPriority="72"/>
+    <w:lsdException w:name="Colorful Grid Accent 5" w:uiPriority="73"/>
+    <w:lsdException w:name="Light Shading Accent 6" w:uiPriority="60"/>
+    <w:lsdException w:name="Light List Accent 6" w:uiPriority="61"/>
+    <w:lsdException w:name="Light Grid Accent 6" w:uiPriority="62"/>
+    <w:lsdException w:name="Medium Shading 1 Accent 6" w:uiPriority="63"/>
+    <w:lsdException w:name="Medium Shading 2 Accent 6" w:uiPriority="64"/>
+    <w:lsdException w:name="Medium List 1 Accent 6" w:uiPriority="65"/>
+    <w:lsdException w:name="Medium List 2 Accent 6" w:uiPriority="66"/>
+    <w:lsdException w:name="Medium Grid 1 Accent 6" w:uiPriority="67"/>
+    <w:lsdException w:name="Medium Grid 2 Accent 6" w:uiPriority="68"/>
+    <w:lsdException w:name="Medium Grid 3 Accent 6" w:uiPriority="69"/>
+    <w:lsdException w:name="Dark List Accent 6" w:uiPriority="70"/>
+    <w:lsdException w:name="Colorful Shading Accent 6" w:uiPriority="71"/>
+    <w:lsdException w:name="Colorful List Accent 6" w:uiPriority="72"/>
+    <w:lsdException w:name="Colorful Grid Accent 6" w:uiPriority="73"/>
+    <w:lsdException w:name="Subtle Emphasis" w:uiPriority="19" w:qFormat="1"/>
+    <w:lsdException w:name="Intense Emphasis" w:uiPriority="21" w:qFormat="1"/>
+    <w:lsdException w:name="Subtle Reference" w:uiPriority="31" w:qFormat="1"/>
+    <w:lsdException w:name="Intense Reference" w:uiPriority="32" w:qFormat="1"/>
+    <w:lsdException w:name="Book Title" w:uiPriority="33" w:qFormat="1"/>
+    <w:lsdException w:name="Bibliography" w:semiHidden="1" w:uiPriority="37" w:unhideWhenUsed="1"/>
+    <w:lsdException w:name="TOC Heading" w:semiHidden="1" w:uiPriority="39" w:unhideWhenUsed="1" w:qFormat="1"/>
+    <w:lsdException w:name="Plain Table 1" w:uiPriority="41"/>
+    <w:lsdException w:name="Plain Table 2" w:uiPriority="42"/>
+    <w:lsdException w:name="Plain Table 3" w:uiPriority="43"/>
+    <w:lsdException w:name="Plain Table 4" w:uiPriority="44"/>
+    <w:lsdException w:name="Plain Table 5" w:uiPriority="45"/>
+    <w:lsdException w:name="Grid Table Light" w:uiPriority="40"/>
+    <w:lsdException w:name="Grid Table 1 Light" w:uiPriority="46"/>
+    <w:lsdException w:name="Grid Table 2" w:uiPriority="47"/>
+    <w:lsdException w:name="Grid Table 3" w:uiPriority="48"/>
+    <w:lsdException w:name="Grid Table 4" w:uiPriority="49"/>
+    <w:lsdException w:name="Grid Table 5 Dark" w:uiPriority="50"/>
+    <w:lsdException w:name="Grid Table 6 Colorful" w:uiPriority="51"/>
+    <w:lsdException w:name="Grid Table 7 Colorful" w:uiPriority="52"/>
+    <w:lsdException w:name="Grid Table 1 Light Accent 1" w:uiPriority="46"/>
+    <w:lsdException w:name="Grid Table 2 Accent 1" w:uiPriority="47"/>
+    <w:lsdException w:name="Grid Table 3 Accent 1" w:uiPriority="48"/>
+    <w:lsdException w:name="Grid Table 4 Accent 1" w:uiPriority="49"/>
+    <w:lsdException w:name="Grid Table 5 Dark Accent 1" w:uiPriority="50"/>
+    <w:lsdException w:name="Grid Table 6 Colorful Accent 1" w:uiPriority="51"/>
+    <w:lsdException w:name="Grid Table 7 Colorful Accent 1" w:uiPriority="52"/>
+    <w:lsdException w:name="Grid Table 1 Light Accent 2" w:uiPriority="46"/>
+    <w:lsdException w:name="Grid Table 2 Accent 2" w:uiPriority="47"/>
+    <w:lsdException w:name="Grid Table 3 Accent 2" w:uiPriority="48"/>
+    <w:lsdException w:name="Grid Table 4 Accent 2" w:uiPriority="49"/>
+    <w:lsdException w:name="Grid Table 5 Dark Accent 2" w:uiPriority="50"/>
+    <w:lsdException w:name="Grid Table 6 Colorful Accent 2" w:uiPriority="51"/>
+    <w:lsdException w:name="Grid Table 7 Colorful Accent 2" w:uiPriority="52"/>
+    <w:lsdException w:name="Grid Table 1 Light Accent 3" w:uiPriority="46"/>
+    <w:lsdException w:name="Grid Table 2 Accent 3" w:uiPriority="47"/>
+    <w:lsdException w:name="Grid Table 3 Accent 3" w:uiPriority="48"/>
+    <w:lsdException w:name="Grid Table 4 Accent 3" w:uiPriority="49"/>
+    <w:lsdException w:name="Grid Table 5 Dark Accent 3" w:uiPriority="50"/>
+    <w:lsdException w:name="Grid Table 6 Colorful Accent 3" w:uiPriority="51"/>
+    <w:lsdException w:name="Grid Table 7 Colorful Accent 3" w:uiPriority="52"/>
+    <w:lsdException w:name="Grid Table 1 Light Accent 4" w:uiPriority="46"/>
+    <w:lsdException w:name="Grid Table 2 Accent 4" w:uiPriority="47"/>
+    <w:lsdException w:name="Grid Table 3 Accent 4" w:uiPriority="48"/>
+    <w:lsdException w:name="Grid Table 4 Accent 4" w:uiPriority="49"/>
+    <w:lsdException w:name="Grid Table 5 Dark Accent 4" w:uiPriority="50"/>
+    <w:lsdException w:name="Grid Table 6 Colorful Accent 4" w:uiPriority="51"/>
+    <w:lsdException w:name="Grid Table 7 Colorful Accent 4" w:uiPriority="52"/>
+    <w:lsdException w:name="Grid Table 1 Light Accent 5" w:uiPriority="46"/>
+    <w:lsdException w:name="Grid Table 2 Accent 5" w:uiPriority="47"/>
+    <w:lsdException w:name="Grid Table 3 Accent 5" w:uiPriority="48"/>
+    <w:lsdException w:name="Grid Table 4 Accent 5" w:uiPriority="49"/>
+    <w:lsdException w:name="Grid Table 5 Dark Accent 5" w:uiPriority="50"/>
+    <w:lsdException w:name="Grid Table 6 Colorful Accent 5" w:uiPriority="51"/>
+    <w:lsdException w:name="Grid Table 7 Colorful Accent 5" w:uiPriority="52"/>
+    <w:lsdException w:name="Grid Table 1 Light Accent 6" w:uiPriority="46"/>
+    <w:lsdException w:name="Grid Table 2 Accent 6" w:uiPriority="47"/>
+    <w:lsdException w:name="Grid Table 3 Accent 6" w:uiPriority="48"/>
+    <w:lsdException w:name="Grid Table 4 Accent 6" w:uiPriority="49"/>
+    <w:lsdException w:name="Grid Table 5 Dark Accent 6" w:uiPriority="50"/>
+    <w:lsdException w:name="Grid Table 6 Colorful Accent 6" w:uiPriority="51"/>
+    <w:lsdException w:name="Grid Table 7 Colorful Accent 6" w:uiPriority="52"/>
+    <w:lsdException w:name="List Table 1 Light" w:uiPriority="46"/>
+    <w:lsdException w:name="List Table 2" w:uiPriority="47"/>
+    <w:lsdException w:name="List Table 3" w:uiPriority="48"/>
+    <w:lsdException w:name="List Table 4" w:uiPriority="49"/>
+    <w:lsdException w:name="List Table 5 Dark" w:uiPriority="50"/>
+    <w:lsdException w:name="List Table 6 Colorful" w:uiPriority="51"/>
+    <w:lsdException w:name="List Table 7 Colorful" w:uiPriority="52"/>
+    <w:lsdException w:name="List Table 1 Light Accent 1" w:uiPriority="46"/>
+    <w:lsdException w:name="List Table 2 Accent 1" w:uiPriority="47"/>
+    <w:lsdException w:name="List Table 3 Accent 1" w:uiPriority="48"/>
+    <w:lsdException w:name="List Table 4 Accent 1" w:uiPriority="49"/>
+    <w:lsdException w:name="List Table 5 Dark Accent 1" w:uiPriority="50"/>
+    <w:lsdException w:name="List Table 6 Colorful Accent 1" w:uiPriority="51"/>
+    <w:lsdException w:name="List Table 7 Colorful Accent 1" w:uiPriority="52"/>
+    <w:lsdException w:name="List Table 1 Light Accent 2" w:uiPriority="46"/>
+    <w:lsdException w:name="List Table 2 Accent 2" w:uiPriority="47"/>
+    <w:lsdException w:name="List Table 3 Accent 2" w:uiPriority="48"/>
+    <w:lsdException w:name="List Table 4 Accent 2" w:uiPriority="49"/>
+    <w:lsdException w:name="List Table 5 Dark Accent 2" w:uiPriority="50"/>
+    <w:lsdException w:name="List Table 6 Colorful Accent 2" w:uiPriority="51"/>
+    <w:lsdException w:name="List Table 7 Colorful Accent 2" w:uiPriority="52"/>
+    <w:lsdException w:name="List Table 1 Light Accent 3" w:uiPriority="46"/>
+    <w:lsdException w:name="List Table 2 Accent 3" w:uiPriority="47"/>
+    <w:lsdException w:name="List Table 3 Accent 3" w:uiPriority="48"/>
+    <w:lsdException w:name="List Table 4 Accent 3" w:uiPriority="49"/>
+    <w:lsdException w:name="List Table 5 Dark Accent 3" w:uiPriority="50"/>
+    <w:lsdException w:name="List Table 6 Colorful Accent 3" w:uiPriority="51"/>
+    <w:lsdException w:name="List Table 7 Colorful Accent 3" w:uiPriority="52"/>
+    <w:lsdException w:name="List Table 1 Light Accent 4" w:uiPriority="46"/>
+    <w:lsdException w:name="List Table 2 Accent 4" w:uiPriority="47"/>
+    <w:lsdException w:name="List Table 3 Accent 4" w:uiPriority="48"/>
+    <w:lsdException w:name="List Table 4 Accent 4" w:uiPriority="49"/>
+    <w:lsdException w:name="List Table 5 Dark Accent 4" w:uiPriority="50"/>
+    <w:lsdException w:name="List Table 6 Colorful Accent 4" w:uiPriority="51"/>
+    <w:lsdException w:name="List Table 7 Colorful Accent 4" w:uiPriority="52"/>
+    <w:lsdException w:name="List Table 1 Light Accent 5" w:uiPriority="46"/>
+    <w:lsdException w:name="List Table 2 Accent 5" w:uiPriority="47"/>
+    <w:lsdException w:name="List Table 3 Accent 5" w:uiPriority="48"/>
+    <w:lsdException w:name="List Table 4 Accent 5" w:uiPriority="49"/>
+    <w:lsdException w:name="List Table 5 Dark Accent 5" w:uiPriority="50"/>
+    <w:lsdException w:name="List Table 6 Colorful Accent 5" w:uiPriority="51"/>
+    <w:lsdException w:name="List Table 7 Colorful Accent 5" w:uiPriority="52"/>
+    <w:lsdException w:name="List Table 1 Light Accent 6" w:uiPriority="46"/>
+    <w:lsdException w:name="List Table 2 Accent 6" w:uiPriority="47"/>
+    <w:lsdException w:name="List Table 3 Accent 6" w:uiPriority="48"/>
+    <w:lsdException w:name="List Table 4 Accent 6" w:uiPriority="49"/>
+    <w:lsdException w:name="List Table 5 Dark Accent 6" w:uiPriority="50"/>
+    <w:lsdException w:name="List Table 6 Colorful Accent 6" w:uiPriority="51"/>
+    <w:lsdException w:name="List Table 7 Colorful Accent 6" w:uiPriority="52"/>
+    <w:lsdException w:name="Mention" w:semiHidden="1" w:unhideWhenUsed="1"/>
+    <w:lsdException w:name="Smart Hyperlink" w:semiHidden="1" w:unhideWhenUsed="1"/>
+    <w:lsdException w:name="Hashtag" w:semiHidden="1" w:unhideWhenUsed="1"/>
+    <w:lsdException w:name="Unresolved Mention" w:semiHidden="1" w:unhideWhenUsed="1"/>
+    <w:lsdException w:name="Smart Link" w:semiHidden="1" w:unhideWhenUsed="1"/>
+  </w:latentStyles>
+  <w:style w:type="paragraph" w:default="1" w:styleId="Normal">
+    <w:name w:val="Normal"/>
+    <w:qFormat/>
+  </w:style>
+  <w:style w:type="character" w:default="1" w:styleId="DefaultParagraphFont">
+    <w:name w:val="Default Paragraph Font"/>
+    <w:uiPriority w:val="1"/>
+    <w:semiHidden/>
+    <w:unhideWhenUsed/>
+  </w:style>
+  <w:style w:type="table" w:default="1" w:styleId="TableNormal">
+    <w:name w:val="Normal Table"/>
+    <w:uiPriority w:val="99"/>
+    <w:semiHidden/>
+    <w:unhideWhenUsed/>
+    <w:tblPr>
+      <w:tblInd w:w="0" w:type="dxa"/>
+      <w:tblCellMar>
+        <w:top w:w="0" w:type="dxa"/>
+        <w:left w:w="108" w:type="dxa"/>
+        <w:bottom w:w="0" w:type="dxa"/>
+        <w:right w:w="108" w:type="dxa"/>
+      </w:tblCellMar>
+    </w:tblPr>
+  </w:style>
+  <w:style w:type="numbering" w:default="1" w:styleId="NoList">
+    <w:name w:val="No List"/>
+    <w:uiPriority w:val="99"/>
+    <w:semiHidden/>
+    <w:unhideWhenUsed/>
+  </w:style>
+  <w:style w:type="character" w:styleId="PlaceholderText">
+    <w:name w:val="Placeholder Text"/>
+    <w:basedOn w:val="DefaultParagraphFont"/>
+    <w:uiPriority w:val="99"/>
+    <w:semiHidden/>
+    <w:rsid w:val="00FD6AC5"/>
+    <w:rPr>
+      <w:color w:val="666666"/>
+    </w:rPr>
+  </w:style>
+  <w:style w:type="paragraph" w:customStyle="1" w:styleId="31BA45FEE8BC491E89F1E858FA431837">
+    <w:name w:val="31BA45FEE8BC491E89F1E858FA431837"/>
+    <w:rsid w:val="00FD6AC5"/>
+  </w:style>
+  <w:style w:type="paragraph" w:customStyle="1" w:styleId="5C4EF05920754B57B44CA25FC8F09904">
+    <w:name w:val="5C4EF05920754B57B44CA25FC8F09904"/>
+    <w:rsid w:val="00FD6AC5"/>
+  </w:style>
+  <w:style w:type="paragraph" w:customStyle="1" w:styleId="535AE1B009B5463C929B27768A622A44">
+    <w:name w:val="535AE1B009B5463C929B27768A622A44"/>
+    <w:rsid w:val="00FD6AC5"/>
+  </w:style>
+  <w:style w:type="paragraph" w:customStyle="1" w:styleId="2442592AC05645D8BCA3459AE132A249">
+    <w:name w:val="2442592AC05645D8BCA3459AE132A249"/>
+    <w:rsid w:val="00FD6AC5"/>
+  </w:style>
+  <w:style w:type="paragraph" w:customStyle="1" w:styleId="0CF761FCC4D140E4B9669C380B6A1461">
+    <w:name w:val="0CF761FCC4D140E4B9669C380B6A1461"/>
+    <w:rsid w:val="00FD6AC5"/>
+  </w:style>
+  <w:style w:type="paragraph" w:customStyle="1" w:styleId="954F809E97C142BEAEA48A1313AD151F">
+    <w:name w:val="954F809E97C142BEAEA48A1313AD151F"/>
+    <w:rsid w:val="00FD6AC5"/>
+  </w:style>
+  <w:style w:type="paragraph" w:customStyle="1" w:styleId="D15DB7E4B8E444C69F01E5F62A7F7942">
+    <w:name w:val="D15DB7E4B8E444C69F01E5F62A7F7942"/>
+    <w:rsid w:val="00FD6AC5"/>
+  </w:style>
+  <w:style w:type="paragraph" w:customStyle="1" w:styleId="F147C5D24CF54034832C82C0497839A3">
+    <w:name w:val="F147C5D24CF54034832C82C0497839A3"/>
+    <w:rsid w:val="00FD6AC5"/>
+  </w:style>
+  <w:style w:type="paragraph" w:customStyle="1" w:styleId="C5E50329B86841C59849F586A5295AA8">
+    <w:name w:val="C5E50329B86841C59849F586A5295AA8"/>
+    <w:rsid w:val="00FD6AC5"/>
+  </w:style>
+  <w:style w:type="paragraph" w:customStyle="1" w:styleId="148B022A195D4C3C9053BD655A3C07D3">
+    <w:name w:val="148B022A195D4C3C9053BD655A3C07D3"/>
+    <w:rsid w:val="00FD6AC5"/>
+  </w:style>
+  <w:style w:type="paragraph" w:customStyle="1" w:styleId="AFD942B942E04DB4A5CCF8CBA4AE7D75">
+    <w:name w:val="AFD942B942E04DB4A5CCF8CBA4AE7D75"/>
+    <w:rsid w:val="00FD6AC5"/>
+  </w:style>
+  <w:style w:type="paragraph" w:customStyle="1" w:styleId="BE8CF4A406A74992AB2861908C00B7E6">
+    <w:name w:val="BE8CF4A406A74992AB2861908C00B7E6"/>
+    <w:rsid w:val="00FD6AC5"/>
+  </w:style>
+  <w:style w:type="paragraph" w:customStyle="1" w:styleId="3989F60F7A0D4317B3D127AA01C50AB0">
+    <w:name w:val="3989F60F7A0D4317B3D127AA01C50AB0"/>
+    <w:rsid w:val="00FD6AC5"/>
+  </w:style>
+  <w:style w:type="paragraph" w:customStyle="1" w:styleId="E4ADF195D9D6405D88357F95C380E232">
+    <w:name w:val="E4ADF195D9D6405D88357F95C380E232"/>
+    <w:rsid w:val="00FD6AC5"/>
+  </w:style>
+  <w:style w:type="paragraph" w:customStyle="1" w:styleId="0A45C938C028491E8119CBE2282DEB63">
+    <w:name w:val="0A45C938C028491E8119CBE2282DEB63"/>
+    <w:rsid w:val="00FD6AC5"/>
+  </w:style>
+  <w:style w:type="paragraph" w:customStyle="1" w:styleId="84EF765C57C749288185FD9CC7D0E0AB">
+    <w:name w:val="84EF765C57C749288185FD9CC7D0E0AB"/>
+    <w:rsid w:val="00FD6AC5"/>
+  </w:style>
+  <w:style w:type="paragraph" w:customStyle="1" w:styleId="EF829CD7B07940CD85D3EC154428ACD2">
+    <w:name w:val="EF829CD7B07940CD85D3EC154428ACD2"/>
+    <w:rsid w:val="00FD6AC5"/>
+  </w:style>
+  <w:style w:type="paragraph" w:customStyle="1" w:styleId="49C963FA2A6146FFAD7A20F85E67FDE5">
+    <w:name w:val="49C963FA2A6146FFAD7A20F85E67FDE5"/>
+    <w:rsid w:val="00FD6AC5"/>
+  </w:style>
+  <w:style w:type="paragraph" w:customStyle="1" w:styleId="F86DDE9AD6994B73BE4E0678A8D7052F">
+    <w:name w:val="F86DDE9AD6994B73BE4E0678A8D7052F"/>
+    <w:rsid w:val="00FD6AC5"/>
+  </w:style>
+  <w:style w:type="paragraph" w:customStyle="1" w:styleId="16B2166F606C4167BEBAD84393514594">
+    <w:name w:val="16B2166F606C4167BEBAD84393514594"/>
+    <w:rsid w:val="00FD6AC5"/>
+  </w:style>
+  <w:style w:type="paragraph" w:customStyle="1" w:styleId="C91FD43FE1484C4DB194513082DB068B">
+    <w:name w:val="C91FD43FE1484C4DB194513082DB068B"/>
+    <w:rsid w:val="00FD6AC5"/>
+  </w:style>
+  <w:style w:type="paragraph" w:customStyle="1" w:styleId="3D718F26603C49FCA53062C78048FDA9">
+    <w:name w:val="3D718F26603C49FCA53062C78048FDA9"/>
+    <w:rsid w:val="00FD6AC5"/>
+  </w:style>
+  <w:style w:type="paragraph" w:customStyle="1" w:styleId="7F6CD135BF6E450F9E91E11C6E798728">
+    <w:name w:val="7F6CD135BF6E450F9E91E11C6E798728"/>
+    <w:rsid w:val="00FD6AC5"/>
+  </w:style>
+  <w:style w:type="paragraph" w:customStyle="1" w:styleId="3BD8305D69FD4F1485E3DA722C76F725">
+    <w:name w:val="3BD8305D69FD4F1485E3DA722C76F725"/>
+    <w:rsid w:val="00FD6AC5"/>
+  </w:style>
+  <w:style w:type="paragraph" w:customStyle="1" w:styleId="256D011FEA8643B3A3513F99E6B1A241">
+    <w:name w:val="256D011FEA8643B3A3513F99E6B1A241"/>
+    <w:rsid w:val="00FD6AC5"/>
+  </w:style>
+  <w:style w:type="paragraph" w:customStyle="1" w:styleId="5452DC6158564E998935AB19D4AF3EE1">
+    <w:name w:val="5452DC6158564E998935AB19D4AF3EE1"/>
+    <w:rsid w:val="00FD6AC5"/>
+  </w:style>
+  <w:style w:type="paragraph" w:customStyle="1" w:styleId="3705A6A83F5346B8B21042E3BB9FC1B2">
+    <w:name w:val="3705A6A83F5346B8B21042E3BB9FC1B2"/>
+    <w:rsid w:val="00FD6AC5"/>
+  </w:style>
+  <w:style w:type="paragraph" w:customStyle="1" w:styleId="9B73D219616B4EF595749B7A99A412E4">
+    <w:name w:val="9B73D219616B4EF595749B7A99A412E4"/>
+    <w:rsid w:val="00FD6AC5"/>
+  </w:style>
+  <w:style w:type="paragraph" w:customStyle="1" w:styleId="40BB5D6138624DC78AB2AEB10E463784">
+    <w:name w:val="40BB5D6138624DC78AB2AEB10E463784"/>
+    <w:rsid w:val="00FD6AC5"/>
+  </w:style>
+  <w:style w:type="paragraph" w:customStyle="1" w:styleId="43D66B67120E4759A26BC43236AB6F9C">
+    <w:name w:val="43D66B67120E4759A26BC43236AB6F9C"/>
+    <w:rsid w:val="00FD6AC5"/>
+  </w:style>
+  <w:style w:type="paragraph" w:customStyle="1" w:styleId="C73C188D68FE4D2A881C9C418CA82E9C">
+    <w:name w:val="C73C188D68FE4D2A881C9C418CA82E9C"/>
+    <w:rsid w:val="00FD6AC5"/>
+  </w:style>
+  <w:style w:type="paragraph" w:customStyle="1" w:styleId="15ED7162953C465B86B14EAD2A9D2265">
+    <w:name w:val="15ED7162953C465B86B14EAD2A9D2265"/>
+    <w:rsid w:val="00FD6AC5"/>
+  </w:style>
+  <w:style w:type="paragraph" w:customStyle="1" w:styleId="A4903A9D6AF249C691B3920F17779573">
+    <w:name w:val="A4903A9D6AF249C691B3920F17779573"/>
+    <w:rsid w:val="00FD6AC5"/>
+  </w:style>
+  <w:style w:type="paragraph" w:customStyle="1" w:styleId="400F348BC62B49A3AC5F51A65C8BBB49">
+    <w:name w:val="400F348BC62B49A3AC5F51A65C8BBB49"/>
+    <w:rsid w:val="00FD6AC5"/>
+  </w:style>
+  <w:style w:type="paragraph" w:customStyle="1" w:styleId="5A9E9048E90540E1835AFB107A21A492">
+    <w:name w:val="5A9E9048E90540E1835AFB107A21A492"/>
+    <w:rsid w:val="00FD6AC5"/>
+  </w:style>
+  <w:style w:type="paragraph" w:customStyle="1" w:styleId="097006CBEB2249ACB4080F897178B5FE">
+    <w:name w:val="097006CBEB2249ACB4080F897178B5FE"/>
+    <w:rsid w:val="00FD6AC5"/>
+  </w:style>
+</w:styles>
+</file>
+
+<file path=word/glossary/webSettings.xml><?xml version="1.0" encoding="utf-8"?>
+<w:webSettings xmlns:mc="http://schemas.openxmlformats.org/markup-compatibility/2006" xmlns:r="http://schemas.openxmlformats.org/officeDocument/2006/relationships" xmlns:w="http://schemas.openxmlformats.org/wordprocessingml/2006/main" xmlns:w14="http://schemas.microsoft.com/office/word/2010/wordml" xmlns:w15="http://schemas.microsoft.com/office/word/2012/wordml" xmlns:w16cex="http://schemas.microsoft.com/office/word/2018/wordml/cex" xmlns:w16cid="http://schemas.microsoft.com/office/word/2016/wordml/cid" xmlns:w16="http://schemas.microsoft.com/office/word/2018/wordml" xmlns:w16du="http://schemas.microsoft.com/office/word/2023/wordml/word16du" xmlns:w16sdtdh="http://schemas.microsoft.com/office/word/2020/wordml/sdtdatahash" xmlns:w16sdtfl="http://schemas.microsoft.com/office/word/2024/wordml/sdtformatlock" xmlns:w16se="http://schemas.microsoft.com/office/word/2015/wordml/symex" mc:Ignorable="w14 w15 w16se w16cid w16 w16cex w16sdtdh w16sdtfl w16du">
+  <w:optimizeForBrowser/>
+  <w:allowPNG/>
+</w:webSettings>
+</file>
+
+<file path=word/theme/theme1.xml><?xml version="1.0" encoding="utf-8"?>
+<a:theme xmlns:a="http://schemas.openxmlformats.org/drawingml/2006/main" name="Office Theme">
+  <a:themeElements>
+    <a:clrScheme name="Office">
+      <a:dk1>
+        <a:sysClr val="windowText" lastClr="000000"/>
+      </a:dk1>
+      <a:lt1>
+        <a:sysClr val="window" lastClr="FFFFFF"/>
+      </a:lt1>
+      <a:dk2>
+        <a:srgbClr val="0E2841"/>
+      </a:dk2>
+      <a:lt2>
+        <a:srgbClr val="E8E8E8"/>
+      </a:lt2>
+      <a:accent1>
+        <a:srgbClr val="156082"/>
+      </a:accent1>
+      <a:accent2>
+        <a:srgbClr val="E97132"/>
+      </a:accent2>
+      <a:accent3>
+        <a:srgbClr val="196B24"/>
+      </a:accent3>
+      <a:accent4>
+        <a:srgbClr val="0F9ED5"/>
+      </a:accent4>
+      <a:accent5>
+        <a:srgbClr val="A02B93"/>
+      </a:accent5>
+      <a:accent6>
+        <a:srgbClr val="4EA72E"/>
+      </a:accent6>
+      <a:hlink>
+        <a:srgbClr val="467886"/>
+      </a:hlink>
+      <a:folHlink>
+        <a:srgbClr val="96607D"/>
+      </a:folHlink>
+    </a:clrScheme>
+    <a:fontScheme name="Office">
+      <a:majorFont>
+        <a:latin typeface="Aptos Display" panose="02110004020202020204"/>
+        <a:ea typeface=""/>
+        <a:cs typeface=""/>
+        <a:font script="Jpan" typeface="游ゴシック Light"/>
+        <a:font script="Hang" typeface="맑은 고딕"/>
+        <a:font script="Hans" typeface="等线 Light"/>
+        <a:font script="Hant" typeface="新細明體"/>
+        <a:font script="Arab" typeface="Times New Roman"/>
+        <a:font script="Hebr" typeface="Times New Roman"/>
+        <a:font script="Thai" typeface="Angsana New"/>
+        <a:font script="Ethi" typeface="Nyala"/>
+        <a:font script="Beng" typeface="Vrinda"/>
+        <a:font script="Gujr" typeface="Shruti"/>
+        <a:font script="Khmr" typeface="MoolBoran"/>
+        <a:font script="Knda" typeface="Tunga"/>
+        <a:font script="Guru" typeface="Raavi"/>
+        <a:font script="Cans" typeface="Euphemia"/>
+        <a:font script="Cher" typeface="Plantagenet Cherokee"/>
+        <a:font script="Yiii" typeface="Microsoft Yi Baiti"/>
+        <a:font script="Tibt" typeface="Microsoft Himalaya"/>
+        <a:font script="Thaa" typeface="MV Boli"/>
+        <a:font script="Deva" typeface="Mangal"/>
+        <a:font script="Telu" typeface="Gautami"/>
+        <a:font script="Taml" typeface="Latha"/>
+        <a:font script="Syrc" typeface="Estrangelo Edessa"/>
+        <a:font script="Orya" typeface="Kalinga"/>
+        <a:font script="Mlym" typeface="Kartika"/>
+        <a:font script="Laoo" typeface="DokChampa"/>
+        <a:font script="Sinh" typeface="Iskoola Pota"/>
+        <a:font script="Mong" typeface="Mongolian Baiti"/>
+        <a:font script="Viet" typeface="Times New Roman"/>
+        <a:font script="Uigh" typeface="Microsoft Uighur"/>
+        <a:font script="Geor" typeface="Sylfaen"/>
+        <a:font script="Armn" typeface="Arial"/>
+        <a:font script="Bugi" typeface="Leelawadee UI"/>
+        <a:font script="Bopo" typeface="Microsoft JhengHei"/>
+        <a:font script="Java" typeface="Javanese Text"/>
+        <a:font script="Lisu" typeface="Segoe UI"/>
+        <a:font script="Mymr" typeface="Myanmar Text"/>
+        <a:font script="Nkoo" typeface="Ebrima"/>
+        <a:font script="Olck" typeface="Nirmala UI"/>
+        <a:font script="Osma" typeface="Ebrima"/>
+        <a:font script="Phag" typeface="Phagspa"/>
+        <a:font script="Syrn" typeface="Estrangelo Edessa"/>
+        <a:font script="Syrj" typeface="Estrangelo Edessa"/>
+        <a:font script="Syre" typeface="Estrangelo Edessa"/>
+        <a:font script="Sora" typeface="Nirmala UI"/>
+        <a:font script="Tale" typeface="Microsoft Tai Le"/>
+        <a:font script="Talu" typeface="Microsoft New Tai Lue"/>
+        <a:font script="Tfng" typeface="Ebrima"/>
+      </a:majorFont>
+      <a:minorFont>
+        <a:latin typeface="Aptos" panose="02110004020202020204"/>
+        <a:ea typeface=""/>
+        <a:cs typeface=""/>
+        <a:font script="Jpan" typeface="游明朝"/>
+        <a:font script="Hang" typeface="맑은 고딕"/>
+        <a:font script="Hans" typeface="等线"/>
+        <a:font script="Hant" typeface="新細明體"/>
+        <a:font script="Arab" typeface="Arial"/>
+        <a:font script="Hebr" typeface="Arial"/>
+        <a:font script="Thai" typeface="Cordia New"/>
+        <a:font script="Ethi" typeface="Nyala"/>
+        <a:font script="Beng" typeface="Vrinda"/>
+        <a:font script="Gujr" typeface="Shruti"/>
+        <a:font script="Khmr" typeface="DaunPenh"/>
+        <a:font script="Knda" typeface="Tunga"/>
+        <a:font script="Guru" typeface="Raavi"/>
+        <a:font script="Cans" typeface="Euphemia"/>
+        <a:font script="Cher" typeface="Plantagenet Cherokee"/>
+        <a:font script="Yiii" typeface="Microsoft Yi Baiti"/>
+        <a:font script="Tibt" typeface="Microsoft Himalaya"/>
+        <a:font script="Thaa" typeface="MV Boli"/>
+        <a:font script="Deva" typeface="Mangal"/>
+        <a:font script="Telu" typeface="Gautami"/>
+        <a:font script="Taml" typeface="Latha"/>
+        <a:font script="Syrc" typeface="Estrangelo Edessa"/>
+        <a:font script="Orya" typeface="Kalinga"/>
+        <a:font script="Mlym" typeface="Kartika"/>
+        <a:font script="Laoo" typeface="DokChampa"/>
+        <a:font script="Sinh" typeface="Iskoola Pota"/>
+        <a:font script="Mong" typeface="Mongolian Baiti"/>
+        <a:font script="Viet" typeface="Arial"/>
+        <a:font script="Uigh" typeface="Microsoft Uighur"/>
+        <a:font script="Geor" typeface="Sylfaen"/>
+        <a:font script="Armn" typeface="Arial"/>
+        <a:font script="Bugi" typeface="Leelawadee UI"/>
+        <a:font script="Bopo" typeface="Microsoft JhengHei"/>
+        <a:font script="Java" typeface="Javanese Text"/>
+        <a:font script="Lisu" typeface="Segoe UI"/>
+        <a:font script="Mymr" typeface="Myanmar Text"/>
+        <a:font script="Nkoo" typeface="Ebrima"/>
+        <a:font script="Olck" typeface="Nirmala UI"/>
+        <a:font script="Osma" typeface="Ebrima"/>
+        <a:font script="Phag" typeface="Phagspa"/>
+        <a:font script="Syrn" typeface="Estrangelo Edessa"/>
+        <a:font script="Syrj" typeface="Estrangelo Edessa"/>
+        <a:font script="Syre" typeface="Estrangelo Edessa"/>
+        <a:font script="Sora" typeface="Nirmala UI"/>
+        <a:font script="Tale" typeface="Microsoft Tai Le"/>
+        <a:font script="Talu" typeface="Microsoft New Tai Lue"/>
+        <a:font script="Tfng" typeface="Ebrima"/>
+      </a:minorFont>
+    </a:fontScheme>
+    <a:fmtScheme name="Office">
+      <a:fillStyleLst>
+        <a:solidFill>
+          <a:schemeClr val="phClr"/>
+        </a:solidFill>
+        <a:gradFill rotWithShape="1">
+          <a:gsLst>
+            <a:gs pos="0">
+              <a:schemeClr val="phClr">
+                <a:lumMod val="110000"/>
+                <a:satMod val="105000"/>
+                <a:tint val="67000"/>
+              </a:schemeClr>
+            </a:gs>
+            <a:gs pos="50000">
+              <a:schemeClr val="phClr">
+                <a:lumMod val="105000"/>
+                <a:satMod val="103000"/>
+                <a:tint val="73000"/>
+              </a:schemeClr>
+            </a:gs>
+            <a:gs pos="100000">
+              <a:schemeClr val="phClr">
+                <a:lumMod val="105000"/>
+                <a:satMod val="109000"/>
+                <a:tint val="81000"/>
+              </a:schemeClr>
+            </a:gs>
+          </a:gsLst>
+          <a:lin ang="5400000" scaled="0"/>
+        </a:gradFill>
+        <a:gradFill rotWithShape="1">
+          <a:gsLst>
+            <a:gs pos="0">
+              <a:schemeClr val="phClr">
+                <a:satMod val="103000"/>
+                <a:lumMod val="102000"/>
+                <a:tint val="94000"/>
+              </a:schemeClr>
+            </a:gs>
+            <a:gs pos="50000">
+              <a:schemeClr val="phClr">
+                <a:satMod val="110000"/>
+                <a:lumMod val="100000"/>
+                <a:shade val="100000"/>
+              </a:schemeClr>
+            </a:gs>
+            <a:gs pos="100000">
+              <a:schemeClr val="phClr">
+                <a:lumMod val="99000"/>
+                <a:satMod val="120000"/>
+                <a:shade val="78000"/>
+              </a:schemeClr>
+            </a:gs>
+          </a:gsLst>
+          <a:lin ang="5400000" scaled="0"/>
+        </a:gradFill>
+      </a:fillStyleLst>
+      <a:lnStyleLst>
+        <a:ln w="12700" cap="flat" cmpd="sng" algn="ctr">
+          <a:solidFill>
+            <a:schemeClr val="phClr"/>
+          </a:solidFill>
+          <a:prstDash val="solid"/>
+          <a:miter lim="800000"/>
+        </a:ln>
+        <a:ln w="19050" cap="flat" cmpd="sng" algn="ctr">
+          <a:solidFill>
+            <a:schemeClr val="phClr"/>
+          </a:solidFill>
+          <a:prstDash val="solid"/>
+          <a:miter lim="800000"/>
+        </a:ln>
+        <a:ln w="25400" cap="flat" cmpd="sng" algn="ctr">
+          <a:solidFill>
+            <a:schemeClr val="phClr"/>
+          </a:solidFill>
+          <a:prstDash val="solid"/>
+          <a:miter lim="800000"/>
+        </a:ln>
+      </a:lnStyleLst>
+      <a:effectStyleLst>
+        <a:effectStyle>
+          <a:effectLst/>
+        </a:effectStyle>
+        <a:effectStyle>
+          <a:effectLst/>
+        </a:effectStyle>
+        <a:effectStyle>
+          <a:effectLst>
+            <a:outerShdw blurRad="57150" dist="19050" dir="5400000" algn="ctr" rotWithShape="0">
+              <a:srgbClr val="000000">
+                <a:alpha val="63000"/>
+              </a:srgbClr>
+            </a:outerShdw>
+          </a:effectLst>
+        </a:effectStyle>
+      </a:effectStyleLst>
+      <a:bgFillStyleLst>
+        <a:solidFill>
+          <a:schemeClr val="phClr"/>
+        </a:solidFill>
+        <a:solidFill>
+          <a:schemeClr val="phClr">
+            <a:tint val="95000"/>
+            <a:satMod val="170000"/>
+          </a:schemeClr>
+        </a:solidFill>
+        <a:gradFill rotWithShape="1">
+          <a:gsLst>
+            <a:gs pos="0">
+              <a:schemeClr val="phClr">
+                <a:tint val="93000"/>
+                <a:satMod val="150000"/>
+                <a:shade val="98000"/>
+                <a:lumMod val="102000"/>
+              </a:schemeClr>
+            </a:gs>
+            <a:gs pos="50000">
+              <a:schemeClr val="phClr">
+                <a:tint val="98000"/>
+                <a:satMod val="130000"/>
+                <a:shade val="90000"/>
+                <a:lumMod val="103000"/>
+              </a:schemeClr>
+            </a:gs>
+            <a:gs pos="100000">
+              <a:schemeClr val="phClr">
+                <a:shade val="63000"/>
+                <a:satMod val="120000"/>
+              </a:schemeClr>
+            </a:gs>
+          </a:gsLst>
+          <a:lin ang="5400000" scaled="0"/>
+        </a:gradFill>
+      </a:bgFillStyleLst>
+    </a:fmtScheme>
+  </a:themeElements>
+  <a:objectDefaults>
+    <a:lnDef>
+      <a:spPr/>
+      <a:bodyPr/>
+      <a:lstStyle/>
+      <a:style>
+        <a:lnRef idx="2">
+          <a:schemeClr val="accent1"/>
+        </a:lnRef>
+        <a:fillRef idx="0">
+          <a:schemeClr val="accent1"/>
+        </a:fillRef>
+        <a:effectRef idx="1">
+          <a:schemeClr val="accent1"/>
+        </a:effectRef>
+        <a:fontRef idx="minor">
+          <a:schemeClr val="tx1"/>
+        </a:fontRef>
+      </a:style>
+    </a:lnDef>
+  </a:objectDefaults>
+  <a:extraClrSchemeLst/>
+  <a:extLst>
+    <a:ext uri="{05A4C25C-085E-4340-85A3-A5531E510DB2}">
+      <thm15:themeFamily xmlns:thm15="http://schemas.microsoft.com/office/thememl/2012/main" name="Office Theme" id="{2E142A2C-CD16-42D6-873A-C26D2A0506FA}" vid="{1BDDFF52-6CD6-40A5-AB3C-68EB2F1E4D0A}"/>
+    </a:ext>
+  </a:extLst>
+</a:theme>
+</file>
+
+<file path=customXml/item1.xml>��< ? x m l   v e r s i o n = " 1 . 0 "   e n c o d i n g = " u t f - 1 6 " ? >   
  < N a v W o r d R e p o r t X m l P a r t   x m l n s = " u r n : m i c r o s o f t - d y n a m i c s - n a v / r e p o r t s / D e f e r r a l _ S u m m a r y _ P u r c h a s i n g / 1 7 0 2 / " >   
@@ -642,4 +5133,32 @@
      < / V e n d o r >   
  < / N a v W o r d R e p o r t X m l P a r t > 
+</file>
+
+<file path=customXml/item3.xml><?xml version="1.0" encoding="utf-8"?>
+<b:Sources xmlns:b="http://schemas.openxmlformats.org/officeDocument/2006/bibliography" xmlns="http://schemas.openxmlformats.org/officeDocument/2006/bibliography" SelectedStyle="\APASixthEditionOfficeOnline.xsl" StyleName="APA" Version="6"/>
+</file>
+
+<file path=customXml/itemProps1.xml><?xml version="1.0" encoding="utf-8"?>
+<ds:datastoreItem xmlns:ds="http://schemas.openxmlformats.org/officeDocument/2006/customXml" ds:itemID="{5F9AA176-249A-498C-98A4-F8C0DDD74752}">
+  <ds:schemaRefs>
+    <ds:schemaRef ds:uri="urn:microsoft-dynamics-nav/reports/Deferral_Summary_Purchasing/1702/"/>
+  </ds:schemaRefs>
+</ds:datastoreItem>
+</file>
+
+<file path=customXml/itemProps2.xml><?xml version="1.0" encoding="utf-8"?>
+<ds:datastoreItem xmlns:ds="http://schemas.openxmlformats.org/officeDocument/2006/customXml" ds:itemID="{C6030F75-16E1-4427-9C79-13DD4E079298}">
+  <ds:schemaRefs>
+    <ds:schemaRef ds:uri="urn:microsoft-dynamics-businesscentral/internal/extended/reports/Deferral_Summary_Purchasing/1702/"/>
+  </ds:schemaRefs>
+</ds:datastoreItem>
+</file>
+
+<file path=customXml/itemProps3.xml><?xml version="1.0" encoding="utf-8"?>
+<ds:datastoreItem xmlns:ds="http://schemas.openxmlformats.org/officeDocument/2006/customXml" ds:itemID="{052D8F7B-8807-4AF7-B1AE-AF6A11840940}">
+  <ds:schemaRefs>
+    <ds:schemaRef ds:uri="http://schemas.openxmlformats.org/officeDocument/2006/bibliography"/>
+  </ds:schemaRefs>
+</ds:datastoreItem>
 </file>
--- a/src/Layers/W1/BaseApp/Finance/Deferral/DeferralSummaryPurchasingBody.docx
+++ b/src/Layers/W1/BaseApp/Finance/Deferral/DeferralSummaryPurchasingBody.docx
@@ -1,35 +1,38 @@
 
 <file path=word/document.xml><?xml version="1.0" encoding="utf-8"?>
-<w:document xmlns:wpc="http://schemas.microsoft.com/office/word/2010/wordprocessingCanvas" xmlns:cx="http://schemas.microsoft.com/office/drawing/2014/chartex" xmlns:cx1="http://schemas.microsoft.com/office/drawing/2015/9/8/chartex" xmlns:cx2="http://schemas.microsoft.com/office/drawing/2015/10/21/chartex" xmlns:cx3="http://schemas.microsoft.com/office/drawing/2016/5/9/chartex" xmlns:cx4="http://schemas.microsoft.com/office/drawing/2016/5/10/chartex" xmlns:cx5="http://schemas.microsoft.com/office/drawing/2016/5/11/chartex" xmlns:cx6="http://schemas.microsoft.com/office/drawing/2016/5/12/chartex" xmlns:cx7="http://schemas.microsoft.com/office/drawing/2016/5/13/chartex" xmlns:cx8="http://schemas.microsoft.com/office/drawing/2016/5/14/chartex" xmlns:mc="http://schemas.openxmlformats.org/markup-compatibility/2006" xmlns:aink="http://schemas.microsoft.com/office/drawing/2016/ink" xmlns:am3d="http://schemas.microsoft.com/office/drawing/2017/model3d" xmlns:o="urn:schemas-microsoft-com:office:office" xmlns:oel="http://schemas.microsoft.com/office/2019/extlst" xmlns:r="http://schemas.openxmlformats.org/officeDocument/2006/relationships" xmlns:m="http://schemas.openxmlformats.org/officeDocument/2006/math" xmlns:v="urn:schemas-microsoft-com:vml" xmlns:wp14="http://schemas.microsoft.com/office/word/2010/wordprocessingDrawing" xmlns:wp="http://schemas.openxmlformats.org/drawingml/2006/wordprocessingDrawing" xmlns:w10="urn:schemas-microsoft-com:office:word" xmlns:w="http://schemas.openxmlformats.org/wordprocessingml/2006/main" xmlns:w14="http://schemas.microsoft.com/office/word/2010/wordml" xmlns:w15="http://schemas.microsoft.com/office/word/2012/wordml" xmlns:w16cex="http://schemas.microsoft.com/office/word/2018/wordml/cex" xmlns:w16cid="http://schemas.microsoft.com/office/word/2016/wordml/cid" xmlns:w16="http://schemas.microsoft.com/office/word/2018/wordml" xmlns:w16du="http://schemas.microsoft.com/office/word/2023/wordml/word16du" xmlns:w16sdtdh="http://schemas.microsoft.com/office/word/2020/wordml/sdtdatahash" xmlns:w16sdtfl="http://schemas.microsoft.com/office/word/2024/wordml/sdtformatlock" xmlns:w16se="http://schemas.microsoft.com/office/word/2015/wordml/symex" xmlns:wpg="http://schemas.microsoft.com/office/word/2010/wordprocessingGroup" xmlns:wpi="http://schemas.microsoft.com/office/word/2010/wordprocessingInk" xmlns:wne="http://schemas.microsoft.com/office/word/2006/wordml" xmlns:wps="http://schemas.microsoft.com/office/word/2010/wordprocessingShape" mc:Ignorable="w14 w15 w16se w16cid w16 w16cex w16sdtdh w16sdtfl w16du wp14">
+<w:document xmlns:wpc="http://schemas.microsoft.com/office/word/2010/wordprocessingCanvas" xmlns:cx="http://schemas.microsoft.com/office/drawing/2014/chartex" xmlns:cx1="http://schemas.microsoft.com/office/drawing/2015/9/8/chartex" xmlns:cx2="http://schemas.microsoft.com/office/drawing/2015/10/21/chartex" xmlns:cx3="http://schemas.microsoft.com/office/drawing/2016/5/9/chartex" xmlns:cx4="http://schemas.microsoft.com/office/drawing/2016/5/10/chartex" xmlns:cx5="http://schemas.microsoft.com/office/drawing/2016/5/11/chartex" xmlns:cx6="http://schemas.microsoft.com/office/drawing/2016/5/12/chartex" xmlns:cx7="http://schemas.microsoft.com/office/drawing/2016/5/13/chartex" xmlns:cx8="http://schemas.microsoft.com/office/drawing/2016/5/14/chartex" xmlns:mc="http://schemas.openxmlformats.org/markup-compatibility/2006" xmlns:aink="http://schemas.microsoft.com/office/drawing/2016/ink" xmlns:am3d="http://schemas.microsoft.com/office/drawing/2017/model3d" xmlns:o="urn:schemas-microsoft-com:office:office" xmlns:oel="http://schemas.microsoft.com/office/2019/extlst" xmlns:r="http://schemas.openxmlformats.org/officeDocument/2006/relationships" xmlns:m="http://schemas.openxmlformats.org/officeDocument/2006/math" xmlns:v="urn:schemas-microsoft-com:vml" xmlns:wp14="http://schemas.microsoft.com/office/word/2010/wordprocessingDrawing" xmlns:wp="http://schemas.openxmlformats.org/drawingml/2006/wordprocessingDrawing" xmlns:w10="urn:schemas-microsoft-com:office:word" xmlns:w="http://schemas.openxmlformats.org/wordprocessingml/2006/main" xmlns:w14="http://schemas.microsoft.com/office/word/2010/wordml" xmlns:w15="http://schemas.microsoft.com/office/word/2012/wordml" xmlns:w16cei="http://schemas.microsoft.com/office/word/2026/wordml/cei" xmlns:w16cex="http://schemas.microsoft.com/office/word/2018/wordml/cex" xmlns:w16cid="http://schemas.microsoft.com/office/word/2016/wordml/cid" xmlns:w16="http://schemas.microsoft.com/office/word/2018/wordml" xmlns:w16du="http://schemas.microsoft.com/office/word/2023/wordml/word16du" xmlns:w16sdtdh="http://schemas.microsoft.com/office/word/2020/wordml/sdtdatahash" xmlns:w16sdtfl="http://schemas.microsoft.com/office/word/2024/wordml/sdtformatlock" xmlns:w16se="http://schemas.microsoft.com/office/word/2015/wordml/symex" xmlns:wpg="http://schemas.microsoft.com/office/word/2010/wordprocessingGroup" xmlns:wpi="http://schemas.microsoft.com/office/word/2010/wordprocessingInk" xmlns:wne="http://schemas.microsoft.com/office/word/2006/wordml" xmlns:wps="http://schemas.microsoft.com/office/word/2010/wordprocessingShape" mc:Ignorable="w14 w15 w16se w16cid w16 w16cex w16sdtdh w16sdtfl w16du wp14">
   <w:body>
     <w:tbl>
       <w:tblPr>
-        <w:tblStyle w:val="TableGrid"/>
-        <w:tblW w:w="15424" w:type="dxa"/>
+        <w:tblStyle w:val="BCBlockTable"/>
+        <w:tblW w:w="5000" w:type="pct"/>
         <w:tblBorders>
-          <w:top w:val="none" w:color="auto" w:sz="0" w:space="0"/>
-          <w:left w:val="none" w:color="auto" w:sz="0" w:space="0"/>
-          <w:bottom w:val="none" w:color="auto" w:sz="0" w:space="0"/>
-          <w:right w:val="none" w:color="auto" w:sz="0" w:space="0"/>
-          <w:insideH w:val="none" w:color="auto" w:sz="0" w:space="0"/>
-          <w:insideV w:val="none" w:color="auto" w:sz="0" w:space="0"/>
+          <w:top w:val="none" w:sz="0" w:space="0" w:color="auto"/>
+          <w:left w:val="none" w:sz="0" w:space="0" w:color="auto"/>
+          <w:bottom w:val="none" w:sz="0" w:space="0" w:color="auto"/>
+          <w:right w:val="none" w:sz="0" w:space="0" w:color="auto"/>
+          <w:insideH w:val="none" w:sz="0" w:space="0" w:color="auto"/>
+          <w:insideV w:val="none" w:sz="0" w:space="0" w:color="auto"/>
         </w:tblBorders>
         <w:tblCellMar>
           <w:left w:w="0" w:type="dxa"/>
           <w:right w:w="0" w:type="dxa"/>
         </w:tblCellMar>
-        <w:tblLook w:val="04A0" w:firstRow="1" w:lastRow="0" w:firstColumn="1" w:lastColumn="0" w:noHBand="0" w:noVBand="1"/>
+        <w:tblLook w:val="0620" w:firstRow="1" w:lastRow="0" w:firstColumn="0" w:lastColumn="0" w:noHBand="1" w:noVBand="1"/>
+        <w:tblCaption w:val="Table 1"/>
+        <w:tblDescription w:val="Layout table. Used for positioning, not for tabular data."/>
       </w:tblPr>
       <w:tblGrid>
-        <w:gridCol w:w="2571"/>
-        <w:gridCol w:w="2571"/>
-        <w:gridCol w:w="2571"/>
-        <w:gridCol w:w="2571"/>
         <w:gridCol w:w="2570"/>
         <w:gridCol w:w="2570"/>
+        <w:gridCol w:w="2570"/>
+        <w:gridCol w:w="2570"/>
+        <w:gridCol w:w="2570"/>
+        <w:gridCol w:w="2576"/>
       </w:tblGrid>
       <w:tr>
         <w:trPr>
+          <w:cantSplit/>
           <w:trHeight w:val="269"/>
         </w:trPr>
         <w:tc>
@@ -38,41 +41,24 @@
           </w:tcPr>
           <w:p>
             <w:pPr>
-              <w:pStyle w:val="Heading2"/>
-              <w:spacing w:before="0" w:line="276" w:lineRule="auto"/>
-              <w:rPr>
-                <w:rFonts w:ascii="Aptos SemiBold" w:hAnsi="Aptos SemiBold" w:cs="Segoe UI"/>
-                <w:color w:val="auto"/>
-                <w:sz w:val="16"/>
-                <w:szCs w:val="16"/>
-              </w:rPr>
+              <w:pStyle w:val="BCLabel"/>
+              <w:spacing w:before="0" w:after="0" w:line="276" w:lineRule="auto"/>
             </w:pPr>
             <w:sdt>
               <w:sdtPr>
-                <w:rPr>
-                  <w:rFonts w:ascii="Aptos SemiBold" w:hAnsi="Aptos SemiBold" w:cs="Segoe UI"/>
-                  <w:color w:val="auto"/>
-                  <w:sz w:val="16"/>
-                  <w:szCs w:val="16"/>
-                </w:rPr>
+                <w:rPr/>
                 <w:alias w:val="#Nav: /Labels/BalAsOfDateCaption"/>
                 <w:tag w:val="#Nav: Deferral_Summary_Purchasing/1702"/>
                 <w:id w:val="841292006"/>
                 <w:placeholder>
                   <w:docPart w:val="EF829CD7B07940CD85D3EC154428ACD2"/>
                 </w:placeholder>
-                <w:dataBinding w:prefixMappings="xmlns:ns0='urn:microsoft-dynamics-nav/reports/Deferral_Summary_Purchasing/1702/'" w:xpath="/ns0:NavWordReportXmlPart[1]/ns0:Labels[1]/ns0:BalAsOfDateCaption[1]" w:storeItemID="{5F9AA176-249A-498C-98A4-F8C0DDD74752}"/>
+                <w:dataBinding w:prefixMappings="&lt;xmlns:ns0='urn:microsoft-dynamics-nav/reports/Deferral_Summary_Purchasing/1702/' " w:xpath="/ns0:NavWordReportXmlPart[1]/ns0:Labels[1]/ns0:BalAsOfDateCaption[1]" w:storeItemID="{5F9AA176-249A-498C-98A4-F8C0DDD74752}"/>
                 <w:text/>
               </w:sdtPr>
               <w:sdtContent>
                 <w:proofErr w:type="spellStart"/>
                 <w:r>
-                  <w:rPr>
-                    <w:rFonts w:ascii="Aptos SemiBold" w:hAnsi="Aptos SemiBold" w:cs="Segoe UI"/>
-                    <w:color w:val="auto"/>
-                    <w:sz w:val="16"/>
-                    <w:szCs w:val="16"/>
-                  </w:rPr>
                   <w:t>BalAsOfDateCaption</w:t>
                 </w:r>
                 <w:proofErr w:type="spellEnd"/>
@@ -80,20 +66,45 @@
             </w:sdt>
           </w:p>
         </w:tc>
+        <w:sdt>
+          <w:sdtPr>
+            <w:rPr/>
+            <w:alias w:val="UserLabel"/>
+            <w:tag w:val="#BC:InsertDataItem,Labels/UserLabel"/>
+            <w:id w:val="879355215"/>
+            <w:placeholder>
+              <w:docPart w:val="DefaultPlaceholder_-1854013440"/>
+            </w:placeholder>
+            <w15:color w:val="808080"/>
+            <w:text/>
+          </w:sdtPr>
+          <w:sdtContent>
+            <w:tc>
+              <w:tcPr>
+                <w:tcW w:w="833" w:type="pct"/>
+              </w:tcPr>
+              <w:p>
+                <w:pPr>
+                  <w:pStyle w:val="BCLabel"/>
+                  <w:spacing w:before="0" w:after="0" w:line="276" w:lineRule="auto"/>
+                </w:pPr>
+                <w:proofErr w:type="spellStart"/>
+                <w:r>
+                  <w:t>UserLabel</w:t>
+                </w:r>
+                <w:proofErr w:type="spellEnd"/>
+              </w:p>
+            </w:tc>
+          </w:sdtContent>
+        </w:sdt>
         <w:tc>
           <w:tcPr>
             <w:tcW w:w="833" w:type="pct"/>
           </w:tcPr>
           <w:p>
             <w:pPr>
-              <w:pStyle w:val="Heading2"/>
-              <w:spacing w:before="0" w:line="276" w:lineRule="auto"/>
-              <w:rPr>
-                <w:rFonts w:ascii="Aptos SemiBold" w:hAnsi="Aptos SemiBold" w:cs="Segoe UI"/>
-                <w:color w:val="auto"/>
-                <w:sz w:val="16"/>
-                <w:szCs w:val="16"/>
-              </w:rPr>
+              <w:pStyle w:val="BCLabel"/>
+              <w:spacing w:before="0" w:after="0" w:line="276" w:lineRule="auto"/>
             </w:pPr>
           </w:p>
         </w:tc>
@@ -103,14 +114,8 @@
           </w:tcPr>
           <w:p>
             <w:pPr>
-              <w:pStyle w:val="Heading2"/>
-              <w:spacing w:before="0" w:line="276" w:lineRule="auto"/>
-              <w:rPr>
-                <w:rFonts w:ascii="Aptos SemiBold" w:hAnsi="Aptos SemiBold" w:cs="Segoe UI"/>
-                <w:color w:val="auto"/>
-                <w:sz w:val="16"/>
-                <w:szCs w:val="16"/>
-              </w:rPr>
+              <w:pStyle w:val="BCLabel"/>
+              <w:spacing w:before="0" w:after="0" w:line="276" w:lineRule="auto"/>
             </w:pPr>
           </w:p>
         </w:tc>
@@ -120,14 +125,95 @@
           </w:tcPr>
           <w:p>
             <w:pPr>
-              <w:pStyle w:val="Heading2"/>
-              <w:spacing w:before="0" w:line="276" w:lineRule="auto"/>
-              <w:rPr>
-                <w:rFonts w:ascii="Aptos SemiBold" w:hAnsi="Aptos SemiBold" w:cs="Segoe UI"/>
-                <w:color w:val="auto"/>
-                <w:sz w:val="16"/>
-                <w:szCs w:val="16"/>
-              </w:rPr>
+              <w:pStyle w:val="BCLabel"/>
+              <w:spacing w:before="0" w:after="0" w:line="276" w:lineRule="auto"/>
+            </w:pPr>
+          </w:p>
+        </w:tc>
+        <w:tc>
+          <w:tcPr>
+            <w:tcW w:w="835" w:type="pct"/>
+          </w:tcPr>
+          <w:p>
+            <w:pPr>
+              <w:pStyle w:val="BCLabel"/>
+              <w:spacing w:before="0" w:after="0" w:line="276" w:lineRule="auto"/>
+            </w:pPr>
+          </w:p>
+        </w:tc>
+      </w:tr>
+      <w:tr>
+        <w:trPr>
+          <w:cantSplit/>
+          <w:trHeight w:val="242"/>
+        </w:trPr>
+        <w:tc>
+          <w:tcPr>
+            <w:tcW w:w="833" w:type="pct"/>
+          </w:tcPr>
+          <w:p>
+            <w:pPr>
+              <w:pStyle w:val="NoSpacing"/>
+            </w:pPr>
+            <w:sdt>
+              <w:sdtPr>
+                <w:rPr/>
+                <w:alias w:val="#Nav: /Vendor/BalanceAsOfDateFilter"/>
+                <w:tag w:val="#Nav: Deferral_Summary_Purchasing/1702"/>
+                <w:id w:val="1864789849"/>
+                <w:placeholder>
+                  <w:docPart w:val="49C963FA2A6146FFAD7A20F85E67FDE5"/>
+                </w:placeholder>
+                <w:dataBinding w:prefixMappings="&lt;xmlns:ns0='urn:microsoft-dynamics-nav/reports/Deferral_Summary_Purchasing/1702/' " w:xpath="/ns0:NavWordReportXmlPart[1]/ns0:Vendor[1]/ns0:BalanceAsOfDateFilter[1]" w:storeItemID="{5F9AA176-249A-498C-98A4-F8C0DDD74752}"/>
+                <w:text/>
+              </w:sdtPr>
+              <w:sdtContent>
+                <w:proofErr w:type="spellStart"/>
+                <w:r>
+                  <w:t>BalanceAsOfDateFilter</w:t>
+                </w:r>
+                <w:proofErr w:type="spellEnd"/>
+              </w:sdtContent>
+            </w:sdt>
+          </w:p>
+        </w:tc>
+        <w:sdt>
+          <w:sdtPr>
+            <w:rPr/>
+            <w:alias w:val="UserName"/>
+            <w:tag w:val="#BC:InsertDataItem,BCReportInformation/ReportRequest/UserName"/>
+            <w:id w:val="1149017176"/>
+            <w:placeholder>
+              <w:docPart w:val="DefaultPlaceholder_-1854013440"/>
+            </w:placeholder>
+            <w15:color w:val="808080"/>
+            <w:text/>
+          </w:sdtPr>
+          <w:sdtContent>
+            <w:tc>
+              <w:tcPr>
+                <w:tcW w:w="833" w:type="pct"/>
+              </w:tcPr>
+              <w:p>
+                <w:pPr>
+                  <w:pStyle w:val="NoSpacing"/>
+                </w:pPr>
+                <w:proofErr w:type="gramStart"/>
+                <w:r>
+                  <w:t>User Name</w:t>
+                </w:r>
+                <w:proofErr w:type="gramEnd"/>
+              </w:p>
+            </w:tc>
+          </w:sdtContent>
+        </w:sdt>
+        <w:tc>
+          <w:tcPr>
+            <w:tcW w:w="833" w:type="pct"/>
+          </w:tcPr>
+          <w:p>
+            <w:pPr>
+              <w:pStyle w:val="NoSpacing"/>
             </w:pPr>
           </w:p>
         </w:tc>
@@ -137,14 +223,7 @@
           </w:tcPr>
           <w:p>
             <w:pPr>
-              <w:pStyle w:val="Heading2"/>
-              <w:spacing w:before="0" w:line="276" w:lineRule="auto"/>
-              <w:rPr>
-                <w:rFonts w:ascii="Aptos SemiBold" w:hAnsi="Aptos SemiBold" w:cs="Segoe UI"/>
-                <w:color w:val="auto"/>
-                <w:sz w:val="16"/>
-                <w:szCs w:val="16"/>
-              </w:rPr>
+              <w:pStyle w:val="NoSpacing"/>
             </w:pPr>
           </w:p>
         </w:tc>
@@ -154,221 +233,85 @@
           </w:tcPr>
           <w:p>
             <w:pPr>
-              <w:pStyle w:val="Heading2"/>
-              <w:spacing w:before="0" w:line="276" w:lineRule="auto"/>
-              <w:rPr>
-                <w:rFonts w:ascii="Aptos SemiBold" w:hAnsi="Aptos SemiBold" w:cs="Segoe UI"/>
-                <w:color w:val="auto"/>
-                <w:sz w:val="16"/>
-                <w:szCs w:val="16"/>
-              </w:rPr>
-            </w:pPr>
-          </w:p>
-        </w:tc>
-      </w:tr>
-      <w:tr>
-        <w:trPr>
-          <w:trHeight w:val="242"/>
-        </w:trPr>
-        <w:tc>
-          <w:tcPr>
-            <w:tcW w:w="833" w:type="pct"/>
-          </w:tcPr>
-          <w:p>
-            <w:pPr>
-              <w:rPr>
-                <w:rFonts w:cs="Segoe UI"/>
-                <w:color w:val="242424"/>
-                <w:sz w:val="16"/>
-                <w:szCs w:val="16"/>
-              </w:rPr>
-            </w:pPr>
-            <w:sdt>
-              <w:sdtPr>
-                <w:rPr>
-                  <w:rFonts w:cs="Segoe UI"/>
-                  <w:sz w:val="16"/>
-                  <w:szCs w:val="16"/>
-                </w:rPr>
-                <w:alias w:val="#Nav: /Vendor/BalanceAsOfDateFilter"/>
-                <w:tag w:val="#Nav: Deferral_Summary_Purchasing/1702"/>
-                <w:id w:val="1864789849"/>
-                <w:placeholder>
-                  <w:docPart w:val="49C963FA2A6146FFAD7A20F85E67FDE5"/>
-                </w:placeholder>
-                <w:dataBinding w:prefixMappings="xmlns:ns0='urn:microsoft-dynamics-nav/reports/Deferral_Summary_Purchasing/1702/'" w:xpath="/ns0:NavWordReportXmlPart[1]/ns0:Vendor[1]/ns0:BalanceAsOfDateFilter[1]" w:storeItemID="{5F9AA176-249A-498C-98A4-F8C0DDD74752}"/>
-                <w:text/>
-              </w:sdtPr>
-              <w:sdtContent>
-                <w:proofErr w:type="spellStart"/>
-                <w:r>
-                  <w:rPr>
-                    <w:rFonts w:cs="Segoe UI"/>
-                    <w:sz w:val="16"/>
-                    <w:szCs w:val="16"/>
-                  </w:rPr>
-                  <w:t>BalanceAsOfDateFilter</w:t>
-                </w:r>
-                <w:proofErr w:type="spellEnd"/>
-              </w:sdtContent>
-            </w:sdt>
-          </w:p>
-        </w:tc>
-        <w:tc>
-          <w:tcPr>
-            <w:tcW w:w="833" w:type="pct"/>
-          </w:tcPr>
-          <w:p>
-            <w:pPr>
-              <w:rPr>
-                <w:rFonts w:cs="Segoe UI"/>
-                <w:color w:val="242424"/>
-                <w:sz w:val="16"/>
-                <w:szCs w:val="16"/>
-              </w:rPr>
+              <w:pStyle w:val="NoSpacing"/>
+              <w:spacing w:line="276" w:lineRule="auto"/>
             </w:pPr>
           </w:p>
         </w:tc>
         <w:tc>
           <w:tcPr>
-            <w:tcW w:w="833" w:type="pct"/>
+            <w:tcW w:w="835" w:type="pct"/>
           </w:tcPr>
           <w:p>
             <w:pPr>
-              <w:rPr>
-                <w:rFonts w:cs="Segoe UI"/>
-                <w:color w:val="242424"/>
-                <w:sz w:val="16"/>
-                <w:szCs w:val="16"/>
-              </w:rPr>
-            </w:pPr>
-          </w:p>
-        </w:tc>
-        <w:tc>
-          <w:tcPr>
-            <w:tcW w:w="833" w:type="pct"/>
-          </w:tcPr>
-          <w:p>
-            <w:pPr>
-              <w:rPr>
-                <w:rFonts w:cs="Segoe UI"/>
-                <w:color w:val="242424"/>
-                <w:sz w:val="16"/>
-                <w:szCs w:val="16"/>
-              </w:rPr>
-            </w:pPr>
-          </w:p>
-        </w:tc>
-        <w:tc>
-          <w:tcPr>
-            <w:tcW w:w="833" w:type="pct"/>
-          </w:tcPr>
-          <w:p>
-            <w:pPr>
+              <w:pStyle w:val="NoSpacing"/>
               <w:spacing w:line="276" w:lineRule="auto"/>
-              <w:rPr>
-                <w:sz w:val="16"/>
-                <w:szCs w:val="16"/>
-              </w:rPr>
-            </w:pPr>
-          </w:p>
-        </w:tc>
-        <w:tc>
-          <w:tcPr>
-            <w:tcW w:w="833" w:type="pct"/>
-          </w:tcPr>
-          <w:p>
-            <w:pPr>
-              <w:spacing w:line="276" w:lineRule="auto"/>
-              <w:rPr>
-                <w:sz w:val="16"/>
-                <w:szCs w:val="16"/>
-              </w:rPr>
             </w:pPr>
           </w:p>
         </w:tc>
       </w:tr>
     </w:tbl>
     <w:p>
-      <w:pPr>
-        <w:rPr>
-          <w:sz w:val="16"/>
-          <w:szCs w:val="16"/>
-        </w:rPr>
-      </w:pPr>
+      <w:pPr/>
     </w:p>
     <w:tbl>
       <w:tblPr>
-        <w:tblStyle w:val="TableGrid"/>
+        <w:tblStyle w:val="BCDataTable"/>
         <w:tblpPr w:leftFromText="180" w:rightFromText="180" w:vertAnchor="text" w:horzAnchor="margin" w:tblpY="-128"/>
-        <w:tblW w:w="15422" w:type="dxa"/>
-        <w:tblLayout w:type="fixed"/>
-        <w:tblLook w:val="04A0" w:firstRow="1" w:lastRow="0" w:firstColumn="1" w:lastColumn="0" w:noHBand="0" w:noVBand="1"/>
+        <w:tblW w:w="5000" w:type="pct"/>
+        <w:tblLook w:val="0460" w:firstRow="1" w:lastRow="1" w:firstColumn="0" w:lastColumn="0" w:noHBand="0" w:noVBand="1"/>
+        <w:tblCaption w:val="Table 2"/>
+        <w:tblDescription w:val="Document lines. Column headers in the first row."/>
       </w:tblPr>
       <w:tblGrid>
         <w:gridCol w:w="1200"/>
-        <w:gridCol w:w="1140"/>
+        <w:gridCol w:w="1141"/>
         <w:gridCol w:w="361"/>
-        <w:gridCol w:w="1500"/>
+        <w:gridCol w:w="1499"/>
         <w:gridCol w:w="1200"/>
-        <w:gridCol w:w="2251"/>
-        <w:gridCol w:w="1500"/>
+        <w:gridCol w:w="2252"/>
+        <w:gridCol w:w="1499"/>
         <w:gridCol w:w="1200"/>
-        <w:gridCol w:w="1050"/>
+        <w:gridCol w:w="1049"/>
         <w:gridCol w:w="1351"/>
         <w:gridCol w:w="1351"/>
-        <w:gridCol w:w="1318"/>
+        <w:gridCol w:w="1320"/>
       </w:tblGrid>
       <w:tr>
         <w:trPr>
+          <w:cantSplit/>
           <w:trHeight w:val="327"/>
+          <w:tblHeader/>
         </w:trPr>
         <w:sdt>
           <w:sdtPr>
-            <w:rPr>
-              <w:rFonts w:ascii="Aptos SemiBold" w:hAnsi="Aptos SemiBold"/>
-              <w:color w:val="auto"/>
-              <w:sz w:val="16"/>
-              <w:szCs w:val="16"/>
-            </w:rPr>
+            <w:rPr/>
             <w:alias w:val="#Nav: /Labels/PostingDateCaption"/>
             <w:tag w:val="#Nav: Deferral_Summary_Purchasing/1702"/>
             <w:id w:val="-1067569104"/>
             <w:placeholder>
               <w:docPart w:val="5C4EF05920754B57B44CA25FC8F09904"/>
             </w:placeholder>
-            <w:dataBinding w:prefixMappings="xmlns:ns0='urn:microsoft-dynamics-nav/reports/Deferral_Summary_Purchasing/1702/'" w:xpath="/ns0:NavWordReportXmlPart[1]/ns0:Labels[1]/ns0:PostingDateCaption[1]" w:storeItemID="{5F9AA176-249A-498C-98A4-F8C0DDD74752}"/>
+            <w:dataBinding w:prefixMappings="&lt;xmlns:ns0='urn:microsoft-dynamics-nav/reports/Deferral_Summary_Purchasing/1702/' " w:xpath="/ns0:NavWordReportXmlPart[1]/ns0:Labels[1]/ns0:PostingDateCaption[1]" w:storeItemID="{5F9AA176-249A-498C-98A4-F8C0DDD74752}"/>
             <w:text/>
           </w:sdtPr>
           <w:sdtContent>
             <w:tc>
               <w:tcPr>
-                <w:tcW w:w="1200" w:type="dxa"/>
+                <w:tcW w:w="389" w:type="pct"/>
                 <w:tcBorders>
                   <w:top w:val="nil"/>
                   <w:left w:val="nil"/>
-                  <w:bottom w:val="single" w:color="auto" w:sz="4" w:space="0"/>
+                  <w:bottom w:val="single" w:sz="4" w:space="0" w:color="auto"/>
                   <w:right w:val="nil"/>
                 </w:tcBorders>
               </w:tcPr>
               <w:p>
                 <w:pPr>
-                  <w:pStyle w:val="Heading2"/>
-                  <w:rPr>
-                    <w:rFonts w:ascii="Aptos SemiBold" w:hAnsi="Aptos SemiBold"/>
-                    <w:color w:val="auto"/>
-                    <w:sz w:val="16"/>
-                    <w:szCs w:val="16"/>
-                  </w:rPr>
+                  <w:pStyle w:val="BCLabel"/>
                 </w:pPr>
                 <w:proofErr w:type="spellStart"/>
                 <w:r>
-                  <w:rPr>
-                    <w:rFonts w:ascii="Aptos SemiBold" w:hAnsi="Aptos SemiBold"/>
-                    <w:color w:val="auto"/>
-                    <w:sz w:val="16"/>
-                    <w:szCs w:val="16"/>
-                  </w:rPr>
                   <w:t>PostingDateCaption</w:t>
                 </w:r>
                 <w:proofErr w:type="spellEnd"/>
@@ -378,51 +321,34 @@
         </w:sdt>
         <w:sdt>
           <w:sdtPr>
-            <w:rPr>
-              <w:rFonts w:ascii="Aptos SemiBold" w:hAnsi="Aptos SemiBold"/>
-              <w:color w:val="auto"/>
-              <w:sz w:val="16"/>
-              <w:szCs w:val="16"/>
-            </w:rPr>
+            <w:rPr/>
             <w:alias w:val="#Nav: /Labels/DocNoCaption"/>
             <w:tag w:val="#Nav: Deferral_Summary_Purchasing/1702"/>
             <w:id w:val="-2007898333"/>
             <w:placeholder>
               <w:docPart w:val="535AE1B009B5463C929B27768A622A44"/>
             </w:placeholder>
-            <w:dataBinding w:prefixMappings="xmlns:ns0='urn:microsoft-dynamics-nav/reports/Deferral_Summary_Purchasing/1702/'" w:xpath="/ns0:NavWordReportXmlPart[1]/ns0:Labels[1]/ns0:DocNoCaption[1]" w:storeItemID="{5F9AA176-249A-498C-98A4-F8C0DDD74752}"/>
+            <w:dataBinding w:prefixMappings="&lt;xmlns:ns0='urn:microsoft-dynamics-nav/reports/Deferral_Summary_Purchasing/1702/' " w:xpath="/ns0:NavWordReportXmlPart[1]/ns0:Labels[1]/ns0:DocNoCaption[1]" w:storeItemID="{5F9AA176-249A-498C-98A4-F8C0DDD74752}"/>
             <w:text/>
           </w:sdtPr>
           <w:sdtContent>
             <w:tc>
               <w:tcPr>
-                <w:tcW w:w="1501" w:type="dxa"/>
+                <w:tcW w:w="487" w:type="pct"/>
                 <w:gridSpan w:val="2"/>
                 <w:tcBorders>
                   <w:top w:val="nil"/>
                   <w:left w:val="nil"/>
-                  <w:bottom w:val="single" w:color="auto" w:sz="4" w:space="0"/>
+                  <w:bottom w:val="single" w:sz="4" w:space="0" w:color="auto"/>
                   <w:right w:val="nil"/>
                 </w:tcBorders>
               </w:tcPr>
               <w:p>
                 <w:pPr>
-                  <w:pStyle w:val="Heading2"/>
-                  <w:rPr>
-                    <w:rFonts w:ascii="Aptos SemiBold" w:hAnsi="Aptos SemiBold"/>
-                    <w:color w:val="auto"/>
-                    <w:sz w:val="16"/>
-                    <w:szCs w:val="16"/>
-                  </w:rPr>
+                  <w:pStyle w:val="BCLabel"/>
                 </w:pPr>
                 <w:proofErr w:type="spellStart"/>
                 <w:r>
-                  <w:rPr>
-                    <w:rFonts w:ascii="Aptos SemiBold" w:hAnsi="Aptos SemiBold"/>
-                    <w:color w:val="auto"/>
-                    <w:sz w:val="16"/>
-                    <w:szCs w:val="16"/>
-                  </w:rPr>
                   <w:t>DocNoCaption</w:t>
                 </w:r>
                 <w:proofErr w:type="spellEnd"/>
@@ -432,50 +358,33 @@
         </w:sdt>
         <w:sdt>
           <w:sdtPr>
-            <w:rPr>
-              <w:rFonts w:ascii="Aptos SemiBold" w:hAnsi="Aptos SemiBold"/>
-              <w:color w:val="auto"/>
-              <w:sz w:val="16"/>
-              <w:szCs w:val="16"/>
-            </w:rPr>
+            <w:rPr/>
             <w:alias w:val="#Nav: /Labels/DocTypeCaption"/>
             <w:tag w:val="#Nav: Deferral_Summary_Purchasing/1702"/>
             <w:id w:val="2073853097"/>
             <w:placeholder>
               <w:docPart w:val="5C4EF05920754B57B44CA25FC8F09904"/>
             </w:placeholder>
-            <w:dataBinding w:prefixMappings="xmlns:ns0='urn:microsoft-dynamics-nav/reports/Deferral_Summary_Purchasing/1702/'" w:xpath="/ns0:NavWordReportXmlPart[1]/ns0:Labels[1]/ns0:DocTypeCaption[1]" w:storeItemID="{5F9AA176-249A-498C-98A4-F8C0DDD74752}"/>
+            <w:dataBinding w:prefixMappings="&lt;xmlns:ns0='urn:microsoft-dynamics-nav/reports/Deferral_Summary_Purchasing/1702/' " w:xpath="/ns0:NavWordReportXmlPart[1]/ns0:Labels[1]/ns0:DocTypeCaption[1]" w:storeItemID="{5F9AA176-249A-498C-98A4-F8C0DDD74752}"/>
             <w:text/>
           </w:sdtPr>
           <w:sdtContent>
             <w:tc>
               <w:tcPr>
-                <w:tcW w:w="1500" w:type="dxa"/>
+                <w:tcW w:w="486" w:type="pct"/>
                 <w:tcBorders>
                   <w:top w:val="nil"/>
                   <w:left w:val="nil"/>
-                  <w:bottom w:val="single" w:color="auto" w:sz="4" w:space="0"/>
+                  <w:bottom w:val="single" w:sz="4" w:space="0" w:color="auto"/>
                   <w:right w:val="nil"/>
                 </w:tcBorders>
               </w:tcPr>
               <w:p>
                 <w:pPr>
-                  <w:pStyle w:val="Heading2"/>
-                  <w:rPr>
-                    <w:rFonts w:ascii="Aptos SemiBold" w:hAnsi="Aptos SemiBold"/>
-                    <w:color w:val="auto"/>
-                    <w:sz w:val="16"/>
-                    <w:szCs w:val="16"/>
-                  </w:rPr>
+                  <w:pStyle w:val="BCLabel"/>
                 </w:pPr>
                 <w:proofErr w:type="spellStart"/>
                 <w:r>
-                  <w:rPr>
-                    <w:rFonts w:ascii="Aptos SemiBold" w:hAnsi="Aptos SemiBold"/>
-                    <w:color w:val="auto"/>
-                    <w:sz w:val="16"/>
-                    <w:szCs w:val="16"/>
-                  </w:rPr>
                   <w:t>DocTypeCaption</w:t>
                 </w:r>
                 <w:proofErr w:type="spellEnd"/>
@@ -485,50 +394,33 @@
         </w:sdt>
         <w:sdt>
           <w:sdtPr>
-            <w:rPr>
-              <w:rFonts w:ascii="Aptos SemiBold" w:hAnsi="Aptos SemiBold"/>
-              <w:color w:val="auto"/>
-              <w:sz w:val="16"/>
-              <w:szCs w:val="16"/>
-            </w:rPr>
+            <w:rPr/>
             <w:alias w:val="#Nav: /Labels/LineTypeCaption"/>
             <w:tag w:val="#Nav: Deferral_Summary_Purchasing/1702"/>
             <w:id w:val="-926423067"/>
             <w:placeholder>
               <w:docPart w:val="2442592AC05645D8BCA3459AE132A249"/>
             </w:placeholder>
-            <w:dataBinding w:prefixMappings="xmlns:ns0='urn:microsoft-dynamics-nav/reports/Deferral_Summary_Purchasing/1702/'" w:xpath="/ns0:NavWordReportXmlPart[1]/ns0:Labels[1]/ns0:LineTypeCaption[1]" w:storeItemID="{5F9AA176-249A-498C-98A4-F8C0DDD74752}"/>
+            <w:dataBinding w:prefixMappings="&lt;xmlns:ns0='urn:microsoft-dynamics-nav/reports/Deferral_Summary_Purchasing/1702/' " w:xpath="/ns0:NavWordReportXmlPart[1]/ns0:Labels[1]/ns0:LineTypeCaption[1]" w:storeItemID="{5F9AA176-249A-498C-98A4-F8C0DDD74752}"/>
             <w:text/>
           </w:sdtPr>
           <w:sdtContent>
             <w:tc>
               <w:tcPr>
-                <w:tcW w:w="1200" w:type="dxa"/>
+                <w:tcW w:w="389" w:type="pct"/>
                 <w:tcBorders>
                   <w:top w:val="nil"/>
                   <w:left w:val="nil"/>
-                  <w:bottom w:val="single" w:color="auto" w:sz="4" w:space="0"/>
+                  <w:bottom w:val="single" w:sz="4" w:space="0" w:color="auto"/>
                   <w:right w:val="nil"/>
                 </w:tcBorders>
               </w:tcPr>
               <w:p>
                 <w:pPr>
-                  <w:pStyle w:val="Heading2"/>
-                  <w:rPr>
-                    <w:rFonts w:ascii="Aptos SemiBold" w:hAnsi="Aptos SemiBold"/>
-                    <w:color w:val="auto"/>
-                    <w:sz w:val="16"/>
-                    <w:szCs w:val="16"/>
-                  </w:rPr>
+                  <w:pStyle w:val="BCLabel"/>
                 </w:pPr>
                 <w:proofErr w:type="spellStart"/>
                 <w:r>
-                  <w:rPr>
-                    <w:rFonts w:ascii="Aptos SemiBold" w:hAnsi="Aptos SemiBold"/>
-                    <w:color w:val="auto"/>
-                    <w:sz w:val="16"/>
-                    <w:szCs w:val="16"/>
-                  </w:rPr>
                   <w:t>LineTypeCaption</w:t>
                 </w:r>
                 <w:proofErr w:type="spellEnd"/>
@@ -538,50 +430,33 @@
         </w:sdt>
         <w:sdt>
           <w:sdtPr>
-            <w:rPr>
-              <w:rFonts w:ascii="Aptos SemiBold" w:hAnsi="Aptos SemiBold"/>
-              <w:color w:val="auto"/>
-              <w:sz w:val="16"/>
-              <w:szCs w:val="16"/>
-            </w:rPr>
+            <w:rPr/>
             <w:alias w:val="#Nav: /Labels/LineDescCaption"/>
             <w:tag w:val="#Nav: Deferral_Summary_Purchasing/1702"/>
             <w:id w:val="294728303"/>
             <w:placeholder>
               <w:docPart w:val="0CF761FCC4D140E4B9669C380B6A1461"/>
             </w:placeholder>
-            <w:dataBinding w:prefixMappings="xmlns:ns0='urn:microsoft-dynamics-nav/reports/Deferral_Summary_Purchasing/1702/'" w:xpath="/ns0:NavWordReportXmlPart[1]/ns0:Labels[1]/ns0:LineDescCaption[1]" w:storeItemID="{5F9AA176-249A-498C-98A4-F8C0DDD74752}"/>
+            <w:dataBinding w:prefixMappings="&lt;xmlns:ns0='urn:microsoft-dynamics-nav/reports/Deferral_Summary_Purchasing/1702/' " w:xpath="/ns0:NavWordReportXmlPart[1]/ns0:Labels[1]/ns0:LineDescCaption[1]" w:storeItemID="{5F9AA176-249A-498C-98A4-F8C0DDD74752}"/>
             <w:text/>
           </w:sdtPr>
           <w:sdtContent>
             <w:tc>
               <w:tcPr>
-                <w:tcW w:w="2251" w:type="dxa"/>
+                <w:tcW w:w="730" w:type="pct"/>
                 <w:tcBorders>
                   <w:top w:val="nil"/>
                   <w:left w:val="nil"/>
-                  <w:bottom w:val="single" w:color="auto" w:sz="4" w:space="0"/>
+                  <w:bottom w:val="single" w:sz="4" w:space="0" w:color="auto"/>
                   <w:right w:val="nil"/>
                 </w:tcBorders>
               </w:tcPr>
               <w:p>
                 <w:pPr>
-                  <w:pStyle w:val="Heading2"/>
-                  <w:rPr>
-                    <w:rFonts w:ascii="Aptos SemiBold" w:hAnsi="Aptos SemiBold"/>
-                    <w:color w:val="auto"/>
-                    <w:sz w:val="16"/>
-                    <w:szCs w:val="16"/>
-                  </w:rPr>
+                  <w:pStyle w:val="BCLabel"/>
                 </w:pPr>
                 <w:proofErr w:type="spellStart"/>
                 <w:r>
-                  <w:rPr>
-                    <w:rFonts w:ascii="Aptos SemiBold" w:hAnsi="Aptos SemiBold"/>
-                    <w:color w:val="auto"/>
-                    <w:sz w:val="16"/>
-                    <w:szCs w:val="16"/>
-                  </w:rPr>
                   <w:t>LineDescCaption</w:t>
                 </w:r>
                 <w:proofErr w:type="spellEnd"/>
@@ -591,104 +466,68 @@
         </w:sdt>
         <w:sdt>
           <w:sdtPr>
-            <w:rPr>
-              <w:rFonts w:ascii="Aptos SemiBold" w:hAnsi="Aptos SemiBold"/>
-              <w:color w:val="auto"/>
-              <w:sz w:val="16"/>
-              <w:szCs w:val="16"/>
-            </w:rPr>
+            <w:rPr/>
             <w:alias w:val="#Nav: /Labels/DeferralAccountCaption"/>
             <w:tag w:val="#Nav: Deferral_Summary_Purchasing/1702"/>
             <w:id w:val="1795953175"/>
             <w:placeholder>
               <w:docPart w:val="954F809E97C142BEAEA48A1313AD151F"/>
             </w:placeholder>
-            <w:dataBinding w:prefixMappings="xmlns:ns0='urn:microsoft-dynamics-nav/reports/Deferral_Summary_Purchasing/1702/'" w:xpath="/ns0:NavWordReportXmlPart[1]/ns0:Labels[1]/ns0:DeferralAccountCaption[1]" w:storeItemID="{5F9AA176-249A-498C-98A4-F8C0DDD74752}"/>
+            <w:dataBinding w:prefixMappings="&lt;xmlns:ns0='urn:microsoft-dynamics-nav/reports/Deferral_Summary_Purchasing/1702/' " w:xpath="/ns0:NavWordReportXmlPart[1]/ns0:Labels[1]/ns0:DeferralAccountCaption[1]" w:storeItemID="{5F9AA176-249A-498C-98A4-F8C0DDD74752}"/>
             <w:text/>
           </w:sdtPr>
           <w:sdtContent>
             <w:tc>
               <w:tcPr>
-                <w:tcW w:w="1500" w:type="dxa"/>
+                <w:tcW w:w="486" w:type="pct"/>
                 <w:tcBorders>
                   <w:top w:val="nil"/>
                   <w:left w:val="nil"/>
-                  <w:bottom w:val="single" w:color="auto" w:sz="4" w:space="0"/>
+                  <w:bottom w:val="single" w:sz="4" w:space="0" w:color="auto"/>
                   <w:right w:val="nil"/>
                 </w:tcBorders>
               </w:tcPr>
               <w:p>
                 <w:pPr>
-                  <w:pStyle w:val="Heading2"/>
-                  <w:rPr>
-                    <w:rFonts w:ascii="Aptos SemiBold" w:hAnsi="Aptos SemiBold"/>
-                    <w:color w:val="auto"/>
-                    <w:sz w:val="16"/>
-                    <w:szCs w:val="16"/>
-                  </w:rPr>
+                  <w:pStyle w:val="BCLabel"/>
                 </w:pPr>
-                <w:proofErr w:type="spellStart"/>
                 <w:r>
-                  <w:rPr>
-                    <w:rFonts w:ascii="Aptos SemiBold" w:hAnsi="Aptos SemiBold"/>
-                    <w:color w:val="auto"/>
-                    <w:sz w:val="16"/>
-                    <w:szCs w:val="16"/>
-                  </w:rPr>
                   <w:t>DeferralAccountCaption</w:t>
                 </w:r>
-                <w:proofErr w:type="spellEnd"/>
               </w:p>
             </w:tc>
           </w:sdtContent>
         </w:sdt>
         <w:sdt>
           <w:sdtPr>
-            <w:rPr>
-              <w:rFonts w:ascii="Aptos SemiBold" w:hAnsi="Aptos SemiBold"/>
-              <w:color w:val="auto"/>
-              <w:sz w:val="16"/>
-              <w:szCs w:val="16"/>
-            </w:rPr>
+            <w:rPr/>
             <w:alias w:val="#Nav: /Labels/DefStartDateCaption"/>
             <w:tag w:val="#Nav: Deferral_Summary_Purchasing/1702"/>
             <w:id w:val="566534849"/>
             <w:placeholder>
               <w:docPart w:val="D15DB7E4B8E444C69F01E5F62A7F7942"/>
             </w:placeholder>
-            <w:dataBinding w:prefixMappings="xmlns:ns0='urn:microsoft-dynamics-nav/reports/Deferral_Summary_Purchasing/1702/'" w:xpath="/ns0:NavWordReportXmlPart[1]/ns0:Labels[1]/ns0:DefStartDateCaption[1]" w:storeItemID="{5F9AA176-249A-498C-98A4-F8C0DDD74752}"/>
+            <w:dataBinding w:prefixMappings="&lt;xmlns:ns0='urn:microsoft-dynamics-nav/reports/Deferral_Summary_Purchasing/1702/' " w:xpath="/ns0:NavWordReportXmlPart[1]/ns0:Labels[1]/ns0:DefStartDateCaption[1]" w:storeItemID="{5F9AA176-249A-498C-98A4-F8C0DDD74752}"/>
             <w:text/>
           </w:sdtPr>
           <w:sdtContent>
             <w:tc>
               <w:tcPr>
-                <w:tcW w:w="1200" w:type="dxa"/>
+                <w:tcW w:w="389" w:type="pct"/>
                 <w:tcBorders>
                   <w:top w:val="nil"/>
                   <w:left w:val="nil"/>
-                  <w:bottom w:val="single" w:color="auto" w:sz="4" w:space="0"/>
+                  <w:bottom w:val="single" w:sz="4" w:space="0" w:color="auto"/>
                   <w:right w:val="nil"/>
                 </w:tcBorders>
               </w:tcPr>
               <w:p>
                 <w:pPr>
-                  <w:pStyle w:val="Heading2"/>
+                  <w:pStyle w:val="BCLabelNumber"/>
                   <w:jc w:val="right"/>
-                  <w:rPr>
-                    <w:rFonts w:ascii="Aptos SemiBold" w:hAnsi="Aptos SemiBold"/>
-                    <w:color w:val="auto"/>
-                    <w:sz w:val="16"/>
-                    <w:szCs w:val="16"/>
-                  </w:rPr>
                 </w:pPr>
                 <w:proofErr w:type="spellStart"/>
                 <w:r>
-                  <w:rPr>
-                    <w:rFonts w:ascii="Aptos SemiBold" w:hAnsi="Aptos SemiBold"/>
-                    <w:color w:val="auto"/>
-                    <w:sz w:val="16"/>
-                    <w:szCs w:val="16"/>
-                  </w:rPr>
                   <w:t>DefStartDateCaption</w:t>
                 </w:r>
                 <w:proofErr w:type="spellEnd"/>
@@ -698,51 +537,34 @@
         </w:sdt>
         <w:sdt>
           <w:sdtPr>
-            <w:rPr>
-              <w:rFonts w:ascii="Aptos SemiBold" w:hAnsi="Aptos SemiBold"/>
-              <w:color w:val="auto"/>
-              <w:sz w:val="16"/>
-              <w:szCs w:val="16"/>
-            </w:rPr>
+            <w:rPr/>
             <w:alias w:val="#Nav: /Labels/NoOfPeriodsCaption"/>
             <w:tag w:val="#Nav: Deferral_Summary_Purchasing/1702"/>
             <w:id w:val="1376111744"/>
             <w:placeholder>
               <w:docPart w:val="F147C5D24CF54034832C82C0497839A3"/>
             </w:placeholder>
-            <w:dataBinding w:prefixMappings="xmlns:ns0='urn:microsoft-dynamics-nav/reports/Deferral_Summary_Purchasing/1702/'" w:xpath="/ns0:NavWordReportXmlPart[1]/ns0:Labels[1]/ns0:NoOfPeriodsCaption[1]" w:storeItemID="{5F9AA176-249A-498C-98A4-F8C0DDD74752}"/>
+            <w:dataBinding w:prefixMappings="&lt;xmlns:ns0='urn:microsoft-dynamics-nav/reports/Deferral_Summary_Purchasing/1702/' " w:xpath="/ns0:NavWordReportXmlPart[1]/ns0:Labels[1]/ns0:NoOfPeriodsCaption[1]" w:storeItemID="{5F9AA176-249A-498C-98A4-F8C0DDD74752}"/>
             <w:text/>
           </w:sdtPr>
           <w:sdtContent>
             <w:tc>
               <w:tcPr>
-                <w:tcW w:w="1050" w:type="dxa"/>
+                <w:tcW w:w="340" w:type="pct"/>
                 <w:tcBorders>
                   <w:top w:val="nil"/>
                   <w:left w:val="nil"/>
-                  <w:bottom w:val="single" w:color="auto" w:sz="4" w:space="0"/>
+                  <w:bottom w:val="single" w:sz="4" w:space="0" w:color="auto"/>
                   <w:right w:val="nil"/>
                 </w:tcBorders>
               </w:tcPr>
               <w:p>
                 <w:pPr>
-                  <w:pStyle w:val="Heading2"/>
+                  <w:pStyle w:val="BCLabelNumber"/>
                   <w:jc w:val="right"/>
-                  <w:rPr>
-                    <w:rFonts w:ascii="Aptos SemiBold" w:hAnsi="Aptos SemiBold"/>
-                    <w:color w:val="auto"/>
-                    <w:sz w:val="16"/>
-                    <w:szCs w:val="16"/>
-                  </w:rPr>
                 </w:pPr>
                 <w:proofErr w:type="spellStart"/>
                 <w:r>
-                  <w:rPr>
-                    <w:rFonts w:ascii="Aptos SemiBold" w:hAnsi="Aptos SemiBold"/>
-                    <w:color w:val="auto"/>
-                    <w:sz w:val="16"/>
-                    <w:szCs w:val="16"/>
-                  </w:rPr>
                   <w:t>NoOfPeriodsCaption</w:t>
                 </w:r>
                 <w:proofErr w:type="spellEnd"/>
@@ -752,51 +574,34 @@
         </w:sdt>
         <w:sdt>
           <w:sdtPr>
-            <w:rPr>
-              <w:rFonts w:ascii="Aptos SemiBold" w:hAnsi="Aptos SemiBold"/>
-              <w:color w:val="auto"/>
-              <w:sz w:val="16"/>
-              <w:szCs w:val="16"/>
-            </w:rPr>
+            <w:rPr/>
             <w:alias w:val="#Nav: /Labels/AmountRecognizedCaption"/>
             <w:tag w:val="#Nav: Deferral_Summary_Purchasing/1702"/>
             <w:id w:val="761805773"/>
             <w:placeholder>
               <w:docPart w:val="C5E50329B86841C59849F586A5295AA8"/>
             </w:placeholder>
-            <w:dataBinding w:prefixMappings="xmlns:ns0='urn:microsoft-dynamics-nav/reports/Deferral_Summary_Purchasing/1702/'" w:xpath="/ns0:NavWordReportXmlPart[1]/ns0:Labels[1]/ns0:AmountRecognizedCaption[1]" w:storeItemID="{5F9AA176-249A-498C-98A4-F8C0DDD74752}"/>
+            <w:dataBinding w:prefixMappings="&lt;xmlns:ns0='urn:microsoft-dynamics-nav/reports/Deferral_Summary_Purchasing/1702/' " w:xpath="/ns0:NavWordReportXmlPart[1]/ns0:Labels[1]/ns0:AmountRecognizedCaption[1]" w:storeItemID="{5F9AA176-249A-498C-98A4-F8C0DDD74752}"/>
             <w:text/>
           </w:sdtPr>
           <w:sdtContent>
             <w:tc>
               <w:tcPr>
-                <w:tcW w:w="1351" w:type="dxa"/>
+                <w:tcW w:w="438" w:type="pct"/>
                 <w:tcBorders>
                   <w:top w:val="nil"/>
                   <w:left w:val="nil"/>
-                  <w:bottom w:val="single" w:color="auto" w:sz="4" w:space="0"/>
+                  <w:bottom w:val="single" w:sz="4" w:space="0" w:color="auto"/>
                   <w:right w:val="nil"/>
                 </w:tcBorders>
               </w:tcPr>
               <w:p>
                 <w:pPr>
-                  <w:pStyle w:val="Heading2"/>
+                  <w:pStyle w:val="BCLabelNumber"/>
                   <w:jc w:val="right"/>
-                  <w:rPr>
-                    <w:rFonts w:ascii="Aptos SemiBold" w:hAnsi="Aptos SemiBold"/>
-                    <w:color w:val="auto"/>
-                    <w:sz w:val="16"/>
-                    <w:szCs w:val="16"/>
-                  </w:rPr>
                 </w:pPr>
                 <w:proofErr w:type="spellStart"/>
                 <w:r>
-                  <w:rPr>
-                    <w:rFonts w:ascii="Aptos SemiBold" w:hAnsi="Aptos SemiBold"/>
-                    <w:color w:val="auto"/>
-                    <w:sz w:val="16"/>
-                    <w:szCs w:val="16"/>
-                  </w:rPr>
                   <w:t>AmountRecognizedCaption</w:t>
                 </w:r>
                 <w:proofErr w:type="spellEnd"/>
@@ -806,51 +611,34 @@
         </w:sdt>
         <w:sdt>
           <w:sdtPr>
-            <w:rPr>
-              <w:rFonts w:ascii="Aptos SemiBold" w:hAnsi="Aptos SemiBold"/>
-              <w:color w:val="auto"/>
-              <w:sz w:val="16"/>
-              <w:szCs w:val="16"/>
-            </w:rPr>
+            <w:rPr/>
             <w:alias w:val="#Nav: /Labels/RemAmountDefCaption"/>
             <w:tag w:val="#Nav: Deferral_Summary_Purchasing/1702"/>
             <w:id w:val="-29804215"/>
             <w:placeholder>
               <w:docPart w:val="148B022A195D4C3C9053BD655A3C07D3"/>
             </w:placeholder>
-            <w:dataBinding w:prefixMappings="xmlns:ns0='urn:microsoft-dynamics-nav/reports/Deferral_Summary_Purchasing/1702/'" w:xpath="/ns0:NavWordReportXmlPart[1]/ns0:Labels[1]/ns0:RemAmountDefCaption[1]" w:storeItemID="{5F9AA176-249A-498C-98A4-F8C0DDD74752}"/>
+            <w:dataBinding w:prefixMappings="&lt;xmlns:ns0='urn:microsoft-dynamics-nav/reports/Deferral_Summary_Purchasing/1702/' " w:xpath="/ns0:NavWordReportXmlPart[1]/ns0:Labels[1]/ns0:RemAmountDefCaption[1]" w:storeItemID="{5F9AA176-249A-498C-98A4-F8C0DDD74752}"/>
             <w:text/>
           </w:sdtPr>
           <w:sdtContent>
             <w:tc>
               <w:tcPr>
-                <w:tcW w:w="1351" w:type="dxa"/>
+                <w:tcW w:w="438" w:type="pct"/>
                 <w:tcBorders>
                   <w:top w:val="nil"/>
                   <w:left w:val="nil"/>
-                  <w:bottom w:val="single" w:color="auto" w:sz="4" w:space="0"/>
+                  <w:bottom w:val="single" w:sz="4" w:space="0" w:color="auto"/>
                   <w:right w:val="nil"/>
                 </w:tcBorders>
               </w:tcPr>
               <w:p>
                 <w:pPr>
-                  <w:pStyle w:val="Heading2"/>
+                  <w:pStyle w:val="BCLabelNumber"/>
                   <w:jc w:val="right"/>
-                  <w:rPr>
-                    <w:rFonts w:ascii="Aptos SemiBold" w:hAnsi="Aptos SemiBold"/>
-                    <w:color w:val="auto"/>
-                    <w:sz w:val="16"/>
-                    <w:szCs w:val="16"/>
-                  </w:rPr>
                 </w:pPr>
                 <w:proofErr w:type="spellStart"/>
                 <w:r>
-                  <w:rPr>
-                    <w:rFonts w:ascii="Aptos SemiBold" w:hAnsi="Aptos SemiBold"/>
-                    <w:color w:val="auto"/>
-                    <w:sz w:val="16"/>
-                    <w:szCs w:val="16"/>
-                  </w:rPr>
                   <w:t>RemAmountDefCaption</w:t>
                 </w:r>
                 <w:proofErr w:type="spellEnd"/>
@@ -860,51 +648,34 @@
         </w:sdt>
         <w:sdt>
           <w:sdtPr>
-            <w:rPr>
-              <w:rFonts w:ascii="Aptos SemiBold" w:hAnsi="Aptos SemiBold"/>
-              <w:color w:val="auto"/>
-              <w:sz w:val="16"/>
-              <w:szCs w:val="16"/>
-            </w:rPr>
+            <w:rPr/>
             <w:alias w:val="#Nav: /Labels/TotalAmountDefCaption"/>
             <w:tag w:val="#Nav: Deferral_Summary_Purchasing/1702"/>
             <w:id w:val="1973938311"/>
             <w:placeholder>
               <w:docPart w:val="AFD942B942E04DB4A5CCF8CBA4AE7D75"/>
             </w:placeholder>
-            <w:dataBinding w:prefixMappings="xmlns:ns0='urn:microsoft-dynamics-nav/reports/Deferral_Summary_Purchasing/1702/'" w:xpath="/ns0:NavWordReportXmlPart[1]/ns0:Labels[1]/ns0:TotalAmountDefCaption[1]" w:storeItemID="{5F9AA176-249A-498C-98A4-F8C0DDD74752}"/>
+            <w:dataBinding w:prefixMappings="&lt;xmlns:ns0='urn:microsoft-dynamics-nav/reports/Deferral_Summary_Purchasing/1702/' " w:xpath="/ns0:NavWordReportXmlPart[1]/ns0:Labels[1]/ns0:TotalAmountDefCaption[1]" w:storeItemID="{5F9AA176-249A-498C-98A4-F8C0DDD74752}"/>
             <w:text/>
           </w:sdtPr>
           <w:sdtContent>
             <w:tc>
               <w:tcPr>
-                <w:tcW w:w="1318" w:type="dxa"/>
+                <w:tcW w:w="428" w:type="pct"/>
                 <w:tcBorders>
                   <w:top w:val="nil"/>
                   <w:left w:val="nil"/>
-                  <w:bottom w:val="single" w:color="auto" w:sz="4" w:space="0"/>
+                  <w:bottom w:val="single" w:sz="4" w:space="0" w:color="auto"/>
                   <w:right w:val="nil"/>
                 </w:tcBorders>
               </w:tcPr>
               <w:p>
                 <w:pPr>
-                  <w:pStyle w:val="Heading2"/>
+                  <w:pStyle w:val="BCLabelNumber"/>
                   <w:jc w:val="right"/>
-                  <w:rPr>
-                    <w:rFonts w:ascii="Aptos SemiBold" w:hAnsi="Aptos SemiBold"/>
-                    <w:color w:val="auto"/>
-                    <w:sz w:val="16"/>
-                    <w:szCs w:val="16"/>
-                  </w:rPr>
                 </w:pPr>
                 <w:proofErr w:type="spellStart"/>
                 <w:r>
-                  <w:rPr>
-                    <w:rFonts w:ascii="Aptos SemiBold" w:hAnsi="Aptos SemiBold"/>
-                    <w:color w:val="auto"/>
-                    <w:sz w:val="16"/>
-                    <w:szCs w:val="16"/>
-                  </w:rPr>
                   <w:t>TotalAmountDefCaption</w:t>
                 </w:r>
                 <w:proofErr w:type="spellEnd"/>
@@ -915,27 +686,17 @@
       </w:tr>
       <w:sdt>
         <w:sdtPr>
-          <w:rPr>
-            <w:rFonts w:ascii="Aptos SemiBold" w:hAnsi="Aptos SemiBold"/>
-            <w:color w:val="auto"/>
-            <w:sz w:val="16"/>
-            <w:szCs w:val="16"/>
-          </w:rPr>
+          <w:rPr/>
           <w:alias w:val="#Nav: /Vendor"/>
           <w:tag w:val="#Nav: Deferral_Summary_Purchasing/1702"/>
           <w:id w:val="773826964"/>
-          <w15:dataBinding w:prefixMappings="xmlns:ns0='urn:microsoft-dynamics-nav/reports/Deferral_Summary_Purchasing/1702/' " w:xpath="/ns0:NavWordReportXmlPart[1]/ns0:Vendor" w:storeItemID="{5F9AA176-249A-498C-98A4-F8C0DDD74752}"/>
+          <w15:dataBinding w:prefixMappings="&lt;xmlns:ns0='urn:microsoft-dynamics-nav/reports/Deferral_Summary_Purchasing/1702/' " w:xpath="/ns0:NavWordReportXmlPart[1]/ns0:Vendor" w:storeItemID="{5F9AA176-249A-498C-98A4-F8C0DDD74752}"/>
           <w15:repeatingSection/>
         </w:sdtPr>
         <w:sdtContent>
           <w:sdt>
             <w:sdtPr>
-              <w:rPr>
-                <w:rFonts w:ascii="Aptos SemiBold" w:hAnsi="Aptos SemiBold"/>
-                <w:color w:val="auto"/>
-                <w:sz w:val="16"/>
-                <w:szCs w:val="16"/>
-              </w:rPr>
+              <w:rPr/>
               <w:id w:val="-339394320"/>
               <w:placeholder>
                 <w:docPart w:val="BE8CF4A406A74992AB2861908C00B7E6"/>
@@ -945,14 +706,15 @@
             <w:sdtContent>
               <w:tr>
                 <w:trPr>
+                  <w:cantSplit/>
                   <w:trHeight w:val="418"/>
                 </w:trPr>
                 <w:tc>
                   <w:tcPr>
-                    <w:tcW w:w="2340" w:type="dxa"/>
+                    <w:tcW w:w="759" w:type="pct"/>
                     <w:gridSpan w:val="2"/>
                     <w:tcBorders>
-                      <w:top w:val="single" w:color="auto" w:sz="4" w:space="0"/>
+                      <w:top w:val="single" w:sz="4" w:space="0" w:color="auto"/>
                       <w:left w:val="nil"/>
                       <w:bottom w:val="nil"/>
                       <w:right w:val="nil"/>
@@ -960,62 +722,34 @@
                   </w:tcPr>
                   <w:p>
                     <w:pPr>
-                      <w:pStyle w:val="Heading2"/>
-                      <w:rPr>
-                        <w:rFonts w:ascii="Aptos SemiBold" w:hAnsi="Aptos SemiBold"/>
-                        <w:color w:val="auto"/>
-                        <w:sz w:val="16"/>
-                        <w:szCs w:val="16"/>
-                      </w:rPr>
+                      <w:pStyle w:val="BCLabel"/>
                     </w:pPr>
                     <w:sdt>
                       <w:sdtPr>
-                        <w:rPr>
-                          <w:rFonts w:ascii="Aptos SemiBold" w:hAnsi="Aptos SemiBold"/>
-                          <w:color w:val="auto"/>
-                          <w:sz w:val="16"/>
-                          <w:szCs w:val="16"/>
-                        </w:rPr>
+                        <w:rPr/>
                         <w:alias w:val="#Nav: /Labels/VendNoCaption"/>
                         <w:tag w:val="#Nav: Deferral_Summary_Purchasing/1702"/>
                         <w:id w:val="2133515478"/>
                         <w:placeholder>
                           <w:docPart w:val="400F348BC62B49A3AC5F51A65C8BBB49"/>
                         </w:placeholder>
-                        <w:dataBinding w:prefixMappings="xmlns:ns0='urn:microsoft-dynamics-nav/reports/Deferral_Summary_Purchasing/1702/'" w:xpath="/ns0:NavWordReportXmlPart[1]/ns0:Labels[1]/ns0:VendNoCaption[1]" w:storeItemID="{5F9AA176-249A-498C-98A4-F8C0DDD74752}"/>
+                        <w:dataBinding w:prefixMappings="&lt;xmlns:ns0='urn:microsoft-dynamics-nav/reports/Deferral_Summary_Purchasing/1702/' " w:xpath="/ns0:NavWordReportXmlPart[1]/ns0:Labels[1]/ns0:VendNoCaption[1]" w:storeItemID="{5F9AA176-249A-498C-98A4-F8C0DDD74752}"/>
                         <w:text/>
                       </w:sdtPr>
                       <w:sdtContent>
                         <w:proofErr w:type="spellStart"/>
                         <w:r>
-                          <w:rPr>
-                            <w:rFonts w:ascii="Aptos SemiBold" w:hAnsi="Aptos SemiBold"/>
-                            <w:color w:val="auto"/>
-                            <w:sz w:val="16"/>
-                            <w:szCs w:val="16"/>
-                          </w:rPr>
                           <w:t>VendNoCaption</w:t>
                         </w:r>
                         <w:proofErr w:type="spellEnd"/>
                       </w:sdtContent>
                     </w:sdt>
                     <w:r>
-                      <w:rPr>
-                        <w:rFonts w:ascii="Aptos SemiBold" w:hAnsi="Aptos SemiBold"/>
-                        <w:color w:val="auto"/>
-                        <w:sz w:val="16"/>
-                        <w:szCs w:val="16"/>
-                      </w:rPr>
                       <w:t xml:space="preserve"> </w:t>
                     </w:r>
                     <w:sdt>
                       <w:sdtPr>
-                        <w:rPr>
-                          <w:rFonts w:ascii="Aptos SemiBold" w:hAnsi="Aptos SemiBold"/>
-                          <w:color w:val="auto"/>
-                          <w:sz w:val="16"/>
-                          <w:szCs w:val="16"/>
-                        </w:rPr>
+                        <w:rPr/>
                         <w:alias w:val="Hide Table Row If Empty"/>
                         <w:tag w:val="#BC:HideTableRowIfEmpty"/>
                         <w:id w:val="-687223934"/>
@@ -1027,30 +761,19 @@
                       <w:sdtContent>
                         <w:sdt>
                           <w:sdtPr>
-                            <w:rPr>
-                              <w:rFonts w:ascii="Aptos SemiBold" w:hAnsi="Aptos SemiBold"/>
-                              <w:color w:val="auto"/>
-                              <w:sz w:val="16"/>
-                              <w:szCs w:val="16"/>
-                            </w:rPr>
+                            <w:rPr/>
                             <w:alias w:val="#Nav: /Vendor/Posted_Deferral_Header/VendNo"/>
                             <w:tag w:val="#Nav: Deferral_Summary_Purchasing/1702"/>
                             <w:id w:val="-311492785"/>
                             <w:placeholder>
                               <w:docPart w:val="E4ADF195D9D6405D88357F95C380E232"/>
                             </w:placeholder>
-                            <w:dataBinding w:prefixMappings="xmlns:ns0='urn:microsoft-dynamics-nav/reports/Deferral_Summary_Purchasing/1702/'" w:xpath="/ns0:NavWordReportXmlPart[1]/ns0:Vendor[1]/ns0:Posted_Deferral_Header[1]/ns0:VendNo[1]" w:storeItemID="{5F9AA176-249A-498C-98A4-F8C0DDD74752}"/>
+                            <w:dataBinding w:prefixMappings="&lt;xmlns:ns0='urn:microsoft-dynamics-nav/reports/Deferral_Summary_Purchasing/1702/' " w:xpath="/ns0:NavWordReportXmlPart[1]/ns0:Vendor[1]/ns0:Posted_Deferral_Header[1]/ns0:VendNo[1]" w:storeItemID="{5F9AA176-249A-498C-98A4-F8C0DDD74752}"/>
                             <w:text/>
                           </w:sdtPr>
                           <w:sdtContent>
                             <w:proofErr w:type="spellStart"/>
                             <w:r>
-                              <w:rPr>
-                                <w:rFonts w:ascii="Aptos SemiBold" w:hAnsi="Aptos SemiBold"/>
-                                <w:color w:val="auto"/>
-                                <w:sz w:val="16"/>
-                                <w:szCs w:val="16"/>
-                              </w:rPr>
                               <w:t>VendNo</w:t>
                             </w:r>
                             <w:proofErr w:type="spellEnd"/>
@@ -1062,9 +785,9 @@
                 </w:tc>
                 <w:tc>
                   <w:tcPr>
-                    <w:tcW w:w="361" w:type="dxa"/>
+                    <w:tcW w:w="117" w:type="pct"/>
                     <w:tcBorders>
-                      <w:top w:val="single" w:color="auto" w:sz="4" w:space="0"/>
+                      <w:top w:val="single" w:sz="4" w:space="0" w:color="auto"/>
                       <w:left w:val="nil"/>
                       <w:bottom w:val="nil"/>
                       <w:right w:val="nil"/>
@@ -1072,40 +795,29 @@
                   </w:tcPr>
                   <w:p>
                     <w:pPr>
-                      <w:pStyle w:val="Heading2"/>
-                      <w:rPr>
-                        <w:rFonts w:ascii="Aptos SemiBold" w:hAnsi="Aptos SemiBold"/>
-                        <w:color w:val="auto"/>
-                        <w:sz w:val="16"/>
-                        <w:szCs w:val="16"/>
-                      </w:rPr>
+                      <w:pStyle w:val="BCLabel"/>
                     </w:pPr>
                   </w:p>
                 </w:tc>
                 <w:sdt>
                   <w:sdtPr>
-                    <w:rPr>
-                      <w:rFonts w:ascii="Aptos SemiBold" w:hAnsi="Aptos SemiBold"/>
-                      <w:color w:val="auto"/>
-                      <w:sz w:val="16"/>
-                      <w:szCs w:val="16"/>
-                    </w:rPr>
+                    <w:rPr/>
                     <w:alias w:val="#Nav: /Vendor/Posted_Deferral_Header/VendorName"/>
                     <w:tag w:val="#Nav: Deferral_Summary_Purchasing/1702"/>
                     <w:id w:val="-798534462"/>
                     <w:placeholder>
                       <w:docPart w:val="E4ADF195D9D6405D88357F95C380E232"/>
                     </w:placeholder>
-                    <w:dataBinding w:prefixMappings="xmlns:ns0='urn:microsoft-dynamics-nav/reports/Deferral_Summary_Purchasing/1702/'" w:xpath="/ns0:NavWordReportXmlPart[1]/ns0:Vendor[1]/ns0:Posted_Deferral_Header[1]/ns0:VendorName[1]" w:storeItemID="{5F9AA176-249A-498C-98A4-F8C0DDD74752}"/>
+                    <w:dataBinding w:prefixMappings="&lt;xmlns:ns0='urn:microsoft-dynamics-nav/reports/Deferral_Summary_Purchasing/1702/' " w:xpath="/ns0:NavWordReportXmlPart[1]/ns0:Vendor[1]/ns0:Posted_Deferral_Header[1]/ns0:VendorName[1]" w:storeItemID="{5F9AA176-249A-498C-98A4-F8C0DDD74752}"/>
                     <w:text/>
                   </w:sdtPr>
                   <w:sdtContent>
                     <w:tc>
                       <w:tcPr>
-                        <w:tcW w:w="4951" w:type="dxa"/>
+                        <w:tcW w:w="1605" w:type="pct"/>
                         <w:gridSpan w:val="3"/>
                         <w:tcBorders>
-                          <w:top w:val="single" w:color="auto" w:sz="4" w:space="0"/>
+                          <w:top w:val="single" w:sz="4" w:space="0" w:color="auto"/>
                           <w:left w:val="nil"/>
                           <w:bottom w:val="nil"/>
                           <w:right w:val="nil"/>
@@ -1113,22 +825,10 @@
                       </w:tcPr>
                       <w:p>
                         <w:pPr>
-                          <w:pStyle w:val="Heading2"/>
-                          <w:rPr>
-                            <w:rFonts w:ascii="Aptos SemiBold" w:hAnsi="Aptos SemiBold"/>
-                            <w:color w:val="auto"/>
-                            <w:sz w:val="16"/>
-                            <w:szCs w:val="16"/>
-                          </w:rPr>
+                          <w:pStyle w:val="BCLabel"/>
                         </w:pPr>
                         <w:proofErr w:type="spellStart"/>
                         <w:r>
-                          <w:rPr>
-                            <w:rFonts w:ascii="Aptos SemiBold" w:hAnsi="Aptos SemiBold"/>
-                            <w:color w:val="auto"/>
-                            <w:sz w:val="16"/>
-                            <w:szCs w:val="16"/>
-                          </w:rPr>
                           <w:t>VendorName</w:t>
                         </w:r>
                         <w:proofErr w:type="spellEnd"/>
@@ -1138,9 +838,9 @@
                 </w:sdt>
                 <w:tc>
                   <w:tcPr>
-                    <w:tcW w:w="1500" w:type="dxa"/>
+                    <w:tcW w:w="486" w:type="pct"/>
                     <w:tcBorders>
-                      <w:top w:val="single" w:color="auto" w:sz="4" w:space="0"/>
+                      <w:top w:val="single" w:sz="4" w:space="0" w:color="auto"/>
                       <w:left w:val="nil"/>
                       <w:bottom w:val="nil"/>
                       <w:right w:val="nil"/>
@@ -1148,21 +848,15 @@
                   </w:tcPr>
                   <w:p>
                     <w:pPr>
-                      <w:pStyle w:val="Heading2"/>
-                      <w:rPr>
-                        <w:rFonts w:ascii="Aptos SemiBold" w:hAnsi="Aptos SemiBold"/>
-                        <w:color w:val="auto"/>
-                        <w:sz w:val="16"/>
-                        <w:szCs w:val="16"/>
-                      </w:rPr>
+                      <w:pStyle w:val="BCLabel"/>
                     </w:pPr>
                   </w:p>
                 </w:tc>
                 <w:tc>
                   <w:tcPr>
-                    <w:tcW w:w="1200" w:type="dxa"/>
+                    <w:tcW w:w="389" w:type="pct"/>
                     <w:tcBorders>
-                      <w:top w:val="single" w:color="auto" w:sz="4" w:space="0"/>
+                      <w:top w:val="single" w:sz="4" w:space="0" w:color="auto"/>
                       <w:left w:val="nil"/>
                       <w:bottom w:val="nil"/>
                       <w:right w:val="nil"/>
@@ -1170,21 +864,15 @@
                   </w:tcPr>
                   <w:p>
                     <w:pPr>
-                      <w:pStyle w:val="Heading2"/>
-                      <w:rPr>
-                        <w:rFonts w:ascii="Aptos SemiBold" w:hAnsi="Aptos SemiBold"/>
-                        <w:color w:val="auto"/>
-                        <w:sz w:val="16"/>
-                        <w:szCs w:val="16"/>
-                      </w:rPr>
+                      <w:pStyle w:val="BCLabel"/>
                     </w:pPr>
                   </w:p>
                 </w:tc>
                 <w:tc>
                   <w:tcPr>
-                    <w:tcW w:w="1050" w:type="dxa"/>
+                    <w:tcW w:w="340" w:type="pct"/>
                     <w:tcBorders>
-                      <w:top w:val="single" w:color="auto" w:sz="4" w:space="0"/>
+                      <w:top w:val="single" w:sz="4" w:space="0" w:color="auto"/>
                       <w:left w:val="nil"/>
                       <w:bottom w:val="nil"/>
                       <w:right w:val="nil"/>
@@ -1192,21 +880,15 @@
                   </w:tcPr>
                   <w:p>
                     <w:pPr>
-                      <w:pStyle w:val="Heading2"/>
-                      <w:rPr>
-                        <w:rFonts w:ascii="Aptos SemiBold" w:hAnsi="Aptos SemiBold"/>
-                        <w:color w:val="auto"/>
-                        <w:sz w:val="16"/>
-                        <w:szCs w:val="16"/>
-                      </w:rPr>
+                      <w:pStyle w:val="BCLabel"/>
                     </w:pPr>
                   </w:p>
                 </w:tc>
                 <w:tc>
                   <w:tcPr>
-                    <w:tcW w:w="1351" w:type="dxa"/>
+                    <w:tcW w:w="438" w:type="pct"/>
                     <w:tcBorders>
-                      <w:top w:val="single" w:color="auto" w:sz="4" w:space="0"/>
+                      <w:top w:val="single" w:sz="4" w:space="0" w:color="auto"/>
                       <w:left w:val="nil"/>
                       <w:bottom w:val="nil"/>
                       <w:right w:val="nil"/>
@@ -1214,21 +896,15 @@
                   </w:tcPr>
                   <w:p>
                     <w:pPr>
-                      <w:pStyle w:val="Heading2"/>
-                      <w:rPr>
-                        <w:rFonts w:ascii="Aptos SemiBold" w:hAnsi="Aptos SemiBold"/>
-                        <w:color w:val="auto"/>
-                        <w:sz w:val="16"/>
-                        <w:szCs w:val="16"/>
-                      </w:rPr>
+                      <w:pStyle w:val="BCLabel"/>
                     </w:pPr>
                   </w:p>
                 </w:tc>
                 <w:tc>
                   <w:tcPr>
-                    <w:tcW w:w="1351" w:type="dxa"/>
+                    <w:tcW w:w="438" w:type="pct"/>
                     <w:tcBorders>
-                      <w:top w:val="single" w:color="auto" w:sz="4" w:space="0"/>
+                      <w:top w:val="single" w:sz="4" w:space="0" w:color="auto"/>
                       <w:left w:val="nil"/>
                       <w:bottom w:val="nil"/>
                       <w:right w:val="nil"/>
@@ -1236,21 +912,15 @@
                   </w:tcPr>
                   <w:p>
                     <w:pPr>
-                      <w:pStyle w:val="Heading2"/>
-                      <w:rPr>
-                        <w:rFonts w:ascii="Aptos SemiBold" w:hAnsi="Aptos SemiBold"/>
-                        <w:color w:val="auto"/>
-                        <w:sz w:val="16"/>
-                        <w:szCs w:val="16"/>
-                      </w:rPr>
+                      <w:pStyle w:val="BCLabel"/>
                     </w:pPr>
                   </w:p>
                 </w:tc>
                 <w:tc>
                   <w:tcPr>
-                    <w:tcW w:w="1318" w:type="dxa"/>
+                    <w:tcW w:w="428" w:type="pct"/>
                     <w:tcBorders>
-                      <w:top w:val="single" w:color="auto" w:sz="4" w:space="0"/>
+                      <w:top w:val="single" w:sz="4" w:space="0" w:color="auto"/>
                       <w:left w:val="nil"/>
                       <w:bottom w:val="nil"/>
                       <w:right w:val="nil"/>
@@ -1258,13 +928,7 @@
                   </w:tcPr>
                   <w:p>
                     <w:pPr>
-                      <w:pStyle w:val="Heading2"/>
-                      <w:rPr>
-                        <w:rFonts w:ascii="Aptos SemiBold" w:hAnsi="Aptos SemiBold"/>
-                        <w:color w:val="auto"/>
-                        <w:sz w:val="16"/>
-                        <w:szCs w:val="16"/>
-                      </w:rPr>
+                      <w:pStyle w:val="BCLabel"/>
                     </w:pPr>
                   </w:p>
                 </w:tc>
@@ -1272,23 +936,19 @@
               <w:sdt>
                 <w:sdtPr>
                   <w:rPr>
-                    <w:rFonts w:cs="Segoe UI"/>
-                    <w:sz w:val="16"/>
-                    <w:szCs w:val="16"/>
+                    <w:lang w:val="da-DK" w:eastAsia="da-DK"/>
                   </w:rPr>
                   <w:alias w:val="#Nav: /Vendor/Posted_Deferral_Header"/>
                   <w:tag w:val="#Nav: Deferral_Summary_Purchasing/1702"/>
                   <w:id w:val="-75743694"/>
-                  <w15:dataBinding w:prefixMappings="xmlns:ns0='urn:microsoft-dynamics-nav/reports/Deferral_Summary_Purchasing/1702/' " w:xpath="/ns0:NavWordReportXmlPart[1]/ns0:Vendor[1]/ns0:Posted_Deferral_Header" w:storeItemID="{5F9AA176-249A-498C-98A4-F8C0DDD74752}"/>
+                  <w15:dataBinding w:prefixMappings="&lt;xmlns:ns0='urn:microsoft-dynamics-nav/reports/Deferral_Summary_Purchasing/1702/' " w:xpath="/ns0:NavWordReportXmlPart[1]/ns0:Vendor[1]/ns0:Posted_Deferral_Header" w:storeItemID="{5F9AA176-249A-498C-98A4-F8C0DDD74752}"/>
                   <w15:repeatingSection/>
                 </w:sdtPr>
                 <w:sdtContent>
                   <w:sdt>
                     <w:sdtPr>
                       <w:rPr>
-                        <w:rFonts w:cs="Segoe UI"/>
-                        <w:sz w:val="16"/>
-                        <w:szCs w:val="16"/>
+                        <w:lang w:val="da-DK" w:eastAsia="da-DK"/>
                       </w:rPr>
                       <w:id w:val="786244625"/>
                       <w:placeholder>
@@ -1299,14 +959,13 @@
                     <w:sdtContent>
                       <w:tr>
                         <w:trPr>
+                          <w:cantSplit/>
                           <w:trHeight w:val="418"/>
                         </w:trPr>
                         <w:sdt>
                           <w:sdtPr>
                             <w:rPr>
-                              <w:rFonts w:cs="Segoe UI"/>
-                              <w:sz w:val="16"/>
-                              <w:szCs w:val="16"/>
+                              <w:lang w:val="da-DK" w:eastAsia="da-DK"/>
                             </w:rPr>
                             <w:alias w:val="Hide Table Row If Empty"/>
                             <w:tag w:val="#BC:HideTableRowIfEmpty"/>
@@ -1316,13 +975,16 @@
                             </w:placeholder>
                             <w15:color w:val="FFA500"/>
                           </w:sdtPr>
+                          <w:sdtEndPr>
+                            <w:rPr>
+                              <w:lang w:val="en-AU" w:eastAsia="en-AU"/>
+                            </w:rPr>
+                          </w:sdtEndPr>
                           <w:sdtContent>
                             <w:sdt>
                               <w:sdtPr>
                                 <w:rPr>
-                                  <w:rFonts w:cs="Segoe UI"/>
-                                  <w:sz w:val="16"/>
-                                  <w:szCs w:val="16"/>
+                                  <w:lang w:val="da-DK" w:eastAsia="da-DK"/>
                                 </w:rPr>
                                 <w:alias w:val="#Nav: /Vendor/Posted_Deferral_Header/PostingDate"/>
                                 <w:tag w:val="#Nav: Deferral_Summary_Purchasing/1702"/>
@@ -1330,36 +992,32 @@
                                 <w:placeholder>
                                   <w:docPart w:val="5C4EF05920754B57B44CA25FC8F09904"/>
                                 </w:placeholder>
-                                <w:dataBinding w:prefixMappings="xmlns:ns0='urn:microsoft-dynamics-nav/reports/Deferral_Summary_Purchasing/1702/'" w:xpath="/ns0:NavWordReportXmlPart[1]/ns0:Vendor[1]/ns0:Posted_Deferral_Header[1]/ns0:PostingDate[1]" w:storeItemID="{5F9AA176-249A-498C-98A4-F8C0DDD74752}"/>
+                                <w:dataBinding w:prefixMappings="&lt;xmlns:ns0='urn:microsoft-dynamics-nav/reports/Deferral_Summary_Purchasing/1702/' " w:xpath="/ns0:NavWordReportXmlPart[1]/ns0:Vendor[1]/ns0:Posted_Deferral_Header[1]/ns0:PostingDate[1]" w:storeItemID="{5F9AA176-249A-498C-98A4-F8C0DDD74752}"/>
                                 <w:text/>
                               </w:sdtPr>
+                              <w:sdtEndPr>
+                                <w:rPr>
+                                  <w:lang w:val="en-AU" w:eastAsia="en-AU"/>
+                                </w:rPr>
+                              </w:sdtEndPr>
                               <w:sdtContent>
                                 <w:tc>
                                   <w:tcPr>
-                                    <w:tcW w:w="1200" w:type="dxa"/>
+                                    <w:tcW w:w="389" w:type="pct"/>
                                     <w:tcBorders>
                                       <w:top w:val="nil"/>
                                       <w:left w:val="nil"/>
-                                      <w:bottom w:val="single" w:color="F5F6F8" w:sz="4" w:space="0"/>
+                                      <w:bottom w:val="single" w:sz="4" w:space="0" w:color="F5F6F8"/>
                                       <w:right w:val="nil"/>
                                     </w:tcBorders>
                                     <w:vAlign w:val="center"/>
                                   </w:tcPr>
                                   <w:p>
                                     <w:pPr>
-                                      <w:rPr>
-                                        <w:rFonts w:cs="Segoe UI"/>
-                                        <w:sz w:val="16"/>
-                                        <w:szCs w:val="16"/>
-                                      </w:rPr>
+                                      <w:pStyle w:val="NoSpacing"/>
                                     </w:pPr>
                                     <w:proofErr w:type="spellStart"/>
                                     <w:r>
-                                      <w:rPr>
-                                        <w:rFonts w:cs="Segoe UI"/>
-                                        <w:sz w:val="16"/>
-                                        <w:szCs w:val="16"/>
-                                      </w:rPr>
                                       <w:t>PostingDate</w:t>
                                     </w:r>
                                     <w:proofErr w:type="spellEnd"/>
@@ -1371,48 +1029,35 @@
                         </w:sdt>
                         <w:sdt>
                           <w:sdtPr>
-                            <w:rPr>
-                              <w:rFonts w:cs="Segoe UI"/>
-                              <w:sz w:val="16"/>
-                              <w:szCs w:val="16"/>
-                            </w:rPr>
+                            <w:rPr/>
                             <w:alias w:val="#Nav: /Vendor/Posted_Deferral_Header/Document_No"/>
                             <w:tag w:val="#Nav: Deferral_Summary_Purchasing/1702"/>
                             <w:id w:val="1652642579"/>
                             <w:placeholder>
                               <w:docPart w:val="5C4EF05920754B57B44CA25FC8F09904"/>
                             </w:placeholder>
-                            <w:dataBinding w:prefixMappings="xmlns:ns0='urn:microsoft-dynamics-nav/reports/Deferral_Summary_Purchasing/1702/'" w:xpath="/ns0:NavWordReportXmlPart[1]/ns0:Vendor[1]/ns0:Posted_Deferral_Header[1]/ns0:Document_No[1]" w:storeItemID="{5F9AA176-249A-498C-98A4-F8C0DDD74752}"/>
+                            <w:dataBinding w:prefixMappings="&lt;xmlns:ns0='urn:microsoft-dynamics-nav/reports/Deferral_Summary_Purchasing/1702/' " w:xpath="/ns0:NavWordReportXmlPart[1]/ns0:Vendor[1]/ns0:Posted_Deferral_Header[1]/ns0:Document_No[1]" w:storeItemID="{5F9AA176-249A-498C-98A4-F8C0DDD74752}"/>
                             <w:text/>
                           </w:sdtPr>
                           <w:sdtContent>
                             <w:tc>
                               <w:tcPr>
-                                <w:tcW w:w="1501" w:type="dxa"/>
+                                <w:tcW w:w="487" w:type="pct"/>
                                 <w:gridSpan w:val="2"/>
                                 <w:tcBorders>
                                   <w:top w:val="nil"/>
                                   <w:left w:val="nil"/>
-                                  <w:bottom w:val="single" w:color="F5F6F8" w:sz="4" w:space="0"/>
+                                  <w:bottom w:val="single" w:sz="4" w:space="0" w:color="F5F6F8"/>
                                   <w:right w:val="nil"/>
                                 </w:tcBorders>
                                 <w:vAlign w:val="center"/>
                               </w:tcPr>
                               <w:p>
                                 <w:pPr>
-                                  <w:rPr>
-                                    <w:rFonts w:cs="Segoe UI"/>
-                                    <w:sz w:val="16"/>
-                                    <w:szCs w:val="16"/>
-                                  </w:rPr>
+                                  <w:pStyle w:val="NoSpacing"/>
                                 </w:pPr>
                                 <w:proofErr w:type="spellStart"/>
                                 <w:r>
-                                  <w:rPr>
-                                    <w:rFonts w:cs="Segoe UI"/>
-                                    <w:sz w:val="16"/>
-                                    <w:szCs w:val="16"/>
-                                  </w:rPr>
                                   <w:t>Document_No</w:t>
                                 </w:r>
                                 <w:proofErr w:type="spellEnd"/>
@@ -1422,47 +1067,34 @@
                         </w:sdt>
                         <w:sdt>
                           <w:sdtPr>
-                            <w:rPr>
-                              <w:rFonts w:cs="Segoe UI"/>
-                              <w:sz w:val="16"/>
-                              <w:szCs w:val="16"/>
-                            </w:rPr>
+                            <w:rPr/>
                             <w:alias w:val="#Nav: /Vendor/Posted_Deferral_Header/DocumentTypeString"/>
                             <w:tag w:val="#Nav: Deferral_Summary_Purchasing/1702"/>
                             <w:id w:val="-1010067229"/>
                             <w:placeholder>
                               <w:docPart w:val="5C4EF05920754B57B44CA25FC8F09904"/>
                             </w:placeholder>
-                            <w:dataBinding w:prefixMappings="xmlns:ns0='urn:microsoft-dynamics-nav/reports/Deferral_Summary_Purchasing/1702/'" w:xpath="/ns0:NavWordReportXmlPart[1]/ns0:Vendor[1]/ns0:Posted_Deferral_Header[1]/ns0:DocumentTypeString[1]" w:storeItemID="{5F9AA176-249A-498C-98A4-F8C0DDD74752}"/>
+                            <w:dataBinding w:prefixMappings="&lt;xmlns:ns0='urn:microsoft-dynamics-nav/reports/Deferral_Summary_Purchasing/1702/' " w:xpath="/ns0:NavWordReportXmlPart[1]/ns0:Vendor[1]/ns0:Posted_Deferral_Header[1]/ns0:DocumentTypeString[1]" w:storeItemID="{5F9AA176-249A-498C-98A4-F8C0DDD74752}"/>
                             <w:text/>
                           </w:sdtPr>
                           <w:sdtContent>
                             <w:tc>
                               <w:tcPr>
-                                <w:tcW w:w="1500" w:type="dxa"/>
+                                <w:tcW w:w="486" w:type="pct"/>
                                 <w:tcBorders>
                                   <w:top w:val="nil"/>
                                   <w:left w:val="nil"/>
-                                  <w:bottom w:val="single" w:color="F5F6F8" w:sz="4" w:space="0"/>
+                                  <w:bottom w:val="single" w:sz="4" w:space="0" w:color="F5F6F8"/>
                                   <w:right w:val="nil"/>
                                 </w:tcBorders>
                                 <w:vAlign w:val="center"/>
                               </w:tcPr>
                               <w:p>
                                 <w:pPr>
-                                  <w:rPr>
-                                    <w:rFonts w:cs="Segoe UI"/>
-                                    <w:sz w:val="16"/>
-                                    <w:szCs w:val="16"/>
-                                  </w:rPr>
+                                  <w:pStyle w:val="NoSpacing"/>
                                 </w:pPr>
                                 <w:proofErr w:type="spellStart"/>
                                 <w:r>
-                                  <w:rPr>
-                                    <w:rFonts w:cs="Segoe UI"/>
-                                    <w:sz w:val="16"/>
-                                    <w:szCs w:val="16"/>
-                                  </w:rPr>
                                   <w:t>DocumentTypeString</w:t>
                                 </w:r>
                                 <w:proofErr w:type="spellEnd"/>
@@ -1472,47 +1104,34 @@
                         </w:sdt>
                         <w:sdt>
                           <w:sdtPr>
-                            <w:rPr>
-                              <w:rFonts w:cs="Segoe UI"/>
-                              <w:sz w:val="16"/>
-                              <w:szCs w:val="16"/>
-                            </w:rPr>
+                            <w:rPr/>
                             <w:alias w:val="#Nav: /Vendor/Posted_Deferral_Header/LineType"/>
                             <w:tag w:val="#Nav: Deferral_Summary_Purchasing/1702"/>
                             <w:id w:val="-2116740334"/>
                             <w:placeholder>
                               <w:docPart w:val="5C4EF05920754B57B44CA25FC8F09904"/>
                             </w:placeholder>
-                            <w:dataBinding w:prefixMappings="xmlns:ns0='urn:microsoft-dynamics-nav/reports/Deferral_Summary_Purchasing/1702/'" w:xpath="/ns0:NavWordReportXmlPart[1]/ns0:Vendor[1]/ns0:Posted_Deferral_Header[1]/ns0:LineType[1]" w:storeItemID="{5F9AA176-249A-498C-98A4-F8C0DDD74752}"/>
+                            <w:dataBinding w:prefixMappings="&lt;xmlns:ns0='urn:microsoft-dynamics-nav/reports/Deferral_Summary_Purchasing/1702/' " w:xpath="/ns0:NavWordReportXmlPart[1]/ns0:Vendor[1]/ns0:Posted_Deferral_Header[1]/ns0:LineType[1]" w:storeItemID="{5F9AA176-249A-498C-98A4-F8C0DDD74752}"/>
                             <w:text/>
                           </w:sdtPr>
                           <w:sdtContent>
                             <w:tc>
                               <w:tcPr>
-                                <w:tcW w:w="1200" w:type="dxa"/>
+                                <w:tcW w:w="389" w:type="pct"/>
                                 <w:tcBorders>
                                   <w:top w:val="nil"/>
                                   <w:left w:val="nil"/>
-                                  <w:bottom w:val="single" w:color="F5F6F8" w:sz="4" w:space="0"/>
+                                  <w:bottom w:val="single" w:sz="4" w:space="0" w:color="F5F6F8"/>
                                   <w:right w:val="nil"/>
                                 </w:tcBorders>
                                 <w:vAlign w:val="center"/>
                               </w:tcPr>
                               <w:p>
                                 <w:pPr>
-                                  <w:rPr>
-                                    <w:rFonts w:cs="Segoe UI"/>
-                                    <w:sz w:val="16"/>
-                                    <w:szCs w:val="16"/>
-                                  </w:rPr>
+                                  <w:pStyle w:val="NoSpacing"/>
                                 </w:pPr>
                                 <w:proofErr w:type="spellStart"/>
                                 <w:r>
-                                  <w:rPr>
-                                    <w:rFonts w:cs="Segoe UI"/>
-                                    <w:sz w:val="16"/>
-                                    <w:szCs w:val="16"/>
-                                  </w:rPr>
                                   <w:t>LineType</w:t>
                                 </w:r>
                                 <w:proofErr w:type="spellEnd"/>
@@ -1522,47 +1141,34 @@
                         </w:sdt>
                         <w:sdt>
                           <w:sdtPr>
-                            <w:rPr>
-                              <w:rFonts w:cs="Segoe UI"/>
-                              <w:sz w:val="16"/>
-                              <w:szCs w:val="16"/>
-                            </w:rPr>
+                            <w:rPr/>
                             <w:alias w:val="#Nav: /Vendor/Posted_Deferral_Header/LineDescription"/>
                             <w:tag w:val="#Nav: Deferral_Summary_Purchasing/1702"/>
                             <w:id w:val="-1759050373"/>
                             <w:placeholder>
                               <w:docPart w:val="5C4EF05920754B57B44CA25FC8F09904"/>
                             </w:placeholder>
-                            <w:dataBinding w:prefixMappings="xmlns:ns0='urn:microsoft-dynamics-nav/reports/Deferral_Summary_Purchasing/1702/'" w:xpath="/ns0:NavWordReportXmlPart[1]/ns0:Vendor[1]/ns0:Posted_Deferral_Header[1]/ns0:LineDescription[1]" w:storeItemID="{5F9AA176-249A-498C-98A4-F8C0DDD74752}"/>
+                            <w:dataBinding w:prefixMappings="&lt;xmlns:ns0='urn:microsoft-dynamics-nav/reports/Deferral_Summary_Purchasing/1702/' " w:xpath="/ns0:NavWordReportXmlPart[1]/ns0:Vendor[1]/ns0:Posted_Deferral_Header[1]/ns0:LineDescription[1]" w:storeItemID="{5F9AA176-249A-498C-98A4-F8C0DDD74752}"/>
                             <w:text/>
                           </w:sdtPr>
                           <w:sdtContent>
                             <w:tc>
                               <w:tcPr>
-                                <w:tcW w:w="2251" w:type="dxa"/>
+                                <w:tcW w:w="730" w:type="pct"/>
                                 <w:tcBorders>
                                   <w:top w:val="nil"/>
                                   <w:left w:val="nil"/>
-                                  <w:bottom w:val="single" w:color="F5F6F8" w:sz="4" w:space="0"/>
+                                  <w:bottom w:val="single" w:sz="4" w:space="0" w:color="F5F6F8"/>
                                   <w:right w:val="nil"/>
                                 </w:tcBorders>
                                 <w:vAlign w:val="center"/>
                               </w:tcPr>
                               <w:p>
                                 <w:pPr>
-                                  <w:rPr>
-                                    <w:rFonts w:cs="Segoe UI"/>
-                                    <w:sz w:val="16"/>
-                                    <w:szCs w:val="16"/>
-                                  </w:rPr>
+                                  <w:pStyle w:val="NoSpacing"/>
                                 </w:pPr>
                                 <w:proofErr w:type="spellStart"/>
                                 <w:r>
-                                  <w:rPr>
-                                    <w:rFonts w:cs="Segoe UI"/>
-                                    <w:sz w:val="16"/>
-                                    <w:szCs w:val="16"/>
-                                  </w:rPr>
                                   <w:t>LineDescription</w:t>
                                 </w:r>
                                 <w:proofErr w:type="spellEnd"/>
@@ -1572,47 +1178,34 @@
                         </w:sdt>
                         <w:sdt>
                           <w:sdtPr>
-                            <w:rPr>
-                              <w:rFonts w:cs="Segoe UI"/>
-                              <w:sz w:val="16"/>
-                              <w:szCs w:val="16"/>
-                            </w:rPr>
+                            <w:rPr/>
                             <w:alias w:val="#Nav: /Vendor/Posted_Deferral_Header/DeferralAccount"/>
                             <w:tag w:val="#Nav: Deferral_Summary_Purchasing/1702"/>
                             <w:id w:val="-840084787"/>
                             <w:placeholder>
                               <w:docPart w:val="5C4EF05920754B57B44CA25FC8F09904"/>
                             </w:placeholder>
-                            <w:dataBinding w:prefixMappings="xmlns:ns0='urn:microsoft-dynamics-nav/reports/Deferral_Summary_Purchasing/1702/'" w:xpath="/ns0:NavWordReportXmlPart[1]/ns0:Vendor[1]/ns0:Posted_Deferral_Header[1]/ns0:DeferralAccount[1]" w:storeItemID="{5F9AA176-249A-498C-98A4-F8C0DDD74752}"/>
+                            <w:dataBinding w:prefixMappings="&lt;xmlns:ns0='urn:microsoft-dynamics-nav/reports/Deferral_Summary_Purchasing/1702/' " w:xpath="/ns0:NavWordReportXmlPart[1]/ns0:Vendor[1]/ns0:Posted_Deferral_Header[1]/ns0:DeferralAccount[1]" w:storeItemID="{5F9AA176-249A-498C-98A4-F8C0DDD74752}"/>
                             <w:text/>
                           </w:sdtPr>
                           <w:sdtContent>
                             <w:tc>
                               <w:tcPr>
-                                <w:tcW w:w="1500" w:type="dxa"/>
+                                <w:tcW w:w="486" w:type="pct"/>
                                 <w:tcBorders>
                                   <w:top w:val="nil"/>
                                   <w:left w:val="nil"/>
-                                  <w:bottom w:val="single" w:color="F5F6F8" w:sz="4" w:space="0"/>
+                                  <w:bottom w:val="single" w:sz="4" w:space="0" w:color="F5F6F8"/>
                                   <w:right w:val="nil"/>
                                 </w:tcBorders>
                                 <w:vAlign w:val="center"/>
                               </w:tcPr>
                               <w:p>
                                 <w:pPr>
-                                  <w:rPr>
-                                    <w:rFonts w:cs="Segoe UI"/>
-                                    <w:sz w:val="16"/>
-                                    <w:szCs w:val="16"/>
-                                  </w:rPr>
+                                  <w:pStyle w:val="NoSpacing"/>
                                 </w:pPr>
                                 <w:proofErr w:type="spellStart"/>
                                 <w:r>
-                                  <w:rPr>
-                                    <w:rFonts w:cs="Segoe UI"/>
-                                    <w:sz w:val="16"/>
-                                    <w:szCs w:val="16"/>
-                                  </w:rPr>
                                   <w:t>DeferralAccount</w:t>
                                 </w:r>
                                 <w:proofErr w:type="spellEnd"/>
@@ -1622,48 +1215,35 @@
                         </w:sdt>
                         <w:sdt>
                           <w:sdtPr>
-                            <w:rPr>
-                              <w:rFonts w:cs="Segoe UI"/>
-                              <w:sz w:val="16"/>
-                              <w:szCs w:val="16"/>
-                            </w:rPr>
+                            <w:rPr/>
                             <w:alias w:val="#Nav: /Vendor/Posted_Deferral_Header/DeferralStartDate"/>
                             <w:tag w:val="#Nav: Deferral_Summary_Purchasing/1702"/>
                             <w:id w:val="-749736927"/>
                             <w:placeholder>
                               <w:docPart w:val="5C4EF05920754B57B44CA25FC8F09904"/>
                             </w:placeholder>
-                            <w:dataBinding w:prefixMappings="xmlns:ns0='urn:microsoft-dynamics-nav/reports/Deferral_Summary_Purchasing/1702/'" w:xpath="/ns0:NavWordReportXmlPart[1]/ns0:Vendor[1]/ns0:Posted_Deferral_Header[1]/ns0:DeferralStartDate[1]" w:storeItemID="{5F9AA176-249A-498C-98A4-F8C0DDD74752}"/>
+                            <w:dataBinding w:prefixMappings="&lt;xmlns:ns0='urn:microsoft-dynamics-nav/reports/Deferral_Summary_Purchasing/1702/' " w:xpath="/ns0:NavWordReportXmlPart[1]/ns0:Vendor[1]/ns0:Posted_Deferral_Header[1]/ns0:DeferralStartDate[1]" w:storeItemID="{5F9AA176-249A-498C-98A4-F8C0DDD74752}"/>
                             <w:text/>
                           </w:sdtPr>
                           <w:sdtContent>
                             <w:tc>
                               <w:tcPr>
-                                <w:tcW w:w="1200" w:type="dxa"/>
+                                <w:tcW w:w="389" w:type="pct"/>
                                 <w:tcBorders>
                                   <w:top w:val="nil"/>
                                   <w:left w:val="nil"/>
-                                  <w:bottom w:val="single" w:color="F5F6F8" w:sz="4" w:space="0"/>
+                                  <w:bottom w:val="single" w:sz="4" w:space="0" w:color="F5F6F8"/>
                                   <w:right w:val="nil"/>
                                 </w:tcBorders>
                                 <w:vAlign w:val="center"/>
                               </w:tcPr>
                               <w:p>
                                 <w:pPr>
+                                  <w:pStyle w:val="BCNumber"/>
                                   <w:jc w:val="right"/>
-                                  <w:rPr>
-                                    <w:rFonts w:cs="Segoe UI"/>
-                                    <w:sz w:val="16"/>
-                                    <w:szCs w:val="16"/>
-                                  </w:rPr>
                                 </w:pPr>
                                 <w:proofErr w:type="spellStart"/>
                                 <w:r>
-                                  <w:rPr>
-                                    <w:rFonts w:cs="Segoe UI"/>
-                                    <w:sz w:val="16"/>
-                                    <w:szCs w:val="16"/>
-                                  </w:rPr>
                                   <w:t>DeferralStartDate</w:t>
                                 </w:r>
                                 <w:proofErr w:type="spellEnd"/>
@@ -1673,48 +1253,35 @@
                         </w:sdt>
                         <w:sdt>
                           <w:sdtPr>
-                            <w:rPr>
-                              <w:rFonts w:cs="Segoe UI"/>
-                              <w:sz w:val="16"/>
-                              <w:szCs w:val="16"/>
-                            </w:rPr>
+                            <w:rPr/>
                             <w:alias w:val="#Nav: /Vendor/Posted_Deferral_Header/NumOfPeriods"/>
                             <w:tag w:val="#Nav: Deferral_Summary_Purchasing/1702"/>
                             <w:id w:val="1365328665"/>
                             <w:placeholder>
                               <w:docPart w:val="5C4EF05920754B57B44CA25FC8F09904"/>
                             </w:placeholder>
-                            <w:dataBinding w:prefixMappings="xmlns:ns0='urn:microsoft-dynamics-nav/reports/Deferral_Summary_Purchasing/1702/'" w:xpath="/ns0:NavWordReportXmlPart[1]/ns0:Vendor[1]/ns0:Posted_Deferral_Header[1]/ns0:NumOfPeriods[1]" w:storeItemID="{5F9AA176-249A-498C-98A4-F8C0DDD74752}"/>
+                            <w:dataBinding w:prefixMappings="&lt;xmlns:ns0='urn:microsoft-dynamics-nav/reports/Deferral_Summary_Purchasing/1702/' " w:xpath="/ns0:NavWordReportXmlPart[1]/ns0:Vendor[1]/ns0:Posted_Deferral_Header[1]/ns0:NumOfPeriods[1]" w:storeItemID="{5F9AA176-249A-498C-98A4-F8C0DDD74752}"/>
                             <w:text/>
                           </w:sdtPr>
                           <w:sdtContent>
                             <w:tc>
                               <w:tcPr>
-                                <w:tcW w:w="1050" w:type="dxa"/>
+                                <w:tcW w:w="340" w:type="pct"/>
                                 <w:tcBorders>
                                   <w:top w:val="nil"/>
                                   <w:left w:val="nil"/>
-                                  <w:bottom w:val="single" w:color="F5F6F8" w:sz="4" w:space="0"/>
+                                  <w:bottom w:val="single" w:sz="4" w:space="0" w:color="F5F6F8"/>
                                   <w:right w:val="nil"/>
                                 </w:tcBorders>
                                 <w:vAlign w:val="center"/>
                               </w:tcPr>
                               <w:p>
                                 <w:pPr>
+                                  <w:pStyle w:val="BCNumber"/>
                                   <w:jc w:val="right"/>
-                                  <w:rPr>
-                                    <w:rFonts w:cs="Segoe UI"/>
-                                    <w:sz w:val="16"/>
-                                    <w:szCs w:val="16"/>
-                                  </w:rPr>
                                 </w:pPr>
                                 <w:proofErr w:type="spellStart"/>
                                 <w:r>
-                                  <w:rPr>
-                                    <w:rFonts w:cs="Segoe UI"/>
-                                    <w:sz w:val="16"/>
-                                    <w:szCs w:val="16"/>
-                                  </w:rPr>
                                   <w:t>NumOfPeriods</w:t>
                                 </w:r>
                                 <w:proofErr w:type="spellEnd"/>
@@ -1724,48 +1291,35 @@
                         </w:sdt>
                         <w:sdt>
                           <w:sdtPr>
-                            <w:rPr>
-                              <w:rFonts w:cs="Segoe UI"/>
-                              <w:sz w:val="16"/>
-                              <w:szCs w:val="16"/>
-                            </w:rPr>
+                            <w:rPr/>
                             <w:alias w:val="#Nav: /Vendor/Posted_Deferral_Header/AmtRecognized"/>
                             <w:tag w:val="#Nav: Deferral_Summary_Purchasing/1702"/>
                             <w:id w:val="-1952084912"/>
                             <w:placeholder>
                               <w:docPart w:val="5C4EF05920754B57B44CA25FC8F09904"/>
                             </w:placeholder>
-                            <w:dataBinding w:prefixMappings="xmlns:ns0='urn:microsoft-dynamics-nav/reports/Deferral_Summary_Purchasing/1702/'" w:xpath="/ns0:NavWordReportXmlPart[1]/ns0:Vendor[1]/ns0:Posted_Deferral_Header[1]/ns0:AmtRecognized[1]" w:storeItemID="{5F9AA176-249A-498C-98A4-F8C0DDD74752}"/>
+                            <w:dataBinding w:prefixMappings="&lt;xmlns:ns0='urn:microsoft-dynamics-nav/reports/Deferral_Summary_Purchasing/1702/' " w:xpath="/ns0:NavWordReportXmlPart[1]/ns0:Vendor[1]/ns0:Posted_Deferral_Header[1]/ns0:AmtRecognized[1]" w:storeItemID="{5F9AA176-249A-498C-98A4-F8C0DDD74752}"/>
                             <w:text/>
                           </w:sdtPr>
                           <w:sdtContent>
                             <w:tc>
                               <w:tcPr>
-                                <w:tcW w:w="1351" w:type="dxa"/>
+                                <w:tcW w:w="438" w:type="pct"/>
                                 <w:tcBorders>
                                   <w:top w:val="nil"/>
                                   <w:left w:val="nil"/>
-                                  <w:bottom w:val="single" w:color="F5F6F8" w:sz="4" w:space="0"/>
+                                  <w:bottom w:val="single" w:sz="4" w:space="0" w:color="F5F6F8"/>
                                   <w:right w:val="nil"/>
                                 </w:tcBorders>
                                 <w:vAlign w:val="center"/>
                               </w:tcPr>
                               <w:p>
                                 <w:pPr>
+                                  <w:pStyle w:val="BCNumber"/>
                                   <w:jc w:val="right"/>
-                                  <w:rPr>
-                                    <w:rFonts w:cs="Segoe UI"/>
-                                    <w:sz w:val="16"/>
-                                    <w:szCs w:val="16"/>
-                                  </w:rPr>
                                 </w:pPr>
                                 <w:proofErr w:type="spellStart"/>
                                 <w:r>
-                                  <w:rPr>
-                                    <w:rFonts w:cs="Segoe UI"/>
-                                    <w:sz w:val="16"/>
-                                    <w:szCs w:val="16"/>
-                                  </w:rPr>
                                   <w:t>AmtRecognized</w:t>
                                 </w:r>
                                 <w:proofErr w:type="spellEnd"/>
@@ -1775,48 +1329,35 @@
                         </w:sdt>
                         <w:sdt>
                           <w:sdtPr>
-                            <w:rPr>
-                              <w:rFonts w:cs="Segoe UI"/>
-                              <w:sz w:val="16"/>
-                              <w:szCs w:val="16"/>
-                            </w:rPr>
+                            <w:rPr/>
                             <w:alias w:val="#Nav: /Vendor/Posted_Deferral_Header/RemainingAmtDeferred"/>
                             <w:tag w:val="#Nav: Deferral_Summary_Purchasing/1702"/>
                             <w:id w:val="148557067"/>
                             <w:placeholder>
                               <w:docPart w:val="5C4EF05920754B57B44CA25FC8F09904"/>
                             </w:placeholder>
-                            <w:dataBinding w:prefixMappings="xmlns:ns0='urn:microsoft-dynamics-nav/reports/Deferral_Summary_Purchasing/1702/'" w:xpath="/ns0:NavWordReportXmlPart[1]/ns0:Vendor[1]/ns0:Posted_Deferral_Header[1]/ns0:RemainingAmtDeferred[1]" w:storeItemID="{5F9AA176-249A-498C-98A4-F8C0DDD74752}"/>
+                            <w:dataBinding w:prefixMappings="&lt;xmlns:ns0='urn:microsoft-dynamics-nav/reports/Deferral_Summary_Purchasing/1702/' " w:xpath="/ns0:NavWordReportXmlPart[1]/ns0:Vendor[1]/ns0:Posted_Deferral_Header[1]/ns0:RemainingAmtDeferred[1]" w:storeItemID="{5F9AA176-249A-498C-98A4-F8C0DDD74752}"/>
                             <w:text/>
                           </w:sdtPr>
                           <w:sdtContent>
                             <w:tc>
                               <w:tcPr>
-                                <w:tcW w:w="1351" w:type="dxa"/>
+                                <w:tcW w:w="438" w:type="pct"/>
                                 <w:tcBorders>
                                   <w:top w:val="nil"/>
                                   <w:left w:val="nil"/>
-                                  <w:bottom w:val="single" w:color="F5F6F8" w:sz="4" w:space="0"/>
+                                  <w:bottom w:val="single" w:sz="4" w:space="0" w:color="F5F6F8"/>
                                   <w:right w:val="nil"/>
                                 </w:tcBorders>
                                 <w:vAlign w:val="center"/>
                               </w:tcPr>
                               <w:p>
                                 <w:pPr>
+                                  <w:pStyle w:val="BCNumber"/>
                                   <w:jc w:val="right"/>
-                                  <w:rPr>
-                                    <w:rFonts w:cs="Segoe UI"/>
-                                    <w:sz w:val="16"/>
-                                    <w:szCs w:val="16"/>
-                                  </w:rPr>
                                 </w:pPr>
                                 <w:proofErr w:type="spellStart"/>
                                 <w:r>
-                                  <w:rPr>
-                                    <w:rFonts w:cs="Segoe UI"/>
-                                    <w:sz w:val="16"/>
-                                    <w:szCs w:val="16"/>
-                                  </w:rPr>
                                   <w:t>RemainingAmtDeferred</w:t>
                                 </w:r>
                                 <w:proofErr w:type="spellEnd"/>
@@ -1826,48 +1367,35 @@
                         </w:sdt>
                         <w:sdt>
                           <w:sdtPr>
-                            <w:rPr>
-                              <w:rFonts w:cs="Segoe UI"/>
-                              <w:sz w:val="16"/>
-                              <w:szCs w:val="16"/>
-                            </w:rPr>
+                            <w:rPr/>
                             <w:alias w:val="#Nav: /Vendor/Posted_Deferral_Header/TotalAmtDeferred"/>
                             <w:tag w:val="#Nav: Deferral_Summary_Purchasing/1702"/>
                             <w:id w:val="907044575"/>
                             <w:placeholder>
                               <w:docPart w:val="5C4EF05920754B57B44CA25FC8F09904"/>
                             </w:placeholder>
-                            <w:dataBinding w:prefixMappings="xmlns:ns0='urn:microsoft-dynamics-nav/reports/Deferral_Summary_Purchasing/1702/'" w:xpath="/ns0:NavWordReportXmlPart[1]/ns0:Vendor[1]/ns0:Posted_Deferral_Header[1]/ns0:TotalAmtDeferred[1]" w:storeItemID="{5F9AA176-249A-498C-98A4-F8C0DDD74752}"/>
+                            <w:dataBinding w:prefixMappings="&lt;xmlns:ns0='urn:microsoft-dynamics-nav/reports/Deferral_Summary_Purchasing/1702/' " w:xpath="/ns0:NavWordReportXmlPart[1]/ns0:Vendor[1]/ns0:Posted_Deferral_Header[1]/ns0:TotalAmtDeferred[1]" w:storeItemID="{5F9AA176-249A-498C-98A4-F8C0DDD74752}"/>
                             <w:text/>
                           </w:sdtPr>
                           <w:sdtContent>
                             <w:tc>
                               <w:tcPr>
-                                <w:tcW w:w="1318" w:type="dxa"/>
+                                <w:tcW w:w="428" w:type="pct"/>
                                 <w:tcBorders>
                                   <w:top w:val="nil"/>
                                   <w:left w:val="nil"/>
-                                  <w:bottom w:val="single" w:color="F5F6F8" w:sz="4" w:space="0"/>
+                                  <w:bottom w:val="single" w:sz="4" w:space="0" w:color="F5F6F8"/>
                                   <w:right w:val="nil"/>
                                 </w:tcBorders>
                                 <w:vAlign w:val="center"/>
                               </w:tcPr>
                               <w:p>
                                 <w:pPr>
+                                  <w:pStyle w:val="BCNumber"/>
                                   <w:jc w:val="right"/>
-                                  <w:rPr>
-                                    <w:rFonts w:cs="Segoe UI"/>
-                                    <w:sz w:val="16"/>
-                                    <w:szCs w:val="16"/>
-                                  </w:rPr>
                                 </w:pPr>
                                 <w:proofErr w:type="spellStart"/>
                                 <w:r>
-                                  <w:rPr>
-                                    <w:rFonts w:cs="Segoe UI"/>
-                                    <w:sz w:val="16"/>
-                                    <w:szCs w:val="16"/>
-                                  </w:rPr>
                                   <w:t>TotalAmtDeferred</w:t>
                                 </w:r>
                                 <w:proofErr w:type="spellEnd"/>
@@ -1881,480 +1409,375 @@
                 </w:sdtContent>
               </w:sdt>
               <w:tr>
+                <w:trPr>
+                  <w:cantSplit/>
+                </w:trPr>
                 <w:tc>
                   <w:tcPr>
-                    <w:tcW w:w="1200" w:type="dxa"/>
+                    <w:tcW w:w="389" w:type="pct"/>
                     <w:tcBorders>
-                      <w:top w:val="single" w:color="F5F6F8" w:sz="4" w:space="0"/>
+                      <w:top w:val="single" w:sz="4" w:space="0" w:color="F5F6F8"/>
                       <w:left w:val="nil"/>
-                      <w:bottom w:val="single" w:color="auto" w:sz="4" w:space="0"/>
+                      <w:bottom w:val="single" w:sz="4" w:space="0" w:color="auto"/>
                       <w:right w:val="nil"/>
                     </w:tcBorders>
                     <w:shd w:val="clear" w:color="auto" w:fill="FFFFFF" w:themeFill="background1"/>
                   </w:tcPr>
                   <w:p>
                     <w:pPr>
-                      <w:rPr>
-                        <w:rFonts w:ascii="Segoe UI" w:hAnsi="Segoe UI" w:cs="Segoe UI"/>
-                        <w:sz w:val="16"/>
-                        <w:szCs w:val="16"/>
-                      </w:rPr>
+                      <w:pStyle w:val="NoSpacing"/>
                     </w:pPr>
                   </w:p>
                 </w:tc>
                 <w:tc>
                   <w:tcPr>
-                    <w:tcW w:w="1501" w:type="dxa"/>
+                    <w:tcW w:w="487" w:type="pct"/>
                     <w:gridSpan w:val="2"/>
                     <w:tcBorders>
-                      <w:top w:val="single" w:color="F5F6F8" w:sz="4" w:space="0"/>
+                      <w:top w:val="single" w:sz="4" w:space="0" w:color="F5F6F8"/>
                       <w:left w:val="nil"/>
-                      <w:bottom w:val="single" w:color="auto" w:sz="4" w:space="0"/>
+                      <w:bottom w:val="single" w:sz="4" w:space="0" w:color="auto"/>
                       <w:right w:val="nil"/>
                     </w:tcBorders>
                     <w:shd w:val="clear" w:color="auto" w:fill="FFFFFF" w:themeFill="background1"/>
                   </w:tcPr>
                   <w:p>
                     <w:pPr>
-                      <w:rPr>
-                        <w:rFonts w:ascii="Segoe UI" w:hAnsi="Segoe UI" w:cs="Segoe UI"/>
-                        <w:sz w:val="16"/>
-                        <w:szCs w:val="16"/>
-                      </w:rPr>
+                      <w:pStyle w:val="NoSpacing"/>
                     </w:pPr>
                   </w:p>
                 </w:tc>
                 <w:tc>
                   <w:tcPr>
-                    <w:tcW w:w="1500" w:type="dxa"/>
+                    <w:tcW w:w="486" w:type="pct"/>
                     <w:tcBorders>
-                      <w:top w:val="single" w:color="F5F6F8" w:sz="4" w:space="0"/>
+                      <w:top w:val="single" w:sz="4" w:space="0" w:color="F5F6F8"/>
                       <w:left w:val="nil"/>
-                      <w:bottom w:val="single" w:color="auto" w:sz="4" w:space="0"/>
+                      <w:bottom w:val="single" w:sz="4" w:space="0" w:color="auto"/>
                       <w:right w:val="nil"/>
                     </w:tcBorders>
                     <w:shd w:val="clear" w:color="auto" w:fill="FFFFFF" w:themeFill="background1"/>
                   </w:tcPr>
                   <w:p>
                     <w:pPr>
-                      <w:rPr>
-                        <w:rFonts w:ascii="Segoe UI" w:hAnsi="Segoe UI" w:cs="Segoe UI"/>
-                        <w:sz w:val="16"/>
-                        <w:szCs w:val="16"/>
-                      </w:rPr>
+                      <w:pStyle w:val="NoSpacing"/>
                     </w:pPr>
                   </w:p>
                 </w:tc>
                 <w:tc>
                   <w:tcPr>
-                    <w:tcW w:w="1200" w:type="dxa"/>
+                    <w:tcW w:w="389" w:type="pct"/>
                     <w:tcBorders>
-                      <w:top w:val="single" w:color="F5F6F8" w:sz="4" w:space="0"/>
+                      <w:top w:val="single" w:sz="4" w:space="0" w:color="F5F6F8"/>
                       <w:left w:val="nil"/>
-                      <w:bottom w:val="single" w:color="auto" w:sz="4" w:space="0"/>
+                      <w:bottom w:val="single" w:sz="4" w:space="0" w:color="auto"/>
                       <w:right w:val="nil"/>
                     </w:tcBorders>
                     <w:shd w:val="clear" w:color="auto" w:fill="FFFFFF" w:themeFill="background1"/>
                   </w:tcPr>
                   <w:p>
                     <w:pPr>
-                      <w:rPr>
-                        <w:rFonts w:ascii="Segoe UI" w:hAnsi="Segoe UI" w:cs="Segoe UI"/>
-                        <w:sz w:val="16"/>
-                        <w:szCs w:val="16"/>
-                      </w:rPr>
+                      <w:pStyle w:val="NoSpacing"/>
                     </w:pPr>
                   </w:p>
                 </w:tc>
                 <w:tc>
                   <w:tcPr>
-                    <w:tcW w:w="2251" w:type="dxa"/>
+                    <w:tcW w:w="730" w:type="pct"/>
                     <w:tcBorders>
-                      <w:top w:val="single" w:color="F5F6F8" w:sz="4" w:space="0"/>
+                      <w:top w:val="single" w:sz="4" w:space="0" w:color="F5F6F8"/>
                       <w:left w:val="nil"/>
-                      <w:bottom w:val="single" w:color="auto" w:sz="4" w:space="0"/>
+                      <w:bottom w:val="single" w:sz="4" w:space="0" w:color="auto"/>
                       <w:right w:val="nil"/>
                     </w:tcBorders>
                     <w:shd w:val="clear" w:color="auto" w:fill="FFFFFF" w:themeFill="background1"/>
                   </w:tcPr>
                   <w:p>
                     <w:pPr>
-                      <w:rPr>
-                        <w:rFonts w:ascii="Segoe UI" w:hAnsi="Segoe UI" w:cs="Segoe UI"/>
-                        <w:sz w:val="16"/>
-                        <w:szCs w:val="16"/>
-                      </w:rPr>
+                      <w:pStyle w:val="NoSpacing"/>
                     </w:pPr>
                   </w:p>
                 </w:tc>
                 <w:tc>
                   <w:tcPr>
-                    <w:tcW w:w="1500" w:type="dxa"/>
+                    <w:tcW w:w="486" w:type="pct"/>
                     <w:tcBorders>
-                      <w:top w:val="single" w:color="F5F6F8" w:sz="4" w:space="0"/>
+                      <w:top w:val="single" w:sz="4" w:space="0" w:color="F5F6F8"/>
                       <w:left w:val="nil"/>
-                      <w:bottom w:val="single" w:color="auto" w:sz="4" w:space="0"/>
+                      <w:bottom w:val="single" w:sz="4" w:space="0" w:color="auto"/>
                       <w:right w:val="nil"/>
                     </w:tcBorders>
                     <w:shd w:val="clear" w:color="auto" w:fill="FFFFFF" w:themeFill="background1"/>
                   </w:tcPr>
                   <w:p>
                     <w:pPr>
-                      <w:rPr>
-                        <w:rFonts w:ascii="Segoe UI" w:hAnsi="Segoe UI" w:cs="Segoe UI"/>
-                        <w:sz w:val="16"/>
-                        <w:szCs w:val="16"/>
-                      </w:rPr>
+                      <w:pStyle w:val="NoSpacing"/>
                     </w:pPr>
                   </w:p>
                 </w:tc>
                 <w:tc>
                   <w:tcPr>
-                    <w:tcW w:w="1200" w:type="dxa"/>
+                    <w:tcW w:w="389" w:type="pct"/>
                     <w:tcBorders>
-                      <w:top w:val="single" w:color="F5F6F8" w:sz="4" w:space="0"/>
+                      <w:top w:val="single" w:sz="4" w:space="0" w:color="F5F6F8"/>
                       <w:left w:val="nil"/>
-                      <w:bottom w:val="single" w:color="auto" w:sz="4" w:space="0"/>
+                      <w:bottom w:val="single" w:sz="4" w:space="0" w:color="auto"/>
                       <w:right w:val="nil"/>
                     </w:tcBorders>
                     <w:shd w:val="clear" w:color="auto" w:fill="FFFFFF" w:themeFill="background1"/>
                   </w:tcPr>
                   <w:p>
                     <w:pPr>
+                      <w:pStyle w:val="BCNumber"/>
                       <w:jc w:val="right"/>
-                      <w:rPr>
-                        <w:rFonts w:ascii="Segoe UI" w:hAnsi="Segoe UI" w:cs="Segoe UI"/>
-                        <w:sz w:val="16"/>
-                        <w:szCs w:val="16"/>
-                      </w:rPr>
                     </w:pPr>
                   </w:p>
                 </w:tc>
                 <w:tc>
                   <w:tcPr>
-                    <w:tcW w:w="1050" w:type="dxa"/>
+                    <w:tcW w:w="340" w:type="pct"/>
                     <w:tcBorders>
-                      <w:top w:val="single" w:color="F5F6F8" w:sz="4" w:space="0"/>
+                      <w:top w:val="single" w:sz="4" w:space="0" w:color="F5F6F8"/>
                       <w:left w:val="nil"/>
-                      <w:bottom w:val="single" w:color="auto" w:sz="4" w:space="0"/>
+                      <w:bottom w:val="single" w:sz="4" w:space="0" w:color="auto"/>
                       <w:right w:val="nil"/>
                     </w:tcBorders>
                     <w:shd w:val="clear" w:color="auto" w:fill="FFFFFF" w:themeFill="background1"/>
                   </w:tcPr>
                   <w:p>
                     <w:pPr>
+                      <w:pStyle w:val="BCNumber"/>
                       <w:jc w:val="right"/>
-                      <w:rPr>
-                        <w:rFonts w:ascii="Segoe UI" w:hAnsi="Segoe UI" w:cs="Segoe UI"/>
-                        <w:sz w:val="16"/>
-                        <w:szCs w:val="16"/>
-                      </w:rPr>
                     </w:pPr>
                   </w:p>
                 </w:tc>
                 <w:tc>
                   <w:tcPr>
-                    <w:tcW w:w="1351" w:type="dxa"/>
+                    <w:tcW w:w="438" w:type="pct"/>
                     <w:tcBorders>
-                      <w:top w:val="single" w:color="F5F6F8" w:sz="4" w:space="0"/>
+                      <w:top w:val="single" w:sz="4" w:space="0" w:color="F5F6F8"/>
                       <w:left w:val="nil"/>
-                      <w:bottom w:val="single" w:color="auto" w:sz="4" w:space="0"/>
+                      <w:bottom w:val="single" w:sz="4" w:space="0" w:color="auto"/>
                       <w:right w:val="nil"/>
                     </w:tcBorders>
                     <w:shd w:val="clear" w:color="auto" w:fill="FFFFFF" w:themeFill="background1"/>
                   </w:tcPr>
                   <w:p>
                     <w:pPr>
+                      <w:pStyle w:val="BCNumber"/>
                       <w:jc w:val="right"/>
-                      <w:rPr>
-                        <w:rFonts w:ascii="Segoe UI" w:hAnsi="Segoe UI" w:cs="Segoe UI"/>
-                        <w:sz w:val="16"/>
-                        <w:szCs w:val="16"/>
-                      </w:rPr>
                     </w:pPr>
                   </w:p>
                 </w:tc>
                 <w:tc>
                   <w:tcPr>
-                    <w:tcW w:w="1351" w:type="dxa"/>
+                    <w:tcW w:w="438" w:type="pct"/>
                     <w:tcBorders>
-                      <w:top w:val="single" w:color="F5F6F8" w:sz="4" w:space="0"/>
+                      <w:top w:val="single" w:sz="4" w:space="0" w:color="F5F6F8"/>
                       <w:left w:val="nil"/>
-                      <w:bottom w:val="single" w:color="auto" w:sz="4" w:space="0"/>
+                      <w:bottom w:val="single" w:sz="4" w:space="0" w:color="auto"/>
                       <w:right w:val="nil"/>
                     </w:tcBorders>
                     <w:shd w:val="clear" w:color="auto" w:fill="FFFFFF" w:themeFill="background1"/>
                   </w:tcPr>
                   <w:p>
                     <w:pPr>
+                      <w:pStyle w:val="BCNumber"/>
                       <w:jc w:val="right"/>
-                      <w:rPr>
-                        <w:rFonts w:ascii="Segoe UI" w:hAnsi="Segoe UI" w:cs="Segoe UI"/>
-                        <w:sz w:val="16"/>
-                        <w:szCs w:val="16"/>
-                      </w:rPr>
                     </w:pPr>
                   </w:p>
                 </w:tc>
                 <w:tc>
                   <w:tcPr>
-                    <w:tcW w:w="1318" w:type="dxa"/>
+                    <w:tcW w:w="428" w:type="pct"/>
                     <w:tcBorders>
-                      <w:top w:val="single" w:color="F5F6F8" w:sz="4" w:space="0"/>
+                      <w:top w:val="single" w:sz="4" w:space="0" w:color="F5F6F8"/>
                       <w:left w:val="nil"/>
-                      <w:bottom w:val="single" w:color="auto" w:sz="4" w:space="0"/>
+                      <w:bottom w:val="single" w:sz="4" w:space="0" w:color="auto"/>
                       <w:right w:val="nil"/>
                     </w:tcBorders>
                     <w:shd w:val="clear" w:color="auto" w:fill="FFFFFF" w:themeFill="background1"/>
                   </w:tcPr>
                   <w:p>
                     <w:pPr>
+                      <w:pStyle w:val="BCNumber"/>
                       <w:jc w:val="right"/>
-                      <w:rPr>
-                        <w:rFonts w:ascii="Segoe UI" w:hAnsi="Segoe UI" w:cs="Segoe UI"/>
-                        <w:sz w:val="16"/>
-                        <w:szCs w:val="16"/>
-                      </w:rPr>
                     </w:pPr>
                   </w:p>
                 </w:tc>
               </w:tr>
               <w:tr>
                 <w:trPr>
+                  <w:cantSplit/>
                   <w:trHeight w:val="418"/>
                 </w:trPr>
                 <w:tc>
                   <w:tcPr>
-                    <w:tcW w:w="1200" w:type="dxa"/>
+                    <w:tcW w:w="389" w:type="pct"/>
                     <w:tcBorders>
-                      <w:top w:val="single" w:color="auto" w:sz="4" w:space="0"/>
+                      <w:top w:val="single" w:sz="4" w:space="0" w:color="auto"/>
                       <w:left w:val="nil"/>
-                      <w:bottom w:val="single" w:color="auto" w:sz="8" w:space="0"/>
+                      <w:bottom w:val="single" w:sz="8" w:space="0" w:color="auto"/>
                       <w:right w:val="nil"/>
                     </w:tcBorders>
                   </w:tcPr>
                   <w:p>
                     <w:pPr>
-                      <w:pStyle w:val="Heading2"/>
+                      <w:pStyle w:val="BCLabel"/>
                       <w:spacing w:before="120" w:after="120"/>
-                      <w:rPr>
-                        <w:rFonts w:ascii="Aptos SemiBold" w:hAnsi="Aptos SemiBold"/>
-                        <w:color w:val="auto"/>
-                        <w:sz w:val="16"/>
-                        <w:szCs w:val="16"/>
-                      </w:rPr>
                     </w:pPr>
                   </w:p>
                 </w:tc>
                 <w:tc>
                   <w:tcPr>
-                    <w:tcW w:w="1501" w:type="dxa"/>
+                    <w:tcW w:w="487" w:type="pct"/>
                     <w:gridSpan w:val="2"/>
                     <w:tcBorders>
-                      <w:top w:val="single" w:color="auto" w:sz="4" w:space="0"/>
+                      <w:top w:val="single" w:sz="4" w:space="0" w:color="auto"/>
                       <w:left w:val="nil"/>
-                      <w:bottom w:val="single" w:color="auto" w:sz="8" w:space="0"/>
+                      <w:bottom w:val="single" w:sz="8" w:space="0" w:color="auto"/>
                       <w:right w:val="nil"/>
                     </w:tcBorders>
                   </w:tcPr>
                   <w:p>
                     <w:pPr>
-                      <w:pStyle w:val="Heading2"/>
+                      <w:pStyle w:val="BCLabel"/>
                       <w:spacing w:before="120" w:after="120"/>
-                      <w:rPr>
-                        <w:rFonts w:ascii="Aptos SemiBold" w:hAnsi="Aptos SemiBold"/>
-                        <w:color w:val="auto"/>
-                        <w:sz w:val="16"/>
-                        <w:szCs w:val="16"/>
-                      </w:rPr>
                     </w:pPr>
                   </w:p>
                 </w:tc>
                 <w:tc>
                   <w:tcPr>
-                    <w:tcW w:w="1500" w:type="dxa"/>
+                    <w:tcW w:w="486" w:type="pct"/>
                     <w:tcBorders>
-                      <w:top w:val="single" w:color="auto" w:sz="4" w:space="0"/>
+                      <w:top w:val="single" w:sz="4" w:space="0" w:color="auto"/>
                       <w:left w:val="nil"/>
-                      <w:bottom w:val="single" w:color="auto" w:sz="8" w:space="0"/>
+                      <w:bottom w:val="single" w:sz="8" w:space="0" w:color="auto"/>
                       <w:right w:val="nil"/>
                     </w:tcBorders>
                   </w:tcPr>
                   <w:p>
                     <w:pPr>
-                      <w:pStyle w:val="Heading2"/>
+                      <w:pStyle w:val="BCLabel"/>
                       <w:spacing w:before="120" w:after="120"/>
-                      <w:rPr>
-                        <w:rFonts w:ascii="Aptos SemiBold" w:hAnsi="Aptos SemiBold"/>
-                        <w:color w:val="auto"/>
-                        <w:sz w:val="16"/>
-                        <w:szCs w:val="16"/>
-                      </w:rPr>
                     </w:pPr>
                   </w:p>
                 </w:tc>
                 <w:tc>
                   <w:tcPr>
-                    <w:tcW w:w="1200" w:type="dxa"/>
+                    <w:tcW w:w="389" w:type="pct"/>
                     <w:tcBorders>
-                      <w:top w:val="single" w:color="auto" w:sz="4" w:space="0"/>
+                      <w:top w:val="single" w:sz="4" w:space="0" w:color="auto"/>
                       <w:left w:val="nil"/>
-                      <w:bottom w:val="single" w:color="auto" w:sz="8" w:space="0"/>
+                      <w:bottom w:val="single" w:sz="8" w:space="0" w:color="auto"/>
                       <w:right w:val="nil"/>
                     </w:tcBorders>
                   </w:tcPr>
                   <w:p>
                     <w:pPr>
-                      <w:pStyle w:val="Heading2"/>
+                      <w:pStyle w:val="BCLabel"/>
                       <w:spacing w:before="120" w:after="120"/>
-                      <w:rPr>
-                        <w:rFonts w:ascii="Aptos SemiBold" w:hAnsi="Aptos SemiBold"/>
-                        <w:color w:val="auto"/>
-                        <w:sz w:val="16"/>
-                        <w:szCs w:val="16"/>
-                      </w:rPr>
                     </w:pPr>
                   </w:p>
                 </w:tc>
                 <w:tc>
                   <w:tcPr>
-                    <w:tcW w:w="2251" w:type="dxa"/>
+                    <w:tcW w:w="730" w:type="pct"/>
                     <w:tcBorders>
-                      <w:top w:val="single" w:color="auto" w:sz="4" w:space="0"/>
+                      <w:top w:val="single" w:sz="4" w:space="0" w:color="auto"/>
                       <w:left w:val="nil"/>
-                      <w:bottom w:val="single" w:color="auto" w:sz="8" w:space="0"/>
+                      <w:bottom w:val="single" w:sz="8" w:space="0" w:color="auto"/>
                       <w:right w:val="nil"/>
                     </w:tcBorders>
                   </w:tcPr>
                   <w:p>
                     <w:pPr>
-                      <w:pStyle w:val="Heading2"/>
+                      <w:pStyle w:val="BCLabel"/>
                       <w:spacing w:before="120" w:after="120"/>
-                      <w:rPr>
-                        <w:rFonts w:ascii="Aptos SemiBold" w:hAnsi="Aptos SemiBold"/>
-                        <w:color w:val="auto"/>
-                        <w:sz w:val="16"/>
-                        <w:szCs w:val="16"/>
-                      </w:rPr>
                     </w:pPr>
                   </w:p>
                 </w:tc>
                 <w:tc>
                   <w:tcPr>
-                    <w:tcW w:w="1500" w:type="dxa"/>
+                    <w:tcW w:w="486" w:type="pct"/>
                     <w:tcBorders>
-                      <w:top w:val="single" w:color="auto" w:sz="4" w:space="0"/>
+                      <w:top w:val="single" w:sz="4" w:space="0" w:color="auto"/>
                       <w:left w:val="nil"/>
-                      <w:bottom w:val="single" w:color="auto" w:sz="8" w:space="0"/>
+                      <w:bottom w:val="single" w:sz="8" w:space="0" w:color="auto"/>
                       <w:right w:val="nil"/>
                     </w:tcBorders>
                   </w:tcPr>
                   <w:p>
                     <w:pPr>
-                      <w:pStyle w:val="Heading2"/>
+                      <w:pStyle w:val="BCLabel"/>
                       <w:spacing w:before="120" w:after="120"/>
-                      <w:rPr>
-                        <w:rFonts w:ascii="Aptos SemiBold" w:hAnsi="Aptos SemiBold"/>
-                        <w:color w:val="auto"/>
-                        <w:sz w:val="16"/>
-                        <w:szCs w:val="16"/>
-                      </w:rPr>
                     </w:pPr>
                   </w:p>
                 </w:tc>
                 <w:tc>
                   <w:tcPr>
-                    <w:tcW w:w="1200" w:type="dxa"/>
+                    <w:tcW w:w="389" w:type="pct"/>
                     <w:tcBorders>
-                      <w:top w:val="single" w:color="auto" w:sz="4" w:space="0"/>
+                      <w:top w:val="single" w:sz="4" w:space="0" w:color="auto"/>
                       <w:left w:val="nil"/>
-                      <w:bottom w:val="single" w:color="auto" w:sz="8" w:space="0"/>
+                      <w:bottom w:val="single" w:sz="8" w:space="0" w:color="auto"/>
                       <w:right w:val="nil"/>
                     </w:tcBorders>
                   </w:tcPr>
                   <w:p>
                     <w:pPr>
-                      <w:pStyle w:val="Heading2"/>
+                      <w:pStyle w:val="BCLabel"/>
                       <w:spacing w:before="120" w:after="120"/>
-                      <w:rPr>
-                        <w:rFonts w:ascii="Aptos SemiBold" w:hAnsi="Aptos SemiBold"/>
-                        <w:color w:val="auto"/>
-                        <w:sz w:val="16"/>
-                        <w:szCs w:val="16"/>
-                      </w:rPr>
                     </w:pPr>
                   </w:p>
                 </w:tc>
                 <w:tc>
                   <w:tcPr>
-                    <w:tcW w:w="1050" w:type="dxa"/>
+                    <w:tcW w:w="340" w:type="pct"/>
                     <w:tcBorders>
-                      <w:top w:val="single" w:color="auto" w:sz="4" w:space="0"/>
+                      <w:top w:val="single" w:sz="4" w:space="0" w:color="auto"/>
                       <w:left w:val="nil"/>
-                      <w:bottom w:val="single" w:color="auto" w:sz="8" w:space="0"/>
+                      <w:bottom w:val="single" w:sz="8" w:space="0" w:color="auto"/>
                       <w:right w:val="nil"/>
                     </w:tcBorders>
                   </w:tcPr>
                   <w:p>
                     <w:pPr>
-                      <w:pStyle w:val="Heading2"/>
+                      <w:pStyle w:val="BCLabel"/>
                       <w:spacing w:before="120" w:after="120"/>
-                      <w:rPr>
-                        <w:rFonts w:ascii="Aptos SemiBold" w:hAnsi="Aptos SemiBold"/>
-                        <w:color w:val="auto"/>
-                        <w:sz w:val="16"/>
-                        <w:szCs w:val="16"/>
-                      </w:rPr>
                     </w:pPr>
                   </w:p>
                 </w:tc>
                 <w:sdt>
                   <w:sdtPr>
-                    <w:rPr>
-                      <w:rFonts w:ascii="Aptos SemiBold" w:hAnsi="Aptos SemiBold"/>
-                      <w:color w:val="auto"/>
-                      <w:sz w:val="16"/>
-                      <w:szCs w:val="16"/>
-                    </w:rPr>
+                    <w:rPr/>
                     <w:alias w:val="#Nav: /Vendor/Totals/SumAmtRecognized"/>
                     <w:tag w:val="#Nav: Deferral_Summary_Purchasing/1702"/>
                     <w:id w:val="1584717029"/>
                     <w:placeholder>
                       <w:docPart w:val="5C4EF05920754B57B44CA25FC8F09904"/>
                     </w:placeholder>
-                    <w:dataBinding w:prefixMappings="xmlns:ns0='urn:microsoft-dynamics-nav/reports/Deferral_Summary_Purchasing/1702/'" w:xpath="/ns0:NavWordReportXmlPart[1]/ns0:Vendor[1]/ns0:Totals[1]/ns0:SumAmtRecognized[1]" w:storeItemID="{5F9AA176-249A-498C-98A4-F8C0DDD74752}"/>
+                    <w:dataBinding w:prefixMappings="&lt;xmlns:ns0='urn:microsoft-dynamics-nav/reports/Deferral_Summary_Purchasing/1702/' " w:xpath="/ns0:NavWordReportXmlPart[1]/ns0:Vendor[1]/ns0:Totals[1]/ns0:SumAmtRecognized[1]" w:storeItemID="{5F9AA176-249A-498C-98A4-F8C0DDD74752}"/>
                     <w:text/>
                   </w:sdtPr>
                   <w:sdtContent>
                     <w:tc>
                       <w:tcPr>
-                        <w:tcW w:w="1351" w:type="dxa"/>
+                        <w:tcW w:w="438" w:type="pct"/>
                         <w:tcBorders>
-                          <w:top w:val="single" w:color="auto" w:sz="4" w:space="0"/>
+                          <w:top w:val="single" w:sz="4" w:space="0" w:color="auto"/>
                           <w:left w:val="nil"/>
-                          <w:bottom w:val="single" w:color="auto" w:sz="8" w:space="0"/>
+                          <w:bottom w:val="single" w:sz="8" w:space="0" w:color="auto"/>
                           <w:right w:val="nil"/>
                         </w:tcBorders>
                       </w:tcPr>
                       <w:p>
                         <w:pPr>
-                          <w:pStyle w:val="Heading2"/>
+                          <w:pStyle w:val="BCLabel"/>
                           <w:spacing w:before="120" w:after="120"/>
-                          <w:rPr>
-                            <w:rFonts w:ascii="Aptos SemiBold" w:hAnsi="Aptos SemiBold"/>
-                            <w:color w:val="auto"/>
-                            <w:sz w:val="16"/>
-                            <w:szCs w:val="16"/>
-                          </w:rPr>
                         </w:pPr>
                         <w:proofErr w:type="spellStart"/>
                         <w:r>
-                          <w:rPr>
-                            <w:rFonts w:ascii="Aptos SemiBold" w:hAnsi="Aptos SemiBold"/>
-                            <w:color w:val="auto"/>
-                            <w:sz w:val="16"/>
-                            <w:szCs w:val="16"/>
-                          </w:rPr>
                           <w:t>SumAmtRecognized</w:t>
                         </w:r>
                         <w:proofErr w:type="spellEnd"/>
@@ -2364,51 +1787,34 @@
                 </w:sdt>
                 <w:sdt>
                   <w:sdtPr>
-                    <w:rPr>
-                      <w:rFonts w:ascii="Aptos SemiBold" w:hAnsi="Aptos SemiBold"/>
-                      <w:color w:val="auto"/>
-                      <w:sz w:val="16"/>
-                      <w:szCs w:val="16"/>
-                    </w:rPr>
+                    <w:rPr/>
                     <w:alias w:val="#Nav: /Vendor/Totals/SumRemainingAmtDeferred"/>
                     <w:tag w:val="#Nav: Deferral_Summary_Purchasing/1702"/>
                     <w:id w:val="1688869192"/>
                     <w:placeholder>
                       <w:docPart w:val="5C4EF05920754B57B44CA25FC8F09904"/>
                     </w:placeholder>
-                    <w:dataBinding w:prefixMappings="xmlns:ns0='urn:microsoft-dynamics-nav/reports/Deferral_Summary_Purchasing/1702/'" w:xpath="/ns0:NavWordReportXmlPart[1]/ns0:Vendor[1]/ns0:Totals[1]/ns0:SumRemainingAmtDeferred[1]" w:storeItemID="{5F9AA176-249A-498C-98A4-F8C0DDD74752}"/>
+                    <w:dataBinding w:prefixMappings="&lt;xmlns:ns0='urn:microsoft-dynamics-nav/reports/Deferral_Summary_Purchasing/1702/' " w:xpath="/ns0:NavWordReportXmlPart[1]/ns0:Vendor[1]/ns0:Totals[1]/ns0:SumRemainingAmtDeferred[1]" w:storeItemID="{5F9AA176-249A-498C-98A4-F8C0DDD74752}"/>
                     <w:text/>
                   </w:sdtPr>
                   <w:sdtContent>
                     <w:tc>
                       <w:tcPr>
-                        <w:tcW w:w="1351" w:type="dxa"/>
+                        <w:tcW w:w="438" w:type="pct"/>
                         <w:tcBorders>
-                          <w:top w:val="single" w:color="auto" w:sz="4" w:space="0"/>
+                          <w:top w:val="single" w:sz="4" w:space="0" w:color="auto"/>
                           <w:left w:val="nil"/>
-                          <w:bottom w:val="single" w:color="auto" w:sz="8" w:space="0"/>
+                          <w:bottom w:val="single" w:sz="8" w:space="0" w:color="auto"/>
                           <w:right w:val="nil"/>
                         </w:tcBorders>
                       </w:tcPr>
                       <w:p>
                         <w:pPr>
-                          <w:pStyle w:val="Heading2"/>
+                          <w:pStyle w:val="BCLabel"/>
                           <w:spacing w:before="120" w:after="120"/>
-                          <w:rPr>
-                            <w:rFonts w:ascii="Aptos SemiBold" w:hAnsi="Aptos SemiBold"/>
-                            <w:color w:val="auto"/>
-                            <w:sz w:val="16"/>
-                            <w:szCs w:val="16"/>
-                          </w:rPr>
                         </w:pPr>
                         <w:proofErr w:type="spellStart"/>
                         <w:r>
-                          <w:rPr>
-                            <w:rFonts w:ascii="Aptos SemiBold" w:hAnsi="Aptos SemiBold"/>
-                            <w:color w:val="auto"/>
-                            <w:sz w:val="16"/>
-                            <w:szCs w:val="16"/>
-                          </w:rPr>
                           <w:t>SumRemainingAmtDeferred</w:t>
                         </w:r>
                         <w:proofErr w:type="spellEnd"/>
@@ -2418,51 +1824,34 @@
                 </w:sdt>
                 <w:sdt>
                   <w:sdtPr>
-                    <w:rPr>
-                      <w:rFonts w:ascii="Aptos SemiBold" w:hAnsi="Aptos SemiBold"/>
-                      <w:color w:val="auto"/>
-                      <w:sz w:val="16"/>
-                      <w:szCs w:val="16"/>
-                    </w:rPr>
+                    <w:rPr/>
                     <w:alias w:val="#Nav: /Vendor/Totals/SumTotalAmtDeferred"/>
                     <w:tag w:val="#Nav: Deferral_Summary_Purchasing/1702"/>
                     <w:id w:val="-875078100"/>
                     <w:placeholder>
                       <w:docPart w:val="5C4EF05920754B57B44CA25FC8F09904"/>
                     </w:placeholder>
-                    <w:dataBinding w:prefixMappings="xmlns:ns0='urn:microsoft-dynamics-nav/reports/Deferral_Summary_Purchasing/1702/'" w:xpath="/ns0:NavWordReportXmlPart[1]/ns0:Vendor[1]/ns0:Totals[1]/ns0:SumTotalAmtDeferred[1]" w:storeItemID="{5F9AA176-249A-498C-98A4-F8C0DDD74752}"/>
+                    <w:dataBinding w:prefixMappings="&lt;xmlns:ns0='urn:microsoft-dynamics-nav/reports/Deferral_Summary_Purchasing/1702/' " w:xpath="/ns0:NavWordReportXmlPart[1]/ns0:Vendor[1]/ns0:Totals[1]/ns0:SumTotalAmtDeferred[1]" w:storeItemID="{5F9AA176-249A-498C-98A4-F8C0DDD74752}"/>
                     <w:text/>
                   </w:sdtPr>
                   <w:sdtContent>
                     <w:tc>
                       <w:tcPr>
-                        <w:tcW w:w="1318" w:type="dxa"/>
+                        <w:tcW w:w="428" w:type="pct"/>
                         <w:tcBorders>
-                          <w:top w:val="single" w:color="auto" w:sz="4" w:space="0"/>
+                          <w:top w:val="single" w:sz="4" w:space="0" w:color="auto"/>
                           <w:left w:val="nil"/>
-                          <w:bottom w:val="single" w:color="auto" w:sz="8" w:space="0"/>
+                          <w:bottom w:val="single" w:sz="8" w:space="0" w:color="auto"/>
                           <w:right w:val="nil"/>
                         </w:tcBorders>
                       </w:tcPr>
                       <w:p>
                         <w:pPr>
-                          <w:pStyle w:val="Heading2"/>
+                          <w:pStyle w:val="BCLabel"/>
                           <w:spacing w:before="120" w:after="120"/>
-                          <w:rPr>
-                            <w:rFonts w:ascii="Aptos SemiBold" w:hAnsi="Aptos SemiBold"/>
-                            <w:color w:val="auto"/>
-                            <w:sz w:val="16"/>
-                            <w:szCs w:val="16"/>
-                          </w:rPr>
                         </w:pPr>
                         <w:proofErr w:type="spellStart"/>
                         <w:r>
-                          <w:rPr>
-                            <w:rFonts w:ascii="Aptos SemiBold" w:hAnsi="Aptos SemiBold"/>
-                            <w:color w:val="auto"/>
-                            <w:sz w:val="16"/>
-                            <w:szCs w:val="16"/>
-                          </w:rPr>
                           <w:t>SumTotalAmtDeferred</w:t>
                         </w:r>
                         <w:proofErr w:type="spellEnd"/>
@@ -2477,28 +1866,13 @@
       </w:sdt>
     </w:tbl>
     <w:p>
-      <w:pPr>
-        <w:rPr>
-          <w:sz w:val="16"/>
-          <w:szCs w:val="16"/>
-        </w:rPr>
-      </w:pPr>
+      <w:pPr/>
     </w:p>
     <w:p>
-      <w:pPr>
-        <w:rPr>
-          <w:sz w:val="16"/>
-          <w:szCs w:val="16"/>
-        </w:rPr>
-      </w:pPr>
+      <w:pPr/>
     </w:p>
     <w:p>
-      <w:pPr>
-        <w:rPr>
-          <w:sz w:val="16"/>
-          <w:szCs w:val="16"/>
-        </w:rPr>
-      </w:pPr>
+      <w:pPr/>
     </w:p>
     <w:sectPr>
       <w:pgSz w:w="16838" w:h="11906" w:orient="landscape"/>
@@ -3018,11 +2392,256 @@
       <w:color w:val="666666"/>
     </w:rPr>
   </w:style>
+  <w:style w:type="paragraph" w:styleId="NoSpacing">
+    <w:name w:val="No Spacing"/>
+    <w:uiPriority w:val="1"/>
+    <w:qFormat/>
+    <w:rsid w:val="00416FC2"/>
+    <w:pPr>
+      <w:spacing w:after="0" w:line="240" w:lineRule="auto"/>
+    </w:pPr>
+    <w:rPr>
+      <w:rFonts w:asciiTheme="minorHAnsi" w:hAnsiTheme="minorHAnsi" w:eastAsiaTheme="minorHAnsi" w:cstheme="minorBidi"/>
+      <w:color w:val="242424" w:themeColor="text1"/>
+    </w:rPr>
+  </w:style>
+  <w:style w:type="paragraph" w:customStyle="1" w:styleId="BCNumber">
+    <w:name w:val="BC Number"/>
+    <w:basedOn w:val="NoSpacing"/>
+    <w:next w:val="Normal"/>
+    <w:uiPriority w:val="2"/>
+    <w:qFormat/>
+    <w:pPr>
+      <w:spacing w:before="0" w:after="0" w:line="240" w:lineRule="auto"/>
+    </w:pPr>
+    <w:rPr>
+      <w:rFonts w:asciiTheme="minorHAnsi" w:hAnsiTheme="minorHAnsi" w:eastAsiaTheme="minorHAnsi" w:cstheme="minorBidi"/>
+      <w:color w:val="242424" w:themeColor="text1"/>
+      <w14:numForm w14:val="tabular"/>
+      <w14:numSpacing w14:val="tabular"/>
+    </w:rPr>
+  </w:style>
+  <w:style w:type="paragraph" w:customStyle="1" w:styleId="BCLabel">
+    <w:name w:val="BC Label"/>
+    <w:basedOn w:val="NoSpacing"/>
+    <w:next w:val="Normal"/>
+    <w:uiPriority w:val="2"/>
+    <w:qFormat/>
+    <w:pPr>
+      <w:keepNext/>
+      <w:spacing w:before="0" w:after="0" w:line="240" w:lineRule="auto"/>
+    </w:pPr>
+    <w:rPr>
+      <w:rFonts w:asciiTheme="majorHAnsi" w:hAnsiTheme="majorHAnsi" w:eastAsiaTheme="majorEastAsia" w:cstheme="majorBidi"/>
+      <w:color w:val="242424" w:themeColor="text1"/>
+    </w:rPr>
+  </w:style>
+  <w:style w:type="paragraph" w:customStyle="1" w:styleId="BCLabelNumber">
+    <w:name w:val="BC Label Number"/>
+    <w:basedOn w:val="BCLabel"/>
+    <w:next w:val="Normal"/>
+    <w:uiPriority w:val="2"/>
+    <w:qFormat/>
+    <w:pPr>
+      <w:spacing w:before="0" w:after="0" w:line="240" w:lineRule="auto"/>
+    </w:pPr>
+    <w:rPr>
+      <w:rFonts w:asciiTheme="majorHAnsi" w:hAnsiTheme="majorHAnsi" w:eastAsiaTheme="majorEastAsia" w:cstheme="majorBidi"/>
+      <w:color w:val="242424" w:themeColor="text1"/>
+      <w14:numForm w14:val="tabular"/>
+      <w14:numSpacing w14:val="tabular"/>
+    </w:rPr>
+  </w:style>
+  <w:style w:type="table" w:customStyle="1" w:styleId="BCBlockTable">
+    <w:name w:val="BC Block Table"/>
+    <w:basedOn w:val="TableNormal"/>
+    <w:uiPriority w:val="99"/>
+    <w:qFormat/>
+    <w:pPr>
+      <w:spacing w:before="0" w:after="0" w:line="240" w:lineRule="auto"/>
+    </w:pPr>
+    <w:tblPr>
+      <w:tblStyleRowBandSize w:val="1"/>
+      <w:tblStyleColBandSize w:val="1"/>
+      <w:tblCellMar>
+        <w:top w:w="0" w:type="dxa"/>
+        <w:left w:w="0" w:type="dxa"/>
+        <w:bottom w:w="0" w:type="dxa"/>
+        <w:right w:w="0" w:type="dxa"/>
+      </w:tblCellMar>
+    </w:tblPr>
+    <w:tcPr>
+      <w:vAlign w:val="top"/>
+    </w:tcPr>
+    <w:tblStylePr w:type="firstRow">
+      <w:rPr>
+        <w:rFonts w:asciiTheme="majorHAnsi" w:hAnsiTheme="majorHAnsi" w:cstheme="majorBidi"/>
+      </w:rPr>
+      <w:tcPr>
+        <w:vAlign w:val="top"/>
+      </w:tcPr>
+    </w:tblStylePr>
+  </w:style>
+  <w:style w:type="table" w:customStyle="1" w:styleId="BCDataTable">
+    <w:name w:val="BC Data Table"/>
+    <w:basedOn w:val="TableNormal"/>
+    <w:uiPriority w:val="99"/>
+    <w:qFormat/>
+    <w:pPr>
+      <w:spacing w:before="0" w:after="0" w:line="240" w:lineRule="auto"/>
+    </w:pPr>
+    <w:tblPr>
+      <w:tblStyleRowBandSize w:val="1"/>
+      <w:tblStyleColBandSize w:val="1"/>
+      <w:tblCellMar>
+        <w:top w:w="0" w:type="dxa"/>
+        <w:left w:w="115" w:type="dxa"/>
+        <w:bottom w:w="0" w:type="dxa"/>
+        <w:right w:w="115" w:type="dxa"/>
+      </w:tblCellMar>
+    </w:tblPr>
+    <w:tcPr>
+      <w:vAlign w:val="center"/>
+    </w:tcPr>
+    <w:tblStylePr w:type="firstRow">
+      <w:pPr>
+        <w:spacing w:before="160" w:after="80"/>
+      </w:pPr>
+      <w:rPr>
+        <w:rFonts w:asciiTheme="majorHAnsi" w:hAnsiTheme="majorHAnsi" w:cstheme="majorBidi"/>
+      </w:rPr>
+      <w:tcPr>
+        <w:tcBorders>
+          <w:bottom w:val="single" w:sz="4" w:space="0" w:color="242424" w:themeColor="text1"/>
+        </w:tcBorders>
+        <w:vAlign w:val="top"/>
+      </w:tcPr>
+    </w:tblStylePr>
+    <w:tblStylePr w:type="lastRow">
+      <w:tcPr>
+        <w:tcBorders>
+          <w:bottom w:val="single" w:sz="4" w:space="0" w:color="F5F7F8" w:themeColor="background2"/>
+        </w:tcBorders>
+      </w:tcPr>
+    </w:tblStylePr>
+    <w:tblStylePr w:type="band1Horz">
+      <w:tcPr>
+        <w:shd w:val="clear" w:color="auto" w:fill="auto"/>
+      </w:tcPr>
+    </w:tblStylePr>
+    <w:tblStylePr w:type="band2Horz">
+      <w:tcPr>
+        <w:shd w:val="clear" w:color="auto" w:fill="CCE6E9" w:themeFill="accent2" w:themeFillTint="33"/>
+      </w:tcPr>
+    </w:tblStylePr>
+  </w:style>
+  <w:style w:type="table" w:customStyle="1" w:styleId="BCTotalsTable">
+    <w:name w:val="BC Totals Table"/>
+    <w:basedOn w:val="TableNormal"/>
+    <w:uiPriority w:val="99"/>
+    <w:qFormat/>
+    <w:pPr>
+      <w:spacing w:before="0" w:after="0" w:line="240" w:lineRule="auto"/>
+    </w:pPr>
+    <w:tblPr>
+      <w:tblStyleRowBandSize w:val="1"/>
+      <w:tblStyleColBandSize w:val="1"/>
+      <w:tblCellMar>
+        <w:top w:w="0" w:type="dxa"/>
+        <w:left w:w="115" w:type="dxa"/>
+        <w:bottom w:w="0" w:type="dxa"/>
+        <w:right w:w="115" w:type="dxa"/>
+      </w:tblCellMar>
+    </w:tblPr>
+    <w:tcPr>
+      <w:vAlign w:val="center"/>
+    </w:tcPr>
+    <w:tblStylePr w:type="lastRow">
+      <w:rPr>
+        <w:rFonts w:asciiTheme="majorHAnsi" w:hAnsiTheme="majorHAnsi" w:cstheme="majorBidi"/>
+      </w:rPr>
+      <w:tcPr>
+        <w:tcBorders>
+          <w:top w:val="single" w:sz="4" w:space="0" w:color="242424" w:themeColor="text1"/>
+          <w:bottom w:val="single" w:sz="8" w:space="0" w:color="242424" w:themeColor="text1"/>
+        </w:tcBorders>
+      </w:tcPr>
+    </w:tblStylePr>
+  </w:style>
+  <w:style w:type="table" w:customStyle="1" w:styleId="BCCalculationTable">
+    <w:name w:val="BC Calculation Table"/>
+    <w:basedOn w:val="TableNormal"/>
+    <w:uiPriority w:val="99"/>
+    <w:qFormat/>
+    <w:pPr>
+      <w:spacing w:before="0" w:after="0" w:line="240" w:lineRule="auto"/>
+    </w:pPr>
+    <w:tblPr>
+      <w:tblStyleRowBandSize w:val="1"/>
+      <w:tblStyleColBandSize w:val="1"/>
+      <w:tblCellMar>
+        <w:top w:w="58" w:type="dxa"/>
+        <w:left w:w="0" w:type="dxa"/>
+        <w:bottom w:w="58" w:type="dxa"/>
+        <w:right w:w="0" w:type="dxa"/>
+      </w:tblCellMar>
+    </w:tblPr>
+    <w:tcPr>
+      <w:vAlign w:val="center"/>
+    </w:tcPr>
+    <w:tblStylePr w:type="firstRow">
+      <w:rPr>
+        <w:rFonts w:asciiTheme="majorHAnsi" w:hAnsiTheme="majorHAnsi" w:cstheme="majorBidi"/>
+      </w:rPr>
+      <w:tcPr>
+        <w:vAlign w:val="bottom"/>
+      </w:tcPr>
+    </w:tblStylePr>
+    <w:tblStylePr w:type="lastRow">
+      <w:rPr>
+        <w:rFonts w:asciiTheme="majorHAnsi" w:hAnsiTheme="majorHAnsi" w:cstheme="majorBidi"/>
+      </w:rPr>
+      <w:tcPr>
+        <w:tcBorders>
+          <w:top w:val="single" w:sz="4" w:space="0" w:color="242424" w:themeColor="text1"/>
+        </w:tcBorders>
+      </w:tcPr>
+    </w:tblStylePr>
+  </w:style>
+  <w:style w:type="table" w:customStyle="1" w:styleId="BCSignatureTable">
+    <w:name w:val="BC Signature Table"/>
+    <w:basedOn w:val="TableNormal"/>
+    <w:uiPriority w:val="99"/>
+    <w:qFormat/>
+    <w:pPr>
+      <w:spacing w:before="0" w:after="0" w:line="240" w:lineRule="auto"/>
+    </w:pPr>
+    <w:tblPr>
+      <w:tblStyleRowBandSize w:val="1"/>
+      <w:tblStyleColBandSize w:val="1"/>
+      <w:tblCellMar>
+        <w:top w:w="0" w:type="dxa"/>
+        <w:left w:w="0" w:type="dxa"/>
+        <w:bottom w:w="0" w:type="dxa"/>
+        <w:right w:w="0" w:type="dxa"/>
+      </w:tblCellMar>
+    </w:tblPr>
+    <w:tcPr>
+      <w:vAlign w:val="top"/>
+    </w:tcPr>
+    <w:tblStylePr w:type="lastRow">
+      <w:tcPr>
+        <w:tcBorders>
+          <w:bottom w:val="single" w:sz="4" w:space="0" w:color="242424" w:themeColor="text1"/>
+        </w:tcBorders>
+      </w:tcPr>
+    </w:tblStylePr>
+  </w:style>
 </w:styles>
 </file>
 
 <file path=word/glossary/document.xml><?xml version="1.0" encoding="utf-8"?>
-<w:glossaryDocument xmlns:wpc="http://schemas.microsoft.com/office/word/2010/wordprocessingCanvas" xmlns:cx="http://schemas.microsoft.com/office/drawing/2014/chartex" xmlns:cx1="http://schemas.microsoft.com/office/drawing/2015/9/8/chartex" xmlns:cx2="http://schemas.microsoft.com/office/drawing/2015/10/21/chartex" xmlns:cx3="http://schemas.microsoft.com/office/drawing/2016/5/9/chartex" xmlns:cx4="http://schemas.microsoft.com/office/drawing/2016/5/10/chartex" xmlns:cx5="http://schemas.microsoft.com/office/drawing/2016/5/11/chartex" xmlns:cx6="http://schemas.microsoft.com/office/drawing/2016/5/12/chartex" xmlns:cx7="http://schemas.microsoft.com/office/drawing/2016/5/13/chartex" xmlns:cx8="http://schemas.microsoft.com/office/drawing/2016/5/14/chartex" xmlns:mc="http://schemas.openxmlformats.org/markup-compatibility/2006" xmlns:aink="http://schemas.microsoft.com/office/drawing/2016/ink" xmlns:am3d="http://schemas.microsoft.com/office/drawing/2017/model3d" xmlns:o="urn:schemas-microsoft-com:office:office" xmlns:oel="http://schemas.microsoft.com/office/2019/extlst" xmlns:r="http://schemas.openxmlformats.org/officeDocument/2006/relationships" xmlns:m="http://schemas.openxmlformats.org/officeDocument/2006/math" xmlns:v="urn:schemas-microsoft-com:vml" xmlns:wp14="http://schemas.microsoft.com/office/word/2010/wordprocessingDrawing" xmlns:wp="http://schemas.openxmlformats.org/drawingml/2006/wordprocessingDrawing" xmlns:w10="urn:schemas-microsoft-com:office:word" xmlns:w="http://schemas.openxmlformats.org/wordprocessingml/2006/main" xmlns:w14="http://schemas.microsoft.com/office/word/2010/wordml" xmlns:w15="http://schemas.microsoft.com/office/word/2012/wordml" xmlns:w16cex="http://schemas.microsoft.com/office/word/2018/wordml/cex" xmlns:w16cid="http://schemas.microsoft.com/office/word/2016/wordml/cid" xmlns:w16="http://schemas.microsoft.com/office/word/2018/wordml" xmlns:w16du="http://schemas.microsoft.com/office/word/2023/wordml/word16du" xmlns:w16sdtdh="http://schemas.microsoft.com/office/word/2020/wordml/sdtdatahash" xmlns:w16sdtfl="http://schemas.microsoft.com/office/word/2024/wordml/sdtformatlock" xmlns:w16se="http://schemas.microsoft.com/office/word/2015/wordml/symex" xmlns:wpg="http://schemas.microsoft.com/office/word/2010/wordprocessingGroup" xmlns:wpi="http://schemas.microsoft.com/office/word/2010/wordprocessingInk" xmlns:wne="http://schemas.microsoft.com/office/word/2006/wordml" xmlns:wps="http://schemas.microsoft.com/office/word/2010/wordprocessingShape" mc:Ignorable="w14 w15 w16se w16cid w16 w16cex w16sdtdh w16sdtfl w16du wp14">
+<w:glossaryDocument xmlns:wpc="http://schemas.microsoft.com/office/word/2010/wordprocessingCanvas" xmlns:cx="http://schemas.microsoft.com/office/drawing/2014/chartex" xmlns:cx1="http://schemas.microsoft.com/office/drawing/2015/9/8/chartex" xmlns:cx2="http://schemas.microsoft.com/office/drawing/2015/10/21/chartex" xmlns:cx3="http://schemas.microsoft.com/office/drawing/2016/5/9/chartex" xmlns:cx4="http://schemas.microsoft.com/office/drawing/2016/5/10/chartex" xmlns:cx5="http://schemas.microsoft.com/office/drawing/2016/5/11/chartex" xmlns:cx6="http://schemas.microsoft.com/office/drawing/2016/5/12/chartex" xmlns:cx7="http://schemas.microsoft.com/office/drawing/2016/5/13/chartex" xmlns:cx8="http://schemas.microsoft.com/office/drawing/2016/5/14/chartex" xmlns:mc="http://schemas.openxmlformats.org/markup-compatibility/2006" xmlns:aink="http://schemas.microsoft.com/office/drawing/2016/ink" xmlns:am3d="http://schemas.microsoft.com/office/drawing/2017/model3d" xmlns:o="urn:schemas-microsoft-com:office:office" xmlns:oel="http://schemas.microsoft.com/office/2019/extlst" xmlns:r="http://schemas.openxmlformats.org/officeDocument/2006/relationships" xmlns:m="http://schemas.openxmlformats.org/officeDocument/2006/math" xmlns:v="urn:schemas-microsoft-com:vml" xmlns:wp14="http://schemas.microsoft.com/office/word/2010/wordprocessingDrawing" xmlns:wp="http://schemas.openxmlformats.org/drawingml/2006/wordprocessingDrawing" xmlns:w10="urn:schemas-microsoft-com:office:word" xmlns:w="http://schemas.openxmlformats.org/wordprocessingml/2006/main" xmlns:w14="http://schemas.microsoft.com/office/word/2010/wordml" xmlns:w15="http://schemas.microsoft.com/office/word/2012/wordml" xmlns:w16cei="http://schemas.microsoft.com/office/word/2026/wordml/cei" xmlns:w16cex="http://schemas.microsoft.com/office/word/2018/wordml/cex" xmlns:w16cid="http://schemas.microsoft.com/office/word/2016/wordml/cid" xmlns:w16="http://schemas.microsoft.com/office/word/2018/wordml" xmlns:w16du="http://schemas.microsoft.com/office/word/2023/wordml/word16du" xmlns:w16sdtdh="http://schemas.microsoft.com/office/word/2020/wordml/sdtdatahash" xmlns:w16sdtfl="http://schemas.microsoft.com/office/word/2024/wordml/sdtformatlock" xmlns:w16se="http://schemas.microsoft.com/office/word/2015/wordml/symex" xmlns:wpg="http://schemas.microsoft.com/office/word/2010/wordprocessingGroup" xmlns:wpi="http://schemas.microsoft.com/office/word/2010/wordprocessingInk" xmlns:wne="http://schemas.microsoft.com/office/word/2006/wordml" xmlns:wps="http://schemas.microsoft.com/office/word/2010/wordprocessingShape" mc:Ignorable="w14 w15 w16se w16cid w16 w16cex w16sdtdh w16sdtfl w16du wp14">
   <w:docParts>
     <w:docPart>
       <w:docPartPr>
@@ -3517,6 +3136,32 @@
         </w:p>
       </w:docPartBody>
     </w:docPart>
+    <w:docPart>
+      <w:docPartPr>
+        <w:name w:val="DefaultPlaceholder_-1854013440"/>
+        <w:category>
+          <w:name w:val="General"/>
+          <w:gallery w:val="placeholder"/>
+        </w:category>
+        <w:types>
+          <w:type w:val="bbPlcHdr"/>
+        </w:types>
+        <w:behaviors>
+          <w:behavior w:val="content"/>
+        </w:behaviors>
+        <w:guid w:val="{376A10F8-8BB9-437A-B3FF-EBBC6D1D55C1}"/>
+      </w:docPartPr>
+      <w:docPartBody>
+        <w:p>
+          <w:r>
+            <w:rPr>
+              <w:rStyle w:val="PlaceholderText"/>
+            </w:rPr>
+            <w:t>Click or tap here to enter text.</w:t>
+          </w:r>
+        </w:p>
+      </w:docPartBody>
+    </w:docPart>
   </w:docParts>
 </w:glossaryDocument>
 </file>
@@ -3576,7 +3221,10 @@
   <w:rsids>
     <w:rsidRoot w:val="00FD6AC5"/>
     <w:rsid w:val="00271D20"/>
+    <w:rsid w:val="00476890"/>
+    <w:rsid w:val="004C1BFD"/>
     <w:rsid w:val="006203BB"/>
+    <w:rsid w:val="00E61968"/>
     <w:rsid w:val="00FD6AC5"/>
   </w:rsids>
   <m:mathPr>
@@ -4033,14 +3681,10 @@
     <w:basedOn w:val="DefaultParagraphFont"/>
     <w:uiPriority w:val="99"/>
     <w:semiHidden/>
-    <w:rsid w:val="00FD6AC5"/>
+    <w:rsid w:val="00E61968"/>
     <w:rPr>
       <w:color w:val="666666"/>
     </w:rPr>
-  </w:style>
-  <w:style w:type="paragraph" w:customStyle="1" w:styleId="31BA45FEE8BC491E89F1E858FA431837">
-    <w:name w:val="31BA45FEE8BC491E89F1E858FA431837"/>
-    <w:rsid w:val="00FD6AC5"/>
   </w:style>
   <w:style w:type="paragraph" w:customStyle="1" w:styleId="5C4EF05920754B57B44CA25FC8F09904">
     <w:name w:val="5C4EF05920754B57B44CA25FC8F09904"/>
@@ -4098,10 +3742,6 @@
     <w:name w:val="0A45C938C028491E8119CBE2282DEB63"/>
     <w:rsid w:val="00FD6AC5"/>
   </w:style>
-  <w:style w:type="paragraph" w:customStyle="1" w:styleId="84EF765C57C749288185FD9CC7D0E0AB">
-    <w:name w:val="84EF765C57C749288185FD9CC7D0E0AB"/>
-    <w:rsid w:val="00FD6AC5"/>
-  </w:style>
   <w:style w:type="paragraph" w:customStyle="1" w:styleId="EF829CD7B07940CD85D3EC154428ACD2">
     <w:name w:val="EF829CD7B07940CD85D3EC154428ACD2"/>
     <w:rsid w:val="00FD6AC5"/>
@@ -4110,76 +3750,8 @@
     <w:name w:val="49C963FA2A6146FFAD7A20F85E67FDE5"/>
     <w:rsid w:val="00FD6AC5"/>
   </w:style>
-  <w:style w:type="paragraph" w:customStyle="1" w:styleId="F86DDE9AD6994B73BE4E0678A8D7052F">
-    <w:name w:val="F86DDE9AD6994B73BE4E0678A8D7052F"/>
-    <w:rsid w:val="00FD6AC5"/>
-  </w:style>
-  <w:style w:type="paragraph" w:customStyle="1" w:styleId="16B2166F606C4167BEBAD84393514594">
-    <w:name w:val="16B2166F606C4167BEBAD84393514594"/>
-    <w:rsid w:val="00FD6AC5"/>
-  </w:style>
-  <w:style w:type="paragraph" w:customStyle="1" w:styleId="C91FD43FE1484C4DB194513082DB068B">
-    <w:name w:val="C91FD43FE1484C4DB194513082DB068B"/>
-    <w:rsid w:val="00FD6AC5"/>
-  </w:style>
-  <w:style w:type="paragraph" w:customStyle="1" w:styleId="3D718F26603C49FCA53062C78048FDA9">
-    <w:name w:val="3D718F26603C49FCA53062C78048FDA9"/>
-    <w:rsid w:val="00FD6AC5"/>
-  </w:style>
-  <w:style w:type="paragraph" w:customStyle="1" w:styleId="7F6CD135BF6E450F9E91E11C6E798728">
-    <w:name w:val="7F6CD135BF6E450F9E91E11C6E798728"/>
-    <w:rsid w:val="00FD6AC5"/>
-  </w:style>
-  <w:style w:type="paragraph" w:customStyle="1" w:styleId="3BD8305D69FD4F1485E3DA722C76F725">
-    <w:name w:val="3BD8305D69FD4F1485E3DA722C76F725"/>
-    <w:rsid w:val="00FD6AC5"/>
-  </w:style>
-  <w:style w:type="paragraph" w:customStyle="1" w:styleId="256D011FEA8643B3A3513F99E6B1A241">
-    <w:name w:val="256D011FEA8643B3A3513F99E6B1A241"/>
-    <w:rsid w:val="00FD6AC5"/>
-  </w:style>
-  <w:style w:type="paragraph" w:customStyle="1" w:styleId="5452DC6158564E998935AB19D4AF3EE1">
-    <w:name w:val="5452DC6158564E998935AB19D4AF3EE1"/>
-    <w:rsid w:val="00FD6AC5"/>
-  </w:style>
-  <w:style w:type="paragraph" w:customStyle="1" w:styleId="3705A6A83F5346B8B21042E3BB9FC1B2">
-    <w:name w:val="3705A6A83F5346B8B21042E3BB9FC1B2"/>
-    <w:rsid w:val="00FD6AC5"/>
-  </w:style>
-  <w:style w:type="paragraph" w:customStyle="1" w:styleId="9B73D219616B4EF595749B7A99A412E4">
-    <w:name w:val="9B73D219616B4EF595749B7A99A412E4"/>
-    <w:rsid w:val="00FD6AC5"/>
-  </w:style>
-  <w:style w:type="paragraph" w:customStyle="1" w:styleId="40BB5D6138624DC78AB2AEB10E463784">
-    <w:name w:val="40BB5D6138624DC78AB2AEB10E463784"/>
-    <w:rsid w:val="00FD6AC5"/>
-  </w:style>
-  <w:style w:type="paragraph" w:customStyle="1" w:styleId="43D66B67120E4759A26BC43236AB6F9C">
-    <w:name w:val="43D66B67120E4759A26BC43236AB6F9C"/>
-    <w:rsid w:val="00FD6AC5"/>
-  </w:style>
-  <w:style w:type="paragraph" w:customStyle="1" w:styleId="C73C188D68FE4D2A881C9C418CA82E9C">
-    <w:name w:val="C73C188D68FE4D2A881C9C418CA82E9C"/>
-    <w:rsid w:val="00FD6AC5"/>
-  </w:style>
-  <w:style w:type="paragraph" w:customStyle="1" w:styleId="15ED7162953C465B86B14EAD2A9D2265">
-    <w:name w:val="15ED7162953C465B86B14EAD2A9D2265"/>
-    <w:rsid w:val="00FD6AC5"/>
-  </w:style>
-  <w:style w:type="paragraph" w:customStyle="1" w:styleId="A4903A9D6AF249C691B3920F17779573">
-    <w:name w:val="A4903A9D6AF249C691B3920F17779573"/>
-    <w:rsid w:val="00FD6AC5"/>
-  </w:style>
   <w:style w:type="paragraph" w:customStyle="1" w:styleId="400F348BC62B49A3AC5F51A65C8BBB49">
     <w:name w:val="400F348BC62B49A3AC5F51A65C8BBB49"/>
-    <w:rsid w:val="00FD6AC5"/>
-  </w:style>
-  <w:style w:type="paragraph" w:customStyle="1" w:styleId="5A9E9048E90540E1835AFB107A21A492">
-    <w:name w:val="5A9E9048E90540E1835AFB107A21A492"/>
-    <w:rsid w:val="00FD6AC5"/>
-  </w:style>
-  <w:style w:type="paragraph" w:customStyle="1" w:styleId="097006CBEB2249ACB4080F897178B5FE">
-    <w:name w:val="097006CBEB2249ACB4080F897178B5FE"/>
     <w:rsid w:val="00FD6AC5"/>
   </w:style>
 </w:styles>
@@ -4507,9 +4079,31 @@
 </a:theme>
 </file>
 
-<file path=customXml/item1.xml>��< ? x m l   v e r s i o n = " 1 . 0 "   e n c o d i n g = " u t f - 1 6 " ? > - 
- < N a v W o r d R e p o r t X m l P a r t   x m l n s = " u r n : m i c r o s o f t - d y n a m i c s - n a v / r e p o r t s / D e f e r r a l _ S u m m a r y _ P u r c h a s i n g / 1 7 0 2 / " > +<file path=word/webextensions/taskpanes.xml><?xml version="1.0" encoding="utf-8"?>
+<wetp:taskpanes xmlns:wetp="http://schemas.microsoft.com/office/webextensions/taskpanes/2010/11">
+  <wetp:taskpane dockstate="right" visibility="0" width="350" row="0">
+    <wetp:webextensionref xmlns:r="http://schemas.openxmlformats.org/officeDocument/2006/relationships" r:id="rId1"/>
+  </wetp:taskpane>
+</wetp:taskpanes>
+</file>
+
+<file path=word/webextensions/webextension1.xml><?xml version="1.0" encoding="utf-8"?>
+<we:webextension xmlns:we="http://schemas.microsoft.com/office/webextensions/webextension/2010/11" id="{63AB976E-EAD2-4854-96C1-E2D6A5916877}">
+  <we:reference id="wa200007356" version="2.0.0.1" store="en-US" storeType="OMEX"/>
+  <we:alternateReferences>
+    <we:reference id="WA200007356" version="2.0.0.1" store="WA200007356" storeType="OMEX"/>
+  </we:alternateReferences>
+  <we:properties/>
+  <we:bindings/>
+  <we:snapshot xmlns:r="http://schemas.openxmlformats.org/officeDocument/2006/relationships"/>
+</we:webextension>
+</file>
+
+<file path=customXml/item1.xml><?xml version="1.0" encoding="utf-8"?>
+<b:Sources xmlns:b="http://schemas.openxmlformats.org/officeDocument/2006/bibliography" xmlns="http://schemas.openxmlformats.org/officeDocument/2006/bibliography" SelectedStyle="\APASixthEditionOfficeOnline.xsl" StyleName="APA" Version="6"/>
+</file>
+
+<file path=customXml/item2.xml>��< ? x m l   v e r s i o n = " 1 . 0 "   e n c o d i n g = " u t f - 1 6 " ? > < N a v W o r d R e p o r t X m l P a r t   x m l n s = " u r n : m i c r o s o f t - d y n a m i c s - b u s i n e s s c e n t r a l / i n t e r n a l / e x t e n d e d / r e p o r t s / D e f e r r a l _ S u m m a r y _ P u r c h a s i n g / 1 7 0 2 / " >   
      < B C R e p o r t I n f o r m a t i o n >   
@@ -4573,245 +4167,169 @@
  
          < / R e p o r t R e q u e s t >   
-         < C o m p a n y M e t a d a t a > - 
-             < C o m p a n y N a m e > C o m p a n y   N a m e < / C o m p a n y N a m e > - 
-             < C o m p a n y D i s p l a y N a m e > C o m p a n y   D i s p l a y   N a m e < / C o m p a n y D i s p l a y N a m e > - 
-             < C o m p a n y A d d r e s s L i n e s > - 
-                 < C o m p a n y A d d r e s s L i n e > C o m p a n y   A d d r e s s   L i n e   1 < / C o m p a n y A d d r e s s L i n e > - 
-                 < C o m p a n y A d d r e s s L i n e > C o m p a n y   A d d r e s s   L i n e   2 < / C o m p a n y A d d r e s s L i n e > - 
-                 < C o m p a n y A d d r e s s L i n e > C o m p a n y   A d d r e s s   L i n e   3 < / C o m p a n y A d d r e s s L i n e > - 
-                 < C o m p a n y A d d r e s s L i n e > C o m p a n y   A d d r e s s   L i n e   4 < / C o m p a n y A d d r e s s L i n e > - 
-                 < C o m p a n y A d d r e s s L i n e > C o m p a n y   A d d r e s s   L i n e   5 < / C o m p a n y A d d r e s s L i n e > - 
-                 < C o m p a n y A d d r e s s L i n e > C o m p a n y   A d d r e s s   L i n e   6 < / C o m p a n y A d d r e s s L i n e > - 
-                 < C o m p a n y A d d r e s s L i n e > C o m p a n y   A d d r e s s   L i n e   7 < / C o m p a n y A d d r e s s L i n e > - 
-                 < C o m p a n y A d d r e s s L i n e > C o m p a n y   A d d r e s s   L i n e   8 < / C o m p a n y A d d r e s s L i n e > - 
-             < / C o m p a n y A d d r e s s L i n e s > - 
-             < C o m p a n y P h o n e > C o m p a n y   P h o n e < / C o m p a n y P h o n e > - 
-             < C o m p a n y P h o n e C a p t i o n > C o m p a n y   P h o n e   C a p t i o n < / C o m p a n y P h o n e C a p t i o n > - 
-             < C o m p a n y F a x N o > C o m p a n y   F a x   N o . < / C o m p a n y F a x N o > - 
-             < C o m p a n y F a x N o C a p t i o n > C o m p a n y   F a x   N o .   C a p t i o n < / C o m p a n y F a x N o C a p t i o n > - 
-             < C o m p a n y E m a i l > C o m p a n y   E m a i l < / C o m p a n y E m a i l > - 
-             < C o m p a n y E m a i l C a p t i o n > C o m p a n y   E m a i l   C a p t i o n < / C o m p a n y E m a i l C a p t i o n > - 
-             < C o m p a n y H o m e P a g e > C o m p a n y   H o m e   P a g e < / C o m p a n y H o m e P a g e > - 
-             < C o m p a n y H o m e P a g e C a p t i o n > C o m p a n y   H o m e   P a g e   C a p t i o n < / C o m p a n y H o m e P a g e C a p t i o n > - 
-             < C o m p a n y L o g o > C o m p a n y   L o g o < / C o m p a n y L o g o > - 
-             < C o m p a n y V A T R e g i s t r a t i o n N o > C o m p a n y   V A T   R e g i s t r a t i o n   N o . < / C o m p a n y V A T R e g i s t r a t i o n N o > - 
-             < C o m p a n y V A T R e g i s t r a t i o n N o C a p t i o n > C o m p a n y   V A T   R e g i s t r a t i o n   N o .   C a p t i o n < / C o m p a n y V A T R e g i s t r a t i o n N o C a p t i o n > - 
-             < C o m p a n y R e g i s t r a t i o n N o > C o m p a n y   R e g i s t r a t i o n   N o . < / C o m p a n y R e g i s t r a t i o n N o > - 
-             < C o m p a n y R e g i s t r a t i o n N o C a p t i o n > C o m p a n y   R e g i s t r a t i o n   N o .   C a p t i o n < / C o m p a n y R e g i s t r a t i o n N o C a p t i o n > - 
-             < C o m p a n y B a n k N a m e > C o m p a n y   B a n k   N a m e < / C o m p a n y B a n k N a m e > - 
-             < C o m p a n y B a n k N a m e C a p t i o n > C o m p a n y   B a n k   N a m e   C a p t i o n < / C o m p a n y B a n k N a m e C a p t i o n > - 
-             < C o m p a n y B a n k A c c o u n t N o > C o m p a n y   B a n k   A c c o u n t   N o . < / C o m p a n y B a n k A c c o u n t N o > - 
-             < C o m p a n y B a n k A c c o u n t N o C a p t i o n > C o m p a n y   B a n k   A c c o u n t   N o .   C a p t i o n < / C o m p a n y B a n k A c c o u n t N o C a p t i o n > - 
-             < C o m p a n y B a n k B r a n c h N o > C o m p a n y   B a n k   B r a n c h   N o . < / C o m p a n y B a n k B r a n c h N o > - 
-             < C o m p a n y B a n k B r a n c h N o C a p t i o n > C o m p a n y   B a n k   B r a n c h   N o .   C a p t i o n < / C o m p a n y B a n k B r a n c h N o C a p t i o n > - 
-             < C o m p a n y I B A N > C o m p a n y   I B A N < / C o m p a n y I B A N > - 
-             < C o m p a n y I B A N C a p t i o n > C o m p a n y   I B A N   C a p t i o n < / C o m p a n y I B A N C a p t i o n > - 
-             < C o m p a n y B a n k S W I F T > C o m p a n y   B a n k   S W I F T < / C o m p a n y B a n k S W I F T > - 
-             < C o m p a n y B a n k S W I F T C a p t i o n > C o m p a n y   B a n k   S W I F T   C a p t i o n < / C o m p a n y B a n k S W I F T C a p t i o n > - 
-             < C o m p a n y G i r o N o > C o m p a n y   G i r o   N o . < / C o m p a n y G i r o N o > - 
-             < C o m p a n y G i r o N o C a p t i o n > C o m p a n y   G i r o   N o .   C a p t i o n < / C o m p a n y G i r o N o C a p t i o n > - 
-         < / C o m p a n y M e t a d a t a > - 
      < / B C R e p o r t I n f o r m a t i o n >   
      < L a b e l s >   
-         < A b o u t T h e R e p o r t L a b e l > A b o u t T h e R e p o r t L a b e l < / A b o u t T h e R e p o r t L a b e l > - 
-         < A c c t N a m e C a p t i o n > A c c t N a m e C a p t i o n < / A c c t N a m e C a p t i o n > - 
-         < A m o u n t R e c o g n i z e d C a p t i o n > A m o u n t R e c o g n i z e d C a p t i o n < / A m o u n t R e c o g n i z e d C a p t i o n > - 
-         < B a l A s O f D a t e C a p t i o n > B a l A s O f D a t e C a p t i o n < / B a l A s O f D a t e C a p t i o n > - 
-         < C o m p a n y L a b e l > C o m p a n y L a b e l < / C o m p a n y L a b e l > - 
-         < D a t a R e t r i e v e d > D a t a R e t r i e v e d < / D a t a R e t r i e v e d > - 
-         < D e f e r r a l A c c o u n t C a p t i o n > D e f e r r a l A c c o u n t C a p t i o n < / D e f e r r a l A c c o u n t C a p t i o n > - 
-         < D e f e r r a l S u m m a r y P u r c h L a b e l > D e f e r r a l S u m m a r y P u r c h L a b e l < / D e f e r r a l S u m m a r y P u r c h L a b e l > - 
-         < D e f e r r a l S u m m a r y P u r c h P r i n t > D e f e r r a l S u m m a r y P u r c h P r i n t < / D e f e r r a l S u m m a r y P u r c h P r i n t > - 
-         < D e f S t a r t D a t e C a p t i o n > D e f S t a r t D a t e C a p t i o n < / D e f S t a r t D a t e C a p t i o n > - 
-         < D e f S u m m a r y P u r c h A n a l y s i s > D e f S u m m a r y P u r c h A n a l y s i s < / D e f S u m m a r y P u r c h A n a l y s i s > - 
-         < D e s c C a p t i o n > D e s c C a p t i o n < / D e s c C a p t i o n > - 
-         < D o c N o C a p t i o n > D o c N o C a p t i o n < / D o c N o C a p t i o n > - 
-         < D o c T y p e C a p t i o n > D o c T y p e C a p t i o n < / D o c T y p e C a p t i o n > - 
-         < D o c u m e n t _ N o C a p t i o n > D o c u m e n t _ N o C a p t i o n < / D o c u m e n t _ N o C a p t i o n > - 
-         < D o c u m e n t _ T y p e C a p t i o n > D o c u m e n t _ T y p e C a p t i o n < / D o c u m e n t _ T y p e C a p t i o n > - 
-         < D o c u m e n t a t i o n L a b e l > D o c u m e n t a t i o n L a b e l < / D o c u m e n t a t i o n L a b e l > - 
-         < E n t r y N o C a p t i o n > E n t r y N o C a p t i o n < / E n t r y N o C a p t i o n > - 
-         < E n v i r o n m e n t L a b e l > E n v i r o n m e n t L a b e l < / E n v i r o n m e n t L a b e l > - 
-         < L i n e D e s c C a p t i o n > L i n e D e s c C a p t i o n < / L i n e D e s c C a p t i o n > - 
-         < L i n e N o C a p t i o n > L i n e N o C a p t i o n < / L i n e N o C a p t i o n > - 
-         < L i n e T y p e C a p t i o n > L i n e T y p e C a p t i o n < / L i n e T y p e C a p t i o n > - 
-         < N o O f P e r i o d s C a p t i o n > N o O f P e r i o d s C a p t i o n < / N o O f P e r i o d s C a p t i o n > - 
-         < N u m O f P e r i o d s C a p t i o n > N u m O f P e r i o d s C a p t i o n < / N u m O f P e r i o d s C a p t i o n > - 
-         < P o s t i n g D a t e C a p t i o n > P o s t i n g D a t e C a p t i o n < / P o s t i n g D a t e C a p t i o n > - 
-         < R e m A m o u n t D e f C a p t i o n > R e m A m o u n t D e f C a p t i o n < / R e m A m o u n t D e f C a p t i o n > - 
-         < R e p o r t N a m e L a b e l > R e p o r t N a m e L a b e l < / R e p o r t N a m e L a b e l > - 
-         < R u n O n L a b e l > R u n O n L a b e l < / R u n O n L a b e l > - 
-         < T o t a l A m o u n t D e f C a p t i o n > T o t a l A m o u n t D e f C a p t i o n < / T o t a l A m o u n t D e f C a p t i o n > - 
-         < U s e r L a b e l > U s e r L a b e l < / U s e r L a b e l > - 
-         < V e n d N a m e C a p t i o n > V e n d N a m e C a p t i o n < / V e n d N a m e C a p t i o n > - 
-         < V e n d N o C a p t i o n > V e n d N o C a p t i o n < / V e n d N o C a p t i o n > +         < A b o u t T h e R e p o r t L a b e l   E l e m e n t T y p e = " P a r a m e t e r "   E l e m e n t I d = " 1 6 7 7 9 2 0 0 1 "   D a t a T y p e = " S t r i n g " > A b o u t T h e R e p o r t L a b e l < / A b o u t T h e R e p o r t L a b e l > + 
+         < A c c t N a m e C a p t i o n   E l e m e n t T y p e = " P a r a m e t e r "   E l e m e n t I d = " 8 9 7 8 0 0 1 9 9 "   D a t a T y p e = " S t r i n g " > A c c t N a m e C a p t i o n < / A c c t N a m e C a p t i o n > + 
+         < A m o u n t R e c o g n i z e d C a p t i o n   E l e m e n t T y p e = " P a r a m e t e r "   E l e m e n t I d = " 1 2 2 9 1 0 9 7 1 3 "   D a t a T y p e = " S t r i n g " > A m o u n t R e c o g n i z e d C a p t i o n < / A m o u n t R e c o g n i z e d C a p t i o n > + 
+         < B a l A s O f D a t e C a p t i o n   E l e m e n t T y p e = " P a r a m e t e r "   E l e m e n t I d = " 1 7 3 6 9 6 3 9 0 7 "   D a t a T y p e = " S t r i n g " > B a l A s O f D a t e C a p t i o n < / B a l A s O f D a t e C a p t i o n > + 
+         < C o m p a n y L a b e l   E l e m e n t T y p e = " P a r a m e t e r "   E l e m e n t I d = " 3 4 6 7 6 0 3 4 8 "   D a t a T y p e = " S t r i n g " > C o m p a n y L a b e l < / C o m p a n y L a b e l > + 
+         < D a t a R e t r i e v e d   E l e m e n t T y p e = " P a r a m e t e r "   E l e m e n t I d = " 2 9 1 9 1 1 8 0 7 "   D a t a T y p e = " S t r i n g " > D a t a R e t r i e v e d < / D a t a R e t r i e v e d > + 
+         < D e f e r r a l A c c o u n t C a p t i o n   E l e m e n t T y p e = " P a r a m e t e r "   E l e m e n t I d = " 4 0 9 4 8 5 3 2 3 "   D a t a T y p e = " S t r i n g " > D e f e r r a l A c c o u n t C a p t i o n < / D e f e r r a l A c c o u n t C a p t i o n > + 
+         < D e f e r r a l S u m m a r y P u r c h L a b e l   E l e m e n t T y p e = " P a r a m e t e r "   E l e m e n t I d = " 6 0 7 2 0 6 4 6 0 "   D a t a T y p e = " S t r i n g " > D e f e r r a l S u m m a r y P u r c h L a b e l < / D e f e r r a l S u m m a r y P u r c h L a b e l > + 
+         < D e f e r r a l S u m m a r y P u r c h P r i n t   E l e m e n t T y p e = " P a r a m e t e r "   E l e m e n t I d = " 1 0 9 6 6 1 3 4 9 1 "   D a t a T y p e = " S t r i n g " > D e f e r r a l S u m m a r y P u r c h P r i n t < / D e f e r r a l S u m m a r y P u r c h P r i n t > + 
+         < D e f S t a r t D a t e C a p t i o n   E l e m e n t T y p e = " P a r a m e t e r "   E l e m e n t I d = " 1 6 3 1 6 9 6 4 3 2 "   D a t a T y p e = " S t r i n g " > D e f S t a r t D a t e C a p t i o n < / D e f S t a r t D a t e C a p t i o n > + 
+         < D e f S u m m a r y P u r c h A n a l y s i s   E l e m e n t T y p e = " P a r a m e t e r "   E l e m e n t I d = " 1 8 0 2 9 1 3 6 0 8 "   D a t a T y p e = " S t r i n g " > D e f S u m m a r y P u r c h A n a l y s i s < / D e f S u m m a r y P u r c h A n a l y s i s > + 
+         < D e s c C a p t i o n   E l e m e n t T y p e = " P a r a m e t e r "   E l e m e n t I d = " 1 5 8 0 3 0 3 5 5 8 "   D a t a T y p e = " S t r i n g " > D e s c C a p t i o n < / D e s c C a p t i o n > + 
+         < D o c N o C a p t i o n   E l e m e n t T y p e = " P a r a m e t e r "   E l e m e n t I d = " 2 0 5 6 5 2 6 8 5 8 "   D a t a T y p e = " S t r i n g " > D o c N o C a p t i o n < / D o c N o C a p t i o n > + 
+         < D o c T y p e C a p t i o n   E l e m e n t T y p e = " P a r a m e t e r "   E l e m e n t I d = " 4 0 9 9 8 6 6 4 3 "   D a t a T y p e = " S t r i n g " > D o c T y p e C a p t i o n < / D o c T y p e C a p t i o n > + 
+         < D o c u m e n t _ N o C a p t i o n   E l e m e n t T y p e = " P a r a m e t e r "   E l e m e n t I d = " 1 2 4 5 9 8 9 3 4 0 "   D a t a T y p e = " S t r i n g " > D o c u m e n t _ N o C a p t i o n < / D o c u m e n t _ N o C a p t i o n > + 
+         < D o c u m e n t _ T y p e C a p t i o n   E l e m e n t T y p e = " P a r a m e t e r "   E l e m e n t I d = " 7 4 3 6 1 2 2 9 "   D a t a T y p e = " S t r i n g " > D o c u m e n t _ T y p e C a p t i o n < / D o c u m e n t _ T y p e C a p t i o n > + 
+         < D o c u m e n t a t i o n L a b e l   E l e m e n t T y p e = " P a r a m e t e r "   E l e m e n t I d = " 1 7 3 8 9 2 4 8 1 5 "   D a t a T y p e = " S t r i n g " > D o c u m e n t a t i o n L a b e l < / D o c u m e n t a t i o n L a b e l > + 
+         < E n t r y N o C a p t i o n   E l e m e n t T y p e = " P a r a m e t e r "   E l e m e n t I d = " 1 8 2 1 3 0 3 6 9 8 "   D a t a T y p e = " S t r i n g " > E n t r y N o C a p t i o n < / E n t r y N o C a p t i o n > + 
+         < E n v i r o n m e n t L a b e l   E l e m e n t T y p e = " P a r a m e t e r "   E l e m e n t I d = " 8 1 8 8 1 6 5 9 0 "   D a t a T y p e = " S t r i n g " > E n v i r o n m e n t L a b e l < / E n v i r o n m e n t L a b e l > + 
+         < L i n e D e s c C a p t i o n   E l e m e n t T y p e = " P a r a m e t e r "   E l e m e n t I d = " 2 0 5 0 8 2 3 4 6 8 "   D a t a T y p e = " S t r i n g " > L i n e D e s c C a p t i o n < / L i n e D e s c C a p t i o n > + 
+         < L i n e N o C a p t i o n   E l e m e n t T y p e = " P a r a m e t e r "   E l e m e n t I d = " 9 0 2 0 1 5 8 3 6 "   D a t a T y p e = " S t r i n g " > L i n e N o C a p t i o n < / L i n e N o C a p t i o n > + 
+         < L i n e T y p e C a p t i o n   E l e m e n t T y p e = " P a r a m e t e r "   E l e m e n t I d = " 1 5 1 5 6 4 8 1 3 3 "   D a t a T y p e = " S t r i n g " > L i n e T y p e C a p t i o n < / L i n e T y p e C a p t i o n > + 
+         < N o O f P e r i o d s C a p t i o n   E l e m e n t T y p e = " P a r a m e t e r "   E l e m e n t I d = " 1 8 2 1 5 5 0 8 4 5 "   D a t a T y p e = " S t r i n g " > N o O f P e r i o d s C a p t i o n < / N o O f P e r i o d s C a p t i o n > + 
+         < N u m O f P e r i o d s C a p t i o n   E l e m e n t T y p e = " P a r a m e t e r "   E l e m e n t I d = " 6 5 8 9 3 7 0 6 8 "   D a t a T y p e = " S t r i n g " > N u m O f P e r i o d s C a p t i o n < / N u m O f P e r i o d s C a p t i o n > + 
+         < P o s t i n g D a t e C a p t i o n   E l e m e n t T y p e = " P a r a m e t e r "   E l e m e n t I d = " 1 2 7 3 0 5 6 1 7 "   D a t a T y p e = " S t r i n g " > P o s t i n g D a t e C a p t i o n < / P o s t i n g D a t e C a p t i o n > + 
+         < R e m A m o u n t D e f C a p t i o n   E l e m e n t T y p e = " P a r a m e t e r "   E l e m e n t I d = " 6 4 3 2 7 5 8 5 8 "   D a t a T y p e = " S t r i n g " > R e m A m o u n t D e f C a p t i o n < / R e m A m o u n t D e f C a p t i o n > + 
+         < R e p o r t N a m e L a b e l   E l e m e n t T y p e = " P a r a m e t e r "   E l e m e n t I d = " 1 0 2 2 2 9 2 9 8 2 "   D a t a T y p e = " S t r i n g " > R e p o r t N a m e L a b e l < / R e p o r t N a m e L a b e l > + 
+         < R u n O n L a b e l   E l e m e n t T y p e = " P a r a m e t e r "   E l e m e n t I d = " 1 1 1 9 0 3 7 5 9 5 "   D a t a T y p e = " S t r i n g " > R u n O n L a b e l < / R u n O n L a b e l > + 
+         < T o t a l A m o u n t D e f C a p t i o n   E l e m e n t T y p e = " P a r a m e t e r "   E l e m e n t I d = " 1 5 7 8 5 0 2 1 6 2 "   D a t a T y p e = " S t r i n g " > T o t a l A m o u n t D e f C a p t i o n < / T o t a l A m o u n t D e f C a p t i o n > + 
+         < U s e r L a b e l   E l e m e n t T y p e = " P a r a m e t e r "   E l e m e n t I d = " 8 4 8 8 1 6 7 9 4 "   D a t a T y p e = " S t r i n g " > U s e r L a b e l < / U s e r L a b e l > + 
+         < V e n d N a m e C a p t i o n   E l e m e n t T y p e = " P a r a m e t e r "   E l e m e n t I d = " 1 8 4 3 0 9 3 6 4 3 "   D a t a T y p e = " S t r i n g " > V e n d N a m e C a p t i o n < / V e n d N a m e C a p t i o n > + 
+         < V e n d N o C a p t i o n   E l e m e n t T y p e = " P a r a m e t e r "   E l e m e n t I d = " 1 4 5 2 2 4 0 7 4 7 "   D a t a T y p e = " S t r i n g " > V e n d N o C a p t i o n < / V e n d N o C a p t i o n >   
      < / L a b e l s >   
-     < V e n d o r > - 
-         < A c c o u n t N o C a p t i o n > A c c o u n t N o C a p t i o n < / A c c o u n t N o C a p t i o n > - 
-         < A m t R e c o g n i z e d C a p t i o n > A m t R e c o g n i z e d C a p t i o n < / A m t R e c o g n i z e d C a p t i o n > - 
-         < B a l a n c e A s O f D a t e C a p t i o n > B a l a n c e A s O f D a t e C a p t i o n < / B a l a n c e A s O f D a t e C a p t i o n > - 
-         < B a l a n c e A s O f D a t e F i l t e r > B a l a n c e A s O f D a t e F i l t e r < / B a l a n c e A s O f D a t e F i l t e r > - 
-         < B a l a n c e C a p t i o n > B a l a n c e C a p t i o n < / B a l a n c e C a p t i o n > - 
-         < C o m p a n y N a m e > C o m p a n y N a m e < / C o m p a n y N a m e > - 
-         < D e f e r r a l S u m m a r y P u r c h C a p t i o n > D e f e r r a l S u m m a r y P u r c h C a p t i o n < / D e f e r r a l S u m m a r y P u r c h C a p t i o n > - 
-         < D o c u m e n t C a p t i o n > D o c u m e n t C a p t i o n < / D o c u m e n t C a p t i o n > - 
-         < D o c u m e n t F i l t e r > D o c u m e n t F i l t e r < / D o c u m e n t F i l t e r > - 
-         < E m p t y S t r i n g > E m p t y S t r i n g < / E m p t y S t r i n g > - 
-         < G L A c c T a b l e C a p t i o n > G L A c c T a b l e C a p t i o n < / G L A c c T a b l e C a p t i o n > - 
-         < G L B a l C a p t i o n > G L B a l C a p t i o n < / G L B a l C a p t i o n > - 
-         < G L F i l t e r > G L F i l t e r < / G L F i l t e r > - 
-         < P a g e C a p t i o n > P a g e C a p t i o n < / P a g e C a p t i o n > - 
-         < P a g e G r o u p N o > P a g e G r o u p N o < / P a g e G r o u p N o > - 
-         < P e r i o d C a p t i o n > P e r i o d C a p t i o n < / P e r i o d C a p t i o n > - 
-         < R e m A m t D e f C a p t i o n > R e m A m t D e f C a p t i o n < / R e m A m t D e f C a p t i o n > - 
-         < T o t A m t D e f C a p t i o n > T o t A m t D e f C a p t i o n < / T o t A m t D e f C a p t i o n > - 
-         < V e n d o r C a p t i o n > V e n d o r C a p t i o n < / V e n d o r C a p t i o n > - 
-         < P o s t e d _ D e f e r r a l _ H e a d e r > - 
-             < A c c o u n t N a m e > A c c o u n t N a m e < / A c c o u n t N a m e > - 
-             < A m o u n t > A m o u n t < / A m o u n t > - 
-             < A m t R e c o g n i z e d > A m t R e c o g n i z e d < / A m t R e c o g n i z e d > - 
-             < D e f e r r a l A c c o u n t > D e f e r r a l A c c o u n t < / D e f e r r a l A c c o u n t > - 
-             < D e f e r r a l S t a r t D a t e > D e f e r r a l S t a r t D a t e < / D e f e r r a l S t a r t D a t e > - 
-             < D o c u m e n t T y p e > D o c u m e n t T y p e < / D o c u m e n t T y p e > - 
-             < D o c u m e n t T y p e S t r i n g > D o c u m e n t T y p e S t r i n g < / D o c u m e n t T y p e S t r i n g > - 
-             < D o c u m e n t _ N o > D o c u m e n t _ N o < / D o c u m e n t _ N o > - 
-             < D o c u m e n t _ T y p e > D o c u m e n t _ T y p e < / D o c u m e n t _ T y p e > - 
-             < L i n e D e s c r i p t i o n > L i n e D e s c r i p t i o n < / L i n e D e s c r i p t i o n > - 
-             < L i n e T y p e > L i n e T y p e < / L i n e T y p e > - 
-             < L i n e _ N o > L i n e _ N o < / L i n e _ N o > - 
-             < N o _ G L A c c > N o _ G L A c c < / N o _ G L A c c > - 
-             < N u m O f P e r i o d s > N u m O f P e r i o d s < / N u m O f P e r i o d s > - 
-             < P o s t i n g D a t e > P o s t i n g D a t e < / P o s t i n g D a t e > - 
-             < R e m a i n i n g A m t D e f e r r e d > R e m a i n i n g A m t D e f e r r e d < / R e m a i n i n g A m t D e f e r r e d > - 
-             < T o t a l A m t D e f e r r e d > T o t a l A m t D e f e r r e d < / T o t a l A m t D e f e r r e d > - 
-             < V e n d N o > V e n d N o < / V e n d N o > - 
-             < V e n d o r F i l t e r > V e n d o r F i l t e r < / V e n d o r F i l t e r > - 
-             < V e n d o r N a m e > V e n d o r N a m e < / V e n d o r N a m e > +     < T o o l t i p s / > + 
+     < V e n d o r   E l e m e n t T y p e = " D a t a I t e m "   E l e m e n t I d = " 2 1 1 4 8 2 1 6 7 " > + 
+         < A c c o u n t N o C a p t i o n   E l e m e n t T y p e = " C o l u m n "   E l e m e n t I d = " 4 5 9 9 9 7 5 8 9 "   D a t a T y p e = " T e x t C o n s t " > A c c o u n t N o C a p t i o n < / A c c o u n t N o C a p t i o n > + 
+         < A m t R e c o g n i z e d C a p t i o n   E l e m e n t T y p e = " C o l u m n "   E l e m e n t I d = " 5 8 2 8 5 6 6 1 3 "   D a t a T y p e = " T e x t C o n s t " > A m t R e c o g n i z e d C a p t i o n < / A m t R e c o g n i z e d C a p t i o n > + 
+         < B a l a n c e A s O f D a t e C a p t i o n   E l e m e n t T y p e = " C o l u m n "   E l e m e n t I d = " 1 8 1 5 3 3 0 6 6 "   D a t a T y p e = " S t r i n g " > B a l a n c e A s O f D a t e C a p t i o n < / B a l a n c e A s O f D a t e C a p t i o n > + 
+         < B a l a n c e A s O f D a t e F i l t e r   E l e m e n t T y p e = " C o l u m n "   E l e m e n t I d = " 1 8 8 0 2 0 7 9 7 2 "   D a t a T y p e = " D a t e " > B a l a n c e A s O f D a t e F i l t e r < / B a l a n c e A s O f D a t e F i l t e r > + 
+         < B a l a n c e C a p t i o n   E l e m e n t T y p e = " C o l u m n "   E l e m e n t I d = " 1 7 1 0 3 0 7 0 2 9 "   D a t a T y p e = " T e x t C o n s t " > B a l a n c e C a p t i o n < / B a l a n c e C a p t i o n > + 
+         < C o m p a n y N a m e   E l e m e n t T y p e = " C o l u m n "   E l e m e n t I d = " 1 5 9 5 4 7 7 3 9 5 "   D a t a T y p e = " S t r i n g " > C o m p a n y N a m e < / C o m p a n y N a m e > + 
+         < D e f e r r a l S u m m a r y P u r c h C a p t i o n   E l e m e n t T y p e = " C o l u m n "   E l e m e n t I d = " 9 6 6 4 5 2 9 7 2 "   D a t a T y p e = " T e x t C o n s t " > D e f e r r a l S u m m a r y P u r c h C a p t i o n < / D e f e r r a l S u m m a r y P u r c h C a p t i o n > + 
+         < D o c u m e n t C a p t i o n   E l e m e n t T y p e = " C o l u m n "   E l e m e n t I d = " 7 3 5 3 8 4 3 3 2 "   D a t a T y p e = " S t r i n g " > D o c u m e n t C a p t i o n < / D o c u m e n t C a p t i o n > + 
+         < D o c u m e n t F i l t e r   E l e m e n t T y p e = " C o l u m n "   E l e m e n t I d = " 2 0 1 7 2 0 2 7 1 0 "   D a t a T y p e = " T e x t " > D o c u m e n t F i l t e r < / D o c u m e n t F i l t e r > + 
+         < E m p t y S t r i n g   E l e m e n t T y p e = " C o l u m n "   E l e m e n t I d = " 1 3 3 2 8 2 3 9 0 7 "   D a t a T y p e = " S t r i n g " > E m p t y S t r i n g < / E m p t y S t r i n g > + 
+         < G L A c c T a b l e C a p t i o n   E l e m e n t T y p e = " C o l u m n "   E l e m e n t I d = " 4 8 6 9 6 5 6 8 7 "   D a t a T y p e = " S t r i n g " > G L A c c T a b l e C a p t i o n < / G L A c c T a b l e C a p t i o n > + 
+         < G L B a l C a p t i o n   E l e m e n t T y p e = " C o l u m n "   E l e m e n t I d = " 1 2 0 3 1 1 2 7 1 3 "   D a t a T y p e = " T e x t C o n s t " > G L B a l C a p t i o n < / G L B a l C a p t i o n > + 
+         < G L F i l t e r   E l e m e n t T y p e = " C o l u m n "   E l e m e n t I d = " 4 3 3 3 0 5 9 8 "   D a t a T y p e = " T e x t " > G L F i l t e r < / G L F i l t e r > + 
+         < P a g e C a p t i o n   E l e m e n t T y p e = " C o l u m n "   E l e m e n t I d = " 1 6 4 5 7 9 0 3 1 2 "   D a t a T y p e = " T e x t C o n s t " > P a g e C a p t i o n < / P a g e C a p t i o n > + 
+         < P a g e G r o u p N o   E l e m e n t T y p e = " C o l u m n "   E l e m e n t I d = " 6 4 9 1 8 0 1 4 4 "   D a t a T y p e = " I n t e g e r " > P a g e G r o u p N o < / P a g e G r o u p N o > + 
+         < P e r i o d C a p t i o n   E l e m e n t T y p e = " C o l u m n "   E l e m e n t I d = " 1 4 7 8 2 5 3 4 2 2 "   D a t a T y p e = " T e x t C o n s t " > P e r i o d C a p t i o n < / P e r i o d C a p t i o n > + 
+         < R e m A m t D e f C a p t i o n   E l e m e n t T y p e = " C o l u m n "   E l e m e n t I d = " 1 4 1 6 1 9 6 6 6 2 "   D a t a T y p e = " T e x t C o n s t " > R e m A m t D e f C a p t i o n < / R e m A m t D e f C a p t i o n > + 
+         < T o t A m t D e f C a p t i o n   E l e m e n t T y p e = " C o l u m n "   E l e m e n t I d = " 1 8 9 9 9 9 0 1 1 5 "   D a t a T y p e = " T e x t C o n s t " > T o t A m t D e f C a p t i o n < / T o t A m t D e f C a p t i o n > + 
+         < V e n d o r C a p t i o n   E l e m e n t T y p e = " C o l u m n "   E l e m e n t I d = " 4 2 2 7 0 5 4 5 "   D a t a T y p e = " S t r i n g " > V e n d o r C a p t i o n < / V e n d o r C a p t i o n > + 
+         < P o s t e d _ D e f e r r a l _ H e a d e r   E l e m e n t T y p e = " D a t a I t e m "   E l e m e n t I d = " 6 5 9 2 4 7 9 8 0 " > + 
+             < A c c o u n t N a m e   E l e m e n t T y p e = " C o l u m n "   E l e m e n t I d = " 1 7 2 4 8 6 5 1 3 3 "   D a t a T y p e = " T e x t " > A c c o u n t N a m e < / A c c o u n t N a m e > + 
+             < A m o u n t   E l e m e n t T y p e = " C o l u m n "   E l e m e n t I d = " 1 5 1 1 0 9 1 2 7 1 "   D a t a T y p e = " D e c i m a l " > A m o u n t < / A m o u n t > + 
+             < A m t R e c o g n i z e d   E l e m e n t T y p e = " C o l u m n "   E l e m e n t I d = " 1 2 9 8 7 3 6 5 4 7 "   D a t a T y p e = " D e c i m a l " > A m t R e c o g n i z e d < / A m t R e c o g n i z e d > + 
+             < D e f e r r a l A c c o u n t   E l e m e n t T y p e = " C o l u m n "   E l e m e n t I d = " 1 6 2 8 6 0 3 1 5 5 "   D a t a T y p e = " C o d e " > D e f e r r a l A c c o u n t < / D e f e r r a l A c c o u n t > + 
+             < D e f e r r a l S t a r t D a t e   E l e m e n t T y p e = " C o l u m n "   E l e m e n t I d = " 1 6 8 9 5 5 6 7 5 0 "   D a t a T y p e = " S t r i n g " > D e f e r r a l S t a r t D a t e < / D e f e r r a l S t a r t D a t e > + 
+             < D o c u m e n t _ N o   E l e m e n t T y p e = " C o l u m n "   E l e m e n t I d = " 1 2 4 5 9 8 9 3 4 0 "   D a t a T y p e = " C o d e " > D o c u m e n t _ N o < / D o c u m e n t _ N o > + 
+             < D o c u m e n t _ T y p e   E l e m e n t T y p e = " C o l u m n "   E l e m e n t I d = " 7 4 3 6 1 2 2 9 "   D a t a T y p e = " I n t e g e r " > D o c u m e n t _ T y p e < / D o c u m e n t _ T y p e > + 
+             < D o c u m e n t T y p e   E l e m e n t T y p e = " C o l u m n "   E l e m e n t I d = " 2 0 8 9 7 9 9 8 9 8 "   D a t a T y p e = " I n t e g e r " > D o c u m e n t T y p e < / D o c u m e n t T y p e > + 
+             < D o c u m e n t T y p e S t r i n g   E l e m e n t T y p e = " C o l u m n "   E l e m e n t I d = " 1 1 4 8 3 5 6 4 1 7 "   D a t a T y p e = " T e x t " > D o c u m e n t T y p e S t r i n g < / D o c u m e n t T y p e S t r i n g > + 
+             < L i n e _ N o   E l e m e n t T y p e = " C o l u m n "   E l e m e n t I d = " 2 4 7 0 5 6 1 9 5 "   D a t a T y p e = " I n t e g e r " > L i n e _ N o < / L i n e _ N o > + 
+             < L i n e D e s c r i p t i o n   E l e m e n t T y p e = " C o l u m n "   E l e m e n t I d = " 6 7 3 6 4 4 5 0 1 "   D a t a T y p e = " T e x t " > L i n e D e s c r i p t i o n < / L i n e D e s c r i p t i o n > + 
+             < L i n e T y p e   E l e m e n t T y p e = " C o l u m n "   E l e m e n t I d = " 1 4 5 0 4 2 2 9 4 1 "   D a t a T y p e = " O p t i o n " > L i n e T y p e < / L i n e T y p e > + 
+             < N o _ G L A c c   E l e m e n t T y p e = " C o l u m n "   E l e m e n t I d = " 1 3 7 2 6 3 7 1 8 3 "   D a t a T y p e = " C o d e " > N o _ G L A c c < / N o _ G L A c c > + 
+             < N u m O f P e r i o d s   E l e m e n t T y p e = " C o l u m n "   E l e m e n t I d = " 6 5 8 9 3 7 0 6 8 "   D a t a T y p e = " I n t e g e r " > N u m O f P e r i o d s < / N u m O f P e r i o d s > + 
+             < P o s t i n g D a t e   E l e m e n t T y p e = " C o l u m n "   E l e m e n t I d = " 8 8 9 9 5 5 3 3 7 "   D a t a T y p e = " S t r i n g " > P o s t i n g D a t e < / P o s t i n g D a t e > + 
+             < R e m a i n i n g A m t D e f e r r e d   E l e m e n t T y p e = " C o l u m n "   E l e m e n t I d = " 1 2 0 4 7 3 4 1 3 8 "   D a t a T y p e = " D e c i m a l " > R e m a i n i n g A m t D e f e r r e d < / R e m a i n i n g A m t D e f e r r e d > + 
+             < T o t a l A m t D e f e r r e d   E l e m e n t T y p e = " C o l u m n "   E l e m e n t I d = " 1 7 2 0 8 5 5 5 4 8 "   D a t a T y p e = " D e c i m a l " > T o t a l A m t D e f e r r e d < / T o t a l A m t D e f e r r e d > + 
+             < V e n d N o   E l e m e n t T y p e = " C o l u m n "   E l e m e n t I d = " 1 7 8 4 4 3 4 7 7 1 "   D a t a T y p e = " C o d e " > V e n d N o < / V e n d N o > + 
+             < V e n d o r F i l t e r   E l e m e n t T y p e = " C o l u m n "   E l e m e n t I d = " 9 9 6 0 2 4 1 7 5 "   D a t a T y p e = " T e x t " > V e n d o r F i l t e r < / V e n d o r F i l t e r > + 
+             < V e n d o r N a m e   E l e m e n t T y p e = " C o l u m n "   E l e m e n t I d = " 1 3 6 7 7 5 3 5 8 6 "   D a t a T y p e = " T e x t " > V e n d o r N a m e < / V e n d o r N a m e >   
          < / P o s t e d _ D e f e r r a l _ H e a d e r >   
-         < T o t a l s > - 
-             < S u m A m t R e c o g n i z e d > S u m A m t R e c o g n i z e d < / S u m A m t R e c o g n i z e d > - 
-             < S u m R e m a i n i n g A m t D e f e r r e d > S u m R e m a i n i n g A m t D e f e r r e d < / S u m R e m a i n i n g A m t D e f e r r e d > - 
-             < S u m T o t a l A m t D e f e r r e d > S u m T o t a l A m t D e f e r r e d < / S u m T o t a l A m t D e f e r r e d > +         < T o t a l s   E l e m e n t T y p e = " D a t a I t e m "   E l e m e n t I d = " 1 8 2 3 9 5 0 0 4 4 " > + 
+             < S u m A m t R e c o g n i z e d   E l e m e n t T y p e = " C o l u m n "   E l e m e n t I d = " 1 8 6 4 9 1 4 0 1 0 "   D a t a T y p e = " D e c i m a l " > S u m A m t R e c o g n i z e d < / S u m A m t R e c o g n i z e d > + 
+             < S u m R e m a i n i n g A m t D e f e r r e d   E l e m e n t T y p e = " C o l u m n "   E l e m e n t I d = " 1 9 7 8 8 6 2 5 9 9 "   D a t a T y p e = " D e c i m a l " > S u m R e m a i n i n g A m t D e f e r r e d < / S u m R e m a i n i n g A m t D e f e r r e d > + 
+             < S u m T o t a l A m t D e f e r r e d   E l e m e n t T y p e = " C o l u m n "   E l e m e n t I d = " 7 6 0 8 9 3 9 7 5 "   D a t a T y p e = " D e c i m a l " > S u m T o t a l A m t D e f e r r e d < / S u m T o t a l A m t D e f e r r e d >   
          < / T o t a l s >   
@@ -4820,9 +4338,7 @@
  < / N a v W o r d R e p o r t X m l P a r t > 
 </file>
 
-<file path=customXml/item2.xml>��< ? x m l   v e r s i o n = " 1 . 0 "   e n c o d i n g = " u t f - 1 6 " ? > - 
- < N a v W o r d R e p o r t X m l P a r t   x m l n s = " u r n : m i c r o s o f t - d y n a m i c s - b u s i n e s s c e n t r a l / i n t e r n a l / e x t e n d e d / r e p o r t s / D e f e r r a l _ S u m m a r y _ P u r c h a s i n g / 1 7 0 2 / " > +<file path=customXml/item3.xml>��< ? x m l   v e r s i o n = " 1 . 0 "   e n c o d i n g = " u t f - 1 6 " ? > < N a v W o r d R e p o r t X m l P a r t   x m l n s = " u r n : m i c r o s o f t - d y n a m i c s - n a v / r e p o r t s / D e f e r r a l _ S u m m a r y _ P u r c h a s i n g / 1 7 0 2 / " >   
      < B C R e p o r t I n f o r m a t i o n >   
@@ -4886,247 +4402,167 @@
  
          < / R e p o r t R e q u e s t >   
-         < C o m p a n y M e t a d a t a > - 
-             < C o m p a n y N a m e > C o m p a n y   N a m e < / C o m p a n y N a m e > - 
-             < C o m p a n y D i s p l a y N a m e > C o m p a n y   D i s p l a y   N a m e < / C o m p a n y D i s p l a y N a m e > - 
-             < C o m p a n y A d d r e s s L i n e s > - 
-                 < C o m p a n y A d d r e s s L i n e > C o m p a n y   A d d r e s s   L i n e   1 < / C o m p a n y A d d r e s s L i n e > - 
-                 < C o m p a n y A d d r e s s L i n e > C o m p a n y   A d d r e s s   L i n e   2 < / C o m p a n y A d d r e s s L i n e > - 
-                 < C o m p a n y A d d r e s s L i n e > C o m p a n y   A d d r e s s   L i n e   3 < / C o m p a n y A d d r e s s L i n e > - 
-                 < C o m p a n y A d d r e s s L i n e > C o m p a n y   A d d r e s s   L i n e   4 < / C o m p a n y A d d r e s s L i n e > - 
-                 < C o m p a n y A d d r e s s L i n e > C o m p a n y   A d d r e s s   L i n e   5 < / C o m p a n y A d d r e s s L i n e > - 
-                 < C o m p a n y A d d r e s s L i n e > C o m p a n y   A d d r e s s   L i n e   6 < / C o m p a n y A d d r e s s L i n e > - 
-                 < C o m p a n y A d d r e s s L i n e > C o m p a n y   A d d r e s s   L i n e   7 < / C o m p a n y A d d r e s s L i n e > - 
-                 < C o m p a n y A d d r e s s L i n e > C o m p a n y   A d d r e s s   L i n e   8 < / C o m p a n y A d d r e s s L i n e > - 
-             < / C o m p a n y A d d r e s s L i n e s > - 
-             < C o m p a n y P h o n e > C o m p a n y   P h o n e < / C o m p a n y P h o n e > - 
-             < C o m p a n y P h o n e C a p t i o n > C o m p a n y   P h o n e   C a p t i o n < / C o m p a n y P h o n e C a p t i o n > - 
-             < C o m p a n y F a x N o > C o m p a n y   F a x   N o . < / C o m p a n y F a x N o > - 
-             < C o m p a n y F a x N o C a p t i o n > C o m p a n y   F a x   N o .   C a p t i o n < / C o m p a n y F a x N o C a p t i o n > - 
-             < C o m p a n y E m a i l > C o m p a n y   E m a i l < / C o m p a n y E m a i l > - 
-             < C o m p a n y E m a i l C a p t i o n > C o m p a n y   E m a i l   C a p t i o n < / C o m p a n y E m a i l C a p t i o n > - 
-             < C o m p a n y H o m e P a g e > C o m p a n y   H o m e   P a g e < / C o m p a n y H o m e P a g e > - 
-             < C o m p a n y H o m e P a g e C a p t i o n > C o m p a n y   H o m e   P a g e   C a p t i o n < / C o m p a n y H o m e P a g e C a p t i o n > - 
-             < C o m p a n y L o g o > C o m p a n y   L o g o < / C o m p a n y L o g o > - 
-             < C o m p a n y V A T R e g i s t r a t i o n N o > C o m p a n y   V A T   R e g i s t r a t i o n   N o . < / C o m p a n y V A T R e g i s t r a t i o n N o > - 
-             < C o m p a n y V A T R e g i s t r a t i o n N o C a p t i o n > C o m p a n y   V A T   R e g i s t r a t i o n   N o .   C a p t i o n < / C o m p a n y V A T R e g i s t r a t i o n N o C a p t i o n > - 
-             < C o m p a n y R e g i s t r a t i o n N o > C o m p a n y   R e g i s t r a t i o n   N o . < / C o m p a n y R e g i s t r a t i o n N o > - 
-             < C o m p a n y R e g i s t r a t i o n N o C a p t i o n > C o m p a n y   R e g i s t r a t i o n   N o .   C a p t i o n < / C o m p a n y R e g i s t r a t i o n N o C a p t i o n > - 
-             < C o m p a n y B a n k N a m e > C o m p a n y   B a n k   N a m e < / C o m p a n y B a n k N a m e > - 
-             < C o m p a n y B a n k N a m e C a p t i o n > C o m p a n y   B a n k   N a m e   C a p t i o n < / C o m p a n y B a n k N a m e C a p t i o n > - 
-             < C o m p a n y B a n k A c c o u n t N o > C o m p a n y   B a n k   A c c o u n t   N o . < / C o m p a n y B a n k A c c o u n t N o > - 
-             < C o m p a n y B a n k A c c o u n t N o C a p t i o n > C o m p a n y   B a n k   A c c o u n t   N o .   C a p t i o n < / C o m p a n y B a n k A c c o u n t N o C a p t i o n > - 
-             < C o m p a n y B a n k B r a n c h N o > C o m p a n y   B a n k   B r a n c h   N o . < / C o m p a n y B a n k B r a n c h N o > - 
-             < C o m p a n y B a n k B r a n c h N o C a p t i o n > C o m p a n y   B a n k   B r a n c h   N o .   C a p t i o n < / C o m p a n y B a n k B r a n c h N o C a p t i o n > - 
-             < C o m p a n y I B A N > C o m p a n y   I B A N < / C o m p a n y I B A N > - 
-             < C o m p a n y I B A N C a p t i o n > C o m p a n y   I B A N   C a p t i o n < / C o m p a n y I B A N C a p t i o n > - 
-             < C o m p a n y B a n k S W I F T > C o m p a n y   B a n k   S W I F T < / C o m p a n y B a n k S W I F T > - 
-             < C o m p a n y B a n k S W I F T C a p t i o n > C o m p a n y   B a n k   S W I F T   C a p t i o n < / C o m p a n y B a n k S W I F T C a p t i o n > - 
-             < C o m p a n y G i r o N o > C o m p a n y   G i r o   N o . < / C o m p a n y G i r o N o > - 
-             < C o m p a n y G i r o N o C a p t i o n > C o m p a n y   G i r o   N o .   C a p t i o n < / C o m p a n y G i r o N o C a p t i o n > - 
-         < / C o m p a n y M e t a d a t a > - 
      < / B C R e p o r t I n f o r m a t i o n >   
      < L a b e l s >   
-         < A b o u t T h e R e p o r t L a b e l   E l e m e n t T y p e = " P a r a m e t e r "   E l e m e n t I d = " 1 6 7 7 9 2 0 0 1 "   D a t a T y p e = " S t r i n g " > A b o u t T h e R e p o r t L a b e l < / A b o u t T h e R e p o r t L a b e l > - 
-         < A c c t N a m e C a p t i o n   E l e m e n t T y p e = " P a r a m e t e r "   E l e m e n t I d = " 8 9 7 8 0 0 1 9 9 "   D a t a T y p e = " S t r i n g " > A c c t N a m e C a p t i o n < / A c c t N a m e C a p t i o n > - 
-         < A m o u n t R e c o g n i z e d C a p t i o n   E l e m e n t T y p e = " P a r a m e t e r "   E l e m e n t I d = " 1 2 2 9 1 0 9 7 1 3 "   D a t a T y p e = " S t r i n g " > A m o u n t R e c o g n i z e d C a p t i o n < / A m o u n t R e c o g n i z e d C a p t i o n > - 
-         < B a l A s O f D a t e C a p t i o n   E l e m e n t T y p e = " P a r a m e t e r "   E l e m e n t I d = " 1 7 3 6 9 6 3 9 0 7 "   D a t a T y p e = " S t r i n g " > B a l A s O f D a t e C a p t i o n < / B a l A s O f D a t e C a p t i o n > - 
-         < C o m p a n y L a b e l   E l e m e n t T y p e = " P a r a m e t e r "   E l e m e n t I d = " 3 4 6 7 6 0 3 4 8 "   D a t a T y p e = " S t r i n g " > C o m p a n y L a b e l < / C o m p a n y L a b e l > - 
-         < D a t a R e t r i e v e d   E l e m e n t T y p e = " P a r a m e t e r "   E l e m e n t I d = " 2 9 1 9 1 1 8 0 7 "   D a t a T y p e = " S t r i n g " > D a t a R e t r i e v e d < / D a t a R e t r i e v e d > - 
-         < D e f e r r a l A c c o u n t C a p t i o n   E l e m e n t T y p e = " P a r a m e t e r "   E l e m e n t I d = " 4 0 9 4 8 5 3 2 3 "   D a t a T y p e = " S t r i n g " > D e f e r r a l A c c o u n t C a p t i o n < / D e f e r r a l A c c o u n t C a p t i o n > - 
-         < D e f e r r a l S u m m a r y P u r c h L a b e l   E l e m e n t T y p e = " P a r a m e t e r "   E l e m e n t I d = " 6 0 7 2 0 6 4 6 0 "   D a t a T y p e = " S t r i n g " > D e f e r r a l S u m m a r y P u r c h L a b e l < / D e f e r r a l S u m m a r y P u r c h L a b e l > - 
-         < D e f e r r a l S u m m a r y P u r c h P r i n t   E l e m e n t T y p e = " P a r a m e t e r "   E l e m e n t I d = " 1 0 9 6 6 1 3 4 9 1 "   D a t a T y p e = " S t r i n g " > D e f e r r a l S u m m a r y P u r c h P r i n t < / D e f e r r a l S u m m a r y P u r c h P r i n t > - 
-         < D e f S t a r t D a t e C a p t i o n   E l e m e n t T y p e = " P a r a m e t e r "   E l e m e n t I d = " 1 6 3 1 6 9 6 4 3 2 "   D a t a T y p e = " S t r i n g " > D e f S t a r t D a t e C a p t i o n < / D e f S t a r t D a t e C a p t i o n > - 
-         < D e f S u m m a r y P u r c h A n a l y s i s   E l e m e n t T y p e = " P a r a m e t e r "   E l e m e n t I d = " 1 8 0 2 9 1 3 6 0 8 "   D a t a T y p e = " S t r i n g " > D e f S u m m a r y P u r c h A n a l y s i s < / D e f S u m m a r y P u r c h A n a l y s i s > - 
-         < D e s c C a p t i o n   E l e m e n t T y p e = " P a r a m e t e r "   E l e m e n t I d = " 1 5 8 0 3 0 3 5 5 8 "   D a t a T y p e = " S t r i n g " > D e s c C a p t i o n < / D e s c C a p t i o n > - 
-         < D o c N o C a p t i o n   E l e m e n t T y p e = " P a r a m e t e r "   E l e m e n t I d = " 2 0 5 6 5 2 6 8 5 8 "   D a t a T y p e = " S t r i n g " > D o c N o C a p t i o n < / D o c N o C a p t i o n > - 
-         < D o c T y p e C a p t i o n   E l e m e n t T y p e = " P a r a m e t e r "   E l e m e n t I d = " 4 0 9 9 8 6 6 4 3 "   D a t a T y p e = " S t r i n g " > D o c T y p e C a p t i o n < / D o c T y p e C a p t i o n > - 
-         < D o c u m e n t _ N o C a p t i o n   E l e m e n t T y p e = " P a r a m e t e r "   E l e m e n t I d = " 1 2 4 5 9 8 9 3 4 0 "   D a t a T y p e = " S t r i n g " > D o c u m e n t _ N o C a p t i o n < / D o c u m e n t _ N o C a p t i o n > - 
-         < D o c u m e n t _ T y p e C a p t i o n   E l e m e n t T y p e = " P a r a m e t e r "   E l e m e n t I d = " 7 4 3 6 1 2 2 9 "   D a t a T y p e = " S t r i n g " > D o c u m e n t _ T y p e C a p t i o n < / D o c u m e n t _ T y p e C a p t i o n > - 
-         < D o c u m e n t a t i o n L a b e l   E l e m e n t T y p e = " P a r a m e t e r "   E l e m e n t I d = " 1 7 3 8 9 2 4 8 1 5 "   D a t a T y p e = " S t r i n g " > D o c u m e n t a t i o n L a b e l < / D o c u m e n t a t i o n L a b e l > - 
-         < E n t r y N o C a p t i o n   E l e m e n t T y p e = " P a r a m e t e r "   E l e m e n t I d = " 1 8 2 1 3 0 3 6 9 8 "   D a t a T y p e = " S t r i n g " > E n t r y N o C a p t i o n < / E n t r y N o C a p t i o n > - 
-         < E n v i r o n m e n t L a b e l   E l e m e n t T y p e = " P a r a m e t e r "   E l e m e n t I d = " 8 1 8 8 1 6 5 9 0 "   D a t a T y p e = " S t r i n g " > E n v i r o n m e n t L a b e l < / E n v i r o n m e n t L a b e l > - 
-         < L i n e D e s c C a p t i o n   E l e m e n t T y p e = " P a r a m e t e r "   E l e m e n t I d = " 2 0 5 0 8 2 3 4 6 8 "   D a t a T y p e = " S t r i n g " > L i n e D e s c C a p t i o n < / L i n e D e s c C a p t i o n > - 
-         < L i n e N o C a p t i o n   E l e m e n t T y p e = " P a r a m e t e r "   E l e m e n t I d = " 9 0 2 0 1 5 8 3 6 "   D a t a T y p e = " S t r i n g " > L i n e N o C a p t i o n < / L i n e N o C a p t i o n > - 
-         < L i n e T y p e C a p t i o n   E l e m e n t T y p e = " P a r a m e t e r "   E l e m e n t I d = " 1 5 1 5 6 4 8 1 3 3 "   D a t a T y p e = " S t r i n g " > L i n e T y p e C a p t i o n < / L i n e T y p e C a p t i o n > - 
-         < N o O f P e r i o d s C a p t i o n   E l e m e n t T y p e = " P a r a m e t e r "   E l e m e n t I d = " 1 8 2 1 5 5 0 8 4 5 "   D a t a T y p e = " S t r i n g " > N o O f P e r i o d s C a p t i o n < / N o O f P e r i o d s C a p t i o n > - 
-         < N u m O f P e r i o d s C a p t i o n   E l e m e n t T y p e = " P a r a m e t e r "   E l e m e n t I d = " 6 5 8 9 3 7 0 6 8 "   D a t a T y p e = " S t r i n g " > N u m O f P e r i o d s C a p t i o n < / N u m O f P e r i o d s C a p t i o n > - 
-         < P o s t i n g D a t e C a p t i o n   E l e m e n t T y p e = " P a r a m e t e r "   E l e m e n t I d = " 1 2 7 3 0 5 6 1 7 "   D a t a T y p e = " S t r i n g " > P o s t i n g D a t e C a p t i o n < / P o s t i n g D a t e C a p t i o n > - 
-         < R e m A m o u n t D e f C a p t i o n   E l e m e n t T y p e = " P a r a m e t e r "   E l e m e n t I d = " 6 4 3 2 7 5 8 5 8 "   D a t a T y p e = " S t r i n g " > R e m A m o u n t D e f C a p t i o n < / R e m A m o u n t D e f C a p t i o n > - 
-         < R e p o r t N a m e L a b e l   E l e m e n t T y p e = " P a r a m e t e r "   E l e m e n t I d = " 1 0 2 2 2 9 2 9 8 2 "   D a t a T y p e = " S t r i n g " > R e p o r t N a m e L a b e l < / R e p o r t N a m e L a b e l > - 
-         < R u n O n L a b e l   E l e m e n t T y p e = " P a r a m e t e r "   E l e m e n t I d = " 1 1 1 9 0 3 7 5 9 5 "   D a t a T y p e = " S t r i n g " > R u n O n L a b e l < / R u n O n L a b e l > - 
-         < T o t a l A m o u n t D e f C a p t i o n   E l e m e n t T y p e = " P a r a m e t e r "   E l e m e n t I d = " 1 5 7 8 5 0 2 1 6 2 "   D a t a T y p e = " S t r i n g " > T o t a l A m o u n t D e f C a p t i o n < / T o t a l A m o u n t D e f C a p t i o n > - 
-         < U s e r L a b e l   E l e m e n t T y p e = " P a r a m e t e r "   E l e m e n t I d = " 8 4 8 8 1 6 7 9 4 "   D a t a T y p e = " S t r i n g " > U s e r L a b e l < / U s e r L a b e l > - 
-         < V e n d N a m e C a p t i o n   E l e m e n t T y p e = " P a r a m e t e r "   E l e m e n t I d = " 1 8 4 3 0 9 3 6 4 3 "   D a t a T y p e = " S t r i n g " > V e n d N a m e C a p t i o n < / V e n d N a m e C a p t i o n > - 
-         < V e n d N o C a p t i o n   E l e m e n t T y p e = " P a r a m e t e r "   E l e m e n t I d = " 1 4 5 2 2 4 0 7 4 7 "   D a t a T y p e = " S t r i n g " > V e n d N o C a p t i o n < / V e n d N o C a p t i o n > +         < A b o u t T h e R e p o r t L a b e l > A b o u t T h e R e p o r t L a b e l < / A b o u t T h e R e p o r t L a b e l > + 
+         < A c c t N a m e C a p t i o n > A c c t N a m e C a p t i o n < / A c c t N a m e C a p t i o n > + 
+         < A m o u n t R e c o g n i z e d C a p t i o n > A m o u n t R e c o g n i z e d C a p t i o n < / A m o u n t R e c o g n i z e d C a p t i o n > + 
+         < B a l A s O f D a t e C a p t i o n > B a l A s O f D a t e C a p t i o n < / B a l A s O f D a t e C a p t i o n > + 
+         < C o m p a n y L a b e l > C o m p a n y L a b e l < / C o m p a n y L a b e l > + 
+         < D a t a R e t r i e v e d > D a t a R e t r i e v e d < / D a t a R e t r i e v e d > + 
+         < D e f e r r a l A c c o u n t C a p t i o n > D e f e r r a l A c c o u n t C a p t i o n < / D e f e r r a l A c c o u n t C a p t i o n > + 
+         < D e f e r r a l S u m m a r y P u r c h L a b e l > D e f e r r a l S u m m a r y P u r c h L a b e l < / D e f e r r a l S u m m a r y P u r c h L a b e l > + 
+         < D e f e r r a l S u m m a r y P u r c h P r i n t > D e f e r r a l S u m m a r y P u r c h P r i n t < / D e f e r r a l S u m m a r y P u r c h P r i n t > + 
+         < D e f S t a r t D a t e C a p t i o n > D e f S t a r t D a t e C a p t i o n < / D e f S t a r t D a t e C a p t i o n > + 
+         < D e f S u m m a r y P u r c h A n a l y s i s > D e f S u m m a r y P u r c h A n a l y s i s < / D e f S u m m a r y P u r c h A n a l y s i s > + 
+         < D e s c C a p t i o n > D e s c C a p t i o n < / D e s c C a p t i o n > + 
+         < D o c N o C a p t i o n > D o c N o C a p t i o n < / D o c N o C a p t i o n > + 
+         < D o c T y p e C a p t i o n > D o c T y p e C a p t i o n < / D o c T y p e C a p t i o n > + 
+         < D o c u m e n t _ N o C a p t i o n > D o c u m e n t _ N o C a p t i o n < / D o c u m e n t _ N o C a p t i o n > + 
+         < D o c u m e n t _ T y p e C a p t i o n > D o c u m e n t _ T y p e C a p t i o n < / D o c u m e n t _ T y p e C a p t i o n > + 
+         < D o c u m e n t a t i o n L a b e l > D o c u m e n t a t i o n L a b e l < / D o c u m e n t a t i o n L a b e l > + 
+         < E n t r y N o C a p t i o n > E n t r y N o C a p t i o n < / E n t r y N o C a p t i o n > + 
+         < E n v i r o n m e n t L a b e l > E n v i r o n m e n t L a b e l < / E n v i r o n m e n t L a b e l > + 
+         < L i n e D e s c C a p t i o n > L i n e D e s c C a p t i o n < / L i n e D e s c C a p t i o n > + 
+         < L i n e N o C a p t i o n > L i n e N o C a p t i o n < / L i n e N o C a p t i o n > + 
+         < L i n e T y p e C a p t i o n > L i n e T y p e C a p t i o n < / L i n e T y p e C a p t i o n > + 
+         < N o O f P e r i o d s C a p t i o n > N o O f P e r i o d s C a p t i o n < / N o O f P e r i o d s C a p t i o n > + 
+         < N u m O f P e r i o d s C a p t i o n > N u m O f P e r i o d s C a p t i o n < / N u m O f P e r i o d s C a p t i o n > + 
+         < P o s t i n g D a t e C a p t i o n > P o s t i n g D a t e C a p t i o n < / P o s t i n g D a t e C a p t i o n > + 
+         < R e m A m o u n t D e f C a p t i o n > R e m A m o u n t D e f C a p t i o n < / R e m A m o u n t D e f C a p t i o n > + 
+         < R e p o r t N a m e L a b e l > R e p o r t N a m e L a b e l < / R e p o r t N a m e L a b e l > + 
+         < R u n O n L a b e l > R u n O n L a b e l < / R u n O n L a b e l > + 
+         < T o t a l A m o u n t D e f C a p t i o n > T o t a l A m o u n t D e f C a p t i o n < / T o t a l A m o u n t D e f C a p t i o n > + 
+         < U s e r L a b e l > U s e r L a b e l < / U s e r L a b e l > + 
+         < V e n d N a m e C a p t i o n > V e n d N a m e C a p t i o n < / V e n d N a m e C a p t i o n > + 
+         < V e n d N o C a p t i o n > V e n d N o C a p t i o n < / V e n d N o C a p t i o n >   
      < / L a b e l s >   
-     < T o o l t i p s   / > - 
-     < V e n d o r   E l e m e n t T y p e = " D a t a I t e m "   E l e m e n t I d = " 2 1 1 4 8 2 1 6 7 " > - 
-         < A c c o u n t N o C a p t i o n   E l e m e n t T y p e = " C o l u m n "   E l e m e n t I d = " 4 5 9 9 9 7 5 8 9 "   D a t a T y p e = " L a b e l " > A c c o u n t N o C a p t i o n < / A c c o u n t N o C a p t i o n > - 
-         < A m t R e c o g n i z e d C a p t i o n   E l e m e n t T y p e = " C o l u m n "   E l e m e n t I d = " 5 8 2 8 5 6 6 1 3 "   D a t a T y p e = " L a b e l " > A m t R e c o g n i z e d C a p t i o n < / A m t R e c o g n i z e d C a p t i o n > - 
-         < B a l a n c e A s O f D a t e C a p t i o n   E l e m e n t T y p e = " C o l u m n "   E l e m e n t I d = " 1 8 1 5 3 3 0 6 6 "   D a t a T y p e = " S t r i n g " > B a l a n c e A s O f D a t e C a p t i o n < / B a l a n c e A s O f D a t e C a p t i o n > - 
-         < B a l a n c e A s O f D a t e F i l t e r   E l e m e n t T y p e = " C o l u m n "   E l e m e n t I d = " 1 8 8 0 2 0 7 9 7 2 "   D a t a T y p e = " D a t e " > B a l a n c e A s O f D a t e F i l t e r < / B a l a n c e A s O f D a t e F i l t e r > - 
-         < B a l a n c e C a p t i o n   E l e m e n t T y p e = " C o l u m n "   E l e m e n t I d = " 1 7 1 0 3 0 7 0 2 9 "   D a t a T y p e = " L a b e l " > B a l a n c e C a p t i o n < / B a l a n c e C a p t i o n > - 
-         < C o m p a n y N a m e   E l e m e n t T y p e = " C o l u m n "   E l e m e n t I d = " 1 5 9 5 4 7 7 3 9 5 "   D a t a T y p e = " S t r i n g " > C o m p a n y N a m e < / C o m p a n y N a m e > - 
-         < D e f e r r a l S u m m a r y P u r c h C a p t i o n   E l e m e n t T y p e = " C o l u m n "   E l e m e n t I d = " 9 6 6 4 5 2 9 7 2 "   D a t a T y p e = " L a b e l " > D e f e r r a l S u m m a r y P u r c h C a p t i o n < / D e f e r r a l S u m m a r y P u r c h C a p t i o n > - 
-         < D o c u m e n t C a p t i o n   E l e m e n t T y p e = " C o l u m n "   E l e m e n t I d = " 7 3 5 3 8 4 3 3 2 "   D a t a T y p e = " S t r i n g " > D o c u m e n t C a p t i o n < / D o c u m e n t C a p t i o n > - 
-         < D o c u m e n t F i l t e r   E l e m e n t T y p e = " C o l u m n "   E l e m e n t I d = " 2 0 1 7 2 0 2 7 1 0 "   D a t a T y p e = " T e x t " > D o c u m e n t F i l t e r < / D o c u m e n t F i l t e r > - 
-         < E m p t y S t r i n g   E l e m e n t T y p e = " C o l u m n "   E l e m e n t I d = " 1 3 3 2 8 2 3 9 0 7 "   D a t a T y p e = " S t r i n g " > E m p t y S t r i n g < / E m p t y S t r i n g > - 
-         < G L A c c T a b l e C a p t i o n   E l e m e n t T y p e = " C o l u m n "   E l e m e n t I d = " 4 8 6 9 6 5 6 8 7 "   D a t a T y p e = " S t r i n g " > G L A c c T a b l e C a p t i o n < / G L A c c T a b l e C a p t i o n > - 
-         < G L B a l C a p t i o n   E l e m e n t T y p e = " C o l u m n "   E l e m e n t I d = " 1 2 0 3 1 1 2 7 1 3 "   D a t a T y p e = " L a b e l " > G L B a l C a p t i o n < / G L B a l C a p t i o n > - 
-         < G L F i l t e r   E l e m e n t T y p e = " C o l u m n "   E l e m e n t I d = " 4 3 3 3 0 5 9 8 "   D a t a T y p e = " T e x t " > G L F i l t e r < / G L F i l t e r > - 
-         < P a g e C a p t i o n   E l e m e n t T y p e = " C o l u m n "   E l e m e n t I d = " 1 6 4 5 7 9 0 3 1 2 "   D a t a T y p e = " L a b e l " > P a g e C a p t i o n < / P a g e C a p t i o n > - 
-         < P a g e G r o u p N o   E l e m e n t T y p e = " C o l u m n "   E l e m e n t I d = " 6 4 9 1 8 0 1 4 4 "   D a t a T y p e = " I n t e g e r " > P a g e G r o u p N o < / P a g e G r o u p N o > - 
-         < P e r i o d C a p t i o n   E l e m e n t T y p e = " C o l u m n "   E l e m e n t I d = " 1 4 7 8 2 5 3 4 2 2 "   D a t a T y p e = " L a b e l " > P e r i o d C a p t i o n < / P e r i o d C a p t i o n > - 
-         < R e m A m t D e f C a p t i o n   E l e m e n t T y p e = " C o l u m n "   E l e m e n t I d = " 1 4 1 6 1 9 6 6 6 2 "   D a t a T y p e = " L a b e l " > R e m A m t D e f C a p t i o n < / R e m A m t D e f C a p t i o n > - 
-         < T o t A m t D e f C a p t i o n   E l e m e n t T y p e = " C o l u m n "   E l e m e n t I d = " 1 8 9 9 9 9 0 1 1 5 "   D a t a T y p e = " L a b e l " > T o t A m t D e f C a p t i o n < / T o t A m t D e f C a p t i o n > - 
-         < V e n d o r C a p t i o n   E l e m e n t T y p e = " C o l u m n "   E l e m e n t I d = " 4 2 2 7 0 5 4 5 "   D a t a T y p e = " S t r i n g " > V e n d o r C a p t i o n < / V e n d o r C a p t i o n > - 
-         < P o s t e d _ D e f e r r a l _ H e a d e r   E l e m e n t T y p e = " D a t a I t e m "   E l e m e n t I d = " 1 0 4 2 5 8 3 7 8 8 " > - 
-             < A c c o u n t N a m e   E l e m e n t T y p e = " C o l u m n "   E l e m e n t I d = " 1 7 2 4 8 6 5 1 3 3 "   D a t a T y p e = " T e x t " > A c c o u n t N a m e < / A c c o u n t N a m e > - 
-             < A m o u n t   E l e m e n t T y p e = " C o l u m n "   E l e m e n t I d = " 1 5 1 1 0 9 1 2 7 1 "   D a t a T y p e = " D e c i m a l " > A m o u n t < / A m o u n t > - 
-             < A m t R e c o g n i z e d   E l e m e n t T y p e = " C o l u m n "   E l e m e n t I d = " 1 2 9 8 7 3 6 5 4 7 "   D a t a T y p e = " D e c i m a l " > A m t R e c o g n i z e d < / A m t R e c o g n i z e d > - 
-             < D e f e r r a l A c c o u n t   E l e m e n t T y p e = " C o l u m n "   E l e m e n t I d = " 1 6 2 8 6 0 3 1 5 5 "   D a t a T y p e = " C o d e " > D e f e r r a l A c c o u n t < / D e f e r r a l A c c o u n t > - 
-             < D e f e r r a l S t a r t D a t e   E l e m e n t T y p e = " C o l u m n "   E l e m e n t I d = " 1 6 8 9 5 5 6 7 5 0 "   D a t a T y p e = " S t r i n g " > D e f e r r a l S t a r t D a t e < / D e f e r r a l S t a r t D a t e > - 
-             < D o c u m e n t T y p e   E l e m e n t T y p e = " C o l u m n "   E l e m e n t I d = " 2 0 8 9 7 9 9 8 9 8 "   D a t a T y p e = " I n t e g e r " > D o c u m e n t T y p e < / D o c u m e n t T y p e > - 
-             < D o c u m e n t T y p e S t r i n g   E l e m e n t T y p e = " C o l u m n "   E l e m e n t I d = " 1 1 4 8 3 5 6 4 1 7 "   D a t a T y p e = " T e x t " > D o c u m e n t T y p e S t r i n g < / D o c u m e n t T y p e S t r i n g > - 
-             < D o c u m e n t _ N o   E l e m e n t T y p e = " C o l u m n "   E l e m e n t I d = " 1 2 4 5 9 8 9 3 4 0 "   D a t a T y p e = " C o d e " > D o c u m e n t _ N o < / D o c u m e n t _ N o > - 
-             < D o c u m e n t _ T y p e   E l e m e n t T y p e = " C o l u m n "   E l e m e n t I d = " 7 4 3 6 1 2 2 9 "   D a t a T y p e = " I n t e g e r " > D o c u m e n t _ T y p e < / D o c u m e n t _ T y p e > - 
-             < L i n e D e s c r i p t i o n   E l e m e n t T y p e = " C o l u m n "   E l e m e n t I d = " 6 7 3 6 4 4 5 0 1 "   D a t a T y p e = " T e x t " > L i n e D e s c r i p t i o n < / L i n e D e s c r i p t i o n > - 
-             < L i n e T y p e   E l e m e n t T y p e = " C o l u m n "   E l e m e n t I d = " 1 4 5 0 4 2 2 9 4 1 "   D a t a T y p e = " O p t i o n " > L i n e T y p e < / L i n e T y p e > - 
-             < L i n e _ N o   E l e m e n t T y p e = " C o l u m n "   E l e m e n t I d = " 2 4 7 0 5 6 1 9 5 "   D a t a T y p e = " I n t e g e r " > L i n e _ N o < / L i n e _ N o > - 
-             < N o _ G L A c c   E l e m e n t T y p e = " C o l u m n "   E l e m e n t I d = " 1 3 7 2 6 3 7 1 8 3 "   D a t a T y p e = " C o d e " > N o _ G L A c c < / N o _ G L A c c > - 
-             < N u m O f P e r i o d s   E l e m e n t T y p e = " C o l u m n "   E l e m e n t I d = " 6 5 8 9 3 7 0 6 8 "   D a t a T y p e = " I n t e g e r " > N u m O f P e r i o d s < / N u m O f P e r i o d s > - 
-             < P o s t i n g D a t e   E l e m e n t T y p e = " C o l u m n "   E l e m e n t I d = " 8 8 9 9 5 5 3 3 7 "   D a t a T y p e = " S t r i n g " > P o s t i n g D a t e < / P o s t i n g D a t e > - 
-             < R e m a i n i n g A m t D e f e r r e d   E l e m e n t T y p e = " C o l u m n "   E l e m e n t I d = " 1 2 0 4 7 3 4 1 3 8 "   D a t a T y p e = " D e c i m a l " > R e m a i n i n g A m t D e f e r r e d < / R e m a i n i n g A m t D e f e r r e d > - 
-             < T o t a l A m t D e f e r r e d   E l e m e n t T y p e = " C o l u m n "   E l e m e n t I d = " 1 7 2 0 8 5 5 5 4 8 "   D a t a T y p e = " D e c i m a l " > T o t a l A m t D e f e r r e d < / T o t a l A m t D e f e r r e d > - 
-             < V e n d N o   E l e m e n t T y p e = " C o l u m n "   E l e m e n t I d = " 1 7 8 4 4 3 4 7 7 1 "   D a t a T y p e = " C o d e " > V e n d N o < / V e n d N o > - 
-             < V e n d o r F i l t e r   E l e m e n t T y p e = " C o l u m n "   E l e m e n t I d = " 9 9 6 0 2 4 1 7 5 "   D a t a T y p e = " T e x t " > V e n d o r F i l t e r < / V e n d o r F i l t e r > - 
-             < V e n d o r N a m e   E l e m e n t T y p e = " C o l u m n "   E l e m e n t I d = " 1 3 6 7 7 5 3 5 8 6 "   D a t a T y p e = " T e x t " > V e n d o r N a m e < / V e n d o r N a m e > +     < V e n d o r > + 
+         < A c c o u n t N o C a p t i o n > A c c o u n t N o C a p t i o n < / A c c o u n t N o C a p t i o n > + 
+         < A m t R e c o g n i z e d C a p t i o n > A m t R e c o g n i z e d C a p t i o n < / A m t R e c o g n i z e d C a p t i o n > + 
+         < B a l a n c e A s O f D a t e C a p t i o n > B a l a n c e A s O f D a t e C a p t i o n < / B a l a n c e A s O f D a t e C a p t i o n > + 
+         < B a l a n c e A s O f D a t e F i l t e r > B a l a n c e A s O f D a t e F i l t e r < / B a l a n c e A s O f D a t e F i l t e r > + 
+         < B a l a n c e C a p t i o n > B a l a n c e C a p t i o n < / B a l a n c e C a p t i o n > + 
+         < C o m p a n y N a m e > C o m p a n y N a m e < / C o m p a n y N a m e > + 
+         < D e f e r r a l S u m m a r y P u r c h C a p t i o n > D e f e r r a l S u m m a r y P u r c h C a p t i o n < / D e f e r r a l S u m m a r y P u r c h C a p t i o n > + 
+         < D o c u m e n t C a p t i o n > D o c u m e n t C a p t i o n < / D o c u m e n t C a p t i o n > + 
+         < D o c u m e n t F i l t e r > D o c u m e n t F i l t e r < / D o c u m e n t F i l t e r > + 
+         < E m p t y S t r i n g > E m p t y S t r i n g < / E m p t y S t r i n g > + 
+         < G L A c c T a b l e C a p t i o n > G L A c c T a b l e C a p t i o n < / G L A c c T a b l e C a p t i o n > + 
+         < G L B a l C a p t i o n > G L B a l C a p t i o n < / G L B a l C a p t i o n > + 
+         < G L F i l t e r > G L F i l t e r < / G L F i l t e r > + 
+         < P a g e C a p t i o n > P a g e C a p t i o n < / P a g e C a p t i o n > + 
+         < P a g e G r o u p N o > P a g e G r o u p N o < / P a g e G r o u p N o > + 
+         < P e r i o d C a p t i o n > P e r i o d C a p t i o n < / P e r i o d C a p t i o n > + 
+         < R e m A m t D e f C a p t i o n > R e m A m t D e f C a p t i o n < / R e m A m t D e f C a p t i o n > + 
+         < T o t A m t D e f C a p t i o n > T o t A m t D e f C a p t i o n < / T o t A m t D e f C a p t i o n > + 
+         < V e n d o r C a p t i o n > V e n d o r C a p t i o n < / V e n d o r C a p t i o n > + 
+         < P o s t e d _ D e f e r r a l _ H e a d e r > + 
+             < A c c o u n t N a m e > A c c o u n t N a m e < / A c c o u n t N a m e > + 
+             < A m o u n t > A m o u n t < / A m o u n t > + 
+             < A m t R e c o g n i z e d > A m t R e c o g n i z e d < / A m t R e c o g n i z e d > + 
+             < D e f e r r a l A c c o u n t > D e f e r r a l A c c o u n t < / D e f e r r a l A c c o u n t > + 
+             < D e f e r r a l S t a r t D a t e > D e f e r r a l S t a r t D a t e < / D e f e r r a l S t a r t D a t e > + 
+             < D o c u m e n t _ N o > D o c u m e n t _ N o < / D o c u m e n t _ N o > + 
+             < D o c u m e n t _ T y p e > D o c u m e n t _ T y p e < / D o c u m e n t _ T y p e > + 
+             < D o c u m e n t T y p e > D o c u m e n t T y p e < / D o c u m e n t T y p e > + 
+             < D o c u m e n t T y p e S t r i n g > D o c u m e n t T y p e S t r i n g < / D o c u m e n t T y p e S t r i n g > + 
+             < L i n e _ N o > L i n e _ N o < / L i n e _ N o > + 
+             < L i n e D e s c r i p t i o n > L i n e D e s c r i p t i o n < / L i n e D e s c r i p t i o n > + 
+             < L i n e T y p e > L i n e T y p e < / L i n e T y p e > + 
+             < N o _ G L A c c > N o _ G L A c c < / N o _ G L A c c > + 
+             < N u m O f P e r i o d s > N u m O f P e r i o d s < / N u m O f P e r i o d s > + 
+             < P o s t i n g D a t e > P o s t i n g D a t e < / P o s t i n g D a t e > + 
+             < R e m a i n i n g A m t D e f e r r e d > R e m a i n i n g A m t D e f e r r e d < / R e m a i n i n g A m t D e f e r r e d > + 
+             < T o t a l A m t D e f e r r e d > T o t a l A m t D e f e r r e d < / T o t a l A m t D e f e r r e d > + 
+             < V e n d N o > V e n d N o < / V e n d N o > + 
+             < V e n d o r F i l t e r > V e n d o r F i l t e r < / V e n d o r F i l t e r > + 
+             < V e n d o r N a m e > V e n d o r N a m e < / V e n d o r N a m e >   
          < / P o s t e d _ D e f e r r a l _ H e a d e r >   
-         < T o t a l s   E l e m e n t T y p e = " D a t a I t e m "   E l e m e n t I d = " 1 8 2 3 9 5 0 0 4 4 " > - 
-             < S u m A m t R e c o g n i z e d   E l e m e n t T y p e = " C o l u m n "   E l e m e n t I d = " 1 8 6 4 9 1 4 0 1 0 "   D a t a T y p e = " D e c i m a l " > S u m A m t R e c o g n i z e d < / S u m A m t R e c o g n i z e d > - 
-             < S u m R e m a i n i n g A m t D e f e r r e d   E l e m e n t T y p e = " C o l u m n "   E l e m e n t I d = " 1 9 7 8 8 6 2 5 9 9 "   D a t a T y p e = " D e c i m a l " > S u m R e m a i n i n g A m t D e f e r r e d < / S u m R e m a i n i n g A m t D e f e r r e d > - 
-             < S u m T o t a l A m t D e f e r r e d   E l e m e n t T y p e = " C o l u m n "   E l e m e n t I d = " 7 6 0 8 9 3 9 7 5 "   D a t a T y p e = " D e c i m a l " > S u m T o t a l A m t D e f e r r e d < / S u m T o t a l A m t D e f e r r e d > +         < T o t a l s > + 
+             < S u m A m t R e c o g n i z e d > S u m A m t R e c o g n i z e d < / S u m A m t R e c o g n i z e d > + 
+             < S u m R e m a i n i n g A m t D e f e r r e d > S u m R e m a i n i n g A m t D e f e r r e d < / S u m R e m a i n i n g A m t D e f e r r e d > + 
+             < S u m T o t a l A m t D e f e r r e d > S u m T o t a l A m t D e f e r r e d < / S u m T o t a l A m t D e f e r r e d >   
          < / T o t a l s >   
@@ -5135,14 +4571,10 @@
  < / N a v W o r d R e p o r t X m l P a r t > 
 </file>
 
-<file path=customXml/item3.xml><?xml version="1.0" encoding="utf-8"?>
-<b:Sources xmlns:b="http://schemas.openxmlformats.org/officeDocument/2006/bibliography" xmlns="http://schemas.openxmlformats.org/officeDocument/2006/bibliography" SelectedStyle="\APASixthEditionOfficeOnline.xsl" StyleName="APA" Version="6"/>
-</file>
-
 <file path=customXml/itemProps1.xml><?xml version="1.0" encoding="utf-8"?>
-<ds:datastoreItem xmlns:ds="http://schemas.openxmlformats.org/officeDocument/2006/customXml" ds:itemID="{5F9AA176-249A-498C-98A4-F8C0DDD74752}">
+<ds:datastoreItem xmlns:ds="http://schemas.openxmlformats.org/officeDocument/2006/customXml" ds:itemID="{052D8F7B-8807-4AF7-B1AE-AF6A11840940}">
   <ds:schemaRefs>
-    <ds:schemaRef ds:uri="urn:microsoft-dynamics-nav/reports/Deferral_Summary_Purchasing/1702/"/>
+    <ds:schemaRef ds:uri="http://schemas.openxmlformats.org/officeDocument/2006/bibliography"/>
   </ds:schemaRefs>
 </ds:datastoreItem>
 </file>
@@ -5156,9 +4588,9 @@
 </file>
 
 <file path=customXml/itemProps3.xml><?xml version="1.0" encoding="utf-8"?>
-<ds:datastoreItem xmlns:ds="http://schemas.openxmlformats.org/officeDocument/2006/customXml" ds:itemID="{052D8F7B-8807-4AF7-B1AE-AF6A11840940}">
+<ds:datastoreItem xmlns:ds="http://schemas.openxmlformats.org/officeDocument/2006/customXml" ds:itemID="{5F9AA176-249A-498C-98A4-F8C0DDD74752}">
   <ds:schemaRefs>
-    <ds:schemaRef ds:uri="http://schemas.openxmlformats.org/officeDocument/2006/bibliography"/>
+    <ds:schemaRef ds:uri="urn:microsoft-dynamics-nav/reports/Deferral_Summary_Purchasing/1702/"/>
   </ds:schemaRefs>
 </ds:datastoreItem>
 </file>
--- a/src/Layers/W1/BaseApp/Finance/Deferral/DeferralSummaryPurchasingBody.docx
+++ b/src/Layers/W1/BaseApp/Finance/Deferral/DeferralSummaryPurchasingBody.docx
@@ -7,12 +7,12 @@
         <w:tblStyle w:val="BCBlockTable"/>
         <w:tblW w:w="5000" w:type="pct"/>
         <w:tblBorders>
-          <w:top w:val="none" w:sz="0" w:space="0" w:color="auto"/>
-          <w:left w:val="none" w:sz="0" w:space="0" w:color="auto"/>
-          <w:bottom w:val="none" w:sz="0" w:space="0" w:color="auto"/>
-          <w:right w:val="none" w:sz="0" w:space="0" w:color="auto"/>
-          <w:insideH w:val="none" w:sz="0" w:space="0" w:color="auto"/>
-          <w:insideV w:val="none" w:sz="0" w:space="0" w:color="auto"/>
+          <w:top w:val="none" w:color="auto" w:sz="0" w:space="0"/>
+          <w:left w:val="none" w:color="auto" w:sz="0" w:space="0"/>
+          <w:bottom w:val="none" w:color="auto" w:sz="0" w:space="0"/>
+          <w:right w:val="none" w:color="auto" w:sz="0" w:space="0"/>
+          <w:insideH w:val="none" w:color="auto" w:sz="0" w:space="0"/>
+          <w:insideV w:val="none" w:color="auto" w:sz="0" w:space="0"/>
         </w:tblBorders>
         <w:tblCellMar>
           <w:left w:w="0" w:type="dxa"/>
@@ -53,7 +53,7 @@
                 <w:placeholder>
                   <w:docPart w:val="EF829CD7B07940CD85D3EC154428ACD2"/>
                 </w:placeholder>
-                <w:dataBinding w:prefixMappings="&lt;xmlns:ns0='urn:microsoft-dynamics-nav/reports/Deferral_Summary_Purchasing/1702/' " w:xpath="/ns0:NavWordReportXmlPart[1]/ns0:Labels[1]/ns0:BalAsOfDateCaption[1]" w:storeItemID="{5F9AA176-249A-498C-98A4-F8C0DDD74752}"/>
+                <w:dataBinding w:prefixMappings="xmlns:ns0='urn:microsoft-dynamics-nav/reports/Deferral_Summary_Purchasing/1702/'" w:xpath="/ns0:NavWordReportXmlPart[1]/ns0:Labels[1]/ns0:BalAsOfDateCaption[1]" w:storeItemID="{5F9AA176-249A-498C-98A4-F8C0DDD74752}"/>
                 <w:text/>
               </w:sdtPr>
               <w:sdtContent>
@@ -164,7 +164,7 @@
                 <w:placeholder>
                   <w:docPart w:val="49C963FA2A6146FFAD7A20F85E67FDE5"/>
                 </w:placeholder>
-                <w:dataBinding w:prefixMappings="&lt;xmlns:ns0='urn:microsoft-dynamics-nav/reports/Deferral_Summary_Purchasing/1702/' " w:xpath="/ns0:NavWordReportXmlPart[1]/ns0:Vendor[1]/ns0:BalanceAsOfDateFilter[1]" w:storeItemID="{5F9AA176-249A-498C-98A4-F8C0DDD74752}"/>
+                <w:dataBinding w:prefixMappings="xmlns:ns0='urn:microsoft-dynamics-nav/reports/Deferral_Summary_Purchasing/1702/'" w:xpath="/ns0:NavWordReportXmlPart[1]/ns0:Vendor[1]/ns0:BalanceAsOfDateFilter[1]" w:storeItemID="{5F9AA176-249A-498C-98A4-F8C0DDD74752}"/>
                 <w:text/>
               </w:sdtPr>
               <w:sdtContent>
@@ -292,7 +292,7 @@
             <w:placeholder>
               <w:docPart w:val="5C4EF05920754B57B44CA25FC8F09904"/>
             </w:placeholder>
-            <w:dataBinding w:prefixMappings="&lt;xmlns:ns0='urn:microsoft-dynamics-nav/reports/Deferral_Summary_Purchasing/1702/' " w:xpath="/ns0:NavWordReportXmlPart[1]/ns0:Labels[1]/ns0:PostingDateCaption[1]" w:storeItemID="{5F9AA176-249A-498C-98A4-F8C0DDD74752}"/>
+            <w:dataBinding w:prefixMappings="xmlns:ns0='urn:microsoft-dynamics-nav/reports/Deferral_Summary_Purchasing/1702/'" w:xpath="/ns0:NavWordReportXmlPart[1]/ns0:Labels[1]/ns0:PostingDateCaption[1]" w:storeItemID="{5F9AA176-249A-498C-98A4-F8C0DDD74752}"/>
             <w:text/>
           </w:sdtPr>
           <w:sdtContent>
@@ -302,7 +302,7 @@
                 <w:tcBorders>
                   <w:top w:val="nil"/>
                   <w:left w:val="nil"/>
-                  <w:bottom w:val="single" w:sz="4" w:space="0" w:color="auto"/>
+                  <w:bottom w:val="single" w:color="auto" w:sz="4" w:space="0"/>
                   <w:right w:val="nil"/>
                 </w:tcBorders>
               </w:tcPr>
@@ -328,7 +328,7 @@
             <w:placeholder>
               <w:docPart w:val="535AE1B009B5463C929B27768A622A44"/>
             </w:placeholder>
-            <w:dataBinding w:prefixMappings="&lt;xmlns:ns0='urn:microsoft-dynamics-nav/reports/Deferral_Summary_Purchasing/1702/' " w:xpath="/ns0:NavWordReportXmlPart[1]/ns0:Labels[1]/ns0:DocNoCaption[1]" w:storeItemID="{5F9AA176-249A-498C-98A4-F8C0DDD74752}"/>
+            <w:dataBinding w:prefixMappings="xmlns:ns0='urn:microsoft-dynamics-nav/reports/Deferral_Summary_Purchasing/1702/'" w:xpath="/ns0:NavWordReportXmlPart[1]/ns0:Labels[1]/ns0:DocNoCaption[1]" w:storeItemID="{5F9AA176-249A-498C-98A4-F8C0DDD74752}"/>
             <w:text/>
           </w:sdtPr>
           <w:sdtContent>
@@ -339,7 +339,7 @@
                 <w:tcBorders>
                   <w:top w:val="nil"/>
                   <w:left w:val="nil"/>
-                  <w:bottom w:val="single" w:sz="4" w:space="0" w:color="auto"/>
+                  <w:bottom w:val="single" w:color="auto" w:sz="4" w:space="0"/>
                   <w:right w:val="nil"/>
                 </w:tcBorders>
               </w:tcPr>
@@ -365,7 +365,7 @@
             <w:placeholder>
               <w:docPart w:val="5C4EF05920754B57B44CA25FC8F09904"/>
             </w:placeholder>
-            <w:dataBinding w:prefixMappings="&lt;xmlns:ns0='urn:microsoft-dynamics-nav/reports/Deferral_Summary_Purchasing/1702/' " w:xpath="/ns0:NavWordReportXmlPart[1]/ns0:Labels[1]/ns0:DocTypeCaption[1]" w:storeItemID="{5F9AA176-249A-498C-98A4-F8C0DDD74752}"/>
+            <w:dataBinding w:prefixMappings="xmlns:ns0='urn:microsoft-dynamics-nav/reports/Deferral_Summary_Purchasing/1702/'" w:xpath="/ns0:NavWordReportXmlPart[1]/ns0:Labels[1]/ns0:DocTypeCaption[1]" w:storeItemID="{5F9AA176-249A-498C-98A4-F8C0DDD74752}"/>
             <w:text/>
           </w:sdtPr>
           <w:sdtContent>
@@ -375,7 +375,7 @@
                 <w:tcBorders>
                   <w:top w:val="nil"/>
                   <w:left w:val="nil"/>
-                  <w:bottom w:val="single" w:sz="4" w:space="0" w:color="auto"/>
+                  <w:bottom w:val="single" w:color="auto" w:sz="4" w:space="0"/>
                   <w:right w:val="nil"/>
                 </w:tcBorders>
               </w:tcPr>
@@ -401,7 +401,7 @@
             <w:placeholder>
               <w:docPart w:val="2442592AC05645D8BCA3459AE132A249"/>
             </w:placeholder>
-            <w:dataBinding w:prefixMappings="&lt;xmlns:ns0='urn:microsoft-dynamics-nav/reports/Deferral_Summary_Purchasing/1702/' " w:xpath="/ns0:NavWordReportXmlPart[1]/ns0:Labels[1]/ns0:LineTypeCaption[1]" w:storeItemID="{5F9AA176-249A-498C-98A4-F8C0DDD74752}"/>
+            <w:dataBinding w:prefixMappings="xmlns:ns0='urn:microsoft-dynamics-nav/reports/Deferral_Summary_Purchasing/1702/'" w:xpath="/ns0:NavWordReportXmlPart[1]/ns0:Labels[1]/ns0:LineTypeCaption[1]" w:storeItemID="{5F9AA176-249A-498C-98A4-F8C0DDD74752}"/>
             <w:text/>
           </w:sdtPr>
           <w:sdtContent>
@@ -411,7 +411,7 @@
                 <w:tcBorders>
                   <w:top w:val="nil"/>
                   <w:left w:val="nil"/>
-                  <w:bottom w:val="single" w:sz="4" w:space="0" w:color="auto"/>
+                  <w:bottom w:val="single" w:color="auto" w:sz="4" w:space="0"/>
                   <w:right w:val="nil"/>
                 </w:tcBorders>
               </w:tcPr>
@@ -437,7 +437,7 @@
             <w:placeholder>
               <w:docPart w:val="0CF761FCC4D140E4B9669C380B6A1461"/>
             </w:placeholder>
-            <w:dataBinding w:prefixMappings="&lt;xmlns:ns0='urn:microsoft-dynamics-nav/reports/Deferral_Summary_Purchasing/1702/' " w:xpath="/ns0:NavWordReportXmlPart[1]/ns0:Labels[1]/ns0:LineDescCaption[1]" w:storeItemID="{5F9AA176-249A-498C-98A4-F8C0DDD74752}"/>
+            <w:dataBinding w:prefixMappings="xmlns:ns0='urn:microsoft-dynamics-nav/reports/Deferral_Summary_Purchasing/1702/'" w:xpath="/ns0:NavWordReportXmlPart[1]/ns0:Labels[1]/ns0:LineDescCaption[1]" w:storeItemID="{5F9AA176-249A-498C-98A4-F8C0DDD74752}"/>
             <w:text/>
           </w:sdtPr>
           <w:sdtContent>
@@ -447,7 +447,7 @@
                 <w:tcBorders>
                   <w:top w:val="nil"/>
                   <w:left w:val="nil"/>
-                  <w:bottom w:val="single" w:sz="4" w:space="0" w:color="auto"/>
+                  <w:bottom w:val="single" w:color="auto" w:sz="4" w:space="0"/>
                   <w:right w:val="nil"/>
                 </w:tcBorders>
               </w:tcPr>
@@ -473,7 +473,7 @@
             <w:placeholder>
               <w:docPart w:val="954F809E97C142BEAEA48A1313AD151F"/>
             </w:placeholder>
-            <w:dataBinding w:prefixMappings="&lt;xmlns:ns0='urn:microsoft-dynamics-nav/reports/Deferral_Summary_Purchasing/1702/' " w:xpath="/ns0:NavWordReportXmlPart[1]/ns0:Labels[1]/ns0:DeferralAccountCaption[1]" w:storeItemID="{5F9AA176-249A-498C-98A4-F8C0DDD74752}"/>
+            <w:dataBinding w:prefixMappings="xmlns:ns0='urn:microsoft-dynamics-nav/reports/Deferral_Summary_Purchasing/1702/'" w:xpath="/ns0:NavWordReportXmlPart[1]/ns0:Labels[1]/ns0:DeferralAccountCaption[1]" w:storeItemID="{5F9AA176-249A-498C-98A4-F8C0DDD74752}"/>
             <w:text/>
           </w:sdtPr>
           <w:sdtContent>
@@ -483,7 +483,7 @@
                 <w:tcBorders>
                   <w:top w:val="nil"/>
                   <w:left w:val="nil"/>
-                  <w:bottom w:val="single" w:sz="4" w:space="0" w:color="auto"/>
+                  <w:bottom w:val="single" w:color="auto" w:sz="4" w:space="0"/>
                   <w:right w:val="nil"/>
                 </w:tcBorders>
               </w:tcPr>
@@ -507,7 +507,7 @@
             <w:placeholder>
               <w:docPart w:val="D15DB7E4B8E444C69F01E5F62A7F7942"/>
             </w:placeholder>
-            <w:dataBinding w:prefixMappings="&lt;xmlns:ns0='urn:microsoft-dynamics-nav/reports/Deferral_Summary_Purchasing/1702/' " w:xpath="/ns0:NavWordReportXmlPart[1]/ns0:Labels[1]/ns0:DefStartDateCaption[1]" w:storeItemID="{5F9AA176-249A-498C-98A4-F8C0DDD74752}"/>
+            <w:dataBinding w:prefixMappings="xmlns:ns0='urn:microsoft-dynamics-nav/reports/Deferral_Summary_Purchasing/1702/'" w:xpath="/ns0:NavWordReportXmlPart[1]/ns0:Labels[1]/ns0:DefStartDateCaption[1]" w:storeItemID="{5F9AA176-249A-498C-98A4-F8C0DDD74752}"/>
             <w:text/>
           </w:sdtPr>
           <w:sdtContent>
@@ -517,7 +517,7 @@
                 <w:tcBorders>
                   <w:top w:val="nil"/>
                   <w:left w:val="nil"/>
-                  <w:bottom w:val="single" w:sz="4" w:space="0" w:color="auto"/>
+                  <w:bottom w:val="single" w:color="auto" w:sz="4" w:space="0"/>
                   <w:right w:val="nil"/>
                 </w:tcBorders>
               </w:tcPr>
@@ -544,7 +544,7 @@
             <w:placeholder>
               <w:docPart w:val="F147C5D24CF54034832C82C0497839A3"/>
             </w:placeholder>
-            <w:dataBinding w:prefixMappings="&lt;xmlns:ns0='urn:microsoft-dynamics-nav/reports/Deferral_Summary_Purchasing/1702/' " w:xpath="/ns0:NavWordReportXmlPart[1]/ns0:Labels[1]/ns0:NoOfPeriodsCaption[1]" w:storeItemID="{5F9AA176-249A-498C-98A4-F8C0DDD74752}"/>
+            <w:dataBinding w:prefixMappings="xmlns:ns0='urn:microsoft-dynamics-nav/reports/Deferral_Summary_Purchasing/1702/'" w:xpath="/ns0:NavWordReportXmlPart[1]/ns0:Labels[1]/ns0:NoOfPeriodsCaption[1]" w:storeItemID="{5F9AA176-249A-498C-98A4-F8C0DDD74752}"/>
             <w:text/>
           </w:sdtPr>
           <w:sdtContent>
@@ -554,7 +554,7 @@
                 <w:tcBorders>
                   <w:top w:val="nil"/>
                   <w:left w:val="nil"/>
-                  <w:bottom w:val="single" w:sz="4" w:space="0" w:color="auto"/>
+                  <w:bottom w:val="single" w:color="auto" w:sz="4" w:space="0"/>
                   <w:right w:val="nil"/>
                 </w:tcBorders>
               </w:tcPr>
@@ -581,7 +581,7 @@
             <w:placeholder>
               <w:docPart w:val="C5E50329B86841C59849F586A5295AA8"/>
             </w:placeholder>
-            <w:dataBinding w:prefixMappings="&lt;xmlns:ns0='urn:microsoft-dynamics-nav/reports/Deferral_Summary_Purchasing/1702/' " w:xpath="/ns0:NavWordReportXmlPart[1]/ns0:Labels[1]/ns0:AmountRecognizedCaption[1]" w:storeItemID="{5F9AA176-249A-498C-98A4-F8C0DDD74752}"/>
+            <w:dataBinding w:prefixMappings="xmlns:ns0='urn:microsoft-dynamics-nav/reports/Deferral_Summary_Purchasing/1702/'" w:xpath="/ns0:NavWordReportXmlPart[1]/ns0:Labels[1]/ns0:AmountRecognizedCaption[1]" w:storeItemID="{5F9AA176-249A-498C-98A4-F8C0DDD74752}"/>
             <w:text/>
           </w:sdtPr>
           <w:sdtContent>
@@ -591,7 +591,7 @@
                 <w:tcBorders>
                   <w:top w:val="nil"/>
                   <w:left w:val="nil"/>
-                  <w:bottom w:val="single" w:sz="4" w:space="0" w:color="auto"/>
+                  <w:bottom w:val="single" w:color="auto" w:sz="4" w:space="0"/>
                   <w:right w:val="nil"/>
                 </w:tcBorders>
               </w:tcPr>
@@ -618,7 +618,7 @@
             <w:placeholder>
               <w:docPart w:val="148B022A195D4C3C9053BD655A3C07D3"/>
             </w:placeholder>
-            <w:dataBinding w:prefixMappings="&lt;xmlns:ns0='urn:microsoft-dynamics-nav/reports/Deferral_Summary_Purchasing/1702/' " w:xpath="/ns0:NavWordReportXmlPart[1]/ns0:Labels[1]/ns0:RemAmountDefCaption[1]" w:storeItemID="{5F9AA176-249A-498C-98A4-F8C0DDD74752}"/>
+            <w:dataBinding w:prefixMappings="xmlns:ns0='urn:microsoft-dynamics-nav/reports/Deferral_Summary_Purchasing/1702/'" w:xpath="/ns0:NavWordReportXmlPart[1]/ns0:Labels[1]/ns0:RemAmountDefCaption[1]" w:storeItemID="{5F9AA176-249A-498C-98A4-F8C0DDD74752}"/>
             <w:text/>
           </w:sdtPr>
           <w:sdtContent>
@@ -628,7 +628,7 @@
                 <w:tcBorders>
                   <w:top w:val="nil"/>
                   <w:left w:val="nil"/>
-                  <w:bottom w:val="single" w:sz="4" w:space="0" w:color="auto"/>
+                  <w:bottom w:val="single" w:color="auto" w:sz="4" w:space="0"/>
                   <w:right w:val="nil"/>
                 </w:tcBorders>
               </w:tcPr>
@@ -655,7 +655,7 @@
             <w:placeholder>
               <w:docPart w:val="AFD942B942E04DB4A5CCF8CBA4AE7D75"/>
             </w:placeholder>
-            <w:dataBinding w:prefixMappings="&lt;xmlns:ns0='urn:microsoft-dynamics-nav/reports/Deferral_Summary_Purchasing/1702/' " w:xpath="/ns0:NavWordReportXmlPart[1]/ns0:Labels[1]/ns0:TotalAmountDefCaption[1]" w:storeItemID="{5F9AA176-249A-498C-98A4-F8C0DDD74752}"/>
+            <w:dataBinding w:prefixMappings="xmlns:ns0='urn:microsoft-dynamics-nav/reports/Deferral_Summary_Purchasing/1702/'" w:xpath="/ns0:NavWordReportXmlPart[1]/ns0:Labels[1]/ns0:TotalAmountDefCaption[1]" w:storeItemID="{5F9AA176-249A-498C-98A4-F8C0DDD74752}"/>
             <w:text/>
           </w:sdtPr>
           <w:sdtContent>
@@ -665,7 +665,7 @@
                 <w:tcBorders>
                   <w:top w:val="nil"/>
                   <w:left w:val="nil"/>
-                  <w:bottom w:val="single" w:sz="4" w:space="0" w:color="auto"/>
+                  <w:bottom w:val="single" w:color="auto" w:sz="4" w:space="0"/>
                   <w:right w:val="nil"/>
                 </w:tcBorders>
               </w:tcPr>
@@ -690,7 +690,7 @@
           <w:alias w:val="#Nav: /Vendor"/>
           <w:tag w:val="#Nav: Deferral_Summary_Purchasing/1702"/>
           <w:id w:val="773826964"/>
-          <w15:dataBinding w:prefixMappings="&lt;xmlns:ns0='urn:microsoft-dynamics-nav/reports/Deferral_Summary_Purchasing/1702/' " w:xpath="/ns0:NavWordReportXmlPart[1]/ns0:Vendor" w:storeItemID="{5F9AA176-249A-498C-98A4-F8C0DDD74752}"/>
+          <w15:dataBinding w:prefixMappings="xmlns:ns0='urn:microsoft-dynamics-nav/reports/Deferral_Summary_Purchasing/1702/'" w:xpath="/ns0:NavWordReportXmlPart[1]/ns0:Vendor" w:storeItemID="{5F9AA176-249A-498C-98A4-F8C0DDD74752}"/>
           <w15:repeatingSection/>
         </w:sdtPr>
         <w:sdtContent>
@@ -714,7 +714,7 @@
                     <w:tcW w:w="759" w:type="pct"/>
                     <w:gridSpan w:val="2"/>
                     <w:tcBorders>
-                      <w:top w:val="single" w:sz="4" w:space="0" w:color="auto"/>
+                      <w:top w:val="single" w:color="auto" w:sz="4" w:space="0"/>
                       <w:left w:val="nil"/>
                       <w:bottom w:val="nil"/>
                       <w:right w:val="nil"/>
@@ -733,7 +733,7 @@
                         <w:placeholder>
                           <w:docPart w:val="400F348BC62B49A3AC5F51A65C8BBB49"/>
                         </w:placeholder>
-                        <w:dataBinding w:prefixMappings="&lt;xmlns:ns0='urn:microsoft-dynamics-nav/reports/Deferral_Summary_Purchasing/1702/' " w:xpath="/ns0:NavWordReportXmlPart[1]/ns0:Labels[1]/ns0:VendNoCaption[1]" w:storeItemID="{5F9AA176-249A-498C-98A4-F8C0DDD74752}"/>
+                        <w:dataBinding w:prefixMappings="xmlns:ns0='urn:microsoft-dynamics-nav/reports/Deferral_Summary_Purchasing/1702/'" w:xpath="/ns0:NavWordReportXmlPart[1]/ns0:Labels[1]/ns0:VendNoCaption[1]" w:storeItemID="{5F9AA176-249A-498C-98A4-F8C0DDD74752}"/>
                         <w:text/>
                       </w:sdtPr>
                       <w:sdtContent>
@@ -768,7 +768,7 @@
                             <w:placeholder>
                               <w:docPart w:val="E4ADF195D9D6405D88357F95C380E232"/>
                             </w:placeholder>
-                            <w:dataBinding w:prefixMappings="&lt;xmlns:ns0='urn:microsoft-dynamics-nav/reports/Deferral_Summary_Purchasing/1702/' " w:xpath="/ns0:NavWordReportXmlPart[1]/ns0:Vendor[1]/ns0:Posted_Deferral_Header[1]/ns0:VendNo[1]" w:storeItemID="{5F9AA176-249A-498C-98A4-F8C0DDD74752}"/>
+                            <w:dataBinding w:prefixMappings="xmlns:ns0='urn:microsoft-dynamics-nav/reports/Deferral_Summary_Purchasing/1702/'" w:xpath="/ns0:NavWordReportXmlPart[1]/ns0:Vendor[1]/ns0:Posted_Deferral_Header[1]/ns0:VendNo[1]" w:storeItemID="{5F9AA176-249A-498C-98A4-F8C0DDD74752}"/>
                             <w:text/>
                           </w:sdtPr>
                           <w:sdtContent>
@@ -787,7 +787,7 @@
                   <w:tcPr>
                     <w:tcW w:w="117" w:type="pct"/>
                     <w:tcBorders>
-                      <w:top w:val="single" w:sz="4" w:space="0" w:color="auto"/>
+                      <w:top w:val="single" w:color="auto" w:sz="4" w:space="0"/>
                       <w:left w:val="nil"/>
                       <w:bottom w:val="nil"/>
                       <w:right w:val="nil"/>
@@ -808,7 +808,7 @@
                     <w:placeholder>
                       <w:docPart w:val="E4ADF195D9D6405D88357F95C380E232"/>
                     </w:placeholder>
-                    <w:dataBinding w:prefixMappings="&lt;xmlns:ns0='urn:microsoft-dynamics-nav/reports/Deferral_Summary_Purchasing/1702/' " w:xpath="/ns0:NavWordReportXmlPart[1]/ns0:Vendor[1]/ns0:Posted_Deferral_Header[1]/ns0:VendorName[1]" w:storeItemID="{5F9AA176-249A-498C-98A4-F8C0DDD74752}"/>
+                    <w:dataBinding w:prefixMappings="xmlns:ns0='urn:microsoft-dynamics-nav/reports/Deferral_Summary_Purchasing/1702/'" w:xpath="/ns0:NavWordReportXmlPart[1]/ns0:Vendor[1]/ns0:Posted_Deferral_Header[1]/ns0:VendorName[1]" w:storeItemID="{5F9AA176-249A-498C-98A4-F8C0DDD74752}"/>
                     <w:text/>
                   </w:sdtPr>
                   <w:sdtContent>
@@ -817,7 +817,7 @@
                         <w:tcW w:w="1605" w:type="pct"/>
                         <w:gridSpan w:val="3"/>
                         <w:tcBorders>
-                          <w:top w:val="single" w:sz="4" w:space="0" w:color="auto"/>
+                          <w:top w:val="single" w:color="auto" w:sz="4" w:space="0"/>
                           <w:left w:val="nil"/>
                           <w:bottom w:val="nil"/>
                           <w:right w:val="nil"/>
@@ -840,7 +840,7 @@
                   <w:tcPr>
                     <w:tcW w:w="486" w:type="pct"/>
                     <w:tcBorders>
-                      <w:top w:val="single" w:sz="4" w:space="0" w:color="auto"/>
+                      <w:top w:val="single" w:color="auto" w:sz="4" w:space="0"/>
                       <w:left w:val="nil"/>
                       <w:bottom w:val="nil"/>
                       <w:right w:val="nil"/>
@@ -856,7 +856,7 @@
                   <w:tcPr>
                     <w:tcW w:w="389" w:type="pct"/>
                     <w:tcBorders>
-                      <w:top w:val="single" w:sz="4" w:space="0" w:color="auto"/>
+                      <w:top w:val="single" w:color="auto" w:sz="4" w:space="0"/>
                       <w:left w:val="nil"/>
                       <w:bottom w:val="nil"/>
                       <w:right w:val="nil"/>
@@ -872,7 +872,7 @@
                   <w:tcPr>
                     <w:tcW w:w="340" w:type="pct"/>
                     <w:tcBorders>
-                      <w:top w:val="single" w:sz="4" w:space="0" w:color="auto"/>
+                      <w:top w:val="single" w:color="auto" w:sz="4" w:space="0"/>
                       <w:left w:val="nil"/>
                       <w:bottom w:val="nil"/>
                       <w:right w:val="nil"/>
@@ -888,7 +888,7 @@
                   <w:tcPr>
                     <w:tcW w:w="438" w:type="pct"/>
                     <w:tcBorders>
-                      <w:top w:val="single" w:sz="4" w:space="0" w:color="auto"/>
+                      <w:top w:val="single" w:color="auto" w:sz="4" w:space="0"/>
                       <w:left w:val="nil"/>
                       <w:bottom w:val="nil"/>
                       <w:right w:val="nil"/>
@@ -904,7 +904,7 @@
                   <w:tcPr>
                     <w:tcW w:w="438" w:type="pct"/>
                     <w:tcBorders>
-                      <w:top w:val="single" w:sz="4" w:space="0" w:color="auto"/>
+                      <w:top w:val="single" w:color="auto" w:sz="4" w:space="0"/>
                       <w:left w:val="nil"/>
                       <w:bottom w:val="nil"/>
                       <w:right w:val="nil"/>
@@ -920,7 +920,7 @@
                   <w:tcPr>
                     <w:tcW w:w="428" w:type="pct"/>
                     <w:tcBorders>
-                      <w:top w:val="single" w:sz="4" w:space="0" w:color="auto"/>
+                      <w:top w:val="single" w:color="auto" w:sz="4" w:space="0"/>
                       <w:left w:val="nil"/>
                       <w:bottom w:val="nil"/>
                       <w:right w:val="nil"/>
@@ -941,7 +941,7 @@
                   <w:alias w:val="#Nav: /Vendor/Posted_Deferral_Header"/>
                   <w:tag w:val="#Nav: Deferral_Summary_Purchasing/1702"/>
                   <w:id w:val="-75743694"/>
-                  <w15:dataBinding w:prefixMappings="&lt;xmlns:ns0='urn:microsoft-dynamics-nav/reports/Deferral_Summary_Purchasing/1702/' " w:xpath="/ns0:NavWordReportXmlPart[1]/ns0:Vendor[1]/ns0:Posted_Deferral_Header" w:storeItemID="{5F9AA176-249A-498C-98A4-F8C0DDD74752}"/>
+                  <w15:dataBinding w:prefixMappings="xmlns:ns0='urn:microsoft-dynamics-nav/reports/Deferral_Summary_Purchasing/1702/'" w:xpath="/ns0:NavWordReportXmlPart[1]/ns0:Vendor[1]/ns0:Posted_Deferral_Header" w:storeItemID="{5F9AA176-249A-498C-98A4-F8C0DDD74752}"/>
                   <w15:repeatingSection/>
                 </w:sdtPr>
                 <w:sdtContent>
@@ -992,7 +992,7 @@
                                 <w:placeholder>
                                   <w:docPart w:val="5C4EF05920754B57B44CA25FC8F09904"/>
                                 </w:placeholder>
-                                <w:dataBinding w:prefixMappings="&lt;xmlns:ns0='urn:microsoft-dynamics-nav/reports/Deferral_Summary_Purchasing/1702/' " w:xpath="/ns0:NavWordReportXmlPart[1]/ns0:Vendor[1]/ns0:Posted_Deferral_Header[1]/ns0:PostingDate[1]" w:storeItemID="{5F9AA176-249A-498C-98A4-F8C0DDD74752}"/>
+                                <w:dataBinding w:prefixMappings="xmlns:ns0='urn:microsoft-dynamics-nav/reports/Deferral_Summary_Purchasing/1702/'" w:xpath="/ns0:NavWordReportXmlPart[1]/ns0:Vendor[1]/ns0:Posted_Deferral_Header[1]/ns0:PostingDate[1]" w:storeItemID="{5F9AA176-249A-498C-98A4-F8C0DDD74752}"/>
                                 <w:text/>
                               </w:sdtPr>
                               <w:sdtEndPr>
@@ -1007,7 +1007,7 @@
                                     <w:tcBorders>
                                       <w:top w:val="nil"/>
                                       <w:left w:val="nil"/>
-                                      <w:bottom w:val="single" w:sz="4" w:space="0" w:color="F5F6F8"/>
+                                      <w:bottom w:val="single" w:color="F5F6F8" w:sz="4" w:space="0"/>
                                       <w:right w:val="nil"/>
                                     </w:tcBorders>
                                     <w:vAlign w:val="center"/>
@@ -1036,7 +1036,7 @@
                             <w:placeholder>
                               <w:docPart w:val="5C4EF05920754B57B44CA25FC8F09904"/>
                             </w:placeholder>
-                            <w:dataBinding w:prefixMappings="&lt;xmlns:ns0='urn:microsoft-dynamics-nav/reports/Deferral_Summary_Purchasing/1702/' " w:xpath="/ns0:NavWordReportXmlPart[1]/ns0:Vendor[1]/ns0:Posted_Deferral_Header[1]/ns0:Document_No[1]" w:storeItemID="{5F9AA176-249A-498C-98A4-F8C0DDD74752}"/>
+                            <w:dataBinding w:prefixMappings="xmlns:ns0='urn:microsoft-dynamics-nav/reports/Deferral_Summary_Purchasing/1702/'" w:xpath="/ns0:NavWordReportXmlPart[1]/ns0:Vendor[1]/ns0:Posted_Deferral_Header[1]/ns0:Document_No[1]" w:storeItemID="{5F9AA176-249A-498C-98A4-F8C0DDD74752}"/>
                             <w:text/>
                           </w:sdtPr>
                           <w:sdtContent>
@@ -1047,7 +1047,7 @@
                                 <w:tcBorders>
                                   <w:top w:val="nil"/>
                                   <w:left w:val="nil"/>
-                                  <w:bottom w:val="single" w:sz="4" w:space="0" w:color="F5F6F8"/>
+                                  <w:bottom w:val="single" w:color="F5F6F8" w:sz="4" w:space="0"/>
                                   <w:right w:val="nil"/>
                                 </w:tcBorders>
                                 <w:vAlign w:val="center"/>
@@ -1074,7 +1074,7 @@
                             <w:placeholder>
                               <w:docPart w:val="5C4EF05920754B57B44CA25FC8F09904"/>
                             </w:placeholder>
-                            <w:dataBinding w:prefixMappings="&lt;xmlns:ns0='urn:microsoft-dynamics-nav/reports/Deferral_Summary_Purchasing/1702/' " w:xpath="/ns0:NavWordReportXmlPart[1]/ns0:Vendor[1]/ns0:Posted_Deferral_Header[1]/ns0:DocumentTypeString[1]" w:storeItemID="{5F9AA176-249A-498C-98A4-F8C0DDD74752}"/>
+                            <w:dataBinding w:prefixMappings="xmlns:ns0='urn:microsoft-dynamics-nav/reports/Deferral_Summary_Purchasing/1702/'" w:xpath="/ns0:NavWordReportXmlPart[1]/ns0:Vendor[1]/ns0:Posted_Deferral_Header[1]/ns0:DocumentTypeString[1]" w:storeItemID="{5F9AA176-249A-498C-98A4-F8C0DDD74752}"/>
                             <w:text/>
                           </w:sdtPr>
                           <w:sdtContent>
@@ -1084,7 +1084,7 @@
                                 <w:tcBorders>
                                   <w:top w:val="nil"/>
                                   <w:left w:val="nil"/>
-                                  <w:bottom w:val="single" w:sz="4" w:space="0" w:color="F5F6F8"/>
+                                  <w:bottom w:val="single" w:color="F5F6F8" w:sz="4" w:space="0"/>
                                   <w:right w:val="nil"/>
                                 </w:tcBorders>
                                 <w:vAlign w:val="center"/>
@@ -1111,7 +1111,7 @@
                             <w:placeholder>
                               <w:docPart w:val="5C4EF05920754B57B44CA25FC8F09904"/>
                             </w:placeholder>
-                            <w:dataBinding w:prefixMappings="&lt;xmlns:ns0='urn:microsoft-dynamics-nav/reports/Deferral_Summary_Purchasing/1702/' " w:xpath="/ns0:NavWordReportXmlPart[1]/ns0:Vendor[1]/ns0:Posted_Deferral_Header[1]/ns0:LineType[1]" w:storeItemID="{5F9AA176-249A-498C-98A4-F8C0DDD74752}"/>
+                            <w:dataBinding w:prefixMappings="xmlns:ns0='urn:microsoft-dynamics-nav/reports/Deferral_Summary_Purchasing/1702/'" w:xpath="/ns0:NavWordReportXmlPart[1]/ns0:Vendor[1]/ns0:Posted_Deferral_Header[1]/ns0:LineType[1]" w:storeItemID="{5F9AA176-249A-498C-98A4-F8C0DDD74752}"/>
                             <w:text/>
                           </w:sdtPr>
                           <w:sdtContent>
@@ -1121,7 +1121,7 @@
                                 <w:tcBorders>
                                   <w:top w:val="nil"/>
                                   <w:left w:val="nil"/>
-                                  <w:bottom w:val="single" w:sz="4" w:space="0" w:color="F5F6F8"/>
+                                  <w:bottom w:val="single" w:color="F5F6F8" w:sz="4" w:space="0"/>
                                   <w:right w:val="nil"/>
                                 </w:tcBorders>
                                 <w:vAlign w:val="center"/>
@@ -1148,7 +1148,7 @@
                             <w:placeholder>
                               <w:docPart w:val="5C4EF05920754B57B44CA25FC8F09904"/>
                             </w:placeholder>
-                            <w:dataBinding w:prefixMappings="&lt;xmlns:ns0='urn:microsoft-dynamics-nav/reports/Deferral_Summary_Purchasing/1702/' " w:xpath="/ns0:NavWordReportXmlPart[1]/ns0:Vendor[1]/ns0:Posted_Deferral_Header[1]/ns0:LineDescription[1]" w:storeItemID="{5F9AA176-249A-498C-98A4-F8C0DDD74752}"/>
+                            <w:dataBinding w:prefixMappings="xmlns:ns0='urn:microsoft-dynamics-nav/reports/Deferral_Summary_Purchasing/1702/'" w:xpath="/ns0:NavWordReportXmlPart[1]/ns0:Vendor[1]/ns0:Posted_Deferral_Header[1]/ns0:LineDescription[1]" w:storeItemID="{5F9AA176-249A-498C-98A4-F8C0DDD74752}"/>
                             <w:text/>
                           </w:sdtPr>
                           <w:sdtContent>
@@ -1158,7 +1158,7 @@
                                 <w:tcBorders>
                                   <w:top w:val="nil"/>
                                   <w:left w:val="nil"/>
-                                  <w:bottom w:val="single" w:sz="4" w:space="0" w:color="F5F6F8"/>
+                                  <w:bottom w:val="single" w:color="F5F6F8" w:sz="4" w:space="0"/>
                                   <w:right w:val="nil"/>
                                 </w:tcBorders>
                                 <w:vAlign w:val="center"/>
@@ -1185,7 +1185,7 @@
                             <w:placeholder>
                               <w:docPart w:val="5C4EF05920754B57B44CA25FC8F09904"/>
                             </w:placeholder>
-                            <w:dataBinding w:prefixMappings="&lt;xmlns:ns0='urn:microsoft-dynamics-nav/reports/Deferral_Summary_Purchasing/1702/' " w:xpath="/ns0:NavWordReportXmlPart[1]/ns0:Vendor[1]/ns0:Posted_Deferral_Header[1]/ns0:DeferralAccount[1]" w:storeItemID="{5F9AA176-249A-498C-98A4-F8C0DDD74752}"/>
+                            <w:dataBinding w:prefixMappings="xmlns:ns0='urn:microsoft-dynamics-nav/reports/Deferral_Summary_Purchasing/1702/'" w:xpath="/ns0:NavWordReportXmlPart[1]/ns0:Vendor[1]/ns0:Posted_Deferral_Header[1]/ns0:DeferralAccount[1]" w:storeItemID="{5F9AA176-249A-498C-98A4-F8C0DDD74752}"/>
                             <w:text/>
                           </w:sdtPr>
                           <w:sdtContent>
@@ -1195,7 +1195,7 @@
                                 <w:tcBorders>
                                   <w:top w:val="nil"/>
                                   <w:left w:val="nil"/>
-                                  <w:bottom w:val="single" w:sz="4" w:space="0" w:color="F5F6F8"/>
+                                  <w:bottom w:val="single" w:color="F5F6F8" w:sz="4" w:space="0"/>
                                   <w:right w:val="nil"/>
                                 </w:tcBorders>
                                 <w:vAlign w:val="center"/>
@@ -1222,7 +1222,7 @@
                             <w:placeholder>
                               <w:docPart w:val="5C4EF05920754B57B44CA25FC8F09904"/>
                             </w:placeholder>
-                            <w:dataBinding w:prefixMappings="&lt;xmlns:ns0='urn:microsoft-dynamics-nav/reports/Deferral_Summary_Purchasing/1702/' " w:xpath="/ns0:NavWordReportXmlPart[1]/ns0:Vendor[1]/ns0:Posted_Deferral_Header[1]/ns0:DeferralStartDate[1]" w:storeItemID="{5F9AA176-249A-498C-98A4-F8C0DDD74752}"/>
+                            <w:dataBinding w:prefixMappings="xmlns:ns0='urn:microsoft-dynamics-nav/reports/Deferral_Summary_Purchasing/1702/'" w:xpath="/ns0:NavWordReportXmlPart[1]/ns0:Vendor[1]/ns0:Posted_Deferral_Header[1]/ns0:DeferralStartDate[1]" w:storeItemID="{5F9AA176-249A-498C-98A4-F8C0DDD74752}"/>
                             <w:text/>
                           </w:sdtPr>
                           <w:sdtContent>
@@ -1232,7 +1232,7 @@
                                 <w:tcBorders>
                                   <w:top w:val="nil"/>
                                   <w:left w:val="nil"/>
-                                  <w:bottom w:val="single" w:sz="4" w:space="0" w:color="F5F6F8"/>
+                                  <w:bottom w:val="single" w:color="F5F6F8" w:sz="4" w:space="0"/>
                                   <w:right w:val="nil"/>
                                 </w:tcBorders>
                                 <w:vAlign w:val="center"/>
@@ -1260,7 +1260,7 @@
                             <w:placeholder>
                               <w:docPart w:val="5C4EF05920754B57B44CA25FC8F09904"/>
                             </w:placeholder>
-                            <w:dataBinding w:prefixMappings="&lt;xmlns:ns0='urn:microsoft-dynamics-nav/reports/Deferral_Summary_Purchasing/1702/' " w:xpath="/ns0:NavWordReportXmlPart[1]/ns0:Vendor[1]/ns0:Posted_Deferral_Header[1]/ns0:NumOfPeriods[1]" w:storeItemID="{5F9AA176-249A-498C-98A4-F8C0DDD74752}"/>
+                            <w:dataBinding w:prefixMappings="xmlns:ns0='urn:microsoft-dynamics-nav/reports/Deferral_Summary_Purchasing/1702/'" w:xpath="/ns0:NavWordReportXmlPart[1]/ns0:Vendor[1]/ns0:Posted_Deferral_Header[1]/ns0:NumOfPeriods[1]" w:storeItemID="{5F9AA176-249A-498C-98A4-F8C0DDD74752}"/>
                             <w:text/>
                           </w:sdtPr>
                           <w:sdtContent>
@@ -1270,7 +1270,7 @@
                                 <w:tcBorders>
                                   <w:top w:val="nil"/>
                                   <w:left w:val="nil"/>
-                                  <w:bottom w:val="single" w:sz="4" w:space="0" w:color="F5F6F8"/>
+                                  <w:bottom w:val="single" w:color="F5F6F8" w:sz="4" w:space="0"/>
                                   <w:right w:val="nil"/>
                                 </w:tcBorders>
                                 <w:vAlign w:val="center"/>
@@ -1298,7 +1298,7 @@
                             <w:placeholder>
                               <w:docPart w:val="5C4EF05920754B57B44CA25FC8F09904"/>
                             </w:placeholder>
-                            <w:dataBinding w:prefixMappings="&lt;xmlns:ns0='urn:microsoft-dynamics-nav/reports/Deferral_Summary_Purchasing/1702/' " w:xpath="/ns0:NavWordReportXmlPart[1]/ns0:Vendor[1]/ns0:Posted_Deferral_Header[1]/ns0:AmtRecognized[1]" w:storeItemID="{5F9AA176-249A-498C-98A4-F8C0DDD74752}"/>
+                            <w:dataBinding w:prefixMappings="xmlns:ns0='urn:microsoft-dynamics-nav/reports/Deferral_Summary_Purchasing/1702/'" w:xpath="/ns0:NavWordReportXmlPart[1]/ns0:Vendor[1]/ns0:Posted_Deferral_Header[1]/ns0:AmtRecognized[1]" w:storeItemID="{5F9AA176-249A-498C-98A4-F8C0DDD74752}"/>
                             <w:text/>
                           </w:sdtPr>
                           <w:sdtContent>
@@ -1308,7 +1308,7 @@
                                 <w:tcBorders>
                                   <w:top w:val="nil"/>
                                   <w:left w:val="nil"/>
-                                  <w:bottom w:val="single" w:sz="4" w:space="0" w:color="F5F6F8"/>
+                                  <w:bottom w:val="single" w:color="F5F6F8" w:sz="4" w:space="0"/>
                                   <w:right w:val="nil"/>
                                 </w:tcBorders>
                                 <w:vAlign w:val="center"/>
@@ -1336,7 +1336,7 @@
                             <w:placeholder>
                               <w:docPart w:val="5C4EF05920754B57B44CA25FC8F09904"/>
                             </w:placeholder>
-                            <w:dataBinding w:prefixMappings="&lt;xmlns:ns0='urn:microsoft-dynamics-nav/reports/Deferral_Summary_Purchasing/1702/' " w:xpath="/ns0:NavWordReportXmlPart[1]/ns0:Vendor[1]/ns0:Posted_Deferral_Header[1]/ns0:RemainingAmtDeferred[1]" w:storeItemID="{5F9AA176-249A-498C-98A4-F8C0DDD74752}"/>
+                            <w:dataBinding w:prefixMappings="xmlns:ns0='urn:microsoft-dynamics-nav/reports/Deferral_Summary_Purchasing/1702/'" w:xpath="/ns0:NavWordReportXmlPart[1]/ns0:Vendor[1]/ns0:Posted_Deferral_Header[1]/ns0:RemainingAmtDeferred[1]" w:storeItemID="{5F9AA176-249A-498C-98A4-F8C0DDD74752}"/>
                             <w:text/>
                           </w:sdtPr>
                           <w:sdtContent>
@@ -1346,7 +1346,7 @@
                                 <w:tcBorders>
                                   <w:top w:val="nil"/>
                                   <w:left w:val="nil"/>
-                                  <w:bottom w:val="single" w:sz="4" w:space="0" w:color="F5F6F8"/>
+                                  <w:bottom w:val="single" w:color="F5F6F8" w:sz="4" w:space="0"/>
                                   <w:right w:val="nil"/>
                                 </w:tcBorders>
                                 <w:vAlign w:val="center"/>
@@ -1374,7 +1374,7 @@
                             <w:placeholder>
                               <w:docPart w:val="5C4EF05920754B57B44CA25FC8F09904"/>
                             </w:placeholder>
-                            <w:dataBinding w:prefixMappings="&lt;xmlns:ns0='urn:microsoft-dynamics-nav/reports/Deferral_Summary_Purchasing/1702/' " w:xpath="/ns0:NavWordReportXmlPart[1]/ns0:Vendor[1]/ns0:Posted_Deferral_Header[1]/ns0:TotalAmtDeferred[1]" w:storeItemID="{5F9AA176-249A-498C-98A4-F8C0DDD74752}"/>
+                            <w:dataBinding w:prefixMappings="xmlns:ns0='urn:microsoft-dynamics-nav/reports/Deferral_Summary_Purchasing/1702/'" w:xpath="/ns0:NavWordReportXmlPart[1]/ns0:Vendor[1]/ns0:Posted_Deferral_Header[1]/ns0:TotalAmtDeferred[1]" w:storeItemID="{5F9AA176-249A-498C-98A4-F8C0DDD74752}"/>
                             <w:text/>
                           </w:sdtPr>
                           <w:sdtContent>
@@ -1384,7 +1384,7 @@
                                 <w:tcBorders>
                                   <w:top w:val="nil"/>
                                   <w:left w:val="nil"/>
-                                  <w:bottom w:val="single" w:sz="4" w:space="0" w:color="F5F6F8"/>
+                                  <w:bottom w:val="single" w:color="F5F6F8" w:sz="4" w:space="0"/>
                                   <w:right w:val="nil"/>
                                 </w:tcBorders>
                                 <w:vAlign w:val="center"/>
@@ -1416,9 +1416,9 @@
                   <w:tcPr>
                     <w:tcW w:w="389" w:type="pct"/>
                     <w:tcBorders>
-                      <w:top w:val="single" w:sz="4" w:space="0" w:color="F5F6F8"/>
+                      <w:top w:val="single" w:color="F5F6F8" w:sz="4" w:space="0"/>
                       <w:left w:val="nil"/>
-                      <w:bottom w:val="single" w:sz="4" w:space="0" w:color="auto"/>
+                      <w:bottom w:val="single" w:color="auto" w:sz="4" w:space="0"/>
                       <w:right w:val="nil"/>
                     </w:tcBorders>
                     <w:shd w:val="clear" w:color="auto" w:fill="FFFFFF" w:themeFill="background1"/>
@@ -1434,9 +1434,9 @@
                     <w:tcW w:w="487" w:type="pct"/>
                     <w:gridSpan w:val="2"/>
                     <w:tcBorders>
-                      <w:top w:val="single" w:sz="4" w:space="0" w:color="F5F6F8"/>
+                      <w:top w:val="single" w:color="F5F6F8" w:sz="4" w:space="0"/>
                       <w:left w:val="nil"/>
-                      <w:bottom w:val="single" w:sz="4" w:space="0" w:color="auto"/>
+                      <w:bottom w:val="single" w:color="auto" w:sz="4" w:space="0"/>
                       <w:right w:val="nil"/>
                     </w:tcBorders>
                     <w:shd w:val="clear" w:color="auto" w:fill="FFFFFF" w:themeFill="background1"/>
@@ -1451,9 +1451,9 @@
                   <w:tcPr>
                     <w:tcW w:w="486" w:type="pct"/>
                     <w:tcBorders>
-                      <w:top w:val="single" w:sz="4" w:space="0" w:color="F5F6F8"/>
+                      <w:top w:val="single" w:color="F5F6F8" w:sz="4" w:space="0"/>
                       <w:left w:val="nil"/>
-                      <w:bottom w:val="single" w:sz="4" w:space="0" w:color="auto"/>
+                      <w:bottom w:val="single" w:color="auto" w:sz="4" w:space="0"/>
                       <w:right w:val="nil"/>
                     </w:tcBorders>
                     <w:shd w:val="clear" w:color="auto" w:fill="FFFFFF" w:themeFill="background1"/>
@@ -1468,9 +1468,9 @@
                   <w:tcPr>
                     <w:tcW w:w="389" w:type="pct"/>
                     <w:tcBorders>
-                      <w:top w:val="single" w:sz="4" w:space="0" w:color="F5F6F8"/>
+                      <w:top w:val="single" w:color="F5F6F8" w:sz="4" w:space="0"/>
                       <w:left w:val="nil"/>
-                      <w:bottom w:val="single" w:sz="4" w:space="0" w:color="auto"/>
+                      <w:bottom w:val="single" w:color="auto" w:sz="4" w:space="0"/>
                       <w:right w:val="nil"/>
                     </w:tcBorders>
                     <w:shd w:val="clear" w:color="auto" w:fill="FFFFFF" w:themeFill="background1"/>
@@ -1485,9 +1485,9 @@
                   <w:tcPr>
                     <w:tcW w:w="730" w:type="pct"/>
                     <w:tcBorders>
-                      <w:top w:val="single" w:sz="4" w:space="0" w:color="F5F6F8"/>
+                      <w:top w:val="single" w:color="F5F6F8" w:sz="4" w:space="0"/>
                       <w:left w:val="nil"/>
-                      <w:bottom w:val="single" w:sz="4" w:space="0" w:color="auto"/>
+                      <w:bottom w:val="single" w:color="auto" w:sz="4" w:space="0"/>
                       <w:right w:val="nil"/>
                     </w:tcBorders>
                     <w:shd w:val="clear" w:color="auto" w:fill="FFFFFF" w:themeFill="background1"/>
@@ -1502,9 +1502,9 @@
                   <w:tcPr>
                     <w:tcW w:w="486" w:type="pct"/>
                     <w:tcBorders>
-                      <w:top w:val="single" w:sz="4" w:space="0" w:color="F5F6F8"/>
+                      <w:top w:val="single" w:color="F5F6F8" w:sz="4" w:space="0"/>
                       <w:left w:val="nil"/>
-                      <w:bottom w:val="single" w:sz="4" w:space="0" w:color="auto"/>
+                      <w:bottom w:val="single" w:color="auto" w:sz="4" w:space="0"/>
                       <w:right w:val="nil"/>
                     </w:tcBorders>
                     <w:shd w:val="clear" w:color="auto" w:fill="FFFFFF" w:themeFill="background1"/>
@@ -1519,9 +1519,9 @@
                   <w:tcPr>
                     <w:tcW w:w="389" w:type="pct"/>
                     <w:tcBorders>
-                      <w:top w:val="single" w:sz="4" w:space="0" w:color="F5F6F8"/>
+                      <w:top w:val="single" w:color="F5F6F8" w:sz="4" w:space="0"/>
                       <w:left w:val="nil"/>
-                      <w:bottom w:val="single" w:sz="4" w:space="0" w:color="auto"/>
+                      <w:bottom w:val="single" w:color="auto" w:sz="4" w:space="0"/>
                       <w:right w:val="nil"/>
                     </w:tcBorders>
                     <w:shd w:val="clear" w:color="auto" w:fill="FFFFFF" w:themeFill="background1"/>
@@ -1537,9 +1537,9 @@
                   <w:tcPr>
                     <w:tcW w:w="340" w:type="pct"/>
                     <w:tcBorders>
-                      <w:top w:val="single" w:sz="4" w:space="0" w:color="F5F6F8"/>
+                      <w:top w:val="single" w:color="F5F6F8" w:sz="4" w:space="0"/>
                       <w:left w:val="nil"/>
-                      <w:bottom w:val="single" w:sz="4" w:space="0" w:color="auto"/>
+                      <w:bottom w:val="single" w:color="auto" w:sz="4" w:space="0"/>
                       <w:right w:val="nil"/>
                     </w:tcBorders>
                     <w:shd w:val="clear" w:color="auto" w:fill="FFFFFF" w:themeFill="background1"/>
@@ -1555,9 +1555,9 @@
                   <w:tcPr>
                     <w:tcW w:w="438" w:type="pct"/>
                     <w:tcBorders>
-                      <w:top w:val="single" w:sz="4" w:space="0" w:color="F5F6F8"/>
+                      <w:top w:val="single" w:color="F5F6F8" w:sz="4" w:space="0"/>
                       <w:left w:val="nil"/>
-                      <w:bottom w:val="single" w:sz="4" w:space="0" w:color="auto"/>
+                      <w:bottom w:val="single" w:color="auto" w:sz="4" w:space="0"/>
                       <w:right w:val="nil"/>
                     </w:tcBorders>
                     <w:shd w:val="clear" w:color="auto" w:fill="FFFFFF" w:themeFill="background1"/>
@@ -1573,9 +1573,9 @@
                   <w:tcPr>
                     <w:tcW w:w="438" w:type="pct"/>
                     <w:tcBorders>
-                      <w:top w:val="single" w:sz="4" w:space="0" w:color="F5F6F8"/>
+                      <w:top w:val="single" w:color="F5F6F8" w:sz="4" w:space="0"/>
                       <w:left w:val="nil"/>
-                      <w:bottom w:val="single" w:sz="4" w:space="0" w:color="auto"/>
+                      <w:bottom w:val="single" w:color="auto" w:sz="4" w:space="0"/>
                       <w:right w:val="nil"/>
                     </w:tcBorders>
                     <w:shd w:val="clear" w:color="auto" w:fill="FFFFFF" w:themeFill="background1"/>
@@ -1591,9 +1591,9 @@
                   <w:tcPr>
                     <w:tcW w:w="428" w:type="pct"/>
                     <w:tcBorders>
-                      <w:top w:val="single" w:sz="4" w:space="0" w:color="F5F6F8"/>
+                      <w:top w:val="single" w:color="F5F6F8" w:sz="4" w:space="0"/>
                       <w:left w:val="nil"/>
-                      <w:bottom w:val="single" w:sz="4" w:space="0" w:color="auto"/>
+                      <w:bottom w:val="single" w:color="auto" w:sz="4" w:space="0"/>
                       <w:right w:val="nil"/>
                     </w:tcBorders>
                     <w:shd w:val="clear" w:color="auto" w:fill="FFFFFF" w:themeFill="background1"/>
@@ -1615,9 +1615,9 @@
                   <w:tcPr>
                     <w:tcW w:w="389" w:type="pct"/>
                     <w:tcBorders>
-                      <w:top w:val="single" w:sz="4" w:space="0" w:color="auto"/>
+                      <w:top w:val="single" w:color="auto" w:sz="4" w:space="0"/>
                       <w:left w:val="nil"/>
-                      <w:bottom w:val="single" w:sz="8" w:space="0" w:color="auto"/>
+                      <w:bottom w:val="single" w:color="auto" w:sz="8" w:space="0"/>
                       <w:right w:val="nil"/>
                     </w:tcBorders>
                   </w:tcPr>
@@ -1633,9 +1633,9 @@
                     <w:tcW w:w="487" w:type="pct"/>
                     <w:gridSpan w:val="2"/>
                     <w:tcBorders>
-                      <w:top w:val="single" w:sz="4" w:space="0" w:color="auto"/>
+                      <w:top w:val="single" w:color="auto" w:sz="4" w:space="0"/>
                       <w:left w:val="nil"/>
-                      <w:bottom w:val="single" w:sz="8" w:space="0" w:color="auto"/>
+                      <w:bottom w:val="single" w:color="auto" w:sz="8" w:space="0"/>
                       <w:right w:val="nil"/>
                     </w:tcBorders>
                   </w:tcPr>
@@ -1650,9 +1650,9 @@
                   <w:tcPr>
                     <w:tcW w:w="486" w:type="pct"/>
                     <w:tcBorders>
-                      <w:top w:val="single" w:sz="4" w:space="0" w:color="auto"/>
+                      <w:top w:val="single" w:color="auto" w:sz="4" w:space="0"/>
                       <w:left w:val="nil"/>
-                      <w:bottom w:val="single" w:sz="8" w:space="0" w:color="auto"/>
+                      <w:bottom w:val="single" w:color="auto" w:sz="8" w:space="0"/>
                       <w:right w:val="nil"/>
                     </w:tcBorders>
                   </w:tcPr>
@@ -1667,9 +1667,9 @@
                   <w:tcPr>
                     <w:tcW w:w="389" w:type="pct"/>
                     <w:tcBorders>
-                      <w:top w:val="single" w:sz="4" w:space="0" w:color="auto"/>
+                      <w:top w:val="single" w:color="auto" w:sz="4" w:space="0"/>
                       <w:left w:val="nil"/>
-                      <w:bottom w:val="single" w:sz="8" w:space="0" w:color="auto"/>
+                      <w:bottom w:val="single" w:color="auto" w:sz="8" w:space="0"/>
                       <w:right w:val="nil"/>
                     </w:tcBorders>
                   </w:tcPr>
@@ -1684,9 +1684,9 @@
                   <w:tcPr>
                     <w:tcW w:w="730" w:type="pct"/>
                     <w:tcBorders>
-                      <w:top w:val="single" w:sz="4" w:space="0" w:color="auto"/>
+                      <w:top w:val="single" w:color="auto" w:sz="4" w:space="0"/>
                       <w:left w:val="nil"/>
-                      <w:bottom w:val="single" w:sz="8" w:space="0" w:color="auto"/>
+                      <w:bottom w:val="single" w:color="auto" w:sz="8" w:space="0"/>
                       <w:right w:val="nil"/>
                     </w:tcBorders>
                   </w:tcPr>
@@ -1701,9 +1701,9 @@
                   <w:tcPr>
                     <w:tcW w:w="486" w:type="pct"/>
                     <w:tcBorders>
-                      <w:top w:val="single" w:sz="4" w:space="0" w:color="auto"/>
+                      <w:top w:val="single" w:color="auto" w:sz="4" w:space="0"/>
                       <w:left w:val="nil"/>
-                      <w:bottom w:val="single" w:sz="8" w:space="0" w:color="auto"/>
+                      <w:bottom w:val="single" w:color="auto" w:sz="8" w:space="0"/>
                       <w:right w:val="nil"/>
                     </w:tcBorders>
                   </w:tcPr>
@@ -1718,9 +1718,9 @@
                   <w:tcPr>
                     <w:tcW w:w="389" w:type="pct"/>
                     <w:tcBorders>
-                      <w:top w:val="single" w:sz="4" w:space="0" w:color="auto"/>
+                      <w:top w:val="single" w:color="auto" w:sz="4" w:space="0"/>
                       <w:left w:val="nil"/>
-                      <w:bottom w:val="single" w:sz="8" w:space="0" w:color="auto"/>
+                      <w:bottom w:val="single" w:color="auto" w:sz="8" w:space="0"/>
                       <w:right w:val="nil"/>
                     </w:tcBorders>
                   </w:tcPr>
@@ -1735,9 +1735,9 @@
                   <w:tcPr>
                     <w:tcW w:w="340" w:type="pct"/>
                     <w:tcBorders>
-                      <w:top w:val="single" w:sz="4" w:space="0" w:color="auto"/>
+                      <w:top w:val="single" w:color="auto" w:sz="4" w:space="0"/>
                       <w:left w:val="nil"/>
-                      <w:bottom w:val="single" w:sz="8" w:space="0" w:color="auto"/>
+                      <w:bottom w:val="single" w:color="auto" w:sz="8" w:space="0"/>
                       <w:right w:val="nil"/>
                     </w:tcBorders>
                   </w:tcPr>
@@ -1757,7 +1757,7 @@
                     <w:placeholder>
                       <w:docPart w:val="5C4EF05920754B57B44CA25FC8F09904"/>
                     </w:placeholder>
-                    <w:dataBinding w:prefixMappings="&lt;xmlns:ns0='urn:microsoft-dynamics-nav/reports/Deferral_Summary_Purchasing/1702/' " w:xpath="/ns0:NavWordReportXmlPart[1]/ns0:Vendor[1]/ns0:Totals[1]/ns0:SumAmtRecognized[1]" w:storeItemID="{5F9AA176-249A-498C-98A4-F8C0DDD74752}"/>
+                    <w:dataBinding w:prefixMappings="xmlns:ns0='urn:microsoft-dynamics-nav/reports/Deferral_Summary_Purchasing/1702/'" w:xpath="/ns0:NavWordReportXmlPart[1]/ns0:Vendor[1]/ns0:Totals[1]/ns0:SumAmtRecognized[1]" w:storeItemID="{5F9AA176-249A-498C-98A4-F8C0DDD74752}"/>
                     <w:text/>
                   </w:sdtPr>
                   <w:sdtContent>
@@ -1765,9 +1765,9 @@
                       <w:tcPr>
                         <w:tcW w:w="438" w:type="pct"/>
                         <w:tcBorders>
-                          <w:top w:val="single" w:sz="4" w:space="0" w:color="auto"/>
+                          <w:top w:val="single" w:color="auto" w:sz="4" w:space="0"/>
                           <w:left w:val="nil"/>
-                          <w:bottom w:val="single" w:sz="8" w:space="0" w:color="auto"/>
+                          <w:bottom w:val="single" w:color="auto" w:sz="8" w:space="0"/>
                           <w:right w:val="nil"/>
                         </w:tcBorders>
                       </w:tcPr>
@@ -1794,7 +1794,7 @@
                     <w:placeholder>
                       <w:docPart w:val="5C4EF05920754B57B44CA25FC8F09904"/>
                     </w:placeholder>
-                    <w:dataBinding w:prefixMappings="&lt;xmlns:ns0='urn:microsoft-dynamics-nav/reports/Deferral_Summary_Purchasing/1702/' " w:xpath="/ns0:NavWordReportXmlPart[1]/ns0:Vendor[1]/ns0:Totals[1]/ns0:SumRemainingAmtDeferred[1]" w:storeItemID="{5F9AA176-249A-498C-98A4-F8C0DDD74752}"/>
+                    <w:dataBinding w:prefixMappings="xmlns:ns0='urn:microsoft-dynamics-nav/reports/Deferral_Summary_Purchasing/1702/'" w:xpath="/ns0:NavWordReportXmlPart[1]/ns0:Vendor[1]/ns0:Totals[1]/ns0:SumRemainingAmtDeferred[1]" w:storeItemID="{5F9AA176-249A-498C-98A4-F8C0DDD74752}"/>
                     <w:text/>
                   </w:sdtPr>
                   <w:sdtContent>
@@ -1802,9 +1802,9 @@
                       <w:tcPr>
                         <w:tcW w:w="438" w:type="pct"/>
                         <w:tcBorders>
-                          <w:top w:val="single" w:sz="4" w:space="0" w:color="auto"/>
+                          <w:top w:val="single" w:color="auto" w:sz="4" w:space="0"/>
                           <w:left w:val="nil"/>
-                          <w:bottom w:val="single" w:sz="8" w:space="0" w:color="auto"/>
+                          <w:bottom w:val="single" w:color="auto" w:sz="8" w:space="0"/>
                           <w:right w:val="nil"/>
                         </w:tcBorders>
                       </w:tcPr>
@@ -1831,7 +1831,7 @@
                     <w:placeholder>
                       <w:docPart w:val="5C4EF05920754B57B44CA25FC8F09904"/>
                     </w:placeholder>
-                    <w:dataBinding w:prefixMappings="&lt;xmlns:ns0='urn:microsoft-dynamics-nav/reports/Deferral_Summary_Purchasing/1702/' " w:xpath="/ns0:NavWordReportXmlPart[1]/ns0:Vendor[1]/ns0:Totals[1]/ns0:SumTotalAmtDeferred[1]" w:storeItemID="{5F9AA176-249A-498C-98A4-F8C0DDD74752}"/>
+                    <w:dataBinding w:prefixMappings="xmlns:ns0='urn:microsoft-dynamics-nav/reports/Deferral_Summary_Purchasing/1702/'" w:xpath="/ns0:NavWordReportXmlPart[1]/ns0:Vendor[1]/ns0:Totals[1]/ns0:SumTotalAmtDeferred[1]" w:storeItemID="{5F9AA176-249A-498C-98A4-F8C0DDD74752}"/>
                     <w:text/>
                   </w:sdtPr>
                   <w:sdtContent>
@@ -1839,9 +1839,9 @@
                       <w:tcPr>
                         <w:tcW w:w="428" w:type="pct"/>
                         <w:tcBorders>
-                          <w:top w:val="single" w:sz="4" w:space="0" w:color="auto"/>
+                          <w:top w:val="single" w:color="auto" w:sz="4" w:space="0"/>
                           <w:left w:val="nil"/>
-                          <w:bottom w:val="single" w:sz="8" w:space="0" w:color="auto"/>
+                          <w:bottom w:val="single" w:color="auto" w:sz="8" w:space="0"/>
                           <w:right w:val="nil"/>
                         </w:tcBorders>
                       </w:tcPr>
@@ -4103,7 +4103,9 @@
 <b:Sources xmlns:b="http://schemas.openxmlformats.org/officeDocument/2006/bibliography" xmlns="http://schemas.openxmlformats.org/officeDocument/2006/bibliography" SelectedStyle="\APASixthEditionOfficeOnline.xsl" StyleName="APA" Version="6"/>
 </file>
 
-<file path=customXml/item2.xml>��< ? x m l   v e r s i o n = " 1 . 0 "   e n c o d i n g = " u t f - 1 6 " ? > < N a v W o r d R e p o r t X m l P a r t   x m l n s = " u r n : m i c r o s o f t - d y n a m i c s - b u s i n e s s c e n t r a l / i n t e r n a l / e x t e n d e d / r e p o r t s / D e f e r r a l _ S u m m a r y _ P u r c h a s i n g / 1 7 0 2 / " > +<file path=customXml/item2.xml>��< ? x m l   v e r s i o n = " 1 . 0 "   e n c o d i n g = " u t f - 1 6 " ? > + 
+ < N a v W o r d R e p o r t X m l P a r t   x m l n s = " u r n : m i c r o s o f t - d y n a m i c s - b u s i n e s s c e n t r a l / i n t e r n a l / e x t e n d e d / r e p o r t s / D e f e r r a l _ S u m m a r y _ P u r c h a s i n g / 1 7 0 2 / " >   
      < B C R e p o r t I n f o r m a t i o n >   
@@ -4167,6 +4169,84 @@
  
          < / R e p o r t R e q u e s t >   
+         < C o m p a n y M e t a d a t a > + 
+             < C o m p a n y N a m e > C o m p a n y   N a m e < / C o m p a n y N a m e > + 
+             < C o m p a n y D i s p l a y N a m e > C o m p a n y   D i s p l a y   N a m e < / C o m p a n y D i s p l a y N a m e > + 
+             < C o m p a n y A d d r e s s L i n e s > + 
+                 < C o m p a n y A d d r e s s L i n e > C o m p a n y   A d d r e s s   L i n e   1 < / C o m p a n y A d d r e s s L i n e > + 
+                 < C o m p a n y A d d r e s s L i n e > C o m p a n y   A d d r e s s   L i n e   2 < / C o m p a n y A d d r e s s L i n e > + 
+                 < C o m p a n y A d d r e s s L i n e > C o m p a n y   A d d r e s s   L i n e   3 < / C o m p a n y A d d r e s s L i n e > + 
+                 < C o m p a n y A d d r e s s L i n e > C o m p a n y   A d d r e s s   L i n e   4 < / C o m p a n y A d d r e s s L i n e > + 
+                 < C o m p a n y A d d r e s s L i n e > C o m p a n y   A d d r e s s   L i n e   5 < / C o m p a n y A d d r e s s L i n e > + 
+                 < C o m p a n y A d d r e s s L i n e > C o m p a n y   A d d r e s s   L i n e   6 < / C o m p a n y A d d r e s s L i n e > + 
+                 < C o m p a n y A d d r e s s L i n e > C o m p a n y   A d d r e s s   L i n e   7 < / C o m p a n y A d d r e s s L i n e > + 
+                 < C o m p a n y A d d r e s s L i n e > C o m p a n y   A d d r e s s   L i n e   8 < / C o m p a n y A d d r e s s L i n e > + 
+             < / C o m p a n y A d d r e s s L i n e s > + 
+             < C o m p a n y P h o n e > C o m p a n y   P h o n e < / C o m p a n y P h o n e > + 
+             < C o m p a n y P h o n e C a p t i o n > C o m p a n y   P h o n e   C a p t i o n < / C o m p a n y P h o n e C a p t i o n > + 
+             < C o m p a n y F a x N o > C o m p a n y   F a x   N o . < / C o m p a n y F a x N o > + 
+             < C o m p a n y F a x N o C a p t i o n > C o m p a n y   F a x   N o .   C a p t i o n < / C o m p a n y F a x N o C a p t i o n > + 
+             < C o m p a n y E m a i l > C o m p a n y   E m a i l < / C o m p a n y E m a i l > + 
+             < C o m p a n y E m a i l C a p t i o n > C o m p a n y   E m a i l   C a p t i o n < / C o m p a n y E m a i l C a p t i o n > + 
+             < C o m p a n y H o m e P a g e > C o m p a n y   H o m e   P a g e < / C o m p a n y H o m e P a g e > + 
+             < C o m p a n y H o m e P a g e C a p t i o n > C o m p a n y   H o m e   P a g e   C a p t i o n < / C o m p a n y H o m e P a g e C a p t i o n > + 
+             < C o m p a n y L o g o > C o m p a n y   L o g o < / C o m p a n y L o g o > + 
+             < C o m p a n y V A T R e g i s t r a t i o n N o > C o m p a n y   V A T   R e g i s t r a t i o n   N o . < / C o m p a n y V A T R e g i s t r a t i o n N o > + 
+             < C o m p a n y V A T R e g i s t r a t i o n N o C a p t i o n > C o m p a n y   V A T   R e g i s t r a t i o n   N o .   C a p t i o n < / C o m p a n y V A T R e g i s t r a t i o n N o C a p t i o n > + 
+             < C o m p a n y R e g i s t r a t i o n N o > C o m p a n y   R e g i s t r a t i o n   N o . < / C o m p a n y R e g i s t r a t i o n N o > + 
+             < C o m p a n y R e g i s t r a t i o n N o C a p t i o n > C o m p a n y   R e g i s t r a t i o n   N o .   C a p t i o n < / C o m p a n y R e g i s t r a t i o n N o C a p t i o n > + 
+             < C o m p a n y B a n k N a m e > C o m p a n y   B a n k   N a m e < / C o m p a n y B a n k N a m e > + 
+             < C o m p a n y B a n k N a m e C a p t i o n > C o m p a n y   B a n k   N a m e   C a p t i o n < / C o m p a n y B a n k N a m e C a p t i o n > + 
+             < C o m p a n y B a n k A c c o u n t N o > C o m p a n y   B a n k   A c c o u n t   N o . < / C o m p a n y B a n k A c c o u n t N o > + 
+             < C o m p a n y B a n k A c c o u n t N o C a p t i o n > C o m p a n y   B a n k   A c c o u n t   N o .   C a p t i o n < / C o m p a n y B a n k A c c o u n t N o C a p t i o n > + 
+             < C o m p a n y B a n k B r a n c h N o > C o m p a n y   B a n k   B r a n c h   N o . < / C o m p a n y B a n k B r a n c h N o > + 
+             < C o m p a n y B a n k B r a n c h N o C a p t i o n > C o m p a n y   B a n k   B r a n c h   N o .   C a p t i o n < / C o m p a n y B a n k B r a n c h N o C a p t i o n > + 
+             < C o m p a n y I B A N > C o m p a n y   I B A N < / C o m p a n y I B A N > + 
+             < C o m p a n y I B A N C a p t i o n > C o m p a n y   I B A N   C a p t i o n < / C o m p a n y I B A N C a p t i o n > + 
+             < C o m p a n y B a n k S W I F T > C o m p a n y   B a n k   S W I F T < / C o m p a n y B a n k S W I F T > + 
+             < C o m p a n y B a n k S W I F T C a p t i o n > C o m p a n y   B a n k   S W I F T   C a p t i o n < / C o m p a n y B a n k S W I F T C a p t i o n > + 
+             < C o m p a n y G i r o N o > C o m p a n y   G i r o   N o . < / C o m p a n y G i r o N o > + 
+             < C o m p a n y G i r o N o C a p t i o n > C o m p a n y   G i r o   N o .   C a p t i o n < / C o m p a n y G i r o N o C a p t i o n > + 
+         < / C o m p a n y M e t a d a t a > + 
      < / B C R e p o r t I n f o r m a t i o n >   
      < L a b e l s > @@ -4237,23 +4317,23 @@
  
      < / L a b e l s >   
-     < T o o l t i p s / > +     < T o o l t i p s   / >   
      < V e n d o r   E l e m e n t T y p e = " D a t a I t e m "   E l e m e n t I d = " 2 1 1 4 8 2 1 6 7 " >   
-         < A c c o u n t N o C a p t i o n   E l e m e n t T y p e = " C o l u m n "   E l e m e n t I d = " 4 5 9 9 9 7 5 8 9 "   D a t a T y p e = " T e x t C o n s t " > A c c o u n t N o C a p t i o n < / A c c o u n t N o C a p t i o n > - 
-         < A m t R e c o g n i z e d C a p t i o n   E l e m e n t T y p e = " C o l u m n "   E l e m e n t I d = " 5 8 2 8 5 6 6 1 3 "   D a t a T y p e = " T e x t C o n s t " > A m t R e c o g n i z e d C a p t i o n < / A m t R e c o g n i z e d C a p t i o n > +         < A c c o u n t N o C a p t i o n   E l e m e n t T y p e = " C o l u m n "   E l e m e n t I d = " 4 5 9 9 9 7 5 8 9 "   D a t a T y p e = " L a b e l " > A c c o u n t N o C a p t i o n < / A c c o u n t N o C a p t i o n > + 
+         < A m t R e c o g n i z e d C a p t i o n   E l e m e n t T y p e = " C o l u m n "   E l e m e n t I d = " 5 8 2 8 5 6 6 1 3 "   D a t a T y p e = " L a b e l " > A m t R e c o g n i z e d C a p t i o n < / A m t R e c o g n i z e d C a p t i o n >   
          < B a l a n c e A s O f D a t e C a p t i o n   E l e m e n t T y p e = " C o l u m n "   E l e m e n t I d = " 1 8 1 5 3 3 0 6 6 "   D a t a T y p e = " S t r i n g " > B a l a n c e A s O f D a t e C a p t i o n < / B a l a n c e A s O f D a t e C a p t i o n >   
          < B a l a n c e A s O f D a t e F i l t e r   E l e m e n t T y p e = " C o l u m n "   E l e m e n t I d = " 1 8 8 0 2 0 7 9 7 2 "   D a t a T y p e = " D a t e " > B a l a n c e A s O f D a t e F i l t e r < / B a l a n c e A s O f D a t e F i l t e r >   
-         < B a l a n c e C a p t i o n   E l e m e n t T y p e = " C o l u m n "   E l e m e n t I d = " 1 7 1 0 3 0 7 0 2 9 "   D a t a T y p e = " T e x t C o n s t " > B a l a n c e C a p t i o n < / B a l a n c e C a p t i o n > +         < B a l a n c e C a p t i o n   E l e m e n t T y p e = " C o l u m n "   E l e m e n t I d = " 1 7 1 0 3 0 7 0 2 9 "   D a t a T y p e = " L a b e l " > B a l a n c e C a p t i o n < / B a l a n c e C a p t i o n >   
          < C o m p a n y N a m e   E l e m e n t T y p e = " C o l u m n "   E l e m e n t I d = " 1 5 9 5 4 7 7 3 9 5 "   D a t a T y p e = " S t r i n g " > C o m p a n y N a m e < / C o m p a n y N a m e >   
-         < D e f e r r a l S u m m a r y P u r c h C a p t i o n   E l e m e n t T y p e = " C o l u m n "   E l e m e n t I d = " 9 6 6 4 5 2 9 7 2 "   D a t a T y p e = " T e x t C o n s t " > D e f e r r a l S u m m a r y P u r c h C a p t i o n < / D e f e r r a l S u m m a r y P u r c h C a p t i o n > +         < D e f e r r a l S u m m a r y P u r c h C a p t i o n   E l e m e n t T y p e = " C o l u m n "   E l e m e n t I d = " 9 6 6 4 5 2 9 7 2 "   D a t a T y p e = " L a b e l " > D e f e r r a l S u m m a r y P u r c h C a p t i o n < / D e f e r r a l S u m m a r y P u r c h C a p t i o n >   
          < D o c u m e n t C a p t i o n   E l e m e n t T y p e = " C o l u m n "   E l e m e n t I d = " 7 3 5 3 8 4 3 3 2 "   D a t a T y p e = " S t r i n g " > D o c u m e n t C a p t i o n < / D o c u m e n t C a p t i o n >   
@@ -4263,23 +4343,23 @@
  
          < G L A c c T a b l e C a p t i o n   E l e m e n t T y p e = " C o l u m n "   E l e m e n t I d = " 4 8 6 9 6 5 6 8 7 "   D a t a T y p e = " S t r i n g " > G L A c c T a b l e C a p t i o n < / G L A c c T a b l e C a p t i o n >   
-         < G L B a l C a p t i o n   E l e m e n t T y p e = " C o l u m n "   E l e m e n t I d = " 1 2 0 3 1 1 2 7 1 3 "   D a t a T y p e = " T e x t C o n s t " > G L B a l C a p t i o n < / G L B a l C a p t i o n > +         < G L B a l C a p t i o n   E l e m e n t T y p e = " C o l u m n "   E l e m e n t I d = " 1 2 0 3 1 1 2 7 1 3 "   D a t a T y p e = " L a b e l " > G L B a l C a p t i o n < / G L B a l C a p t i o n >   
          < G L F i l t e r   E l e m e n t T y p e = " C o l u m n "   E l e m e n t I d = " 4 3 3 3 0 5 9 8 "   D a t a T y p e = " T e x t " > G L F i l t e r < / G L F i l t e r >   
-         < P a g e C a p t i o n   E l e m e n t T y p e = " C o l u m n "   E l e m e n t I d = " 1 6 4 5 7 9 0 3 1 2 "   D a t a T y p e = " T e x t C o n s t " > P a g e C a p t i o n < / P a g e C a p t i o n > +         < P a g e C a p t i o n   E l e m e n t T y p e = " C o l u m n "   E l e m e n t I d = " 1 6 4 5 7 9 0 3 1 2 "   D a t a T y p e = " L a b e l " > P a g e C a p t i o n < / P a g e C a p t i o n >   
          < P a g e G r o u p N o   E l e m e n t T y p e = " C o l u m n "   E l e m e n t I d = " 6 4 9 1 8 0 1 4 4 "   D a t a T y p e = " I n t e g e r " > P a g e G r o u p N o < / P a g e G r o u p N o >   
-         < P e r i o d C a p t i o n   E l e m e n t T y p e = " C o l u m n "   E l e m e n t I d = " 1 4 7 8 2 5 3 4 2 2 "   D a t a T y p e = " T e x t C o n s t " > P e r i o d C a p t i o n < / P e r i o d C a p t i o n > - 
-         < R e m A m t D e f C a p t i o n   E l e m e n t T y p e = " C o l u m n "   E l e m e n t I d = " 1 4 1 6 1 9 6 6 6 2 "   D a t a T y p e = " T e x t C o n s t " > R e m A m t D e f C a p t i o n < / R e m A m t D e f C a p t i o n > - 
-         < T o t A m t D e f C a p t i o n   E l e m e n t T y p e = " C o l u m n "   E l e m e n t I d = " 1 8 9 9 9 9 0 1 1 5 "   D a t a T y p e = " T e x t C o n s t " > T o t A m t D e f C a p t i o n < / T o t A m t D e f C a p t i o n > +         < P e r i o d C a p t i o n   E l e m e n t T y p e = " C o l u m n "   E l e m e n t I d = " 1 4 7 8 2 5 3 4 2 2 "   D a t a T y p e = " L a b e l " > P e r i o d C a p t i o n < / P e r i o d C a p t i o n > + 
+         < R e m A m t D e f C a p t i o n   E l e m e n t T y p e = " C o l u m n "   E l e m e n t I d = " 1 4 1 6 1 9 6 6 6 2 "   D a t a T y p e = " L a b e l " > R e m A m t D e f C a p t i o n < / R e m A m t D e f C a p t i o n > + 
+         < T o t A m t D e f C a p t i o n   E l e m e n t T y p e = " C o l u m n "   E l e m e n t I d = " 1 8 9 9 9 9 0 1 1 5 "   D a t a T y p e = " L a b e l " > T o t A m t D e f C a p t i o n < / T o t A m t D e f C a p t i o n >   
          < V e n d o r C a p t i o n   E l e m e n t T y p e = " C o l u m n "   E l e m e n t I d = " 4 2 2 7 0 5 4 5 "   D a t a T y p e = " S t r i n g " > V e n d o r C a p t i o n < / V e n d o r C a p t i o n >   
-         < P o s t e d _ D e f e r r a l _ H e a d e r   E l e m e n t T y p e = " D a t a I t e m "   E l e m e n t I d = " 6 5 9 2 4 7 9 8 0 " > +         < P o s t e d _ D e f e r r a l _ H e a d e r   E l e m e n t T y p e = " D a t a I t e m "   E l e m e n t I d = " 1 0 4 2 5 8 3 7 8 8 " >   
              < A c c o u n t N a m e   E l e m e n t T y p e = " C o l u m n "   E l e m e n t I d = " 1 7 2 4 8 6 5 1 3 3 "   D a t a T y p e = " T e x t " > A c c o u n t N a m e < / A c c o u n t N a m e >   
@@ -4291,19 +4371,19 @@
  
              < D e f e r r a l S t a r t D a t e   E l e m e n t T y p e = " C o l u m n "   E l e m e n t I d = " 1 6 8 9 5 5 6 7 5 0 "   D a t a T y p e = " S t r i n g " > D e f e r r a l S t a r t D a t e < / D e f e r r a l S t a r t D a t e >   
+             < D o c u m e n t T y p e   E l e m e n t T y p e = " C o l u m n "   E l e m e n t I d = " 2 0 8 9 7 9 9 8 9 8 "   D a t a T y p e = " I n t e g e r " > D o c u m e n t T y p e < / D o c u m e n t T y p e > + 
+             < D o c u m e n t T y p e S t r i n g   E l e m e n t T y p e = " C o l u m n "   E l e m e n t I d = " 1 1 4 8 3 5 6 4 1 7 "   D a t a T y p e = " T e x t " > D o c u m e n t T y p e S t r i n g < / D o c u m e n t T y p e S t r i n g > + 
              < D o c u m e n t _ N o   E l e m e n t T y p e = " C o l u m n "   E l e m e n t I d = " 1 2 4 5 9 8 9 3 4 0 "   D a t a T y p e = " C o d e " > D o c u m e n t _ N o < / D o c u m e n t _ N o >   
              < D o c u m e n t _ T y p e   E l e m e n t T y p e = " C o l u m n "   E l e m e n t I d = " 7 4 3 6 1 2 2 9 "   D a t a T y p e = " I n t e g e r " > D o c u m e n t _ T y p e < / D o c u m e n t _ T y p e >   
-             < D o c u m e n t T y p e   E l e m e n t T y p e = " C o l u m n "   E l e m e n t I d = " 2 0 8 9 7 9 9 8 9 8 "   D a t a T y p e = " I n t e g e r " > D o c u m e n t T y p e < / D o c u m e n t T y p e > - 
-             < D o c u m e n t T y p e S t r i n g   E l e m e n t T y p e = " C o l u m n "   E l e m e n t I d = " 1 1 4 8 3 5 6 4 1 7 "   D a t a T y p e = " T e x t " > D o c u m e n t T y p e S t r i n g < / D o c u m e n t T y p e S t r i n g > +             < L i n e D e s c r i p t i o n   E l e m e n t T y p e = " C o l u m n "   E l e m e n t I d = " 6 7 3 6 4 4 5 0 1 "   D a t a T y p e = " T e x t " > L i n e D e s c r i p t i o n < / L i n e D e s c r i p t i o n > + 
+             < L i n e T y p e   E l e m e n t T y p e = " C o l u m n "   E l e m e n t I d = " 1 4 5 0 4 2 2 9 4 1 "   D a t a T y p e = " O p t i o n " > L i n e T y p e < / L i n e T y p e >   
              < L i n e _ N o   E l e m e n t T y p e = " C o l u m n "   E l e m e n t I d = " 2 4 7 0 5 6 1 9 5 "   D a t a T y p e = " I n t e g e r " > L i n e _ N o < / L i n e _ N o > - 
-             < L i n e D e s c r i p t i o n   E l e m e n t T y p e = " C o l u m n "   E l e m e n t I d = " 6 7 3 6 4 4 5 0 1 "   D a t a T y p e = " T e x t " > L i n e D e s c r i p t i o n < / L i n e D e s c r i p t i o n > - 
-             < L i n e T y p e   E l e m e n t T y p e = " C o l u m n "   E l e m e n t I d = " 1 4 5 0 4 2 2 9 4 1 "   D a t a T y p e = " O p t i o n " > L i n e T y p e < / L i n e T y p e >   
              < N o _ G L A c c   E l e m e n t T y p e = " C o l u m n "   E l e m e n t I d = " 1 3 7 2 6 3 7 1 8 3 "   D a t a T y p e = " C o d e " > N o _ G L A c c < / N o _ G L A c c >   
@@ -4338,7 +4418,9 @@
  < / N a v W o r d R e p o r t X m l P a r t > 
 </file>
 
-<file path=customXml/item3.xml>��< ? x m l   v e r s i o n = " 1 . 0 "   e n c o d i n g = " u t f - 1 6 " ? > < N a v W o r d R e p o r t X m l P a r t   x m l n s = " u r n : m i c r o s o f t - d y n a m i c s - n a v / r e p o r t s / D e f e r r a l _ S u m m a r y _ P u r c h a s i n g / 1 7 0 2 / " > +<file path=customXml/item3.xml>��< ? x m l   v e r s i o n = " 1 . 0 "   e n c o d i n g = " u t f - 1 6 " ? > + 
+ < N a v W o r d R e p o r t X m l P a r t   x m l n s = " u r n : m i c r o s o f t - d y n a m i c s - n a v / r e p o r t s / D e f e r r a l _ S u m m a r y _ P u r c h a s i n g / 1 7 0 2 / " >   
      < B C R e p o r t I n f o r m a t i o n >   
@@ -4402,6 +4484,84 @@
  
          < / R e p o r t R e q u e s t >   
+         < C o m p a n y M e t a d a t a > + 
+             < C o m p a n y N a m e > C o m p a n y   N a m e < / C o m p a n y N a m e > + 
+             < C o m p a n y D i s p l a y N a m e > C o m p a n y   D i s p l a y   N a m e < / C o m p a n y D i s p l a y N a m e > + 
+             < C o m p a n y A d d r e s s L i n e s > + 
+                 < C o m p a n y A d d r e s s L i n e > C o m p a n y   A d d r e s s   L i n e   1 < / C o m p a n y A d d r e s s L i n e > + 
+                 < C o m p a n y A d d r e s s L i n e > C o m p a n y   A d d r e s s   L i n e   2 < / C o m p a n y A d d r e s s L i n e > + 
+                 < C o m p a n y A d d r e s s L i n e > C o m p a n y   A d d r e s s   L i n e   3 < / C o m p a n y A d d r e s s L i n e > + 
+                 < C o m p a n y A d d r e s s L i n e > C o m p a n y   A d d r e s s   L i n e   4 < / C o m p a n y A d d r e s s L i n e > + 
+                 < C o m p a n y A d d r e s s L i n e > C o m p a n y   A d d r e s s   L i n e   5 < / C o m p a n y A d d r e s s L i n e > + 
+                 < C o m p a n y A d d r e s s L i n e > C o m p a n y   A d d r e s s   L i n e   6 < / C o m p a n y A d d r e s s L i n e > + 
+                 < C o m p a n y A d d r e s s L i n e > C o m p a n y   A d d r e s s   L i n e   7 < / C o m p a n y A d d r e s s L i n e > + 
+                 < C o m p a n y A d d r e s s L i n e > C o m p a n y   A d d r e s s   L i n e   8 < / C o m p a n y A d d r e s s L i n e > + 
+             < / C o m p a n y A d d r e s s L i n e s > + 
+             < C o m p a n y P h o n e > C o m p a n y   P h o n e < / C o m p a n y P h o n e > + 
+             < C o m p a n y P h o n e C a p t i o n > C o m p a n y   P h o n e   C a p t i o n < / C o m p a n y P h o n e C a p t i o n > + 
+             < C o m p a n y F a x N o > C o m p a n y   F a x   N o . < / C o m p a n y F a x N o > + 
+             < C o m p a n y F a x N o C a p t i o n > C o m p a n y   F a x   N o .   C a p t i o n < / C o m p a n y F a x N o C a p t i o n > + 
+             < C o m p a n y E m a i l > C o m p a n y   E m a i l < / C o m p a n y E m a i l > + 
+             < C o m p a n y E m a i l C a p t i o n > C o m p a n y   E m a i l   C a p t i o n < / C o m p a n y E m a i l C a p t i o n > + 
+             < C o m p a n y H o m e P a g e > C o m p a n y   H o m e   P a g e < / C o m p a n y H o m e P a g e > + 
+             < C o m p a n y H o m e P a g e C a p t i o n > C o m p a n y   H o m e   P a g e   C a p t i o n < / C o m p a n y H o m e P a g e C a p t i o n > + 
+             < C o m p a n y L o g o > C o m p a n y   L o g o < / C o m p a n y L o g o > + 
+             < C o m p a n y V A T R e g i s t r a t i o n N o > C o m p a n y   V A T   R e g i s t r a t i o n   N o . < / C o m p a n y V A T R e g i s t r a t i o n N o > + 
+             < C o m p a n y V A T R e g i s t r a t i o n N o C a p t i o n > C o m p a n y   V A T   R e g i s t r a t i o n   N o .   C a p t i o n < / C o m p a n y V A T R e g i s t r a t i o n N o C a p t i o n > + 
+             < C o m p a n y R e g i s t r a t i o n N o > C o m p a n y   R e g i s t r a t i o n   N o . < / C o m p a n y R e g i s t r a t i o n N o > + 
+             < C o m p a n y R e g i s t r a t i o n N o C a p t i o n > C o m p a n y   R e g i s t r a t i o n   N o .   C a p t i o n < / C o m p a n y R e g i s t r a t i o n N o C a p t i o n > + 
+             < C o m p a n y B a n k N a m e > C o m p a n y   B a n k   N a m e < / C o m p a n y B a n k N a m e > + 
+             < C o m p a n y B a n k N a m e C a p t i o n > C o m p a n y   B a n k   N a m e   C a p t i o n < / C o m p a n y B a n k N a m e C a p t i o n > + 
+             < C o m p a n y B a n k A c c o u n t N o > C o m p a n y   B a n k   A c c o u n t   N o . < / C o m p a n y B a n k A c c o u n t N o > + 
+             < C o m p a n y B a n k A c c o u n t N o C a p t i o n > C o m p a n y   B a n k   A c c o u n t   N o .   C a p t i o n < / C o m p a n y B a n k A c c o u n t N o C a p t i o n > + 
+             < C o m p a n y B a n k B r a n c h N o > C o m p a n y   B a n k   B r a n c h   N o . < / C o m p a n y B a n k B r a n c h N o > + 
+             < C o m p a n y B a n k B r a n c h N o C a p t i o n > C o m p a n y   B a n k   B r a n c h   N o .   C a p t i o n < / C o m p a n y B a n k B r a n c h N o C a p t i o n > + 
+             < C o m p a n y I B A N > C o m p a n y   I B A N < / C o m p a n y I B A N > + 
+             < C o m p a n y I B A N C a p t i o n > C o m p a n y   I B A N   C a p t i o n < / C o m p a n y I B A N C a p t i o n > + 
+             < C o m p a n y B a n k S W I F T > C o m p a n y   B a n k   S W I F T < / C o m p a n y B a n k S W I F T > + 
+             < C o m p a n y B a n k S W I F T C a p t i o n > C o m p a n y   B a n k   S W I F T   C a p t i o n < / C o m p a n y B a n k S W I F T C a p t i o n > + 
+             < C o m p a n y G i r o N o > C o m p a n y   G i r o   N o . < / C o m p a n y G i r o N o > + 
+             < C o m p a n y G i r o N o C a p t i o n > C o m p a n y   G i r o   N o .   C a p t i o n < / C o m p a n y G i r o N o C a p t i o n > + 
+         < / C o m p a n y M e t a d a t a > + 
      < / B C R e p o r t I n f o r m a t i o n >   
      < L a b e l s > @@ -4524,19 +4684,19 @@
  
              < D e f e r r a l S t a r t D a t e > D e f e r r a l S t a r t D a t e < / D e f e r r a l S t a r t D a t e >   
+             < D o c u m e n t T y p e > D o c u m e n t T y p e < / D o c u m e n t T y p e > + 
+             < D o c u m e n t T y p e S t r i n g > D o c u m e n t T y p e S t r i n g < / D o c u m e n t T y p e S t r i n g > + 
              < D o c u m e n t _ N o > D o c u m e n t _ N o < / D o c u m e n t _ N o >   
              < D o c u m e n t _ T y p e > D o c u m e n t _ T y p e < / D o c u m e n t _ T y p e >   
-             < D o c u m e n t T y p e > D o c u m e n t T y p e < / D o c u m e n t T y p e > - 
-             < D o c u m e n t T y p e S t r i n g > D o c u m e n t T y p e S t r i n g < / D o c u m e n t T y p e S t r i n g > +             < L i n e D e s c r i p t i o n > L i n e D e s c r i p t i o n < / L i n e D e s c r i p t i o n > + 
+             < L i n e T y p e > L i n e T y p e < / L i n e T y p e >   
              < L i n e _ N o > L i n e _ N o < / L i n e _ N o > - 
-             < L i n e D e s c r i p t i o n > L i n e D e s c r i p t i o n < / L i n e D e s c r i p t i o n > - 
-             < L i n e T y p e > L i n e T y p e < / L i n e T y p e >   
              < N o _ G L A c c > N o _ G L A c c < / N o _ G L A c c >   

--- a/src/Layers/W1/BaseApp/Finance/Deferral/DeferralSummaryPurchasingBody.docx
+++ b/src/Layers/W1/BaseApp/Finance/Deferral/DeferralSummaryPurchasingBody.docx
@@ -4123,6 +4123,8 @@
  
              < R e p o r t N a m e > R e p o r t   N a m e < / R e p o r t N a m e >   
+             < R e p o r t C a p t i o n > R e p o r t   C a p t i o n < / R e p o r t C a p t i o n > + 
              < A b o u t T h i s R e p o r t T i t l e > A b o u t   T h i s   R e p o r t   T i t l e < / A b o u t T h i s R e p o r t T i t l e >   
              < A b o u t T h i s R e p o r t T e x t > A b o u t   T h i s   R e p o r t   T e x t < / A b o u t T h i s R e p o r t T e x t > @@ -4177,21 +4179,21 @@
  
              < C o m p a n y A d d r e s s L i n e s >   
-                 < C o m p a n y A d d r e s s L i n e > C o m p a n y   A d d r e s s   L i n e   1 < / C o m p a n y A d d r e s s L i n e > - 
-                 < C o m p a n y A d d r e s s L i n e > C o m p a n y   A d d r e s s   L i n e   2 < / C o m p a n y A d d r e s s L i n e > - 
-                 < C o m p a n y A d d r e s s L i n e > C o m p a n y   A d d r e s s   L i n e   3 < / C o m p a n y A d d r e s s L i n e > - 
-                 < C o m p a n y A d d r e s s L i n e > C o m p a n y   A d d r e s s   L i n e   4 < / C o m p a n y A d d r e s s L i n e > - 
-                 < C o m p a n y A d d r e s s L i n e > C o m p a n y   A d d r e s s   L i n e   5 < / C o m p a n y A d d r e s s L i n e > - 
-                 < C o m p a n y A d d r e s s L i n e > C o m p a n y   A d d r e s s   L i n e   6 < / C o m p a n y A d d r e s s L i n e > - 
-                 < C o m p a n y A d d r e s s L i n e > C o m p a n y   A d d r e s s   L i n e   7 < / C o m p a n y A d d r e s s L i n e > - 
-                 < C o m p a n y A d d r e s s L i n e > C o m p a n y   A d d r e s s   L i n e   8 < / C o m p a n y A d d r e s s L i n e > +                 < C o m p a n y A d d r e s s L i n e 1 > C o m p a n y   A d d r e s s   L i n e   1 < / C o m p a n y A d d r e s s L i n e 1 > + 
+                 < C o m p a n y A d d r e s s L i n e 2 > C o m p a n y   A d d r e s s   L i n e   2 < / C o m p a n y A d d r e s s L i n e 2 > + 
+                 < C o m p a n y A d d r e s s L i n e 3 > C o m p a n y   A d d r e s s   L i n e   3 < / C o m p a n y A d d r e s s L i n e 3 > + 
+                 < C o m p a n y A d d r e s s L i n e 4 > C o m p a n y   A d d r e s s   L i n e   4 < / C o m p a n y A d d r e s s L i n e 4 > + 
+                 < C o m p a n y A d d r e s s L i n e 5 > C o m p a n y   A d d r e s s   L i n e   5 < / C o m p a n y A d d r e s s L i n e 5 > + 
+                 < C o m p a n y A d d r e s s L i n e 6 > C o m p a n y   A d d r e s s   L i n e   6 < / C o m p a n y A d d r e s s L i n e 6 > + 
+                 < C o m p a n y A d d r e s s L i n e 7 > C o m p a n y   A d d r e s s   L i n e   7 < / C o m p a n y A d d r e s s L i n e 7 > + 
+                 < C o m p a n y A d d r e s s L i n e 8 > C o m p a n y   A d d r e s s   L i n e   8 < / C o m p a n y A d d r e s s L i n e 8 >   
              < / C o m p a n y A d d r e s s L i n e s >   
@@ -4438,6 +4440,8 @@
  
              < R e p o r t N a m e > R e p o r t   N a m e < / R e p o r t N a m e >   
+             < R e p o r t C a p t i o n > R e p o r t   C a p t i o n < / R e p o r t C a p t i o n > + 
              < A b o u t T h i s R e p o r t T i t l e > A b o u t   T h i s   R e p o r t   T i t l e < / A b o u t T h i s R e p o r t T i t l e >   
              < A b o u t T h i s R e p o r t T e x t > A b o u t   T h i s   R e p o r t   T e x t < / A b o u t T h i s R e p o r t T e x t > @@ -4492,21 +4496,21 @@
  
              < C o m p a n y A d d r e s s L i n e s >   
-                 < C o m p a n y A d d r e s s L i n e > C o m p a n y   A d d r e s s   L i n e   1 < / C o m p a n y A d d r e s s L i n e > - 
-                 < C o m p a n y A d d r e s s L i n e > C o m p a n y   A d d r e s s   L i n e   2 < / C o m p a n y A d d r e s s L i n e > - 
-                 < C o m p a n y A d d r e s s L i n e > C o m p a n y   A d d r e s s   L i n e   3 < / C o m p a n y A d d r e s s L i n e > - 
-                 < C o m p a n y A d d r e s s L i n e > C o m p a n y   A d d r e s s   L i n e   4 < / C o m p a n y A d d r e s s L i n e > - 
-                 < C o m p a n y A d d r e s s L i n e > C o m p a n y   A d d r e s s   L i n e   5 < / C o m p a n y A d d r e s s L i n e > - 
-                 < C o m p a n y A d d r e s s L i n e > C o m p a n y   A d d r e s s   L i n e   6 < / C o m p a n y A d d r e s s L i n e > - 
-                 < C o m p a n y A d d r e s s L i n e > C o m p a n y   A d d r e s s   L i n e   7 < / C o m p a n y A d d r e s s L i n e > - 
-                 < C o m p a n y A d d r e s s L i n e > C o m p a n y   A d d r e s s   L i n e   8 < / C o m p a n y A d d r e s s L i n e > +                 < C o m p a n y A d d r e s s L i n e 1 > C o m p a n y   A d d r e s s   L i n e   1 < / C o m p a n y A d d r e s s L i n e 1 > + 
+                 < C o m p a n y A d d r e s s L i n e 2 > C o m p a n y   A d d r e s s   L i n e   2 < / C o m p a n y A d d r e s s L i n e 2 > + 
+                 < C o m p a n y A d d r e s s L i n e 3 > C o m p a n y   A d d r e s s   L i n e   3 < / C o m p a n y A d d r e s s L i n e 3 > + 
+                 < C o m p a n y A d d r e s s L i n e 4 > C o m p a n y   A d d r e s s   L i n e   4 < / C o m p a n y A d d r e s s L i n e 4 > + 
+                 < C o m p a n y A d d r e s s L i n e 5 > C o m p a n y   A d d r e s s   L i n e   5 < / C o m p a n y A d d r e s s L i n e 5 > + 
+                 < C o m p a n y A d d r e s s L i n e 6 > C o m p a n y   A d d r e s s   L i n e   6 < / C o m p a n y A d d r e s s L i n e 6 > + 
+                 < C o m p a n y A d d r e s s L i n e 7 > C o m p a n y   A d d r e s s   L i n e   7 < / C o m p a n y A d d r e s s L i n e 7 > + 
+                 < C o m p a n y A d d r e s s L i n e 8 > C o m p a n y   A d d r e s s   L i n e   8 < / C o m p a n y A d d r e s s L i n e 8 >   
              < / C o m p a n y A d d r e s s L i n e s >   

--- a/src/Layers/W1/BaseApp/Finance/Deferral/DeferralSummaryPurchasingBody.docx
+++ b/src/Layers/W1/BaseApp/Finance/Deferral/DeferralSummaryPurchasingBody.docx
@@ -53,15 +53,13 @@
                 <w:placeholder>
                   <w:docPart w:val="EF829CD7B07940CD85D3EC154428ACD2"/>
                 </w:placeholder>
-                <w:dataBinding w:prefixMappings="xmlns:ns0='urn:microsoft-dynamics-nav/reports/Deferral_Summary_Purchasing/1702/'" w:xpath="/ns0:NavWordReportXmlPart[1]/ns0:Labels[1]/ns0:BalAsOfDateCaption[1]" w:storeItemID="{5F9AA176-249A-498C-98A4-F8C0DDD74752}"/>
+                <w:dataBinding w:prefixMappings="&lt;xmlns:ns0='urn:microsoft-dynamics-nav/reports/Deferral_Summary_Purchasing/1702/' " w:xpath="/ns0:NavWordReportXmlPart[1]/ns0:Labels[1]/ns0:BalAsOfDateCaption[1]" w:storeItemID="{5F9AA176-249A-498C-98A4-F8C0DDD74752}"/>
                 <w:text/>
               </w:sdtPr>
               <w:sdtContent>
-                <w:proofErr w:type="spellStart"/>
                 <w:r>
                   <w:t>BalAsOfDateCaption</w:t>
                 </w:r>
-                <w:proofErr w:type="spellEnd"/>
               </w:sdtContent>
             </w:sdt>
           </w:p>
@@ -77,6 +75,7 @@
             </w:placeholder>
             <w15:color w:val="808080"/>
             <w:text/>
+            <w:dataBinding w:prefixMappings="&lt;xmlns:ns0='urn:microsoft-dynamics-nav/reports/Deferral_Summary_Purchasing/1702/' " w:xpath="/ns0:NavWordReportXmlPart[1]/ns0:Labels[1]/ns0:UserLabel[1]"/>
           </w:sdtPr>
           <w:sdtContent>
             <w:tc>
@@ -88,11 +87,9 @@
                   <w:pStyle w:val="BCLabel"/>
                   <w:spacing w:before="0" w:after="0" w:line="276" w:lineRule="auto"/>
                 </w:pPr>
-                <w:proofErr w:type="spellStart"/>
                 <w:r>
                   <w:t>UserLabel</w:t>
                 </w:r>
-                <w:proofErr w:type="spellEnd"/>
               </w:p>
             </w:tc>
           </w:sdtContent>
@@ -164,15 +161,13 @@
                 <w:placeholder>
                   <w:docPart w:val="49C963FA2A6146FFAD7A20F85E67FDE5"/>
                 </w:placeholder>
-                <w:dataBinding w:prefixMappings="xmlns:ns0='urn:microsoft-dynamics-nav/reports/Deferral_Summary_Purchasing/1702/'" w:xpath="/ns0:NavWordReportXmlPart[1]/ns0:Vendor[1]/ns0:BalanceAsOfDateFilter[1]" w:storeItemID="{5F9AA176-249A-498C-98A4-F8C0DDD74752}"/>
+                <w:dataBinding w:prefixMappings="&lt;xmlns:ns0='urn:microsoft-dynamics-nav/reports/Deferral_Summary_Purchasing/1702/' " w:xpath="/ns0:NavWordReportXmlPart[1]/ns0:Vendor[1]/ns0:BalanceAsOfDateFilter[1]" w:storeItemID="{5F9AA176-249A-498C-98A4-F8C0DDD74752}"/>
                 <w:text/>
               </w:sdtPr>
               <w:sdtContent>
-                <w:proofErr w:type="spellStart"/>
                 <w:r>
                   <w:t>BalanceAsOfDateFilter</w:t>
                 </w:r>
-                <w:proofErr w:type="spellEnd"/>
               </w:sdtContent>
             </w:sdt>
           </w:p>
@@ -188,6 +183,7 @@
             </w:placeholder>
             <w15:color w:val="808080"/>
             <w:text/>
+            <w:dataBinding w:prefixMappings="&lt;xmlns:ns0='urn:microsoft-dynamics-nav/reports/Deferral_Summary_Purchasing/1702/' " w:xpath="/ns0:NavWordReportXmlPart[1]/ns0:BCReportInformation[1]/ns0:ReportRequest[1]/ns0:UserName[1]"/>
           </w:sdtPr>
           <w:sdtContent>
             <w:tc>
@@ -198,11 +194,9 @@
                 <w:pPr>
                   <w:pStyle w:val="NoSpacing"/>
                 </w:pPr>
-                <w:proofErr w:type="gramStart"/>
                 <w:r>
                   <w:t>User Name</w:t>
                 </w:r>
-                <w:proofErr w:type="gramEnd"/>
               </w:p>
             </w:tc>
           </w:sdtContent>
@@ -292,7 +286,7 @@
             <w:placeholder>
               <w:docPart w:val="5C4EF05920754B57B44CA25FC8F09904"/>
             </w:placeholder>
-            <w:dataBinding w:prefixMappings="xmlns:ns0='urn:microsoft-dynamics-nav/reports/Deferral_Summary_Purchasing/1702/'" w:xpath="/ns0:NavWordReportXmlPart[1]/ns0:Labels[1]/ns0:PostingDateCaption[1]" w:storeItemID="{5F9AA176-249A-498C-98A4-F8C0DDD74752}"/>
+            <w:dataBinding w:prefixMappings="&lt;xmlns:ns0='urn:microsoft-dynamics-nav/reports/Deferral_Summary_Purchasing/1702/' " w:xpath="/ns0:NavWordReportXmlPart[1]/ns0:Labels[1]/ns0:PostingDateCaption[1]" w:storeItemID="{5F9AA176-249A-498C-98A4-F8C0DDD74752}"/>
             <w:text/>
           </w:sdtPr>
           <w:sdtContent>
@@ -310,11 +304,9 @@
                 <w:pPr>
                   <w:pStyle w:val="BCLabel"/>
                 </w:pPr>
-                <w:proofErr w:type="spellStart"/>
                 <w:r>
                   <w:t>PostingDateCaption</w:t>
                 </w:r>
-                <w:proofErr w:type="spellEnd"/>
               </w:p>
             </w:tc>
           </w:sdtContent>
@@ -328,7 +320,7 @@
             <w:placeholder>
               <w:docPart w:val="535AE1B009B5463C929B27768A622A44"/>
             </w:placeholder>
-            <w:dataBinding w:prefixMappings="xmlns:ns0='urn:microsoft-dynamics-nav/reports/Deferral_Summary_Purchasing/1702/'" w:xpath="/ns0:NavWordReportXmlPart[1]/ns0:Labels[1]/ns0:DocNoCaption[1]" w:storeItemID="{5F9AA176-249A-498C-98A4-F8C0DDD74752}"/>
+            <w:dataBinding w:prefixMappings="&lt;xmlns:ns0='urn:microsoft-dynamics-nav/reports/Deferral_Summary_Purchasing/1702/' " w:xpath="/ns0:NavWordReportXmlPart[1]/ns0:Labels[1]/ns0:DocNoCaption[1]" w:storeItemID="{5F9AA176-249A-498C-98A4-F8C0DDD74752}"/>
             <w:text/>
           </w:sdtPr>
           <w:sdtContent>
@@ -347,11 +339,9 @@
                 <w:pPr>
                   <w:pStyle w:val="BCLabel"/>
                 </w:pPr>
-                <w:proofErr w:type="spellStart"/>
                 <w:r>
                   <w:t>DocNoCaption</w:t>
                 </w:r>
-                <w:proofErr w:type="spellEnd"/>
               </w:p>
             </w:tc>
           </w:sdtContent>
@@ -365,7 +355,7 @@
             <w:placeholder>
               <w:docPart w:val="5C4EF05920754B57B44CA25FC8F09904"/>
             </w:placeholder>
-            <w:dataBinding w:prefixMappings="xmlns:ns0='urn:microsoft-dynamics-nav/reports/Deferral_Summary_Purchasing/1702/'" w:xpath="/ns0:NavWordReportXmlPart[1]/ns0:Labels[1]/ns0:DocTypeCaption[1]" w:storeItemID="{5F9AA176-249A-498C-98A4-F8C0DDD74752}"/>
+            <w:dataBinding w:prefixMappings="&lt;xmlns:ns0='urn:microsoft-dynamics-nav/reports/Deferral_Summary_Purchasing/1702/' " w:xpath="/ns0:NavWordReportXmlPart[1]/ns0:Labels[1]/ns0:DocTypeCaption[1]" w:storeItemID="{5F9AA176-249A-498C-98A4-F8C0DDD74752}"/>
             <w:text/>
           </w:sdtPr>
           <w:sdtContent>
@@ -383,11 +373,9 @@
                 <w:pPr>
                   <w:pStyle w:val="BCLabel"/>
                 </w:pPr>
-                <w:proofErr w:type="spellStart"/>
                 <w:r>
                   <w:t>DocTypeCaption</w:t>
                 </w:r>
-                <w:proofErr w:type="spellEnd"/>
               </w:p>
             </w:tc>
           </w:sdtContent>
@@ -401,7 +389,7 @@
             <w:placeholder>
               <w:docPart w:val="2442592AC05645D8BCA3459AE132A249"/>
             </w:placeholder>
-            <w:dataBinding w:prefixMappings="xmlns:ns0='urn:microsoft-dynamics-nav/reports/Deferral_Summary_Purchasing/1702/'" w:xpath="/ns0:NavWordReportXmlPart[1]/ns0:Labels[1]/ns0:LineTypeCaption[1]" w:storeItemID="{5F9AA176-249A-498C-98A4-F8C0DDD74752}"/>
+            <w:dataBinding w:prefixMappings="&lt;xmlns:ns0='urn:microsoft-dynamics-nav/reports/Deferral_Summary_Purchasing/1702/' " w:xpath="/ns0:NavWordReportXmlPart[1]/ns0:Labels[1]/ns0:LineTypeCaption[1]" w:storeItemID="{5F9AA176-249A-498C-98A4-F8C0DDD74752}"/>
             <w:text/>
           </w:sdtPr>
           <w:sdtContent>
@@ -419,11 +407,9 @@
                 <w:pPr>
                   <w:pStyle w:val="BCLabel"/>
                 </w:pPr>
-                <w:proofErr w:type="spellStart"/>
                 <w:r>
                   <w:t>LineTypeCaption</w:t>
                 </w:r>
-                <w:proofErr w:type="spellEnd"/>
               </w:p>
             </w:tc>
           </w:sdtContent>
@@ -437,7 +423,7 @@
             <w:placeholder>
               <w:docPart w:val="0CF761FCC4D140E4B9669C380B6A1461"/>
             </w:placeholder>
-            <w:dataBinding w:prefixMappings="xmlns:ns0='urn:microsoft-dynamics-nav/reports/Deferral_Summary_Purchasing/1702/'" w:xpath="/ns0:NavWordReportXmlPart[1]/ns0:Labels[1]/ns0:LineDescCaption[1]" w:storeItemID="{5F9AA176-249A-498C-98A4-F8C0DDD74752}"/>
+            <w:dataBinding w:prefixMappings="&lt;xmlns:ns0='urn:microsoft-dynamics-nav/reports/Deferral_Summary_Purchasing/1702/' " w:xpath="/ns0:NavWordReportXmlPart[1]/ns0:Labels[1]/ns0:LineDescCaption[1]" w:storeItemID="{5F9AA176-249A-498C-98A4-F8C0DDD74752}"/>
             <w:text/>
           </w:sdtPr>
           <w:sdtContent>
@@ -455,11 +441,9 @@
                 <w:pPr>
                   <w:pStyle w:val="BCLabel"/>
                 </w:pPr>
-                <w:proofErr w:type="spellStart"/>
                 <w:r>
                   <w:t>LineDescCaption</w:t>
                 </w:r>
-                <w:proofErr w:type="spellEnd"/>
               </w:p>
             </w:tc>
           </w:sdtContent>
@@ -473,7 +457,7 @@
             <w:placeholder>
               <w:docPart w:val="954F809E97C142BEAEA48A1313AD151F"/>
             </w:placeholder>
-            <w:dataBinding w:prefixMappings="xmlns:ns0='urn:microsoft-dynamics-nav/reports/Deferral_Summary_Purchasing/1702/'" w:xpath="/ns0:NavWordReportXmlPart[1]/ns0:Labels[1]/ns0:DeferralAccountCaption[1]" w:storeItemID="{5F9AA176-249A-498C-98A4-F8C0DDD74752}"/>
+            <w:dataBinding w:prefixMappings="&lt;xmlns:ns0='urn:microsoft-dynamics-nav/reports/Deferral_Summary_Purchasing/1702/' " w:xpath="/ns0:NavWordReportXmlPart[1]/ns0:Labels[1]/ns0:DeferralAccountCaption[1]" w:storeItemID="{5F9AA176-249A-498C-98A4-F8C0DDD74752}"/>
             <w:text/>
           </w:sdtPr>
           <w:sdtContent>
@@ -507,7 +491,7 @@
             <w:placeholder>
               <w:docPart w:val="D15DB7E4B8E444C69F01E5F62A7F7942"/>
             </w:placeholder>
-            <w:dataBinding w:prefixMappings="xmlns:ns0='urn:microsoft-dynamics-nav/reports/Deferral_Summary_Purchasing/1702/'" w:xpath="/ns0:NavWordReportXmlPart[1]/ns0:Labels[1]/ns0:DefStartDateCaption[1]" w:storeItemID="{5F9AA176-249A-498C-98A4-F8C0DDD74752}"/>
+            <w:dataBinding w:prefixMappings="&lt;xmlns:ns0='urn:microsoft-dynamics-nav/reports/Deferral_Summary_Purchasing/1702/' " w:xpath="/ns0:NavWordReportXmlPart[1]/ns0:Labels[1]/ns0:DefStartDateCaption[1]" w:storeItemID="{5F9AA176-249A-498C-98A4-F8C0DDD74752}"/>
             <w:text/>
           </w:sdtPr>
           <w:sdtContent>
@@ -526,11 +510,9 @@
                   <w:pStyle w:val="BCLabelNumber"/>
                   <w:jc w:val="right"/>
                 </w:pPr>
-                <w:proofErr w:type="spellStart"/>
                 <w:r>
                   <w:t>DefStartDateCaption</w:t>
                 </w:r>
-                <w:proofErr w:type="spellEnd"/>
               </w:p>
             </w:tc>
           </w:sdtContent>
@@ -544,7 +526,7 @@
             <w:placeholder>
               <w:docPart w:val="F147C5D24CF54034832C82C0497839A3"/>
             </w:placeholder>
-            <w:dataBinding w:prefixMappings="xmlns:ns0='urn:microsoft-dynamics-nav/reports/Deferral_Summary_Purchasing/1702/'" w:xpath="/ns0:NavWordReportXmlPart[1]/ns0:Labels[1]/ns0:NoOfPeriodsCaption[1]" w:storeItemID="{5F9AA176-249A-498C-98A4-F8C0DDD74752}"/>
+            <w:dataBinding w:prefixMappings="&lt;xmlns:ns0='urn:microsoft-dynamics-nav/reports/Deferral_Summary_Purchasing/1702/' " w:xpath="/ns0:NavWordReportXmlPart[1]/ns0:Labels[1]/ns0:NoOfPeriodsCaption[1]" w:storeItemID="{5F9AA176-249A-498C-98A4-F8C0DDD74752}"/>
             <w:text/>
           </w:sdtPr>
           <w:sdtContent>
@@ -563,11 +545,9 @@
                   <w:pStyle w:val="BCLabelNumber"/>
                   <w:jc w:val="right"/>
                 </w:pPr>
-                <w:proofErr w:type="spellStart"/>
                 <w:r>
                   <w:t>NoOfPeriodsCaption</w:t>
                 </w:r>
-                <w:proofErr w:type="spellEnd"/>
               </w:p>
             </w:tc>
           </w:sdtContent>
@@ -581,7 +561,7 @@
             <w:placeholder>
               <w:docPart w:val="C5E50329B86841C59849F586A5295AA8"/>
             </w:placeholder>
-            <w:dataBinding w:prefixMappings="xmlns:ns0='urn:microsoft-dynamics-nav/reports/Deferral_Summary_Purchasing/1702/'" w:xpath="/ns0:NavWordReportXmlPart[1]/ns0:Labels[1]/ns0:AmountRecognizedCaption[1]" w:storeItemID="{5F9AA176-249A-498C-98A4-F8C0DDD74752}"/>
+            <w:dataBinding w:prefixMappings="&lt;xmlns:ns0='urn:microsoft-dynamics-nav/reports/Deferral_Summary_Purchasing/1702/' " w:xpath="/ns0:NavWordReportXmlPart[1]/ns0:Labels[1]/ns0:AmountRecognizedCaption[1]" w:storeItemID="{5F9AA176-249A-498C-98A4-F8C0DDD74752}"/>
             <w:text/>
           </w:sdtPr>
           <w:sdtContent>
@@ -600,11 +580,9 @@
                   <w:pStyle w:val="BCLabelNumber"/>
                   <w:jc w:val="right"/>
                 </w:pPr>
-                <w:proofErr w:type="spellStart"/>
                 <w:r>
                   <w:t>AmountRecognizedCaption</w:t>
                 </w:r>
-                <w:proofErr w:type="spellEnd"/>
               </w:p>
             </w:tc>
           </w:sdtContent>
@@ -618,7 +596,7 @@
             <w:placeholder>
               <w:docPart w:val="148B022A195D4C3C9053BD655A3C07D3"/>
             </w:placeholder>
-            <w:dataBinding w:prefixMappings="xmlns:ns0='urn:microsoft-dynamics-nav/reports/Deferral_Summary_Purchasing/1702/'" w:xpath="/ns0:NavWordReportXmlPart[1]/ns0:Labels[1]/ns0:RemAmountDefCaption[1]" w:storeItemID="{5F9AA176-249A-498C-98A4-F8C0DDD74752}"/>
+            <w:dataBinding w:prefixMappings="&lt;xmlns:ns0='urn:microsoft-dynamics-nav/reports/Deferral_Summary_Purchasing/1702/' " w:xpath="/ns0:NavWordReportXmlPart[1]/ns0:Labels[1]/ns0:RemAmountDefCaption[1]" w:storeItemID="{5F9AA176-249A-498C-98A4-F8C0DDD74752}"/>
             <w:text/>
           </w:sdtPr>
           <w:sdtContent>
@@ -637,11 +615,9 @@
                   <w:pStyle w:val="BCLabelNumber"/>
                   <w:jc w:val="right"/>
                 </w:pPr>
-                <w:proofErr w:type="spellStart"/>
                 <w:r>
                   <w:t>RemAmountDefCaption</w:t>
                 </w:r>
-                <w:proofErr w:type="spellEnd"/>
               </w:p>
             </w:tc>
           </w:sdtContent>
@@ -655,7 +631,7 @@
             <w:placeholder>
               <w:docPart w:val="AFD942B942E04DB4A5CCF8CBA4AE7D75"/>
             </w:placeholder>
-            <w:dataBinding w:prefixMappings="xmlns:ns0='urn:microsoft-dynamics-nav/reports/Deferral_Summary_Purchasing/1702/'" w:xpath="/ns0:NavWordReportXmlPart[1]/ns0:Labels[1]/ns0:TotalAmountDefCaption[1]" w:storeItemID="{5F9AA176-249A-498C-98A4-F8C0DDD74752}"/>
+            <w:dataBinding w:prefixMappings="&lt;xmlns:ns0='urn:microsoft-dynamics-nav/reports/Deferral_Summary_Purchasing/1702/' " w:xpath="/ns0:NavWordReportXmlPart[1]/ns0:Labels[1]/ns0:TotalAmountDefCaption[1]" w:storeItemID="{5F9AA176-249A-498C-98A4-F8C0DDD74752}"/>
             <w:text/>
           </w:sdtPr>
           <w:sdtContent>
@@ -674,11 +650,9 @@
                   <w:pStyle w:val="BCLabelNumber"/>
                   <w:jc w:val="right"/>
                 </w:pPr>
-                <w:proofErr w:type="spellStart"/>
                 <w:r>
                   <w:t>TotalAmountDefCaption</w:t>
                 </w:r>
-                <w:proofErr w:type="spellEnd"/>
               </w:p>
             </w:tc>
           </w:sdtContent>
@@ -690,7 +664,7 @@
           <w:alias w:val="#Nav: /Vendor"/>
           <w:tag w:val="#Nav: Deferral_Summary_Purchasing/1702"/>
           <w:id w:val="773826964"/>
-          <w15:dataBinding w:prefixMappings="xmlns:ns0='urn:microsoft-dynamics-nav/reports/Deferral_Summary_Purchasing/1702/'" w:xpath="/ns0:NavWordReportXmlPart[1]/ns0:Vendor" w:storeItemID="{5F9AA176-249A-498C-98A4-F8C0DDD74752}"/>
+          <w15:dataBinding w:prefixMappings="&lt;xmlns:ns0='urn:microsoft-dynamics-nav/reports/Deferral_Summary_Purchasing/1702/' " w:xpath="/ns0:NavWordReportXmlPart[1]/ns0:Vendor" w:storeItemID="{5F9AA176-249A-498C-98A4-F8C0DDD74752}"/>
           <w15:repeatingSection/>
         </w:sdtPr>
         <w:sdtContent>
@@ -733,15 +707,13 @@
                         <w:placeholder>
                           <w:docPart w:val="400F348BC62B49A3AC5F51A65C8BBB49"/>
                         </w:placeholder>
-                        <w:dataBinding w:prefixMappings="xmlns:ns0='urn:microsoft-dynamics-nav/reports/Deferral_Summary_Purchasing/1702/'" w:xpath="/ns0:NavWordReportXmlPart[1]/ns0:Labels[1]/ns0:VendNoCaption[1]" w:storeItemID="{5F9AA176-249A-498C-98A4-F8C0DDD74752}"/>
+                        <w:dataBinding w:prefixMappings="&lt;xmlns:ns0='urn:microsoft-dynamics-nav/reports/Deferral_Summary_Purchasing/1702/' " w:xpath="/ns0:NavWordReportXmlPart[1]/ns0:Labels[1]/ns0:VendNoCaption[1]" w:storeItemID="{5F9AA176-249A-498C-98A4-F8C0DDD74752}"/>
                         <w:text/>
                       </w:sdtPr>
                       <w:sdtContent>
-                        <w:proofErr w:type="spellStart"/>
                         <w:r>
                           <w:t>VendNoCaption</w:t>
                         </w:r>
-                        <w:proofErr w:type="spellEnd"/>
                       </w:sdtContent>
                     </w:sdt>
                     <w:r>
@@ -768,15 +740,13 @@
                             <w:placeholder>
                               <w:docPart w:val="E4ADF195D9D6405D88357F95C380E232"/>
                             </w:placeholder>
-                            <w:dataBinding w:prefixMappings="xmlns:ns0='urn:microsoft-dynamics-nav/reports/Deferral_Summary_Purchasing/1702/'" w:xpath="/ns0:NavWordReportXmlPart[1]/ns0:Vendor[1]/ns0:Posted_Deferral_Header[1]/ns0:VendNo[1]" w:storeItemID="{5F9AA176-249A-498C-98A4-F8C0DDD74752}"/>
+                            <w:dataBinding w:prefixMappings="&lt;xmlns:ns0='urn:microsoft-dynamics-nav/reports/Deferral_Summary_Purchasing/1702/' " w:xpath="/ns0:NavWordReportXmlPart[1]/ns0:Vendor[1]/ns0:Posted_Deferral_Header[1]/ns0:VendNo[1]" w:storeItemID="{5F9AA176-249A-498C-98A4-F8C0DDD74752}"/>
                             <w:text/>
                           </w:sdtPr>
                           <w:sdtContent>
-                            <w:proofErr w:type="spellStart"/>
                             <w:r>
                               <w:t>VendNo</w:t>
                             </w:r>
-                            <w:proofErr w:type="spellEnd"/>
                           </w:sdtContent>
                         </w:sdt>
                       </w:sdtContent>
@@ -808,7 +778,7 @@
                     <w:placeholder>
                       <w:docPart w:val="E4ADF195D9D6405D88357F95C380E232"/>
                     </w:placeholder>
-                    <w:dataBinding w:prefixMappings="xmlns:ns0='urn:microsoft-dynamics-nav/reports/Deferral_Summary_Purchasing/1702/'" w:xpath="/ns0:NavWordReportXmlPart[1]/ns0:Vendor[1]/ns0:Posted_Deferral_Header[1]/ns0:VendorName[1]" w:storeItemID="{5F9AA176-249A-498C-98A4-F8C0DDD74752}"/>
+                    <w:dataBinding w:prefixMappings="&lt;xmlns:ns0='urn:microsoft-dynamics-nav/reports/Deferral_Summary_Purchasing/1702/' " w:xpath="/ns0:NavWordReportXmlPart[1]/ns0:Vendor[1]/ns0:Posted_Deferral_Header[1]/ns0:VendorName[1]" w:storeItemID="{5F9AA176-249A-498C-98A4-F8C0DDD74752}"/>
                     <w:text/>
                   </w:sdtPr>
                   <w:sdtContent>
@@ -827,11 +797,9 @@
                         <w:pPr>
                           <w:pStyle w:val="BCLabel"/>
                         </w:pPr>
-                        <w:proofErr w:type="spellStart"/>
                         <w:r>
                           <w:t>VendorName</w:t>
                         </w:r>
-                        <w:proofErr w:type="spellEnd"/>
                       </w:p>
                     </w:tc>
                   </w:sdtContent>
@@ -941,7 +909,7 @@
                   <w:alias w:val="#Nav: /Vendor/Posted_Deferral_Header"/>
                   <w:tag w:val="#Nav: Deferral_Summary_Purchasing/1702"/>
                   <w:id w:val="-75743694"/>
-                  <w15:dataBinding w:prefixMappings="xmlns:ns0='urn:microsoft-dynamics-nav/reports/Deferral_Summary_Purchasing/1702/'" w:xpath="/ns0:NavWordReportXmlPart[1]/ns0:Vendor[1]/ns0:Posted_Deferral_Header" w:storeItemID="{5F9AA176-249A-498C-98A4-F8C0DDD74752}"/>
+                  <w15:dataBinding w:prefixMappings="&lt;xmlns:ns0='urn:microsoft-dynamics-nav/reports/Deferral_Summary_Purchasing/1702/' " w:xpath="/ns0:NavWordReportXmlPart[1]/ns0:Vendor[1]/ns0:Posted_Deferral_Header" w:storeItemID="{5F9AA176-249A-498C-98A4-F8C0DDD74752}"/>
                   <w15:repeatingSection/>
                 </w:sdtPr>
                 <w:sdtContent>
@@ -960,7 +928,7 @@
                       <w:tr>
                         <w:trPr>
                           <w:cantSplit/>
-                          <w:trHeight w:val="418"/>
+                          <w:trHeight w:val="320"/>
                         </w:trPr>
                         <w:sdt>
                           <w:sdtPr>
@@ -992,7 +960,7 @@
                                 <w:placeholder>
                                   <w:docPart w:val="5C4EF05920754B57B44CA25FC8F09904"/>
                                 </w:placeholder>
-                                <w:dataBinding w:prefixMappings="xmlns:ns0='urn:microsoft-dynamics-nav/reports/Deferral_Summary_Purchasing/1702/'" w:xpath="/ns0:NavWordReportXmlPart[1]/ns0:Vendor[1]/ns0:Posted_Deferral_Header[1]/ns0:PostingDate[1]" w:storeItemID="{5F9AA176-249A-498C-98A4-F8C0DDD74752}"/>
+                                <w:dataBinding w:prefixMappings="&lt;xmlns:ns0='urn:microsoft-dynamics-nav/reports/Deferral_Summary_Purchasing/1702/' " w:xpath="/ns0:NavWordReportXmlPart[1]/ns0:Vendor[1]/ns0:Posted_Deferral_Header[1]/ns0:PostingDate[1]" w:storeItemID="{5F9AA176-249A-498C-98A4-F8C0DDD74752}"/>
                                 <w:text/>
                               </w:sdtPr>
                               <w:sdtEndPr>
@@ -1016,11 +984,9 @@
                                     <w:pPr>
                                       <w:pStyle w:val="NoSpacing"/>
                                     </w:pPr>
-                                    <w:proofErr w:type="spellStart"/>
                                     <w:r>
                                       <w:t>PostingDate</w:t>
                                     </w:r>
-                                    <w:proofErr w:type="spellEnd"/>
                                   </w:p>
                                 </w:tc>
                               </w:sdtContent>
@@ -1036,7 +1002,7 @@
                             <w:placeholder>
                               <w:docPart w:val="5C4EF05920754B57B44CA25FC8F09904"/>
                             </w:placeholder>
-                            <w:dataBinding w:prefixMappings="xmlns:ns0='urn:microsoft-dynamics-nav/reports/Deferral_Summary_Purchasing/1702/'" w:xpath="/ns0:NavWordReportXmlPart[1]/ns0:Vendor[1]/ns0:Posted_Deferral_Header[1]/ns0:Document_No[1]" w:storeItemID="{5F9AA176-249A-498C-98A4-F8C0DDD74752}"/>
+                            <w:dataBinding w:prefixMappings="&lt;xmlns:ns0='urn:microsoft-dynamics-nav/reports/Deferral_Summary_Purchasing/1702/' " w:xpath="/ns0:NavWordReportXmlPart[1]/ns0:Vendor[1]/ns0:Posted_Deferral_Header[1]/ns0:Document_No[1]" w:storeItemID="{5F9AA176-249A-498C-98A4-F8C0DDD74752}"/>
                             <w:text/>
                           </w:sdtPr>
                           <w:sdtContent>
@@ -1056,11 +1022,9 @@
                                 <w:pPr>
                                   <w:pStyle w:val="NoSpacing"/>
                                 </w:pPr>
-                                <w:proofErr w:type="spellStart"/>
                                 <w:r>
                                   <w:t>Document_No</w:t>
                                 </w:r>
-                                <w:proofErr w:type="spellEnd"/>
                               </w:p>
                             </w:tc>
                           </w:sdtContent>
@@ -1074,7 +1038,7 @@
                             <w:placeholder>
                               <w:docPart w:val="5C4EF05920754B57B44CA25FC8F09904"/>
                             </w:placeholder>
-                            <w:dataBinding w:prefixMappings="xmlns:ns0='urn:microsoft-dynamics-nav/reports/Deferral_Summary_Purchasing/1702/'" w:xpath="/ns0:NavWordReportXmlPart[1]/ns0:Vendor[1]/ns0:Posted_Deferral_Header[1]/ns0:DocumentTypeString[1]" w:storeItemID="{5F9AA176-249A-498C-98A4-F8C0DDD74752}"/>
+                            <w:dataBinding w:prefixMappings="&lt;xmlns:ns0='urn:microsoft-dynamics-nav/reports/Deferral_Summary_Purchasing/1702/' " w:xpath="/ns0:NavWordReportXmlPart[1]/ns0:Vendor[1]/ns0:Posted_Deferral_Header[1]/ns0:DocumentTypeString[1]" w:storeItemID="{5F9AA176-249A-498C-98A4-F8C0DDD74752}"/>
                             <w:text/>
                           </w:sdtPr>
                           <w:sdtContent>
@@ -1093,11 +1057,9 @@
                                 <w:pPr>
                                   <w:pStyle w:val="NoSpacing"/>
                                 </w:pPr>
-                                <w:proofErr w:type="spellStart"/>
                                 <w:r>
                                   <w:t>DocumentTypeString</w:t>
                                 </w:r>
-                                <w:proofErr w:type="spellEnd"/>
                               </w:p>
                             </w:tc>
                           </w:sdtContent>
@@ -1111,7 +1073,7 @@
                             <w:placeholder>
                               <w:docPart w:val="5C4EF05920754B57B44CA25FC8F09904"/>
                             </w:placeholder>
-                            <w:dataBinding w:prefixMappings="xmlns:ns0='urn:microsoft-dynamics-nav/reports/Deferral_Summary_Purchasing/1702/'" w:xpath="/ns0:NavWordReportXmlPart[1]/ns0:Vendor[1]/ns0:Posted_Deferral_Header[1]/ns0:LineType[1]" w:storeItemID="{5F9AA176-249A-498C-98A4-F8C0DDD74752}"/>
+                            <w:dataBinding w:prefixMappings="&lt;xmlns:ns0='urn:microsoft-dynamics-nav/reports/Deferral_Summary_Purchasing/1702/' " w:xpath="/ns0:NavWordReportXmlPart[1]/ns0:Vendor[1]/ns0:Posted_Deferral_Header[1]/ns0:LineType[1]" w:storeItemID="{5F9AA176-249A-498C-98A4-F8C0DDD74752}"/>
                             <w:text/>
                           </w:sdtPr>
                           <w:sdtContent>
@@ -1130,11 +1092,9 @@
                                 <w:pPr>
                                   <w:pStyle w:val="NoSpacing"/>
                                 </w:pPr>
-                                <w:proofErr w:type="spellStart"/>
                                 <w:r>
                                   <w:t>LineType</w:t>
                                 </w:r>
-                                <w:proofErr w:type="spellEnd"/>
                               </w:p>
                             </w:tc>
                           </w:sdtContent>
@@ -1148,7 +1108,7 @@
                             <w:placeholder>
                               <w:docPart w:val="5C4EF05920754B57B44CA25FC8F09904"/>
                             </w:placeholder>
-                            <w:dataBinding w:prefixMappings="xmlns:ns0='urn:microsoft-dynamics-nav/reports/Deferral_Summary_Purchasing/1702/'" w:xpath="/ns0:NavWordReportXmlPart[1]/ns0:Vendor[1]/ns0:Posted_Deferral_Header[1]/ns0:LineDescription[1]" w:storeItemID="{5F9AA176-249A-498C-98A4-F8C0DDD74752}"/>
+                            <w:dataBinding w:prefixMappings="&lt;xmlns:ns0='urn:microsoft-dynamics-nav/reports/Deferral_Summary_Purchasing/1702/' " w:xpath="/ns0:NavWordReportXmlPart[1]/ns0:Vendor[1]/ns0:Posted_Deferral_Header[1]/ns0:LineDescription[1]" w:storeItemID="{5F9AA176-249A-498C-98A4-F8C0DDD74752}"/>
                             <w:text/>
                           </w:sdtPr>
                           <w:sdtContent>
@@ -1167,11 +1127,9 @@
                                 <w:pPr>
                                   <w:pStyle w:val="NoSpacing"/>
                                 </w:pPr>
-                                <w:proofErr w:type="spellStart"/>
                                 <w:r>
                                   <w:t>LineDescription</w:t>
                                 </w:r>
-                                <w:proofErr w:type="spellEnd"/>
                               </w:p>
                             </w:tc>
                           </w:sdtContent>
@@ -1185,7 +1143,7 @@
                             <w:placeholder>
                               <w:docPart w:val="5C4EF05920754B57B44CA25FC8F09904"/>
                             </w:placeholder>
-                            <w:dataBinding w:prefixMappings="xmlns:ns0='urn:microsoft-dynamics-nav/reports/Deferral_Summary_Purchasing/1702/'" w:xpath="/ns0:NavWordReportXmlPart[1]/ns0:Vendor[1]/ns0:Posted_Deferral_Header[1]/ns0:DeferralAccount[1]" w:storeItemID="{5F9AA176-249A-498C-98A4-F8C0DDD74752}"/>
+                            <w:dataBinding w:prefixMappings="&lt;xmlns:ns0='urn:microsoft-dynamics-nav/reports/Deferral_Summary_Purchasing/1702/' " w:xpath="/ns0:NavWordReportXmlPart[1]/ns0:Vendor[1]/ns0:Posted_Deferral_Header[1]/ns0:DeferralAccount[1]" w:storeItemID="{5F9AA176-249A-498C-98A4-F8C0DDD74752}"/>
                             <w:text/>
                           </w:sdtPr>
                           <w:sdtContent>
@@ -1204,11 +1162,9 @@
                                 <w:pPr>
                                   <w:pStyle w:val="NoSpacing"/>
                                 </w:pPr>
-                                <w:proofErr w:type="spellStart"/>
                                 <w:r>
                                   <w:t>DeferralAccount</w:t>
                                 </w:r>
-                                <w:proofErr w:type="spellEnd"/>
                               </w:p>
                             </w:tc>
                           </w:sdtContent>
@@ -1222,7 +1178,7 @@
                             <w:placeholder>
                               <w:docPart w:val="5C4EF05920754B57B44CA25FC8F09904"/>
                             </w:placeholder>
-                            <w:dataBinding w:prefixMappings="xmlns:ns0='urn:microsoft-dynamics-nav/reports/Deferral_Summary_Purchasing/1702/'" w:xpath="/ns0:NavWordReportXmlPart[1]/ns0:Vendor[1]/ns0:Posted_Deferral_Header[1]/ns0:DeferralStartDate[1]" w:storeItemID="{5F9AA176-249A-498C-98A4-F8C0DDD74752}"/>
+                            <w:dataBinding w:prefixMappings="&lt;xmlns:ns0='urn:microsoft-dynamics-nav/reports/Deferral_Summary_Purchasing/1702/' " w:xpath="/ns0:NavWordReportXmlPart[1]/ns0:Vendor[1]/ns0:Posted_Deferral_Header[1]/ns0:DeferralStartDate[1]" w:storeItemID="{5F9AA176-249A-498C-98A4-F8C0DDD74752}"/>
                             <w:text/>
                           </w:sdtPr>
                           <w:sdtContent>
@@ -1242,11 +1198,9 @@
                                   <w:pStyle w:val="BCNumber"/>
                                   <w:jc w:val="right"/>
                                 </w:pPr>
-                                <w:proofErr w:type="spellStart"/>
                                 <w:r>
                                   <w:t>DeferralStartDate</w:t>
                                 </w:r>
-                                <w:proofErr w:type="spellEnd"/>
                               </w:p>
                             </w:tc>
                           </w:sdtContent>
@@ -1260,7 +1214,7 @@
                             <w:placeholder>
                               <w:docPart w:val="5C4EF05920754B57B44CA25FC8F09904"/>
                             </w:placeholder>
-                            <w:dataBinding w:prefixMappings="xmlns:ns0='urn:microsoft-dynamics-nav/reports/Deferral_Summary_Purchasing/1702/'" w:xpath="/ns0:NavWordReportXmlPart[1]/ns0:Vendor[1]/ns0:Posted_Deferral_Header[1]/ns0:NumOfPeriods[1]" w:storeItemID="{5F9AA176-249A-498C-98A4-F8C0DDD74752}"/>
+                            <w:dataBinding w:prefixMappings="&lt;xmlns:ns0='urn:microsoft-dynamics-nav/reports/Deferral_Summary_Purchasing/1702/' " w:xpath="/ns0:NavWordReportXmlPart[1]/ns0:Vendor[1]/ns0:Posted_Deferral_Header[1]/ns0:NumOfPeriods[1]" w:storeItemID="{5F9AA176-249A-498C-98A4-F8C0DDD74752}"/>
                             <w:text/>
                           </w:sdtPr>
                           <w:sdtContent>
@@ -1280,11 +1234,9 @@
                                   <w:pStyle w:val="BCNumber"/>
                                   <w:jc w:val="right"/>
                                 </w:pPr>
-                                <w:proofErr w:type="spellStart"/>
                                 <w:r>
                                   <w:t>NumOfPeriods</w:t>
                                 </w:r>
-                                <w:proofErr w:type="spellEnd"/>
                               </w:p>
                             </w:tc>
                           </w:sdtContent>
@@ -1298,7 +1250,7 @@
                             <w:placeholder>
                               <w:docPart w:val="5C4EF05920754B57B44CA25FC8F09904"/>
                             </w:placeholder>
-                            <w:dataBinding w:prefixMappings="xmlns:ns0='urn:microsoft-dynamics-nav/reports/Deferral_Summary_Purchasing/1702/'" w:xpath="/ns0:NavWordReportXmlPart[1]/ns0:Vendor[1]/ns0:Posted_Deferral_Header[1]/ns0:AmtRecognized[1]" w:storeItemID="{5F9AA176-249A-498C-98A4-F8C0DDD74752}"/>
+                            <w:dataBinding w:prefixMappings="&lt;xmlns:ns0='urn:microsoft-dynamics-nav/reports/Deferral_Summary_Purchasing/1702/' " w:xpath="/ns0:NavWordReportXmlPart[1]/ns0:Vendor[1]/ns0:Posted_Deferral_Header[1]/ns0:AmtRecognized[1]" w:storeItemID="{5F9AA176-249A-498C-98A4-F8C0DDD74752}"/>
                             <w:text/>
                           </w:sdtPr>
                           <w:sdtContent>
@@ -1318,11 +1270,9 @@
                                   <w:pStyle w:val="BCNumber"/>
                                   <w:jc w:val="right"/>
                                 </w:pPr>
-                                <w:proofErr w:type="spellStart"/>
                                 <w:r>
                                   <w:t>AmtRecognized</w:t>
                                 </w:r>
-                                <w:proofErr w:type="spellEnd"/>
                               </w:p>
                             </w:tc>
                           </w:sdtContent>
@@ -1336,7 +1286,7 @@
                             <w:placeholder>
                               <w:docPart w:val="5C4EF05920754B57B44CA25FC8F09904"/>
                             </w:placeholder>
-                            <w:dataBinding w:prefixMappings="xmlns:ns0='urn:microsoft-dynamics-nav/reports/Deferral_Summary_Purchasing/1702/'" w:xpath="/ns0:NavWordReportXmlPart[1]/ns0:Vendor[1]/ns0:Posted_Deferral_Header[1]/ns0:RemainingAmtDeferred[1]" w:storeItemID="{5F9AA176-249A-498C-98A4-F8C0DDD74752}"/>
+                            <w:dataBinding w:prefixMappings="&lt;xmlns:ns0='urn:microsoft-dynamics-nav/reports/Deferral_Summary_Purchasing/1702/' " w:xpath="/ns0:NavWordReportXmlPart[1]/ns0:Vendor[1]/ns0:Posted_Deferral_Header[1]/ns0:RemainingAmtDeferred[1]" w:storeItemID="{5F9AA176-249A-498C-98A4-F8C0DDD74752}"/>
                             <w:text/>
                           </w:sdtPr>
                           <w:sdtContent>
@@ -1356,11 +1306,9 @@
                                   <w:pStyle w:val="BCNumber"/>
                                   <w:jc w:val="right"/>
                                 </w:pPr>
-                                <w:proofErr w:type="spellStart"/>
                                 <w:r>
                                   <w:t>RemainingAmtDeferred</w:t>
                                 </w:r>
-                                <w:proofErr w:type="spellEnd"/>
                               </w:p>
                             </w:tc>
                           </w:sdtContent>
@@ -1374,7 +1322,7 @@
                             <w:placeholder>
                               <w:docPart w:val="5C4EF05920754B57B44CA25FC8F09904"/>
                             </w:placeholder>
-                            <w:dataBinding w:prefixMappings="xmlns:ns0='urn:microsoft-dynamics-nav/reports/Deferral_Summary_Purchasing/1702/'" w:xpath="/ns0:NavWordReportXmlPart[1]/ns0:Vendor[1]/ns0:Posted_Deferral_Header[1]/ns0:TotalAmtDeferred[1]" w:storeItemID="{5F9AA176-249A-498C-98A4-F8C0DDD74752}"/>
+                            <w:dataBinding w:prefixMappings="&lt;xmlns:ns0='urn:microsoft-dynamics-nav/reports/Deferral_Summary_Purchasing/1702/' " w:xpath="/ns0:NavWordReportXmlPart[1]/ns0:Vendor[1]/ns0:Posted_Deferral_Header[1]/ns0:TotalAmtDeferred[1]" w:storeItemID="{5F9AA176-249A-498C-98A4-F8C0DDD74752}"/>
                             <w:text/>
                           </w:sdtPr>
                           <w:sdtContent>
@@ -1394,11 +1342,9 @@
                                   <w:pStyle w:val="BCNumber"/>
                                   <w:jc w:val="right"/>
                                 </w:pPr>
-                                <w:proofErr w:type="spellStart"/>
                                 <w:r>
                                   <w:t>TotalAmtDeferred</w:t>
                                 </w:r>
-                                <w:proofErr w:type="spellEnd"/>
                               </w:p>
                             </w:tc>
                           </w:sdtContent>
@@ -1757,7 +1703,7 @@
                     <w:placeholder>
                       <w:docPart w:val="5C4EF05920754B57B44CA25FC8F09904"/>
                     </w:placeholder>
-                    <w:dataBinding w:prefixMappings="xmlns:ns0='urn:microsoft-dynamics-nav/reports/Deferral_Summary_Purchasing/1702/'" w:xpath="/ns0:NavWordReportXmlPart[1]/ns0:Vendor[1]/ns0:Totals[1]/ns0:SumAmtRecognized[1]" w:storeItemID="{5F9AA176-249A-498C-98A4-F8C0DDD74752}"/>
+                    <w:dataBinding w:prefixMappings="&lt;xmlns:ns0='urn:microsoft-dynamics-nav/reports/Deferral_Summary_Purchasing/1702/' " w:xpath="/ns0:NavWordReportXmlPart[1]/ns0:Vendor[1]/ns0:Totals[1]/ns0:SumAmtRecognized[1]" w:storeItemID="{5F9AA176-249A-498C-98A4-F8C0DDD74752}"/>
                     <w:text/>
                   </w:sdtPr>
                   <w:sdtContent>
@@ -1776,11 +1722,9 @@
                           <w:pStyle w:val="BCLabel"/>
                           <w:spacing w:before="120" w:after="120"/>
                         </w:pPr>
-                        <w:proofErr w:type="spellStart"/>
                         <w:r>
                           <w:t>SumAmtRecognized</w:t>
                         </w:r>
-                        <w:proofErr w:type="spellEnd"/>
                       </w:p>
                     </w:tc>
                   </w:sdtContent>
@@ -1794,7 +1738,7 @@
                     <w:placeholder>
                       <w:docPart w:val="5C4EF05920754B57B44CA25FC8F09904"/>
                     </w:placeholder>
-                    <w:dataBinding w:prefixMappings="xmlns:ns0='urn:microsoft-dynamics-nav/reports/Deferral_Summary_Purchasing/1702/'" w:xpath="/ns0:NavWordReportXmlPart[1]/ns0:Vendor[1]/ns0:Totals[1]/ns0:SumRemainingAmtDeferred[1]" w:storeItemID="{5F9AA176-249A-498C-98A4-F8C0DDD74752}"/>
+                    <w:dataBinding w:prefixMappings="&lt;xmlns:ns0='urn:microsoft-dynamics-nav/reports/Deferral_Summary_Purchasing/1702/' " w:xpath="/ns0:NavWordReportXmlPart[1]/ns0:Vendor[1]/ns0:Totals[1]/ns0:SumRemainingAmtDeferred[1]" w:storeItemID="{5F9AA176-249A-498C-98A4-F8C0DDD74752}"/>
                     <w:text/>
                   </w:sdtPr>
                   <w:sdtContent>
@@ -1813,11 +1757,9 @@
                           <w:pStyle w:val="BCLabel"/>
                           <w:spacing w:before="120" w:after="120"/>
                         </w:pPr>
-                        <w:proofErr w:type="spellStart"/>
                         <w:r>
                           <w:t>SumRemainingAmtDeferred</w:t>
                         </w:r>
-                        <w:proofErr w:type="spellEnd"/>
                       </w:p>
                     </w:tc>
                   </w:sdtContent>
@@ -1831,7 +1773,7 @@
                     <w:placeholder>
                       <w:docPart w:val="5C4EF05920754B57B44CA25FC8F09904"/>
                     </w:placeholder>
-                    <w:dataBinding w:prefixMappings="xmlns:ns0='urn:microsoft-dynamics-nav/reports/Deferral_Summary_Purchasing/1702/'" w:xpath="/ns0:NavWordReportXmlPart[1]/ns0:Vendor[1]/ns0:Totals[1]/ns0:SumTotalAmtDeferred[1]" w:storeItemID="{5F9AA176-249A-498C-98A4-F8C0DDD74752}"/>
+                    <w:dataBinding w:prefixMappings="&lt;xmlns:ns0='urn:microsoft-dynamics-nav/reports/Deferral_Summary_Purchasing/1702/' " w:xpath="/ns0:NavWordReportXmlPart[1]/ns0:Vendor[1]/ns0:Totals[1]/ns0:SumTotalAmtDeferred[1]" w:storeItemID="{5F9AA176-249A-498C-98A4-F8C0DDD74752}"/>
                     <w:text/>
                   </w:sdtPr>
                   <w:sdtContent>
@@ -1850,11 +1792,9 @@
                           <w:pStyle w:val="BCLabel"/>
                           <w:spacing w:before="120" w:after="120"/>
                         </w:pPr>
-                        <w:proofErr w:type="spellStart"/>
                         <w:r>
                           <w:t>SumTotalAmtDeferred</w:t>
                         </w:r>
-                        <w:proofErr w:type="spellEnd"/>
                       </w:p>
                     </w:tc>
                   </w:sdtContent>
@@ -4123,8 +4063,6 @@
  
              < R e p o r t N a m e > R e p o r t   N a m e < / R e p o r t N a m e >   
-             < R e p o r t C a p t i o n > R e p o r t   C a p t i o n < / R e p o r t C a p t i o n > - 
              < A b o u t T h i s R e p o r t T i t l e > A b o u t   T h i s   R e p o r t   T i t l e < / A b o u t T h i s R e p o r t T i t l e >   
              < A b o u t T h i s R e p o r t T e x t > A b o u t   T h i s   R e p o r t   T e x t < / A b o u t T h i s R e p o r t T e x t > @@ -4179,21 +4117,21 @@
  
              < C o m p a n y A d d r e s s L i n e s >   
-                 < C o m p a n y A d d r e s s L i n e 1 > C o m p a n y   A d d r e s s   L i n e   1 < / C o m p a n y A d d r e s s L i n e 1 > - 
-                 < C o m p a n y A d d r e s s L i n e 2 > C o m p a n y   A d d r e s s   L i n e   2 < / C o m p a n y A d d r e s s L i n e 2 > - 
-                 < C o m p a n y A d d r e s s L i n e 3 > C o m p a n y   A d d r e s s   L i n e   3 < / C o m p a n y A d d r e s s L i n e 3 > - 
-                 < C o m p a n y A d d r e s s L i n e 4 > C o m p a n y   A d d r e s s   L i n e   4 < / C o m p a n y A d d r e s s L i n e 4 > - 
-                 < C o m p a n y A d d r e s s L i n e 5 > C o m p a n y   A d d r e s s   L i n e   5 < / C o m p a n y A d d r e s s L i n e 5 > - 
-                 < C o m p a n y A d d r e s s L i n e 6 > C o m p a n y   A d d r e s s   L i n e   6 < / C o m p a n y A d d r e s s L i n e 6 > - 
-                 < C o m p a n y A d d r e s s L i n e 7 > C o m p a n y   A d d r e s s   L i n e   7 < / C o m p a n y A d d r e s s L i n e 7 > - 
-                 < C o m p a n y A d d r e s s L i n e 8 > C o m p a n y   A d d r e s s   L i n e   8 < / C o m p a n y A d d r e s s L i n e 8 > +                 < C o m p a n y A d d r e s s L i n e > C o m p a n y   A d d r e s s   L i n e   1 < / C o m p a n y A d d r e s s L i n e > + 
+                 < C o m p a n y A d d r e s s L i n e > C o m p a n y   A d d r e s s   L i n e   2 < / C o m p a n y A d d r e s s L i n e > + 
+                 < C o m p a n y A d d r e s s L i n e > C o m p a n y   A d d r e s s   L i n e   3 < / C o m p a n y A d d r e s s L i n e > + 
+                 < C o m p a n y A d d r e s s L i n e > C o m p a n y   A d d r e s s   L i n e   4 < / C o m p a n y A d d r e s s L i n e > + 
+                 < C o m p a n y A d d r e s s L i n e > C o m p a n y   A d d r e s s   L i n e   5 < / C o m p a n y A d d r e s s L i n e > + 
+                 < C o m p a n y A d d r e s s L i n e > C o m p a n y   A d d r e s s   L i n e   6 < / C o m p a n y A d d r e s s L i n e > + 
+                 < C o m p a n y A d d r e s s L i n e > C o m p a n y   A d d r e s s   L i n e   7 < / C o m p a n y A d d r e s s L i n e > + 
+                 < C o m p a n y A d d r e s s L i n e > C o m p a n y   A d d r e s s   L i n e   8 < / C o m p a n y A d d r e s s L i n e >   
              < / C o m p a n y A d d r e s s L i n e s >   
@@ -4323,19 +4261,19 @@
  
      < V e n d o r   E l e m e n t T y p e = " D a t a I t e m "   E l e m e n t I d = " 2 1 1 4 8 2 1 6 7 " >   
-         < A c c o u n t N o C a p t i o n   E l e m e n t T y p e = " C o l u m n "   E l e m e n t I d = " 4 5 9 9 9 7 5 8 9 "   D a t a T y p e = " L a b e l " > A c c o u n t N o C a p t i o n < / A c c o u n t N o C a p t i o n > - 
-         < A m t R e c o g n i z e d C a p t i o n   E l e m e n t T y p e = " C o l u m n "   E l e m e n t I d = " 5 8 2 8 5 6 6 1 3 "   D a t a T y p e = " L a b e l " > A m t R e c o g n i z e d C a p t i o n < / A m t R e c o g n i z e d C a p t i o n > +         < A c c o u n t N o C a p t i o n   E l e m e n t T y p e = " C o l u m n "   E l e m e n t I d = " 4 5 9 9 9 7 5 8 9 "   D a t a T y p e = " T e x t C o n s t " > A c c o u n t N o C a p t i o n < / A c c o u n t N o C a p t i o n > + 
+         < A m t R e c o g n i z e d C a p t i o n   E l e m e n t T y p e = " C o l u m n "   E l e m e n t I d = " 5 8 2 8 5 6 6 1 3 "   D a t a T y p e = " T e x t C o n s t " > A m t R e c o g n i z e d C a p t i o n < / A m t R e c o g n i z e d C a p t i o n >   
          < B a l a n c e A s O f D a t e C a p t i o n   E l e m e n t T y p e = " C o l u m n "   E l e m e n t I d = " 1 8 1 5 3 3 0 6 6 "   D a t a T y p e = " S t r i n g " > B a l a n c e A s O f D a t e C a p t i o n < / B a l a n c e A s O f D a t e C a p t i o n >   
          < B a l a n c e A s O f D a t e F i l t e r   E l e m e n t T y p e = " C o l u m n "   E l e m e n t I d = " 1 8 8 0 2 0 7 9 7 2 "   D a t a T y p e = " D a t e " > B a l a n c e A s O f D a t e F i l t e r < / B a l a n c e A s O f D a t e F i l t e r >   
-         < B a l a n c e C a p t i o n   E l e m e n t T y p e = " C o l u m n "   E l e m e n t I d = " 1 7 1 0 3 0 7 0 2 9 "   D a t a T y p e = " L a b e l " > B a l a n c e C a p t i o n < / B a l a n c e C a p t i o n > +         < B a l a n c e C a p t i o n   E l e m e n t T y p e = " C o l u m n "   E l e m e n t I d = " 1 7 1 0 3 0 7 0 2 9 "   D a t a T y p e = " T e x t C o n s t " > B a l a n c e C a p t i o n < / B a l a n c e C a p t i o n >   
          < C o m p a n y N a m e   E l e m e n t T y p e = " C o l u m n "   E l e m e n t I d = " 1 5 9 5 4 7 7 3 9 5 "   D a t a T y p e = " S t r i n g " > C o m p a n y N a m e < / C o m p a n y N a m e >   
-         < D e f e r r a l S u m m a r y P u r c h C a p t i o n   E l e m e n t T y p e = " C o l u m n "   E l e m e n t I d = " 9 6 6 4 5 2 9 7 2 "   D a t a T y p e = " L a b e l " > D e f e r r a l S u m m a r y P u r c h C a p t i o n < / D e f e r r a l S u m m a r y P u r c h C a p t i o n > +         < D e f e r r a l S u m m a r y P u r c h C a p t i o n   E l e m e n t T y p e = " C o l u m n "   E l e m e n t I d = " 9 6 6 4 5 2 9 7 2 "   D a t a T y p e = " T e x t C o n s t " > D e f e r r a l S u m m a r y P u r c h C a p t i o n < / D e f e r r a l S u m m a r y P u r c h C a p t i o n >   
          < D o c u m e n t C a p t i o n   E l e m e n t T y p e = " C o l u m n "   E l e m e n t I d = " 7 3 5 3 8 4 3 3 2 "   D a t a T y p e = " S t r i n g " > D o c u m e n t C a p t i o n < / D o c u m e n t C a p t i o n >   
@@ -4345,23 +4283,23 @@
  
          < G L A c c T a b l e C a p t i o n   E l e m e n t T y p e = " C o l u m n "   E l e m e n t I d = " 4 8 6 9 6 5 6 8 7 "   D a t a T y p e = " S t r i n g " > G L A c c T a b l e C a p t i o n < / G L A c c T a b l e C a p t i o n >   
-         < G L B a l C a p t i o n   E l e m e n t T y p e = " C o l u m n "   E l e m e n t I d = " 1 2 0 3 1 1 2 7 1 3 "   D a t a T y p e = " L a b e l " > G L B a l C a p t i o n < / G L B a l C a p t i o n > +         < G L B a l C a p t i o n   E l e m e n t T y p e = " C o l u m n "   E l e m e n t I d = " 1 2 0 3 1 1 2 7 1 3 "   D a t a T y p e = " T e x t C o n s t " > G L B a l C a p t i o n < / G L B a l C a p t i o n >   
          < G L F i l t e r   E l e m e n t T y p e = " C o l u m n "   E l e m e n t I d = " 4 3 3 3 0 5 9 8 "   D a t a T y p e = " T e x t " > G L F i l t e r < / G L F i l t e r >   
-         < P a g e C a p t i o n   E l e m e n t T y p e = " C o l u m n "   E l e m e n t I d = " 1 6 4 5 7 9 0 3 1 2 "   D a t a T y p e = " L a b e l " > P a g e C a p t i o n < / P a g e C a p t i o n > +         < P a g e C a p t i o n   E l e m e n t T y p e = " C o l u m n "   E l e m e n t I d = " 1 6 4 5 7 9 0 3 1 2 "   D a t a T y p e = " T e x t C o n s t " > P a g e C a p t i o n < / P a g e C a p t i o n >   
          < P a g e G r o u p N o   E l e m e n t T y p e = " C o l u m n "   E l e m e n t I d = " 6 4 9 1 8 0 1 4 4 "   D a t a T y p e = " I n t e g e r " > P a g e G r o u p N o < / P a g e G r o u p N o >   
-         < P e r i o d C a p t i o n   E l e m e n t T y p e = " C o l u m n "   E l e m e n t I d = " 1 4 7 8 2 5 3 4 2 2 "   D a t a T y p e = " L a b e l " > P e r i o d C a p t i o n < / P e r i o d C a p t i o n > - 
-         < R e m A m t D e f C a p t i o n   E l e m e n t T y p e = " C o l u m n "   E l e m e n t I d = " 1 4 1 6 1 9 6 6 6 2 "   D a t a T y p e = " L a b e l " > R e m A m t D e f C a p t i o n < / R e m A m t D e f C a p t i o n > - 
-         < T o t A m t D e f C a p t i o n   E l e m e n t T y p e = " C o l u m n "   E l e m e n t I d = " 1 8 9 9 9 9 0 1 1 5 "   D a t a T y p e = " L a b e l " > T o t A m t D e f C a p t i o n < / T o t A m t D e f C a p t i o n > +         < P e r i o d C a p t i o n   E l e m e n t T y p e = " C o l u m n "   E l e m e n t I d = " 1 4 7 8 2 5 3 4 2 2 "   D a t a T y p e = " T e x t C o n s t " > P e r i o d C a p t i o n < / P e r i o d C a p t i o n > + 
+         < R e m A m t D e f C a p t i o n   E l e m e n t T y p e = " C o l u m n "   E l e m e n t I d = " 1 4 1 6 1 9 6 6 6 2 "   D a t a T y p e = " T e x t C o n s t " > R e m A m t D e f C a p t i o n < / R e m A m t D e f C a p t i o n > + 
+         < T o t A m t D e f C a p t i o n   E l e m e n t T y p e = " C o l u m n "   E l e m e n t I d = " 1 8 9 9 9 9 0 1 1 5 "   D a t a T y p e = " T e x t C o n s t " > T o t A m t D e f C a p t i o n < / T o t A m t D e f C a p t i o n >   
          < V e n d o r C a p t i o n   E l e m e n t T y p e = " C o l u m n "   E l e m e n t I d = " 4 2 2 7 0 5 4 5 "   D a t a T y p e = " S t r i n g " > V e n d o r C a p t i o n < / V e n d o r C a p t i o n >   
-         < P o s t e d _ D e f e r r a l _ H e a d e r   E l e m e n t T y p e = " D a t a I t e m "   E l e m e n t I d = " 1 0 4 2 5 8 3 7 8 8 " > +         < P o s t e d _ D e f e r r a l _ H e a d e r   E l e m e n t T y p e = " D a t a I t e m "   E l e m e n t I d = " 6 5 9 2 4 7 9 8 0 " >   
              < A c c o u n t N a m e   E l e m e n t T y p e = " C o l u m n "   E l e m e n t I d = " 1 7 2 4 8 6 5 1 3 3 "   D a t a T y p e = " T e x t " > A c c o u n t N a m e < / A c c o u n t N a m e >   
@@ -4373,19 +4311,19 @@
  
              < D e f e r r a l S t a r t D a t e   E l e m e n t T y p e = " C o l u m n "   E l e m e n t I d = " 1 6 8 9 5 5 6 7 5 0 "   D a t a T y p e = " S t r i n g " > D e f e r r a l S t a r t D a t e < / D e f e r r a l S t a r t D a t e >   
+             < D o c u m e n t _ N o   E l e m e n t T y p e = " C o l u m n "   E l e m e n t I d = " 1 2 4 5 9 8 9 3 4 0 "   D a t a T y p e = " C o d e " > D o c u m e n t _ N o < / D o c u m e n t _ N o > + 
+             < D o c u m e n t _ T y p e   E l e m e n t T y p e = " C o l u m n "   E l e m e n t I d = " 7 4 3 6 1 2 2 9 "   D a t a T y p e = " I n t e g e r " > D o c u m e n t _ T y p e < / D o c u m e n t _ T y p e > + 
              < D o c u m e n t T y p e   E l e m e n t T y p e = " C o l u m n "   E l e m e n t I d = " 2 0 8 9 7 9 9 8 9 8 "   D a t a T y p e = " I n t e g e r " > D o c u m e n t T y p e < / D o c u m e n t T y p e >   
              < D o c u m e n t T y p e S t r i n g   E l e m e n t T y p e = " C o l u m n "   E l e m e n t I d = " 1 1 4 8 3 5 6 4 1 7 "   D a t a T y p e = " T e x t " > D o c u m e n t T y p e S t r i n g < / D o c u m e n t T y p e S t r i n g >   
-             < D o c u m e n t _ N o   E l e m e n t T y p e = " C o l u m n "   E l e m e n t I d = " 1 2 4 5 9 8 9 3 4 0 "   D a t a T y p e = " C o d e " > D o c u m e n t _ N o < / D o c u m e n t _ N o > - 
-             < D o c u m e n t _ T y p e   E l e m e n t T y p e = " C o l u m n "   E l e m e n t I d = " 7 4 3 6 1 2 2 9 "   D a t a T y p e = " I n t e g e r " > D o c u m e n t _ T y p e < / D o c u m e n t _ T y p e > +             < L i n e _ N o   E l e m e n t T y p e = " C o l u m n "   E l e m e n t I d = " 2 4 7 0 5 6 1 9 5 "   D a t a T y p e = " I n t e g e r " > L i n e _ N o < / L i n e _ N o >   
              < L i n e D e s c r i p t i o n   E l e m e n t T y p e = " C o l u m n "   E l e m e n t I d = " 6 7 3 6 4 4 5 0 1 "   D a t a T y p e = " T e x t " > L i n e D e s c r i p t i o n < / L i n e D e s c r i p t i o n >   
              < L i n e T y p e   E l e m e n t T y p e = " C o l u m n "   E l e m e n t I d = " 1 4 5 0 4 2 2 9 4 1 "   D a t a T y p e = " O p t i o n " > L i n e T y p e < / L i n e T y p e > - 
-             < L i n e _ N o   E l e m e n t T y p e = " C o l u m n "   E l e m e n t I d = " 2 4 7 0 5 6 1 9 5 "   D a t a T y p e = " I n t e g e r " > L i n e _ N o < / L i n e _ N o >   
              < N o _ G L A c c   E l e m e n t T y p e = " C o l u m n "   E l e m e n t I d = " 1 3 7 2 6 3 7 1 8 3 "   D a t a T y p e = " C o d e " > N o _ G L A c c < / N o _ G L A c c >   
@@ -4440,8 +4378,6 @@
  
              < R e p o r t N a m e > R e p o r t   N a m e < / R e p o r t N a m e >   
-             < R e p o r t C a p t i o n > R e p o r t   C a p t i o n < / R e p o r t C a p t i o n > - 
              < A b o u t T h i s R e p o r t T i t l e > A b o u t   T h i s   R e p o r t   T i t l e < / A b o u t T h i s R e p o r t T i t l e >   
              < A b o u t T h i s R e p o r t T e x t > A b o u t   T h i s   R e p o r t   T e x t < / A b o u t T h i s R e p o r t T e x t > @@ -4496,21 +4432,21 @@
  
              < C o m p a n y A d d r e s s L i n e s >   
-                 < C o m p a n y A d d r e s s L i n e 1 > C o m p a n y   A d d r e s s   L i n e   1 < / C o m p a n y A d d r e s s L i n e 1 > - 
-                 < C o m p a n y A d d r e s s L i n e 2 > C o m p a n y   A d d r e s s   L i n e   2 < / C o m p a n y A d d r e s s L i n e 2 > - 
-                 < C o m p a n y A d d r e s s L i n e 3 > C o m p a n y   A d d r e s s   L i n e   3 < / C o m p a n y A d d r e s s L i n e 3 > - 
-                 < C o m p a n y A d d r e s s L i n e 4 > C o m p a n y   A d d r e s s   L i n e   4 < / C o m p a n y A d d r e s s L i n e 4 > - 
-                 < C o m p a n y A d d r e s s L i n e 5 > C o m p a n y   A d d r e s s   L i n e   5 < / C o m p a n y A d d r e s s L i n e 5 > - 
-                 < C o m p a n y A d d r e s s L i n e 6 > C o m p a n y   A d d r e s s   L i n e   6 < / C o m p a n y A d d r e s s L i n e 6 > - 
-                 < C o m p a n y A d d r e s s L i n e 7 > C o m p a n y   A d d r e s s   L i n e   7 < / C o m p a n y A d d r e s s L i n e 7 > - 
-                 < C o m p a n y A d d r e s s L i n e 8 > C o m p a n y   A d d r e s s   L i n e   8 < / C o m p a n y A d d r e s s L i n e 8 > +                 < C o m p a n y A d d r e s s L i n e > C o m p a n y   A d d r e s s   L i n e   1 < / C o m p a n y A d d r e s s L i n e > + 
+                 < C o m p a n y A d d r e s s L i n e > C o m p a n y   A d d r e s s   L i n e   2 < / C o m p a n y A d d r e s s L i n e > + 
+                 < C o m p a n y A d d r e s s L i n e > C o m p a n y   A d d r e s s   L i n e   3 < / C o m p a n y A d d r e s s L i n e > + 
+                 < C o m p a n y A d d r e s s L i n e > C o m p a n y   A d d r e s s   L i n e   4 < / C o m p a n y A d d r e s s L i n e > + 
+                 < C o m p a n y A d d r e s s L i n e > C o m p a n y   A d d r e s s   L i n e   5 < / C o m p a n y A d d r e s s L i n e > + 
+                 < C o m p a n y A d d r e s s L i n e > C o m p a n y   A d d r e s s   L i n e   6 < / C o m p a n y A d d r e s s L i n e > + 
+                 < C o m p a n y A d d r e s s L i n e > C o m p a n y   A d d r e s s   L i n e   7 < / C o m p a n y A d d r e s s L i n e > + 
+                 < C o m p a n y A d d r e s s L i n e > C o m p a n y   A d d r e s s   L i n e   8 < / C o m p a n y A d d r e s s L i n e >   
              < / C o m p a n y A d d r e s s L i n e s >   
@@ -4688,19 +4624,19 @@
  
              < D e f e r r a l S t a r t D a t e > D e f e r r a l S t a r t D a t e < / D e f e r r a l S t a r t D a t e >   
+             < D o c u m e n t _ N o > D o c u m e n t _ N o < / D o c u m e n t _ N o > + 
+             < D o c u m e n t _ T y p e > D o c u m e n t _ T y p e < / D o c u m e n t _ T y p e > + 
              < D o c u m e n t T y p e > D o c u m e n t T y p e < / D o c u m e n t T y p e >   
              < D o c u m e n t T y p e S t r i n g > D o c u m e n t T y p e S t r i n g < / D o c u m e n t T y p e S t r i n g >   
-             < D o c u m e n t _ N o > D o c u m e n t _ N o < / D o c u m e n t _ N o > - 
-             < D o c u m e n t _ T y p e > D o c u m e n t _ T y p e < / D o c u m e n t _ T y p e > +             < L i n e _ N o > L i n e _ N o < / L i n e _ N o >   
              < L i n e D e s c r i p t i o n > L i n e D e s c r i p t i o n < / L i n e D e s c r i p t i o n >   
              < L i n e T y p e > L i n e T y p e < / L i n e T y p e > - 
-             < L i n e _ N o > L i n e _ N o < / L i n e _ N o >   
              < N o _ G L A c c > N o _ G L A c c < / N o _ G L A c c >   

--- a/src/Layers/W1/BaseApp/Finance/Deferral/DeferralSummaryPurchasingBody.docx
+++ b/src/Layers/W1/BaseApp/Finance/Deferral/DeferralSummaryPurchasingBody.docx
@@ -53,7 +53,7 @@
                 <w:placeholder>
                   <w:docPart w:val="EF829CD7B07940CD85D3EC154428ACD2"/>
                 </w:placeholder>
-                <w:dataBinding w:prefixMappings="&lt;xmlns:ns0='urn:microsoft-dynamics-nav/reports/Deferral_Summary_Purchasing/1702/' " w:xpath="/ns0:NavWordReportXmlPart[1]/ns0:Labels[1]/ns0:BalAsOfDateCaption[1]" w:storeItemID="{5F9AA176-249A-498C-98A4-F8C0DDD74752}"/>
+                <w:dataBinding w:prefixMappings="xmlns:ns0='urn:microsoft-dynamics-nav/reports/Deferral_Summary_Purchasing/1702/'" w:xpath="/ns0:NavWordReportXmlPart[1]/ns0:Labels[1]/ns0:BalAsOfDateCaption[1]" w:storeItemID="{5F9AA176-249A-498C-98A4-F8C0DDD74752}"/>
                 <w:text/>
               </w:sdtPr>
               <w:sdtContent>
@@ -75,7 +75,7 @@
             </w:placeholder>
             <w15:color w:val="808080"/>
             <w:text/>
-            <w:dataBinding w:prefixMappings="&lt;xmlns:ns0='urn:microsoft-dynamics-nav/reports/Deferral_Summary_Purchasing/1702/' " w:xpath="/ns0:NavWordReportXmlPart[1]/ns0:Labels[1]/ns0:UserLabel[1]"/>
+            <w:dataBinding w:prefixMappings="xmlns:ns0='urn:microsoft-dynamics-nav/reports/Deferral_Summary_Purchasing/1702/'" w:xpath="/ns0:NavWordReportXmlPart[1]/ns0:Labels[1]/ns0:UserLabel[1]"/>
           </w:sdtPr>
           <w:sdtContent>
             <w:tc>
@@ -161,7 +161,7 @@
                 <w:placeholder>
                   <w:docPart w:val="49C963FA2A6146FFAD7A20F85E67FDE5"/>
                 </w:placeholder>
-                <w:dataBinding w:prefixMappings="&lt;xmlns:ns0='urn:microsoft-dynamics-nav/reports/Deferral_Summary_Purchasing/1702/' " w:xpath="/ns0:NavWordReportXmlPart[1]/ns0:Vendor[1]/ns0:BalanceAsOfDateFilter[1]" w:storeItemID="{5F9AA176-249A-498C-98A4-F8C0DDD74752}"/>
+                <w:dataBinding w:prefixMappings="xmlns:ns0='urn:microsoft-dynamics-nav/reports/Deferral_Summary_Purchasing/1702/'" w:xpath="/ns0:NavWordReportXmlPart[1]/ns0:Vendor[1]/ns0:BalanceAsOfDateFilter[1]" w:storeItemID="{5F9AA176-249A-498C-98A4-F8C0DDD74752}"/>
                 <w:text/>
               </w:sdtPr>
               <w:sdtContent>
@@ -183,7 +183,7 @@
             </w:placeholder>
             <w15:color w:val="808080"/>
             <w:text/>
-            <w:dataBinding w:prefixMappings="&lt;xmlns:ns0='urn:microsoft-dynamics-nav/reports/Deferral_Summary_Purchasing/1702/' " w:xpath="/ns0:NavWordReportXmlPart[1]/ns0:BCReportInformation[1]/ns0:ReportRequest[1]/ns0:UserName[1]"/>
+            <w:dataBinding w:prefixMappings="xmlns:ns0='urn:microsoft-dynamics-nav/reports/Deferral_Summary_Purchasing/1702/'" w:xpath="/ns0:NavWordReportXmlPart[1]/ns0:BCReportInformation[1]/ns0:ReportRequest[1]/ns0:UserName[1]"/>
           </w:sdtPr>
           <w:sdtContent>
             <w:tc>
@@ -286,7 +286,7 @@
             <w:placeholder>
               <w:docPart w:val="5C4EF05920754B57B44CA25FC8F09904"/>
             </w:placeholder>
-            <w:dataBinding w:prefixMappings="&lt;xmlns:ns0='urn:microsoft-dynamics-nav/reports/Deferral_Summary_Purchasing/1702/' " w:xpath="/ns0:NavWordReportXmlPart[1]/ns0:Labels[1]/ns0:PostingDateCaption[1]" w:storeItemID="{5F9AA176-249A-498C-98A4-F8C0DDD74752}"/>
+            <w:dataBinding w:prefixMappings="xmlns:ns0='urn:microsoft-dynamics-nav/reports/Deferral_Summary_Purchasing/1702/'" w:xpath="/ns0:NavWordReportXmlPart[1]/ns0:Labels[1]/ns0:PostingDateCaption[1]" w:storeItemID="{5F9AA176-249A-498C-98A4-F8C0DDD74752}"/>
             <w:text/>
           </w:sdtPr>
           <w:sdtContent>
@@ -320,7 +320,7 @@
             <w:placeholder>
               <w:docPart w:val="535AE1B009B5463C929B27768A622A44"/>
             </w:placeholder>
-            <w:dataBinding w:prefixMappings="&lt;xmlns:ns0='urn:microsoft-dynamics-nav/reports/Deferral_Summary_Purchasing/1702/' " w:xpath="/ns0:NavWordReportXmlPart[1]/ns0:Labels[1]/ns0:DocNoCaption[1]" w:storeItemID="{5F9AA176-249A-498C-98A4-F8C0DDD74752}"/>
+            <w:dataBinding w:prefixMappings="xmlns:ns0='urn:microsoft-dynamics-nav/reports/Deferral_Summary_Purchasing/1702/'" w:xpath="/ns0:NavWordReportXmlPart[1]/ns0:Labels[1]/ns0:DocNoCaption[1]" w:storeItemID="{5F9AA176-249A-498C-98A4-F8C0DDD74752}"/>
             <w:text/>
           </w:sdtPr>
           <w:sdtContent>
@@ -355,7 +355,7 @@
             <w:placeholder>
               <w:docPart w:val="5C4EF05920754B57B44CA25FC8F09904"/>
             </w:placeholder>
-            <w:dataBinding w:prefixMappings="&lt;xmlns:ns0='urn:microsoft-dynamics-nav/reports/Deferral_Summary_Purchasing/1702/' " w:xpath="/ns0:NavWordReportXmlPart[1]/ns0:Labels[1]/ns0:DocTypeCaption[1]" w:storeItemID="{5F9AA176-249A-498C-98A4-F8C0DDD74752}"/>
+            <w:dataBinding w:prefixMappings="xmlns:ns0='urn:microsoft-dynamics-nav/reports/Deferral_Summary_Purchasing/1702/'" w:xpath="/ns0:NavWordReportXmlPart[1]/ns0:Labels[1]/ns0:DocTypeCaption[1]" w:storeItemID="{5F9AA176-249A-498C-98A4-F8C0DDD74752}"/>
             <w:text/>
           </w:sdtPr>
           <w:sdtContent>
@@ -389,7 +389,7 @@
             <w:placeholder>
               <w:docPart w:val="2442592AC05645D8BCA3459AE132A249"/>
             </w:placeholder>
-            <w:dataBinding w:prefixMappings="&lt;xmlns:ns0='urn:microsoft-dynamics-nav/reports/Deferral_Summary_Purchasing/1702/' " w:xpath="/ns0:NavWordReportXmlPart[1]/ns0:Labels[1]/ns0:LineTypeCaption[1]" w:storeItemID="{5F9AA176-249A-498C-98A4-F8C0DDD74752}"/>
+            <w:dataBinding w:prefixMappings="xmlns:ns0='urn:microsoft-dynamics-nav/reports/Deferral_Summary_Purchasing/1702/'" w:xpath="/ns0:NavWordReportXmlPart[1]/ns0:Labels[1]/ns0:LineTypeCaption[1]" w:storeItemID="{5F9AA176-249A-498C-98A4-F8C0DDD74752}"/>
             <w:text/>
           </w:sdtPr>
           <w:sdtContent>
@@ -423,7 +423,7 @@
             <w:placeholder>
               <w:docPart w:val="0CF761FCC4D140E4B9669C380B6A1461"/>
             </w:placeholder>
-            <w:dataBinding w:prefixMappings="&lt;xmlns:ns0='urn:microsoft-dynamics-nav/reports/Deferral_Summary_Purchasing/1702/' " w:xpath="/ns0:NavWordReportXmlPart[1]/ns0:Labels[1]/ns0:LineDescCaption[1]" w:storeItemID="{5F9AA176-249A-498C-98A4-F8C0DDD74752}"/>
+            <w:dataBinding w:prefixMappings="xmlns:ns0='urn:microsoft-dynamics-nav/reports/Deferral_Summary_Purchasing/1702/'" w:xpath="/ns0:NavWordReportXmlPart[1]/ns0:Labels[1]/ns0:LineDescCaption[1]" w:storeItemID="{5F9AA176-249A-498C-98A4-F8C0DDD74752}"/>
             <w:text/>
           </w:sdtPr>
           <w:sdtContent>
@@ -457,7 +457,7 @@
             <w:placeholder>
               <w:docPart w:val="954F809E97C142BEAEA48A1313AD151F"/>
             </w:placeholder>
-            <w:dataBinding w:prefixMappings="&lt;xmlns:ns0='urn:microsoft-dynamics-nav/reports/Deferral_Summary_Purchasing/1702/' " w:xpath="/ns0:NavWordReportXmlPart[1]/ns0:Labels[1]/ns0:DeferralAccountCaption[1]" w:storeItemID="{5F9AA176-249A-498C-98A4-F8C0DDD74752}"/>
+            <w:dataBinding w:prefixMappings="xmlns:ns0='urn:microsoft-dynamics-nav/reports/Deferral_Summary_Purchasing/1702/'" w:xpath="/ns0:NavWordReportXmlPart[1]/ns0:Labels[1]/ns0:DeferralAccountCaption[1]" w:storeItemID="{5F9AA176-249A-498C-98A4-F8C0DDD74752}"/>
             <w:text/>
           </w:sdtPr>
           <w:sdtContent>
@@ -491,7 +491,7 @@
             <w:placeholder>
               <w:docPart w:val="D15DB7E4B8E444C69F01E5F62A7F7942"/>
             </w:placeholder>
-            <w:dataBinding w:prefixMappings="&lt;xmlns:ns0='urn:microsoft-dynamics-nav/reports/Deferral_Summary_Purchasing/1702/' " w:xpath="/ns0:NavWordReportXmlPart[1]/ns0:Labels[1]/ns0:DefStartDateCaption[1]" w:storeItemID="{5F9AA176-249A-498C-98A4-F8C0DDD74752}"/>
+            <w:dataBinding w:prefixMappings="xmlns:ns0='urn:microsoft-dynamics-nav/reports/Deferral_Summary_Purchasing/1702/'" w:xpath="/ns0:NavWordReportXmlPart[1]/ns0:Labels[1]/ns0:DefStartDateCaption[1]" w:storeItemID="{5F9AA176-249A-498C-98A4-F8C0DDD74752}"/>
             <w:text/>
           </w:sdtPr>
           <w:sdtContent>
@@ -526,7 +526,7 @@
             <w:placeholder>
               <w:docPart w:val="F147C5D24CF54034832C82C0497839A3"/>
             </w:placeholder>
-            <w:dataBinding w:prefixMappings="&lt;xmlns:ns0='urn:microsoft-dynamics-nav/reports/Deferral_Summary_Purchasing/1702/' " w:xpath="/ns0:NavWordReportXmlPart[1]/ns0:Labels[1]/ns0:NoOfPeriodsCaption[1]" w:storeItemID="{5F9AA176-249A-498C-98A4-F8C0DDD74752}"/>
+            <w:dataBinding w:prefixMappings="xmlns:ns0='urn:microsoft-dynamics-nav/reports/Deferral_Summary_Purchasing/1702/'" w:xpath="/ns0:NavWordReportXmlPart[1]/ns0:Labels[1]/ns0:NoOfPeriodsCaption[1]" w:storeItemID="{5F9AA176-249A-498C-98A4-F8C0DDD74752}"/>
             <w:text/>
           </w:sdtPr>
           <w:sdtContent>
@@ -561,7 +561,7 @@
             <w:placeholder>
               <w:docPart w:val="C5E50329B86841C59849F586A5295AA8"/>
             </w:placeholder>
-            <w:dataBinding w:prefixMappings="&lt;xmlns:ns0='urn:microsoft-dynamics-nav/reports/Deferral_Summary_Purchasing/1702/' " w:xpath="/ns0:NavWordReportXmlPart[1]/ns0:Labels[1]/ns0:AmountRecognizedCaption[1]" w:storeItemID="{5F9AA176-249A-498C-98A4-F8C0DDD74752}"/>
+            <w:dataBinding w:prefixMappings="xmlns:ns0='urn:microsoft-dynamics-nav/reports/Deferral_Summary_Purchasing/1702/'" w:xpath="/ns0:NavWordReportXmlPart[1]/ns0:Labels[1]/ns0:AmountRecognizedCaption[1]" w:storeItemID="{5F9AA176-249A-498C-98A4-F8C0DDD74752}"/>
             <w:text/>
           </w:sdtPr>
           <w:sdtContent>
@@ -596,7 +596,7 @@
             <w:placeholder>
               <w:docPart w:val="148B022A195D4C3C9053BD655A3C07D3"/>
             </w:placeholder>
-            <w:dataBinding w:prefixMappings="&lt;xmlns:ns0='urn:microsoft-dynamics-nav/reports/Deferral_Summary_Purchasing/1702/' " w:xpath="/ns0:NavWordReportXmlPart[1]/ns0:Labels[1]/ns0:RemAmountDefCaption[1]" w:storeItemID="{5F9AA176-249A-498C-98A4-F8C0DDD74752}"/>
+            <w:dataBinding w:prefixMappings="xmlns:ns0='urn:microsoft-dynamics-nav/reports/Deferral_Summary_Purchasing/1702/'" w:xpath="/ns0:NavWordReportXmlPart[1]/ns0:Labels[1]/ns0:RemAmountDefCaption[1]" w:storeItemID="{5F9AA176-249A-498C-98A4-F8C0DDD74752}"/>
             <w:text/>
           </w:sdtPr>
           <w:sdtContent>
@@ -631,7 +631,7 @@
             <w:placeholder>
               <w:docPart w:val="AFD942B942E04DB4A5CCF8CBA4AE7D75"/>
             </w:placeholder>
-            <w:dataBinding w:prefixMappings="&lt;xmlns:ns0='urn:microsoft-dynamics-nav/reports/Deferral_Summary_Purchasing/1702/' " w:xpath="/ns0:NavWordReportXmlPart[1]/ns0:Labels[1]/ns0:TotalAmountDefCaption[1]" w:storeItemID="{5F9AA176-249A-498C-98A4-F8C0DDD74752}"/>
+            <w:dataBinding w:prefixMappings="xmlns:ns0='urn:microsoft-dynamics-nav/reports/Deferral_Summary_Purchasing/1702/'" w:xpath="/ns0:NavWordReportXmlPart[1]/ns0:Labels[1]/ns0:TotalAmountDefCaption[1]" w:storeItemID="{5F9AA176-249A-498C-98A4-F8C0DDD74752}"/>
             <w:text/>
           </w:sdtPr>
           <w:sdtContent>
@@ -664,7 +664,7 @@
           <w:alias w:val="#Nav: /Vendor"/>
           <w:tag w:val="#Nav: Deferral_Summary_Purchasing/1702"/>
           <w:id w:val="773826964"/>
-          <w15:dataBinding w:prefixMappings="&lt;xmlns:ns0='urn:microsoft-dynamics-nav/reports/Deferral_Summary_Purchasing/1702/' " w:xpath="/ns0:NavWordReportXmlPart[1]/ns0:Vendor" w:storeItemID="{5F9AA176-249A-498C-98A4-F8C0DDD74752}"/>
+          <w15:dataBinding w:prefixMappings="xmlns:ns0='urn:microsoft-dynamics-nav/reports/Deferral_Summary_Purchasing/1702/'" w:xpath="/ns0:NavWordReportXmlPart[1]/ns0:Vendor" w:storeItemID="{5F9AA176-249A-498C-98A4-F8C0DDD74752}"/>
           <w15:repeatingSection/>
         </w:sdtPr>
         <w:sdtContent>
@@ -707,7 +707,7 @@
                         <w:placeholder>
                           <w:docPart w:val="400F348BC62B49A3AC5F51A65C8BBB49"/>
                         </w:placeholder>
-                        <w:dataBinding w:prefixMappings="&lt;xmlns:ns0='urn:microsoft-dynamics-nav/reports/Deferral_Summary_Purchasing/1702/' " w:xpath="/ns0:NavWordReportXmlPart[1]/ns0:Labels[1]/ns0:VendNoCaption[1]" w:storeItemID="{5F9AA176-249A-498C-98A4-F8C0DDD74752}"/>
+                        <w:dataBinding w:prefixMappings="xmlns:ns0='urn:microsoft-dynamics-nav/reports/Deferral_Summary_Purchasing/1702/'" w:xpath="/ns0:NavWordReportXmlPart[1]/ns0:Labels[1]/ns0:VendNoCaption[1]" w:storeItemID="{5F9AA176-249A-498C-98A4-F8C0DDD74752}"/>
                         <w:text/>
                       </w:sdtPr>
                       <w:sdtContent>
@@ -740,7 +740,7 @@
                             <w:placeholder>
                               <w:docPart w:val="E4ADF195D9D6405D88357F95C380E232"/>
                             </w:placeholder>
-                            <w:dataBinding w:prefixMappings="&lt;xmlns:ns0='urn:microsoft-dynamics-nav/reports/Deferral_Summary_Purchasing/1702/' " w:xpath="/ns0:NavWordReportXmlPart[1]/ns0:Vendor[1]/ns0:Posted_Deferral_Header[1]/ns0:VendNo[1]" w:storeItemID="{5F9AA176-249A-498C-98A4-F8C0DDD74752}"/>
+                            <w:dataBinding w:prefixMappings="xmlns:ns0='urn:microsoft-dynamics-nav/reports/Deferral_Summary_Purchasing/1702/'" w:xpath="/ns0:NavWordReportXmlPart[1]/ns0:Vendor[1]/ns0:Posted_Deferral_Header[1]/ns0:VendNo[1]" w:storeItemID="{5F9AA176-249A-498C-98A4-F8C0DDD74752}"/>
                             <w:text/>
                           </w:sdtPr>
                           <w:sdtContent>
@@ -778,7 +778,7 @@
                     <w:placeholder>
                       <w:docPart w:val="E4ADF195D9D6405D88357F95C380E232"/>
                     </w:placeholder>
-                    <w:dataBinding w:prefixMappings="&lt;xmlns:ns0='urn:microsoft-dynamics-nav/reports/Deferral_Summary_Purchasing/1702/' " w:xpath="/ns0:NavWordReportXmlPart[1]/ns0:Vendor[1]/ns0:Posted_Deferral_Header[1]/ns0:VendorName[1]" w:storeItemID="{5F9AA176-249A-498C-98A4-F8C0DDD74752}"/>
+                    <w:dataBinding w:prefixMappings="xmlns:ns0='urn:microsoft-dynamics-nav/reports/Deferral_Summary_Purchasing/1702/'" w:xpath="/ns0:NavWordReportXmlPart[1]/ns0:Vendor[1]/ns0:Posted_Deferral_Header[1]/ns0:VendorName[1]" w:storeItemID="{5F9AA176-249A-498C-98A4-F8C0DDD74752}"/>
                     <w:text/>
                   </w:sdtPr>
                   <w:sdtContent>
@@ -909,7 +909,7 @@
                   <w:alias w:val="#Nav: /Vendor/Posted_Deferral_Header"/>
                   <w:tag w:val="#Nav: Deferral_Summary_Purchasing/1702"/>
                   <w:id w:val="-75743694"/>
-                  <w15:dataBinding w:prefixMappings="&lt;xmlns:ns0='urn:microsoft-dynamics-nav/reports/Deferral_Summary_Purchasing/1702/' " w:xpath="/ns0:NavWordReportXmlPart[1]/ns0:Vendor[1]/ns0:Posted_Deferral_Header" w:storeItemID="{5F9AA176-249A-498C-98A4-F8C0DDD74752}"/>
+                  <w15:dataBinding w:prefixMappings="xmlns:ns0='urn:microsoft-dynamics-nav/reports/Deferral_Summary_Purchasing/1702/'" w:xpath="/ns0:NavWordReportXmlPart[1]/ns0:Vendor[1]/ns0:Posted_Deferral_Header" w:storeItemID="{5F9AA176-249A-498C-98A4-F8C0DDD74752}"/>
                   <w15:repeatingSection/>
                 </w:sdtPr>
                 <w:sdtContent>
@@ -960,7 +960,7 @@
                                 <w:placeholder>
                                   <w:docPart w:val="5C4EF05920754B57B44CA25FC8F09904"/>
                                 </w:placeholder>
-                                <w:dataBinding w:prefixMappings="&lt;xmlns:ns0='urn:microsoft-dynamics-nav/reports/Deferral_Summary_Purchasing/1702/' " w:xpath="/ns0:NavWordReportXmlPart[1]/ns0:Vendor[1]/ns0:Posted_Deferral_Header[1]/ns0:PostingDate[1]" w:storeItemID="{5F9AA176-249A-498C-98A4-F8C0DDD74752}"/>
+                                <w:dataBinding w:prefixMappings="xmlns:ns0='urn:microsoft-dynamics-nav/reports/Deferral_Summary_Purchasing/1702/'" w:xpath="/ns0:NavWordReportXmlPart[1]/ns0:Vendor[1]/ns0:Posted_Deferral_Header[1]/ns0:PostingDate[1]" w:storeItemID="{5F9AA176-249A-498C-98A4-F8C0DDD74752}"/>
                                 <w:text/>
                               </w:sdtPr>
                               <w:sdtEndPr>
@@ -1002,7 +1002,7 @@
                             <w:placeholder>
                               <w:docPart w:val="5C4EF05920754B57B44CA25FC8F09904"/>
                             </w:placeholder>
-                            <w:dataBinding w:prefixMappings="&lt;xmlns:ns0='urn:microsoft-dynamics-nav/reports/Deferral_Summary_Purchasing/1702/' " w:xpath="/ns0:NavWordReportXmlPart[1]/ns0:Vendor[1]/ns0:Posted_Deferral_Header[1]/ns0:Document_No[1]" w:storeItemID="{5F9AA176-249A-498C-98A4-F8C0DDD74752}"/>
+                            <w:dataBinding w:prefixMappings="xmlns:ns0='urn:microsoft-dynamics-nav/reports/Deferral_Summary_Purchasing/1702/'" w:xpath="/ns0:NavWordReportXmlPart[1]/ns0:Vendor[1]/ns0:Posted_Deferral_Header[1]/ns0:Document_No[1]" w:storeItemID="{5F9AA176-249A-498C-98A4-F8C0DDD74752}"/>
                             <w:text/>
                           </w:sdtPr>
                           <w:sdtContent>
@@ -1038,7 +1038,7 @@
                             <w:placeholder>
                               <w:docPart w:val="5C4EF05920754B57B44CA25FC8F09904"/>
                             </w:placeholder>
-                            <w:dataBinding w:prefixMappings="&lt;xmlns:ns0='urn:microsoft-dynamics-nav/reports/Deferral_Summary_Purchasing/1702/' " w:xpath="/ns0:NavWordReportXmlPart[1]/ns0:Vendor[1]/ns0:Posted_Deferral_Header[1]/ns0:DocumentTypeString[1]" w:storeItemID="{5F9AA176-249A-498C-98A4-F8C0DDD74752}"/>
+                            <w:dataBinding w:prefixMappings="xmlns:ns0='urn:microsoft-dynamics-nav/reports/Deferral_Summary_Purchasing/1702/'" w:xpath="/ns0:NavWordReportXmlPart[1]/ns0:Vendor[1]/ns0:Posted_Deferral_Header[1]/ns0:DocumentTypeString[1]" w:storeItemID="{5F9AA176-249A-498C-98A4-F8C0DDD74752}"/>
                             <w:text/>
                           </w:sdtPr>
                           <w:sdtContent>
@@ -1073,7 +1073,7 @@
                             <w:placeholder>
                               <w:docPart w:val="5C4EF05920754B57B44CA25FC8F09904"/>
                             </w:placeholder>
-                            <w:dataBinding w:prefixMappings="&lt;xmlns:ns0='urn:microsoft-dynamics-nav/reports/Deferral_Summary_Purchasing/1702/' " w:xpath="/ns0:NavWordReportXmlPart[1]/ns0:Vendor[1]/ns0:Posted_Deferral_Header[1]/ns0:LineType[1]" w:storeItemID="{5F9AA176-249A-498C-98A4-F8C0DDD74752}"/>
+                            <w:dataBinding w:prefixMappings="xmlns:ns0='urn:microsoft-dynamics-nav/reports/Deferral_Summary_Purchasing/1702/'" w:xpath="/ns0:NavWordReportXmlPart[1]/ns0:Vendor[1]/ns0:Posted_Deferral_Header[1]/ns0:LineType[1]" w:storeItemID="{5F9AA176-249A-498C-98A4-F8C0DDD74752}"/>
                             <w:text/>
                           </w:sdtPr>
                           <w:sdtContent>
@@ -1108,7 +1108,7 @@
                             <w:placeholder>
                               <w:docPart w:val="5C4EF05920754B57B44CA25FC8F09904"/>
                             </w:placeholder>
-                            <w:dataBinding w:prefixMappings="&lt;xmlns:ns0='urn:microsoft-dynamics-nav/reports/Deferral_Summary_Purchasing/1702/' " w:xpath="/ns0:NavWordReportXmlPart[1]/ns0:Vendor[1]/ns0:Posted_Deferral_Header[1]/ns0:LineDescription[1]" w:storeItemID="{5F9AA176-249A-498C-98A4-F8C0DDD74752}"/>
+                            <w:dataBinding w:prefixMappings="xmlns:ns0='urn:microsoft-dynamics-nav/reports/Deferral_Summary_Purchasing/1702/'" w:xpath="/ns0:NavWordReportXmlPart[1]/ns0:Vendor[1]/ns0:Posted_Deferral_Header[1]/ns0:LineDescription[1]" w:storeItemID="{5F9AA176-249A-498C-98A4-F8C0DDD74752}"/>
                             <w:text/>
                           </w:sdtPr>
                           <w:sdtContent>
@@ -1143,7 +1143,7 @@
                             <w:placeholder>
                               <w:docPart w:val="5C4EF05920754B57B44CA25FC8F09904"/>
                             </w:placeholder>
-                            <w:dataBinding w:prefixMappings="&lt;xmlns:ns0='urn:microsoft-dynamics-nav/reports/Deferral_Summary_Purchasing/1702/' " w:xpath="/ns0:NavWordReportXmlPart[1]/ns0:Vendor[1]/ns0:Posted_Deferral_Header[1]/ns0:DeferralAccount[1]" w:storeItemID="{5F9AA176-249A-498C-98A4-F8C0DDD74752}"/>
+                            <w:dataBinding w:prefixMappings="xmlns:ns0='urn:microsoft-dynamics-nav/reports/Deferral_Summary_Purchasing/1702/'" w:xpath="/ns0:NavWordReportXmlPart[1]/ns0:Vendor[1]/ns0:Posted_Deferral_Header[1]/ns0:DeferralAccount[1]" w:storeItemID="{5F9AA176-249A-498C-98A4-F8C0DDD74752}"/>
                             <w:text/>
                           </w:sdtPr>
                           <w:sdtContent>
@@ -1178,7 +1178,7 @@
                             <w:placeholder>
                               <w:docPart w:val="5C4EF05920754B57B44CA25FC8F09904"/>
                             </w:placeholder>
-                            <w:dataBinding w:prefixMappings="&lt;xmlns:ns0='urn:microsoft-dynamics-nav/reports/Deferral_Summary_Purchasing/1702/' " w:xpath="/ns0:NavWordReportXmlPart[1]/ns0:Vendor[1]/ns0:Posted_Deferral_Header[1]/ns0:DeferralStartDate[1]" w:storeItemID="{5F9AA176-249A-498C-98A4-F8C0DDD74752}"/>
+                            <w:dataBinding w:prefixMappings="xmlns:ns0='urn:microsoft-dynamics-nav/reports/Deferral_Summary_Purchasing/1702/'" w:xpath="/ns0:NavWordReportXmlPart[1]/ns0:Vendor[1]/ns0:Posted_Deferral_Header[1]/ns0:DeferralStartDate[1]" w:storeItemID="{5F9AA176-249A-498C-98A4-F8C0DDD74752}"/>
                             <w:text/>
                           </w:sdtPr>
                           <w:sdtContent>
@@ -1214,7 +1214,7 @@
                             <w:placeholder>
                               <w:docPart w:val="5C4EF05920754B57B44CA25FC8F09904"/>
                             </w:placeholder>
-                            <w:dataBinding w:prefixMappings="&lt;xmlns:ns0='urn:microsoft-dynamics-nav/reports/Deferral_Summary_Purchasing/1702/' " w:xpath="/ns0:NavWordReportXmlPart[1]/ns0:Vendor[1]/ns0:Posted_Deferral_Header[1]/ns0:NumOfPeriods[1]" w:storeItemID="{5F9AA176-249A-498C-98A4-F8C0DDD74752}"/>
+                            <w:dataBinding w:prefixMappings="xmlns:ns0='urn:microsoft-dynamics-nav/reports/Deferral_Summary_Purchasing/1702/'" w:xpath="/ns0:NavWordReportXmlPart[1]/ns0:Vendor[1]/ns0:Posted_Deferral_Header[1]/ns0:NumOfPeriods[1]" w:storeItemID="{5F9AA176-249A-498C-98A4-F8C0DDD74752}"/>
                             <w:text/>
                           </w:sdtPr>
                           <w:sdtContent>
@@ -1250,7 +1250,7 @@
                             <w:placeholder>
                               <w:docPart w:val="5C4EF05920754B57B44CA25FC8F09904"/>
                             </w:placeholder>
-                            <w:dataBinding w:prefixMappings="&lt;xmlns:ns0='urn:microsoft-dynamics-nav/reports/Deferral_Summary_Purchasing/1702/' " w:xpath="/ns0:NavWordReportXmlPart[1]/ns0:Vendor[1]/ns0:Posted_Deferral_Header[1]/ns0:AmtRecognized[1]" w:storeItemID="{5F9AA176-249A-498C-98A4-F8C0DDD74752}"/>
+                            <w:dataBinding w:prefixMappings="xmlns:ns0='urn:microsoft-dynamics-nav/reports/Deferral_Summary_Purchasing/1702/'" w:xpath="/ns0:NavWordReportXmlPart[1]/ns0:Vendor[1]/ns0:Posted_Deferral_Header[1]/ns0:AmtRecognized[1]" w:storeItemID="{5F9AA176-249A-498C-98A4-F8C0DDD74752}"/>
                             <w:text/>
                           </w:sdtPr>
                           <w:sdtContent>
@@ -1286,7 +1286,7 @@
                             <w:placeholder>
                               <w:docPart w:val="5C4EF05920754B57B44CA25FC8F09904"/>
                             </w:placeholder>
-                            <w:dataBinding w:prefixMappings="&lt;xmlns:ns0='urn:microsoft-dynamics-nav/reports/Deferral_Summary_Purchasing/1702/' " w:xpath="/ns0:NavWordReportXmlPart[1]/ns0:Vendor[1]/ns0:Posted_Deferral_Header[1]/ns0:RemainingAmtDeferred[1]" w:storeItemID="{5F9AA176-249A-498C-98A4-F8C0DDD74752}"/>
+                            <w:dataBinding w:prefixMappings="xmlns:ns0='urn:microsoft-dynamics-nav/reports/Deferral_Summary_Purchasing/1702/'" w:xpath="/ns0:NavWordReportXmlPart[1]/ns0:Vendor[1]/ns0:Posted_Deferral_Header[1]/ns0:RemainingAmtDeferred[1]" w:storeItemID="{5F9AA176-249A-498C-98A4-F8C0DDD74752}"/>
                             <w:text/>
                           </w:sdtPr>
                           <w:sdtContent>
@@ -1322,7 +1322,7 @@
                             <w:placeholder>
                               <w:docPart w:val="5C4EF05920754B57B44CA25FC8F09904"/>
                             </w:placeholder>
-                            <w:dataBinding w:prefixMappings="&lt;xmlns:ns0='urn:microsoft-dynamics-nav/reports/Deferral_Summary_Purchasing/1702/' " w:xpath="/ns0:NavWordReportXmlPart[1]/ns0:Vendor[1]/ns0:Posted_Deferral_Header[1]/ns0:TotalAmtDeferred[1]" w:storeItemID="{5F9AA176-249A-498C-98A4-F8C0DDD74752}"/>
+                            <w:dataBinding w:prefixMappings="xmlns:ns0='urn:microsoft-dynamics-nav/reports/Deferral_Summary_Purchasing/1702/'" w:xpath="/ns0:NavWordReportXmlPart[1]/ns0:Vendor[1]/ns0:Posted_Deferral_Header[1]/ns0:TotalAmtDeferred[1]" w:storeItemID="{5F9AA176-249A-498C-98A4-F8C0DDD74752}"/>
                             <w:text/>
                           </w:sdtPr>
                           <w:sdtContent>
@@ -1703,7 +1703,7 @@
                     <w:placeholder>
                       <w:docPart w:val="5C4EF05920754B57B44CA25FC8F09904"/>
                     </w:placeholder>
-                    <w:dataBinding w:prefixMappings="&lt;xmlns:ns0='urn:microsoft-dynamics-nav/reports/Deferral_Summary_Purchasing/1702/' " w:xpath="/ns0:NavWordReportXmlPart[1]/ns0:Vendor[1]/ns0:Totals[1]/ns0:SumAmtRecognized[1]" w:storeItemID="{5F9AA176-249A-498C-98A4-F8C0DDD74752}"/>
+                    <w:dataBinding w:prefixMappings="xmlns:ns0='urn:microsoft-dynamics-nav/reports/Deferral_Summary_Purchasing/1702/'" w:xpath="/ns0:NavWordReportXmlPart[1]/ns0:Vendor[1]/ns0:Totals[1]/ns0:SumAmtRecognized[1]" w:storeItemID="{5F9AA176-249A-498C-98A4-F8C0DDD74752}"/>
                     <w:text/>
                   </w:sdtPr>
                   <w:sdtContent>
@@ -1738,7 +1738,7 @@
                     <w:placeholder>
                       <w:docPart w:val="5C4EF05920754B57B44CA25FC8F09904"/>
                     </w:placeholder>
-                    <w:dataBinding w:prefixMappings="&lt;xmlns:ns0='urn:microsoft-dynamics-nav/reports/Deferral_Summary_Purchasing/1702/' " w:xpath="/ns0:NavWordReportXmlPart[1]/ns0:Vendor[1]/ns0:Totals[1]/ns0:SumRemainingAmtDeferred[1]" w:storeItemID="{5F9AA176-249A-498C-98A4-F8C0DDD74752}"/>
+                    <w:dataBinding w:prefixMappings="xmlns:ns0='urn:microsoft-dynamics-nav/reports/Deferral_Summary_Purchasing/1702/'" w:xpath="/ns0:NavWordReportXmlPart[1]/ns0:Vendor[1]/ns0:Totals[1]/ns0:SumRemainingAmtDeferred[1]" w:storeItemID="{5F9AA176-249A-498C-98A4-F8C0DDD74752}"/>
                     <w:text/>
                   </w:sdtPr>
                   <w:sdtContent>
@@ -1773,7 +1773,7 @@
                     <w:placeholder>
                       <w:docPart w:val="5C4EF05920754B57B44CA25FC8F09904"/>
                     </w:placeholder>
-                    <w:dataBinding w:prefixMappings="&lt;xmlns:ns0='urn:microsoft-dynamics-nav/reports/Deferral_Summary_Purchasing/1702/' " w:xpath="/ns0:NavWordReportXmlPart[1]/ns0:Vendor[1]/ns0:Totals[1]/ns0:SumTotalAmtDeferred[1]" w:storeItemID="{5F9AA176-249A-498C-98A4-F8C0DDD74752}"/>
+                    <w:dataBinding w:prefixMappings="xmlns:ns0='urn:microsoft-dynamics-nav/reports/Deferral_Summary_Purchasing/1702/'" w:xpath="/ns0:NavWordReportXmlPart[1]/ns0:Vendor[1]/ns0:Totals[1]/ns0:SumTotalAmtDeferred[1]" w:storeItemID="{5F9AA176-249A-498C-98A4-F8C0DDD74752}"/>
                     <w:text/>
                   </w:sdtPr>
                   <w:sdtContent>
@@ -4063,6 +4063,8 @@
  
              < R e p o r t N a m e > R e p o r t   N a m e < / R e p o r t N a m e >   
+             < R e p o r t C a p t i o n > R e p o r t   C a p t i o n < / R e p o r t C a p t i o n > + 
              < A b o u t T h i s R e p o r t T i t l e > A b o u t   T h i s   R e p o r t   T i t l e < / A b o u t T h i s R e p o r t T i t l e >   
              < A b o u t T h i s R e p o r t T e x t > A b o u t   T h i s   R e p o r t   T e x t < / A b o u t T h i s R e p o r t T e x t > @@ -4117,21 +4119,21 @@
  
              < C o m p a n y A d d r e s s L i n e s >   
-                 < C o m p a n y A d d r e s s L i n e > C o m p a n y   A d d r e s s   L i n e   1 < / C o m p a n y A d d r e s s L i n e > - 
-                 < C o m p a n y A d d r e s s L i n e > C o m p a n y   A d d r e s s   L i n e   2 < / C o m p a n y A d d r e s s L i n e > - 
-                 < C o m p a n y A d d r e s s L i n e > C o m p a n y   A d d r e s s   L i n e   3 < / C o m p a n y A d d r e s s L i n e > - 
-                 < C o m p a n y A d d r e s s L i n e > C o m p a n y   A d d r e s s   L i n e   4 < / C o m p a n y A d d r e s s L i n e > - 
-                 < C o m p a n y A d d r e s s L i n e > C o m p a n y   A d d r e s s   L i n e   5 < / C o m p a n y A d d r e s s L i n e > - 
-                 < C o m p a n y A d d r e s s L i n e > C o m p a n y   A d d r e s s   L i n e   6 < / C o m p a n y A d d r e s s L i n e > - 
-                 < C o m p a n y A d d r e s s L i n e > C o m p a n y   A d d r e s s   L i n e   7 < / C o m p a n y A d d r e s s L i n e > - 
-                 < C o m p a n y A d d r e s s L i n e > C o m p a n y   A d d r e s s   L i n e   8 < / C o m p a n y A d d r e s s L i n e > +                 < C o m p a n y A d d r e s s L i n e 1 > C o m p a n y   A d d r e s s   L i n e   1 < / C o m p a n y A d d r e s s L i n e 1 > + 
+                 < C o m p a n y A d d r e s s L i n e 2 > C o m p a n y   A d d r e s s   L i n e   2 < / C o m p a n y A d d r e s s L i n e 2 > + 
+                 < C o m p a n y A d d r e s s L i n e 3 > C o m p a n y   A d d r e s s   L i n e   3 < / C o m p a n y A d d r e s s L i n e 3 > + 
+                 < C o m p a n y A d d r e s s L i n e 4 > C o m p a n y   A d d r e s s   L i n e   4 < / C o m p a n y A d d r e s s L i n e 4 > + 
+                 < C o m p a n y A d d r e s s L i n e 5 > C o m p a n y   A d d r e s s   L i n e   5 < / C o m p a n y A d d r e s s L i n e 5 > + 
+                 < C o m p a n y A d d r e s s L i n e 6 > C o m p a n y   A d d r e s s   L i n e   6 < / C o m p a n y A d d r e s s L i n e 6 > + 
+                 < C o m p a n y A d d r e s s L i n e 7 > C o m p a n y   A d d r e s s   L i n e   7 < / C o m p a n y A d d r e s s L i n e 7 > + 
+                 < C o m p a n y A d d r e s s L i n e 8 > C o m p a n y   A d d r e s s   L i n e   8 < / C o m p a n y A d d r e s s L i n e 8 >   
              < / C o m p a n y A d d r e s s L i n e s >   
@@ -4261,19 +4263,19 @@
  
      < V e n d o r   E l e m e n t T y p e = " D a t a I t e m "   E l e m e n t I d = " 2 1 1 4 8 2 1 6 7 " >   
-         < A c c o u n t N o C a p t i o n   E l e m e n t T y p e = " C o l u m n "   E l e m e n t I d = " 4 5 9 9 9 7 5 8 9 "   D a t a T y p e = " T e x t C o n s t " > A c c o u n t N o C a p t i o n < / A c c o u n t N o C a p t i o n > - 
-         < A m t R e c o g n i z e d C a p t i o n   E l e m e n t T y p e = " C o l u m n "   E l e m e n t I d = " 5 8 2 8 5 6 6 1 3 "   D a t a T y p e = " T e x t C o n s t " > A m t R e c o g n i z e d C a p t i o n < / A m t R e c o g n i z e d C a p t i o n > +         < A c c o u n t N o C a p t i o n   E l e m e n t T y p e = " C o l u m n "   E l e m e n t I d = " 4 5 9 9 9 7 5 8 9 "   D a t a T y p e = " L a b e l " > A c c o u n t N o C a p t i o n < / A c c o u n t N o C a p t i o n > + 
+         < A m t R e c o g n i z e d C a p t i o n   E l e m e n t T y p e = " C o l u m n "   E l e m e n t I d = " 5 8 2 8 5 6 6 1 3 "   D a t a T y p e = " L a b e l " > A m t R e c o g n i z e d C a p t i o n < / A m t R e c o g n i z e d C a p t i o n >   
          < B a l a n c e A s O f D a t e C a p t i o n   E l e m e n t T y p e = " C o l u m n "   E l e m e n t I d = " 1 8 1 5 3 3 0 6 6 "   D a t a T y p e = " S t r i n g " > B a l a n c e A s O f D a t e C a p t i o n < / B a l a n c e A s O f D a t e C a p t i o n >   
          < B a l a n c e A s O f D a t e F i l t e r   E l e m e n t T y p e = " C o l u m n "   E l e m e n t I d = " 1 8 8 0 2 0 7 9 7 2 "   D a t a T y p e = " D a t e " > B a l a n c e A s O f D a t e F i l t e r < / B a l a n c e A s O f D a t e F i l t e r >   
-         < B a l a n c e C a p t i o n   E l e m e n t T y p e = " C o l u m n "   E l e m e n t I d = " 1 7 1 0 3 0 7 0 2 9 "   D a t a T y p e = " T e x t C o n s t " > B a l a n c e C a p t i o n < / B a l a n c e C a p t i o n > +         < B a l a n c e C a p t i o n   E l e m e n t T y p e = " C o l u m n "   E l e m e n t I d = " 1 7 1 0 3 0 7 0 2 9 "   D a t a T y p e = " L a b e l " > B a l a n c e C a p t i o n < / B a l a n c e C a p t i o n >   
          < C o m p a n y N a m e   E l e m e n t T y p e = " C o l u m n "   E l e m e n t I d = " 1 5 9 5 4 7 7 3 9 5 "   D a t a T y p e = " S t r i n g " > C o m p a n y N a m e < / C o m p a n y N a m e >   
-         < D e f e r r a l S u m m a r y P u r c h C a p t i o n   E l e m e n t T y p e = " C o l u m n "   E l e m e n t I d = " 9 6 6 4 5 2 9 7 2 "   D a t a T y p e = " T e x t C o n s t " > D e f e r r a l S u m m a r y P u r c h C a p t i o n < / D e f e r r a l S u m m a r y P u r c h C a p t i o n > +         < D e f e r r a l S u m m a r y P u r c h C a p t i o n   E l e m e n t T y p e = " C o l u m n "   E l e m e n t I d = " 9 6 6 4 5 2 9 7 2 "   D a t a T y p e = " L a b e l " > D e f e r r a l S u m m a r y P u r c h C a p t i o n < / D e f e r r a l S u m m a r y P u r c h C a p t i o n >   
          < D o c u m e n t C a p t i o n   E l e m e n t T y p e = " C o l u m n "   E l e m e n t I d = " 7 3 5 3 8 4 3 3 2 "   D a t a T y p e = " S t r i n g " > D o c u m e n t C a p t i o n < / D o c u m e n t C a p t i o n >   
@@ -4283,23 +4285,23 @@
  
          < G L A c c T a b l e C a p t i o n   E l e m e n t T y p e = " C o l u m n "   E l e m e n t I d = " 4 8 6 9 6 5 6 8 7 "   D a t a T y p e = " S t r i n g " > G L A c c T a b l e C a p t i o n < / G L A c c T a b l e C a p t i o n >   
-         < G L B a l C a p t i o n   E l e m e n t T y p e = " C o l u m n "   E l e m e n t I d = " 1 2 0 3 1 1 2 7 1 3 "   D a t a T y p e = " T e x t C o n s t " > G L B a l C a p t i o n < / G L B a l C a p t i o n > +         < G L B a l C a p t i o n   E l e m e n t T y p e = " C o l u m n "   E l e m e n t I d = " 1 2 0 3 1 1 2 7 1 3 "   D a t a T y p e = " L a b e l " > G L B a l C a p t i o n < / G L B a l C a p t i o n >   
          < G L F i l t e r   E l e m e n t T y p e = " C o l u m n "   E l e m e n t I d = " 4 3 3 3 0 5 9 8 "   D a t a T y p e = " T e x t " > G L F i l t e r < / G L F i l t e r >   
-         < P a g e C a p t i o n   E l e m e n t T y p e = " C o l u m n "   E l e m e n t I d = " 1 6 4 5 7 9 0 3 1 2 "   D a t a T y p e = " T e x t C o n s t " > P a g e C a p t i o n < / P a g e C a p t i o n > +         < P a g e C a p t i o n   E l e m e n t T y p e = " C o l u m n "   E l e m e n t I d = " 1 6 4 5 7 9 0 3 1 2 "   D a t a T y p e = " L a b e l " > P a g e C a p t i o n < / P a g e C a p t i o n >   
          < P a g e G r o u p N o   E l e m e n t T y p e = " C o l u m n "   E l e m e n t I d = " 6 4 9 1 8 0 1 4 4 "   D a t a T y p e = " I n t e g e r " > P a g e G r o u p N o < / P a g e G r o u p N o >   
-         < P e r i o d C a p t i o n   E l e m e n t T y p e = " C o l u m n "   E l e m e n t I d = " 1 4 7 8 2 5 3 4 2 2 "   D a t a T y p e = " T e x t C o n s t " > P e r i o d C a p t i o n < / P e r i o d C a p t i o n > - 
-         < R e m A m t D e f C a p t i o n   E l e m e n t T y p e = " C o l u m n "   E l e m e n t I d = " 1 4 1 6 1 9 6 6 6 2 "   D a t a T y p e = " T e x t C o n s t " > R e m A m t D e f C a p t i o n < / R e m A m t D e f C a p t i o n > - 
-         < T o t A m t D e f C a p t i o n   E l e m e n t T y p e = " C o l u m n "   E l e m e n t I d = " 1 8 9 9 9 9 0 1 1 5 "   D a t a T y p e = " T e x t C o n s t " > T o t A m t D e f C a p t i o n < / T o t A m t D e f C a p t i o n > +         < P e r i o d C a p t i o n   E l e m e n t T y p e = " C o l u m n "   E l e m e n t I d = " 1 4 7 8 2 5 3 4 2 2 "   D a t a T y p e = " L a b e l " > P e r i o d C a p t i o n < / P e r i o d C a p t i o n > + 
+         < R e m A m t D e f C a p t i o n   E l e m e n t T y p e = " C o l u m n "   E l e m e n t I d = " 1 4 1 6 1 9 6 6 6 2 "   D a t a T y p e = " L a b e l " > R e m A m t D e f C a p t i o n < / R e m A m t D e f C a p t i o n > + 
+         < T o t A m t D e f C a p t i o n   E l e m e n t T y p e = " C o l u m n "   E l e m e n t I d = " 1 8 9 9 9 9 0 1 1 5 "   D a t a T y p e = " L a b e l " > T o t A m t D e f C a p t i o n < / T o t A m t D e f C a p t i o n >   
          < V e n d o r C a p t i o n   E l e m e n t T y p e = " C o l u m n "   E l e m e n t I d = " 4 2 2 7 0 5 4 5 "   D a t a T y p e = " S t r i n g " > V e n d o r C a p t i o n < / V e n d o r C a p t i o n >   
-         < P o s t e d _ D e f e r r a l _ H e a d e r   E l e m e n t T y p e = " D a t a I t e m "   E l e m e n t I d = " 6 5 9 2 4 7 9 8 0 " > +         < P o s t e d _ D e f e r r a l _ H e a d e r   E l e m e n t T y p e = " D a t a I t e m "   E l e m e n t I d = " 1 0 4 2 5 8 3 7 8 8 " >   
              < A c c o u n t N a m e   E l e m e n t T y p e = " C o l u m n "   E l e m e n t I d = " 1 7 2 4 8 6 5 1 3 3 "   D a t a T y p e = " T e x t " > A c c o u n t N a m e < / A c c o u n t N a m e >   
@@ -4311,19 +4313,19 @@
  
              < D e f e r r a l S t a r t D a t e   E l e m e n t T y p e = " C o l u m n "   E l e m e n t I d = " 1 6 8 9 5 5 6 7 5 0 "   D a t a T y p e = " S t r i n g " > D e f e r r a l S t a r t D a t e < / D e f e r r a l S t a r t D a t e >   
+             < D o c u m e n t T y p e   E l e m e n t T y p e = " C o l u m n "   E l e m e n t I d = " 2 0 8 9 7 9 9 8 9 8 "   D a t a T y p e = " I n t e g e r " > D o c u m e n t T y p e < / D o c u m e n t T y p e > + 
+             < D o c u m e n t T y p e S t r i n g   E l e m e n t T y p e = " C o l u m n "   E l e m e n t I d = " 1 1 4 8 3 5 6 4 1 7 "   D a t a T y p e = " T e x t " > D o c u m e n t T y p e S t r i n g < / D o c u m e n t T y p e S t r i n g > + 
              < D o c u m e n t _ N o   E l e m e n t T y p e = " C o l u m n "   E l e m e n t I d = " 1 2 4 5 9 8 9 3 4 0 "   D a t a T y p e = " C o d e " > D o c u m e n t _ N o < / D o c u m e n t _ N o >   
              < D o c u m e n t _ T y p e   E l e m e n t T y p e = " C o l u m n "   E l e m e n t I d = " 7 4 3 6 1 2 2 9 "   D a t a T y p e = " I n t e g e r " > D o c u m e n t _ T y p e < / D o c u m e n t _ T y p e >   
-             < D o c u m e n t T y p e   E l e m e n t T y p e = " C o l u m n "   E l e m e n t I d = " 2 0 8 9 7 9 9 8 9 8 "   D a t a T y p e = " I n t e g e r " > D o c u m e n t T y p e < / D o c u m e n t T y p e > - 
-             < D o c u m e n t T y p e S t r i n g   E l e m e n t T y p e = " C o l u m n "   E l e m e n t I d = " 1 1 4 8 3 5 6 4 1 7 "   D a t a T y p e = " T e x t " > D o c u m e n t T y p e S t r i n g < / D o c u m e n t T y p e S t r i n g > +             < L i n e D e s c r i p t i o n   E l e m e n t T y p e = " C o l u m n "   E l e m e n t I d = " 6 7 3 6 4 4 5 0 1 "   D a t a T y p e = " T e x t " > L i n e D e s c r i p t i o n < / L i n e D e s c r i p t i o n > + 
+             < L i n e T y p e   E l e m e n t T y p e = " C o l u m n "   E l e m e n t I d = " 1 4 5 0 4 2 2 9 4 1 "   D a t a T y p e = " O p t i o n " > L i n e T y p e < / L i n e T y p e >   
              < L i n e _ N o   E l e m e n t T y p e = " C o l u m n "   E l e m e n t I d = " 2 4 7 0 5 6 1 9 5 "   D a t a T y p e = " I n t e g e r " > L i n e _ N o < / L i n e _ N o > - 
-             < L i n e D e s c r i p t i o n   E l e m e n t T y p e = " C o l u m n "   E l e m e n t I d = " 6 7 3 6 4 4 5 0 1 "   D a t a T y p e = " T e x t " > L i n e D e s c r i p t i o n < / L i n e D e s c r i p t i o n > - 
-             < L i n e T y p e   E l e m e n t T y p e = " C o l u m n "   E l e m e n t I d = " 1 4 5 0 4 2 2 9 4 1 "   D a t a T y p e = " O p t i o n " > L i n e T y p e < / L i n e T y p e >   
              < N o _ G L A c c   E l e m e n t T y p e = " C o l u m n "   E l e m e n t I d = " 1 3 7 2 6 3 7 1 8 3 "   D a t a T y p e = " C o d e " > N o _ G L A c c < / N o _ G L A c c >   
@@ -4378,6 +4380,8 @@
  
              < R e p o r t N a m e > R e p o r t   N a m e < / R e p o r t N a m e >   
+             < R e p o r t C a p t i o n > R e p o r t   C a p t i o n < / R e p o r t C a p t i o n > + 
              < A b o u t T h i s R e p o r t T i t l e > A b o u t   T h i s   R e p o r t   T i t l e < / A b o u t T h i s R e p o r t T i t l e >   
              < A b o u t T h i s R e p o r t T e x t > A b o u t   T h i s   R e p o r t   T e x t < / A b o u t T h i s R e p o r t T e x t > @@ -4432,21 +4436,21 @@
  
              < C o m p a n y A d d r e s s L i n e s >   
-                 < C o m p a n y A d d r e s s L i n e > C o m p a n y   A d d r e s s   L i n e   1 < / C o m p a n y A d d r e s s L i n e > - 
-                 < C o m p a n y A d d r e s s L i n e > C o m p a n y   A d d r e s s   L i n e   2 < / C o m p a n y A d d r e s s L i n e > - 
-                 < C o m p a n y A d d r e s s L i n e > C o m p a n y   A d d r e s s   L i n e   3 < / C o m p a n y A d d r e s s L i n e > - 
-                 < C o m p a n y A d d r e s s L i n e > C o m p a n y   A d d r e s s   L i n e   4 < / C o m p a n y A d d r e s s L i n e > - 
-                 < C o m p a n y A d d r e s s L i n e > C o m p a n y   A d d r e s s   L i n e   5 < / C o m p a n y A d d r e s s L i n e > - 
-                 < C o m p a n y A d d r e s s L i n e > C o m p a n y   A d d r e s s   L i n e   6 < / C o m p a n y A d d r e s s L i n e > - 
-                 < C o m p a n y A d d r e s s L i n e > C o m p a n y   A d d r e s s   L i n e   7 < / C o m p a n y A d d r e s s L i n e > - 
-                 < C o m p a n y A d d r e s s L i n e > C o m p a n y   A d d r e s s   L i n e   8 < / C o m p a n y A d d r e s s L i n e > +                 < C o m p a n y A d d r e s s L i n e 1 > C o m p a n y   A d d r e s s   L i n e   1 < / C o m p a n y A d d r e s s L i n e 1 > + 
+                 < C o m p a n y A d d r e s s L i n e 2 > C o m p a n y   A d d r e s s   L i n e   2 < / C o m p a n y A d d r e s s L i n e 2 > + 
+                 < C o m p a n y A d d r e s s L i n e 3 > C o m p a n y   A d d r e s s   L i n e   3 < / C o m p a n y A d d r e s s L i n e 3 > + 
+                 < C o m p a n y A d d r e s s L i n e 4 > C o m p a n y   A d d r e s s   L i n e   4 < / C o m p a n y A d d r e s s L i n e 4 > + 
+                 < C o m p a n y A d d r e s s L i n e 5 > C o m p a n y   A d d r e s s   L i n e   5 < / C o m p a n y A d d r e s s L i n e 5 > + 
+                 < C o m p a n y A d d r e s s L i n e 6 > C o m p a n y   A d d r e s s   L i n e   6 < / C o m p a n y A d d r e s s L i n e 6 > + 
+                 < C o m p a n y A d d r e s s L i n e 7 > C o m p a n y   A d d r e s s   L i n e   7 < / C o m p a n y A d d r e s s L i n e 7 > + 
+                 < C o m p a n y A d d r e s s L i n e 8 > C o m p a n y   A d d r e s s   L i n e   8 < / C o m p a n y A d d r e s s L i n e 8 >   
              < / C o m p a n y A d d r e s s L i n e s >   
@@ -4624,19 +4628,19 @@
  
              < D e f e r r a l S t a r t D a t e > D e f e r r a l S t a r t D a t e < / D e f e r r a l S t a r t D a t e >   
+             < D o c u m e n t T y p e > D o c u m e n t T y p e < / D o c u m e n t T y p e > + 
+             < D o c u m e n t T y p e S t r i n g > D o c u m e n t T y p e S t r i n g < / D o c u m e n t T y p e S t r i n g > + 
              < D o c u m e n t _ N o > D o c u m e n t _ N o < / D o c u m e n t _ N o >   
              < D o c u m e n t _ T y p e > D o c u m e n t _ T y p e < / D o c u m e n t _ T y p e >   
-             < D o c u m e n t T y p e > D o c u m e n t T y p e < / D o c u m e n t T y p e > - 
-             < D o c u m e n t T y p e S t r i n g > D o c u m e n t T y p e S t r i n g < / D o c u m e n t T y p e S t r i n g > +             < L i n e D e s c r i p t i o n > L i n e D e s c r i p t i o n < / L i n e D e s c r i p t i o n > + 
+             < L i n e T y p e > L i n e T y p e < / L i n e T y p e >   
              < L i n e _ N o > L i n e _ N o < / L i n e _ N o > - 
-             < L i n e D e s c r i p t i o n > L i n e D e s c r i p t i o n < / L i n e D e s c r i p t i o n > - 
-             < L i n e T y p e > L i n e T y p e < / L i n e T y p e >   
              < N o _ G L A c c > N o _ G L A c c < / N o _ G L A c c >   
